--- a/6. Multi Threading.docx
+++ b/6. Multi Threading.docx
@@ -1820,8 +1820,6 @@
           <w:lang w:eastAsia="en-IN"/>
         </w:rPr>
       </w:pPr>
-      <w:bookmarkStart w:id="0" w:name="_GoBack"/>
-      <w:bookmarkEnd w:id="0"/>
     </w:p>
     <w:p>
       <w:pPr>
@@ -1835,8 +1833,8 @@
           <w:lang w:eastAsia="en-IN"/>
         </w:rPr>
       </w:pPr>
-      <w:bookmarkStart w:id="1" w:name="_Toc158098017"/>
-      <w:bookmarkStart w:id="2" w:name="_Toc213610957"/>
+      <w:bookmarkStart w:id="0" w:name="_Toc158098017"/>
+      <w:bookmarkStart w:id="1" w:name="_Toc213610957"/>
       <w:r>
         <w:rPr>
           <w:rFonts w:eastAsia="Times New Roman"/>
@@ -1848,7 +1846,7 @@
         <w:lastRenderedPageBreak/>
         <w:t xml:space="preserve">1. </w:t>
       </w:r>
-      <w:bookmarkEnd w:id="1"/>
+      <w:bookmarkEnd w:id="0"/>
       <w:r>
         <w:rPr>
           <w:rFonts w:eastAsia="Times New Roman"/>
@@ -1859,7 +1857,7 @@
         </w:rPr>
         <w:t>What is Multithreading?</w:t>
       </w:r>
-      <w:bookmarkEnd w:id="2"/>
+      <w:bookmarkEnd w:id="1"/>
     </w:p>
     <w:p>
       <w:pPr>
@@ -2307,7 +2305,7 @@
     </w:p>
     <w:tbl>
       <w:tblPr>
-        <w:tblW w:w="9757" w:type="dxa"/>
+        <w:tblW w:w="9916" w:type="dxa"/>
         <w:tblCellSpacing w:w="15" w:type="dxa"/>
         <w:tblBorders>
           <w:top w:val="single" w:sz="4" w:space="0" w:color="auto"/>
@@ -2326,12 +2324,12 @@
         <w:tblLook w:val="04A0" w:firstRow="1" w:lastRow="0" w:firstColumn="1" w:lastColumn="0" w:noHBand="0" w:noVBand="1"/>
       </w:tblPr>
       <w:tblGrid>
-        <w:gridCol w:w="2215"/>
-        <w:gridCol w:w="7542"/>
+        <w:gridCol w:w="2250"/>
+        <w:gridCol w:w="7666"/>
       </w:tblGrid>
       <w:tr>
         <w:trPr>
-          <w:trHeight w:val="247"/>
+          <w:trHeight w:val="211"/>
           <w:tblHeader/>
           <w:tblCellSpacing w:w="15" w:type="dxa"/>
         </w:trPr>
@@ -2402,7 +2400,7 @@
       </w:tr>
       <w:tr>
         <w:trPr>
-          <w:trHeight w:val="587"/>
+          <w:trHeight w:val="502"/>
           <w:tblCellSpacing w:w="15" w:type="dxa"/>
         </w:trPr>
         <w:tc>
@@ -2414,6 +2412,7 @@
           <w:p>
             <w:pPr>
               <w:spacing w:before="240" w:line="240" w:lineRule="auto"/>
+              <w:jc w:val="center"/>
               <w:rPr>
                 <w:rFonts w:eastAsia="Times New Roman" w:cstheme="minorHAnsi"/>
                 <w:sz w:val="24"/>
@@ -2464,7 +2463,7 @@
       </w:tr>
       <w:tr>
         <w:trPr>
-          <w:trHeight w:val="587"/>
+          <w:trHeight w:val="502"/>
           <w:tblCellSpacing w:w="15" w:type="dxa"/>
         </w:trPr>
         <w:tc>
@@ -2476,6 +2475,7 @@
           <w:p>
             <w:pPr>
               <w:spacing w:before="240" w:line="240" w:lineRule="auto"/>
+              <w:jc w:val="center"/>
               <w:rPr>
                 <w:rFonts w:eastAsia="Times New Roman" w:cstheme="minorHAnsi"/>
                 <w:sz w:val="24"/>
@@ -2526,7 +2526,7 @@
       </w:tr>
       <w:tr>
         <w:trPr>
-          <w:trHeight w:val="579"/>
+          <w:trHeight w:val="495"/>
           <w:tblCellSpacing w:w="15" w:type="dxa"/>
         </w:trPr>
         <w:tc>
@@ -2538,6 +2538,7 @@
           <w:p>
             <w:pPr>
               <w:spacing w:before="240" w:line="240" w:lineRule="auto"/>
+              <w:jc w:val="center"/>
               <w:rPr>
                 <w:rFonts w:eastAsia="Times New Roman" w:cstheme="minorHAnsi"/>
                 <w:sz w:val="24"/>
@@ -2588,7 +2589,7 @@
       </w:tr>
       <w:tr>
         <w:trPr>
-          <w:trHeight w:val="587"/>
+          <w:trHeight w:val="502"/>
           <w:tblCellSpacing w:w="15" w:type="dxa"/>
         </w:trPr>
         <w:tc>
@@ -2600,6 +2601,7 @@
           <w:p>
             <w:pPr>
               <w:spacing w:before="240" w:line="240" w:lineRule="auto"/>
+              <w:jc w:val="center"/>
               <w:rPr>
                 <w:rFonts w:eastAsia="Times New Roman" w:cstheme="minorHAnsi"/>
                 <w:sz w:val="24"/>
@@ -2650,7 +2652,7 @@
       </w:tr>
       <w:tr>
         <w:trPr>
-          <w:trHeight w:val="587"/>
+          <w:trHeight w:val="502"/>
           <w:tblCellSpacing w:w="15" w:type="dxa"/>
         </w:trPr>
         <w:tc>
@@ -2662,6 +2664,7 @@
           <w:p>
             <w:pPr>
               <w:spacing w:before="240" w:line="240" w:lineRule="auto"/>
+              <w:jc w:val="center"/>
               <w:rPr>
                 <w:rFonts w:eastAsia="Times New Roman" w:cstheme="minorHAnsi"/>
                 <w:sz w:val="24"/>
@@ -2712,7 +2715,7 @@
       </w:tr>
       <w:tr>
         <w:trPr>
-          <w:trHeight w:val="418"/>
+          <w:trHeight w:val="357"/>
           <w:tblCellSpacing w:w="15" w:type="dxa"/>
         </w:trPr>
         <w:tc>
@@ -2724,6 +2727,7 @@
           <w:p>
             <w:pPr>
               <w:spacing w:before="240" w:line="240" w:lineRule="auto"/>
+              <w:jc w:val="center"/>
               <w:rPr>
                 <w:rFonts w:eastAsia="Times New Roman" w:cstheme="minorHAnsi"/>
                 <w:sz w:val="24"/>
@@ -2887,7 +2891,7 @@
           <w:lang w:eastAsia="en-IN"/>
         </w:rPr>
       </w:pPr>
-      <w:bookmarkStart w:id="3" w:name="_Toc213610958"/>
+      <w:bookmarkStart w:id="2" w:name="_Toc213610958"/>
       <w:r>
         <w:rPr>
           <w:rFonts w:eastAsia="Times New Roman"/>
@@ -2899,7 +2903,7 @@
         <w:lastRenderedPageBreak/>
         <w:t>2. Java Thread Model</w:t>
       </w:r>
-      <w:bookmarkEnd w:id="3"/>
+      <w:bookmarkEnd w:id="2"/>
     </w:p>
     <w:p>
       <w:pPr>
@@ -2974,7 +2978,7 @@
           <w:szCs w:val="32"/>
         </w:rPr>
       </w:pPr>
-      <w:bookmarkStart w:id="4" w:name="_Toc213610959"/>
+      <w:bookmarkStart w:id="3" w:name="_Toc213610959"/>
       <w:r>
         <w:rPr>
           <w:rFonts w:asciiTheme="majorHAnsi" w:hAnsiTheme="majorHAnsi" w:cstheme="majorHAnsi"/>
@@ -3002,7 +3006,7 @@
         </w:rPr>
         <w:t>read Class</w:t>
       </w:r>
-      <w:bookmarkEnd w:id="4"/>
+      <w:bookmarkEnd w:id="3"/>
     </w:p>
     <w:p>
       <w:pPr>
@@ -3601,7 +3605,7 @@
           <w:szCs w:val="32"/>
         </w:rPr>
       </w:pPr>
-      <w:bookmarkStart w:id="5" w:name="_Toc213610960"/>
+      <w:bookmarkStart w:id="4" w:name="_Toc213610960"/>
       <w:r>
         <w:rPr>
           <w:rFonts w:asciiTheme="majorHAnsi" w:hAnsiTheme="majorHAnsi" w:cstheme="majorHAnsi"/>
@@ -3611,7 +3615,7 @@
         </w:rPr>
         <w:t># Runnable Interface</w:t>
       </w:r>
-      <w:bookmarkEnd w:id="5"/>
+      <w:bookmarkEnd w:id="4"/>
     </w:p>
     <w:p>
       <w:pPr>
@@ -4231,7 +4235,7 @@
           <w:szCs w:val="32"/>
         </w:rPr>
       </w:pPr>
-      <w:bookmarkStart w:id="6" w:name="_Toc213610961"/>
+      <w:bookmarkStart w:id="5" w:name="_Toc213610961"/>
       <w:r>
         <w:rPr>
           <w:rFonts w:asciiTheme="majorHAnsi" w:hAnsiTheme="majorHAnsi" w:cstheme="majorHAnsi"/>
@@ -4260,7 +4264,7 @@
         </w:rPr>
         <w:t>Expression</w:t>
       </w:r>
-      <w:bookmarkEnd w:id="6"/>
+      <w:bookmarkEnd w:id="5"/>
     </w:p>
     <w:p>
       <w:pPr>
@@ -5649,7 +5653,7 @@
           <w:lang w:eastAsia="en-IN"/>
         </w:rPr>
       </w:pPr>
-      <w:bookmarkStart w:id="7" w:name="_Toc213610962"/>
+      <w:bookmarkStart w:id="6" w:name="_Toc213610962"/>
       <w:r>
         <w:rPr>
           <w:rFonts w:eastAsia="Times New Roman"/>
@@ -5661,7 +5665,7 @@
         <w:lastRenderedPageBreak/>
         <w:t>3. Important Thread methods</w:t>
       </w:r>
-      <w:bookmarkEnd w:id="7"/>
+      <w:bookmarkEnd w:id="6"/>
     </w:p>
     <w:p>
       <w:pPr>
@@ -5673,7 +5677,7 @@
           <w:szCs w:val="32"/>
         </w:rPr>
       </w:pPr>
-      <w:bookmarkStart w:id="8" w:name="_Toc213610963"/>
+      <w:bookmarkStart w:id="7" w:name="_Toc213610963"/>
       <w:r>
         <w:rPr>
           <w:rFonts w:asciiTheme="majorHAnsi" w:hAnsiTheme="majorHAnsi" w:cstheme="majorHAnsi"/>
@@ -5692,7 +5696,7 @@
         </w:rPr>
         <w:t>Thread Lifecycle Methods</w:t>
       </w:r>
-      <w:bookmarkEnd w:id="8"/>
+      <w:bookmarkEnd w:id="7"/>
     </w:p>
     <w:p>
       <w:pPr>
@@ -7184,6 +7188,7 @@
       </w:pPr>
       <w:r>
         <w:rPr>
+          <w:b/>
           <w:sz w:val="24"/>
           <w:lang w:eastAsia="en-IN"/>
         </w:rPr>
@@ -7192,6 +7197,7 @@
       <w:proofErr w:type="gramStart"/>
       <w:r>
         <w:rPr>
+          <w:b/>
           <w:sz w:val="24"/>
           <w:lang w:eastAsia="en-IN"/>
         </w:rPr>
@@ -7200,10 +7206,18 @@
       <w:proofErr w:type="gramEnd"/>
       <w:r>
         <w:rPr>
-          <w:sz w:val="24"/>
-          <w:lang w:eastAsia="en-IN"/>
-        </w:rPr>
-        <w:t>) method in Java is used to ensure that one thread waits for the completion of another thread before proceeding further. It is a way to synchronize threads so that the main thread or any other thread does not continue execution until the specified thread has finished its task.</w:t>
+          <w:b/>
+          <w:sz w:val="24"/>
+          <w:lang w:eastAsia="en-IN"/>
+        </w:rPr>
+        <w:t>) method in Java is used to ensure that one thread waits for the completion of another thread before proceeding further</w:t>
+      </w:r>
+      <w:r>
+        <w:rPr>
+          <w:sz w:val="24"/>
+          <w:lang w:eastAsia="en-IN"/>
+        </w:rPr>
+        <w:t>. It is a way to synchronize threads so that the main thread or any other thread does not continue execution until the specified thread has finished its task.</w:t>
       </w:r>
     </w:p>
     <w:p>
@@ -10489,7 +10503,7 @@
           <w:szCs w:val="32"/>
         </w:rPr>
       </w:pPr>
-      <w:bookmarkStart w:id="9" w:name="_Toc213610964"/>
+      <w:bookmarkStart w:id="8" w:name="_Toc213610964"/>
       <w:r>
         <w:rPr>
           <w:rFonts w:asciiTheme="majorHAnsi" w:hAnsiTheme="majorHAnsi" w:cstheme="majorHAnsi"/>
@@ -10509,7 +10523,7 @@
         </w:rPr>
         <w:t>Methods</w:t>
       </w:r>
-      <w:bookmarkEnd w:id="9"/>
+      <w:bookmarkEnd w:id="8"/>
     </w:p>
     <w:p/>
     <w:tbl>
@@ -11183,7 +11197,16 @@
         <w:pStyle w:val="HTMLPreformatted"/>
         <w:shd w:val="clear" w:color="auto" w:fill="1E1F22"/>
         <w:rPr>
-          <w:color w:val="BCBEC4"/>
+          <w:color w:val="CF8E6D"/>
+        </w:rPr>
+      </w:pPr>
+    </w:p>
+    <w:p>
+      <w:pPr>
+        <w:pStyle w:val="HTMLPreformatted"/>
+        <w:shd w:val="clear" w:color="auto" w:fill="1E1F22"/>
+        <w:rPr>
+          <w:color w:val="7A7E85"/>
         </w:rPr>
       </w:pPr>
       <w:r>
@@ -14664,7 +14687,7 @@
           <w:szCs w:val="32"/>
         </w:rPr>
       </w:pPr>
-      <w:bookmarkStart w:id="10" w:name="_Toc213610965"/>
+      <w:bookmarkStart w:id="9" w:name="_Toc213610965"/>
       <w:r>
         <w:rPr>
           <w:rFonts w:asciiTheme="majorHAnsi" w:hAnsiTheme="majorHAnsi" w:cstheme="majorHAnsi"/>
@@ -14675,7 +14698,7 @@
         <w:lastRenderedPageBreak/>
         <w:t># Yield</w:t>
       </w:r>
-      <w:bookmarkEnd w:id="10"/>
+      <w:bookmarkEnd w:id="9"/>
     </w:p>
     <w:p>
       <w:pPr>
@@ -15635,7 +15658,7 @@
           <w:lang w:eastAsia="en-IN"/>
         </w:rPr>
       </w:pPr>
-      <w:bookmarkStart w:id="11" w:name="_Toc213610966"/>
+      <w:bookmarkStart w:id="10" w:name="_Toc213610966"/>
       <w:r>
         <w:rPr>
           <w:rFonts w:eastAsia="Times New Roman"/>
@@ -15647,7 +15670,7 @@
         <w:lastRenderedPageBreak/>
         <w:t>4. Synchronization</w:t>
       </w:r>
-      <w:bookmarkEnd w:id="11"/>
+      <w:bookmarkEnd w:id="10"/>
     </w:p>
     <w:p>
       <w:pPr>
@@ -15700,7 +15723,7 @@
           <w:szCs w:val="32"/>
         </w:rPr>
       </w:pPr>
-      <w:bookmarkStart w:id="12" w:name="_Toc213610967"/>
+      <w:bookmarkStart w:id="11" w:name="_Toc213610967"/>
       <w:r>
         <w:rPr>
           <w:rFonts w:asciiTheme="majorHAnsi" w:hAnsiTheme="majorHAnsi" w:cstheme="majorHAnsi"/>
@@ -15710,7 +15733,7 @@
         </w:rPr>
         <w:t># Race Condition</w:t>
       </w:r>
-      <w:bookmarkEnd w:id="12"/>
+      <w:bookmarkEnd w:id="11"/>
     </w:p>
     <w:p>
       <w:pPr>
@@ -16980,7 +17003,14 @@
           <w:sz w:val="24"/>
           <w:lang w:eastAsia="en-IN"/>
         </w:rPr>
-        <w:t xml:space="preserve">Here as output sometimes we get 2910, 2701, 2828 etc. Rarely </w:t>
+        <w:t>Here as output sometimes we g</w:t>
+      </w:r>
+      <w:r>
+        <w:rPr>
+          <w:sz w:val="24"/>
+          <w:lang w:eastAsia="en-IN"/>
+        </w:rPr>
+        <w:t xml:space="preserve">et 2910, 2701, 2828 etc. </w:t>
       </w:r>
       <w:proofErr w:type="gramStart"/>
       <w:r>
@@ -16988,7 +17018,14 @@
           <w:sz w:val="24"/>
           <w:lang w:eastAsia="en-IN"/>
         </w:rPr>
-        <w:t>we can</w:t>
+        <w:t xml:space="preserve">Rarely </w:t>
+      </w:r>
+      <w:r>
+        <w:rPr>
+          <w:sz w:val="24"/>
+          <w:lang w:eastAsia="en-IN"/>
+        </w:rPr>
+        <w:t>we</w:t>
       </w:r>
       <w:proofErr w:type="gramEnd"/>
       <w:r>
@@ -17049,7 +17086,7 @@
           <w:szCs w:val="32"/>
         </w:rPr>
       </w:pPr>
-      <w:bookmarkStart w:id="13" w:name="_Toc213610968"/>
+      <w:bookmarkStart w:id="12" w:name="_Toc213610968"/>
       <w:r>
         <w:rPr>
           <w:rFonts w:asciiTheme="majorHAnsi" w:hAnsiTheme="majorHAnsi" w:cstheme="majorHAnsi"/>
@@ -17060,7 +17097,7 @@
         <w:lastRenderedPageBreak/>
         <w:t># Synchronized Keyword</w:t>
       </w:r>
-      <w:bookmarkEnd w:id="13"/>
+      <w:bookmarkEnd w:id="12"/>
     </w:p>
     <w:p>
       <w:pPr>
@@ -19049,7 +19086,7 @@
           <w:szCs w:val="32"/>
         </w:rPr>
       </w:pPr>
-      <w:bookmarkStart w:id="14" w:name="_Toc213610969"/>
+      <w:bookmarkStart w:id="13" w:name="_Toc213610969"/>
       <w:r>
         <w:rPr>
           <w:rFonts w:asciiTheme="majorHAnsi" w:hAnsiTheme="majorHAnsi" w:cstheme="majorHAnsi"/>
@@ -19059,7 +19096,7 @@
         </w:rPr>
         <w:t># Locks</w:t>
       </w:r>
-      <w:bookmarkEnd w:id="14"/>
+      <w:bookmarkEnd w:id="13"/>
     </w:p>
     <w:p>
       <w:pPr>
@@ -20870,7 +20907,7 @@
           <w:szCs w:val="32"/>
         </w:rPr>
       </w:pPr>
-      <w:bookmarkStart w:id="15" w:name="_Toc213610970"/>
+      <w:bookmarkStart w:id="14" w:name="_Toc213610970"/>
       <w:r>
         <w:rPr>
           <w:rFonts w:asciiTheme="majorHAnsi" w:hAnsiTheme="majorHAnsi" w:cstheme="majorHAnsi"/>
@@ -20881,7 +20918,7 @@
         <w:lastRenderedPageBreak/>
         <w:t># Inter-Thread communication</w:t>
       </w:r>
-      <w:bookmarkEnd w:id="15"/>
+      <w:bookmarkEnd w:id="14"/>
     </w:p>
     <w:p>
       <w:pPr>
@@ -24835,7 +24872,7 @@
           <w:szCs w:val="32"/>
         </w:rPr>
       </w:pPr>
-      <w:bookmarkStart w:id="16" w:name="_Toc213610971"/>
+      <w:bookmarkStart w:id="15" w:name="_Toc213610971"/>
       <w:r>
         <w:rPr>
           <w:rFonts w:asciiTheme="majorHAnsi" w:hAnsiTheme="majorHAnsi" w:cstheme="majorHAnsi"/>
@@ -24846,7 +24883,7 @@
         <w:lastRenderedPageBreak/>
         <w:t># Atomic class</w:t>
       </w:r>
-      <w:bookmarkEnd w:id="16"/>
+      <w:bookmarkEnd w:id="15"/>
     </w:p>
     <w:p>
       <w:pPr>
@@ -26245,7 +26282,7 @@
           <w:lang w:eastAsia="en-IN"/>
         </w:rPr>
       </w:pPr>
-      <w:bookmarkStart w:id="17" w:name="_Toc213610972"/>
+      <w:bookmarkStart w:id="16" w:name="_Toc213610972"/>
       <w:r>
         <w:rPr>
           <w:rFonts w:eastAsia="Times New Roman"/>
@@ -26257,7 +26294,7 @@
         <w:lastRenderedPageBreak/>
         <w:t>5. Deadlock</w:t>
       </w:r>
-      <w:bookmarkEnd w:id="17"/>
+      <w:bookmarkEnd w:id="16"/>
     </w:p>
     <w:p>
       <w:pPr>
@@ -27255,7 +27292,6 @@
               </w:rPr>
               <w:t xml:space="preserve">No </w:t>
             </w:r>
-            <w:proofErr w:type="spellStart"/>
             <w:r>
               <w:rPr>
                 <w:b/>
@@ -27263,9 +27299,10 @@
                 <w:sz w:val="24"/>
                 <w:lang w:eastAsia="en-IN"/>
               </w:rPr>
-              <w:t>Preemption</w:t>
+              <w:t>Pre-emption</w:t>
             </w:r>
-            <w:proofErr w:type="spellEnd"/>
+            <w:bookmarkStart w:id="17" w:name="_GoBack"/>
+            <w:bookmarkEnd w:id="17"/>
           </w:p>
         </w:tc>
         <w:tc>
@@ -35144,27 +35181,7 @@
           <w:lang w:eastAsia="en-IN"/>
         </w:rPr>
         <w:lastRenderedPageBreak/>
-        <w:t>7</w:t>
-      </w:r>
-      <w:r>
-        <w:rPr>
-          <w:rFonts w:eastAsia="Times New Roman"/>
-          <w:b/>
-          <w:color w:val="1F4E79" w:themeColor="accent5" w:themeShade="80"/>
-          <w:sz w:val="40"/>
-          <w:lang w:eastAsia="en-IN"/>
-        </w:rPr>
-        <w:t xml:space="preserve">. </w:t>
-      </w:r>
-      <w:r>
-        <w:rPr>
-          <w:rFonts w:eastAsia="Times New Roman"/>
-          <w:b/>
-          <w:color w:val="1F4E79" w:themeColor="accent5" w:themeShade="80"/>
-          <w:sz w:val="40"/>
-          <w:lang w:eastAsia="en-IN"/>
-        </w:rPr>
-        <w:t>Virtual Threads</w:t>
+        <w:t>7. Virtual Threads</w:t>
       </w:r>
       <w:bookmarkEnd w:id="20"/>
     </w:p>
@@ -35292,40 +35309,16 @@
           <w:sz w:val="24"/>
           <w:lang w:eastAsia="en-IN"/>
         </w:rPr>
-        <w:t>What is Virtual</w:t>
-      </w:r>
+        <w:t xml:space="preserve">What is Virtual </w:t>
+      </w:r>
+      <w:proofErr w:type="gramStart"/>
       <w:r>
         <w:rPr>
           <w:b/>
           <w:sz w:val="24"/>
           <w:lang w:eastAsia="en-IN"/>
         </w:rPr>
-        <w:t xml:space="preserve"> </w:t>
-      </w:r>
-      <w:proofErr w:type="gramStart"/>
-      <w:r>
-        <w:rPr>
-          <w:b/>
-          <w:sz w:val="24"/>
-          <w:lang w:eastAsia="en-IN"/>
-        </w:rPr>
-        <w:t>Thread</w:t>
-      </w:r>
-      <w:r>
-        <w:rPr>
-          <w:b/>
-          <w:sz w:val="24"/>
-          <w:lang w:eastAsia="en-IN"/>
-        </w:rPr>
-        <w:t xml:space="preserve"> </w:t>
-      </w:r>
-      <w:r>
-        <w:rPr>
-          <w:b/>
-          <w:sz w:val="24"/>
-          <w:lang w:eastAsia="en-IN"/>
-        </w:rPr>
-        <w:t>:</w:t>
+        <w:t>Thread :</w:t>
       </w:r>
       <w:proofErr w:type="gramEnd"/>
     </w:p>
@@ -35538,6 +35531,7 @@
       <w:r>
         <w:rPr>
           <w:b/>
+          <w:noProof/>
           <w:sz w:val="24"/>
           <w:lang w:eastAsia="en-IN"/>
         </w:rPr>
@@ -47606,7 +47600,7 @@
           <w:rPr>
             <w:noProof/>
           </w:rPr>
-          <w:t>2</w:t>
+          <w:t>38</w:t>
         </w:r>
         <w:r>
           <w:rPr>
@@ -54406,6 +54400,7 @@
   <w:style w:type="character" w:default="1" w:styleId="DefaultParagraphFont">
     <w:name w:val="Default Paragraph Font"/>
     <w:uiPriority w:val="1"/>
+    <w:semiHidden/>
     <w:unhideWhenUsed/>
   </w:style>
   <w:style w:type="table" w:default="1" w:styleId="TableNormal">
@@ -55077,7 +55072,7 @@
 </file>
 
 <file path=customXml/itemProps1.xml><?xml version="1.0" encoding="utf-8"?>
-<ds:datastoreItem xmlns:ds="http://schemas.openxmlformats.org/officeDocument/2006/customXml" ds:itemID="{F1C854FD-DC6D-4BE9-85D5-548EC21EBF02}">
+<ds:datastoreItem xmlns:ds="http://schemas.openxmlformats.org/officeDocument/2006/customXml" ds:itemID="{28C62A97-0B21-4B25-99E7-73EC9D7DDA08}">
   <ds:schemaRefs>
     <ds:schemaRef ds:uri="http://schemas.openxmlformats.org/officeDocument/2006/bibliography"/>
   </ds:schemaRefs>

--- a/6. Multi Threading.docx
+++ b/6. Multi Threading.docx
@@ -90,7 +90,12 @@
             <w:pStyle w:val="TOCHeading"/>
           </w:pPr>
           <w:r>
-            <w:t>Contents</w:t>
+            <w:t>Conten</w:t>
+          </w:r>
+          <w:bookmarkStart w:id="0" w:name="_GoBack"/>
+          <w:bookmarkEnd w:id="0"/>
+          <w:r>
+            <w:t>ts</w:t>
           </w:r>
         </w:p>
         <w:p>
@@ -114,7 +119,7 @@
           <w:r>
             <w:fldChar w:fldCharType="separate"/>
           </w:r>
-          <w:hyperlink w:anchor="_Toc213610957" w:history="1">
+          <w:hyperlink w:anchor="_Toc240881447" w:history="1">
             <w:r>
               <w:rPr>
                 <w:rStyle w:val="Hyperlink"/>
@@ -144,7 +149,7 @@
                 <w:noProof/>
                 <w:webHidden/>
               </w:rPr>
-              <w:instrText xml:space="preserve"> PAGEREF _Toc213610957 \h </w:instrText>
+              <w:instrText xml:space="preserve"> PAGEREF _Toc240881447 \h </w:instrText>
             </w:r>
             <w:r>
               <w:rPr>
@@ -187,7 +192,7 @@
               <w:lang w:eastAsia="en-IN"/>
             </w:rPr>
           </w:pPr>
-          <w:hyperlink w:anchor="_Toc213610958" w:history="1">
+          <w:hyperlink w:anchor="_Toc240881448" w:history="1">
             <w:r>
               <w:rPr>
                 <w:rStyle w:val="Hyperlink"/>
@@ -217,7 +222,7 @@
                 <w:noProof/>
                 <w:webHidden/>
               </w:rPr>
-              <w:instrText xml:space="preserve"> PAGEREF _Toc213610958 \h </w:instrText>
+              <w:instrText xml:space="preserve"> PAGEREF _Toc240881448 \h </w:instrText>
             </w:r>
             <w:r>
               <w:rPr>
@@ -260,7 +265,7 @@
               <w:lang w:eastAsia="en-IN"/>
             </w:rPr>
           </w:pPr>
-          <w:hyperlink w:anchor="_Toc213610959" w:history="1">
+          <w:hyperlink w:anchor="_Toc240881449" w:history="1">
             <w:r>
               <w:rPr>
                 <w:rStyle w:val="Hyperlink"/>
@@ -288,7 +293,7 @@
                 <w:noProof/>
                 <w:webHidden/>
               </w:rPr>
-              <w:instrText xml:space="preserve"> PAGEREF _Toc213610959 \h </w:instrText>
+              <w:instrText xml:space="preserve"> PAGEREF _Toc240881449 \h </w:instrText>
             </w:r>
             <w:r>
               <w:rPr>
@@ -331,7 +336,7 @@
               <w:lang w:eastAsia="en-IN"/>
             </w:rPr>
           </w:pPr>
-          <w:hyperlink w:anchor="_Toc213610960" w:history="1">
+          <w:hyperlink w:anchor="_Toc240881450" w:history="1">
             <w:r>
               <w:rPr>
                 <w:rStyle w:val="Hyperlink"/>
@@ -359,7 +364,7 @@
                 <w:noProof/>
                 <w:webHidden/>
               </w:rPr>
-              <w:instrText xml:space="preserve"> PAGEREF _Toc213610960 \h </w:instrText>
+              <w:instrText xml:space="preserve"> PAGEREF _Toc240881450 \h </w:instrText>
             </w:r>
             <w:r>
               <w:rPr>
@@ -402,7 +407,7 @@
               <w:lang w:eastAsia="en-IN"/>
             </w:rPr>
           </w:pPr>
-          <w:hyperlink w:anchor="_Toc213610961" w:history="1">
+          <w:hyperlink w:anchor="_Toc240881451" w:history="1">
             <w:r>
               <w:rPr>
                 <w:rStyle w:val="Hyperlink"/>
@@ -430,7 +435,7 @@
                 <w:noProof/>
                 <w:webHidden/>
               </w:rPr>
-              <w:instrText xml:space="preserve"> PAGEREF _Toc213610961 \h </w:instrText>
+              <w:instrText xml:space="preserve"> PAGEREF _Toc240881451 \h </w:instrText>
             </w:r>
             <w:r>
               <w:rPr>
@@ -473,7 +478,7 @@
               <w:lang w:eastAsia="en-IN"/>
             </w:rPr>
           </w:pPr>
-          <w:hyperlink w:anchor="_Toc213610962" w:history="1">
+          <w:hyperlink w:anchor="_Toc240881452" w:history="1">
             <w:r>
               <w:rPr>
                 <w:rStyle w:val="Hyperlink"/>
@@ -503,7 +508,7 @@
                 <w:noProof/>
                 <w:webHidden/>
               </w:rPr>
-              <w:instrText xml:space="preserve"> PAGEREF _Toc213610962 \h </w:instrText>
+              <w:instrText xml:space="preserve"> PAGEREF _Toc240881452 \h </w:instrText>
             </w:r>
             <w:r>
               <w:rPr>
@@ -546,7 +551,7 @@
               <w:lang w:eastAsia="en-IN"/>
             </w:rPr>
           </w:pPr>
-          <w:hyperlink w:anchor="_Toc213610963" w:history="1">
+          <w:hyperlink w:anchor="_Toc240881453" w:history="1">
             <w:r>
               <w:rPr>
                 <w:rStyle w:val="Hyperlink"/>
@@ -574,7 +579,7 @@
                 <w:noProof/>
                 <w:webHidden/>
               </w:rPr>
-              <w:instrText xml:space="preserve"> PAGEREF _Toc213610963 \h </w:instrText>
+              <w:instrText xml:space="preserve"> PAGEREF _Toc240881453 \h </w:instrText>
             </w:r>
             <w:r>
               <w:rPr>
@@ -617,7 +622,7 @@
               <w:lang w:eastAsia="en-IN"/>
             </w:rPr>
           </w:pPr>
-          <w:hyperlink w:anchor="_Toc213610964" w:history="1">
+          <w:hyperlink w:anchor="_Toc240881454" w:history="1">
             <w:r>
               <w:rPr>
                 <w:rStyle w:val="Hyperlink"/>
@@ -645,7 +650,7 @@
                 <w:noProof/>
                 <w:webHidden/>
               </w:rPr>
-              <w:instrText xml:space="preserve"> PAGEREF _Toc213610964 \h </w:instrText>
+              <w:instrText xml:space="preserve"> PAGEREF _Toc240881454 \h </w:instrText>
             </w:r>
             <w:r>
               <w:rPr>
@@ -688,7 +693,7 @@
               <w:lang w:eastAsia="en-IN"/>
             </w:rPr>
           </w:pPr>
-          <w:hyperlink w:anchor="_Toc213610965" w:history="1">
+          <w:hyperlink w:anchor="_Toc240881455" w:history="1">
             <w:r>
               <w:rPr>
                 <w:rStyle w:val="Hyperlink"/>
@@ -716,7 +721,7 @@
                 <w:noProof/>
                 <w:webHidden/>
               </w:rPr>
-              <w:instrText xml:space="preserve"> PAGEREF _Toc213610965 \h </w:instrText>
+              <w:instrText xml:space="preserve"> PAGEREF _Toc240881455 \h </w:instrText>
             </w:r>
             <w:r>
               <w:rPr>
@@ -759,7 +764,7 @@
               <w:lang w:eastAsia="en-IN"/>
             </w:rPr>
           </w:pPr>
-          <w:hyperlink w:anchor="_Toc213610966" w:history="1">
+          <w:hyperlink w:anchor="_Toc240881456" w:history="1">
             <w:r>
               <w:rPr>
                 <w:rStyle w:val="Hyperlink"/>
@@ -789,7 +794,7 @@
                 <w:noProof/>
                 <w:webHidden/>
               </w:rPr>
-              <w:instrText xml:space="preserve"> PAGEREF _Toc213610966 \h </w:instrText>
+              <w:instrText xml:space="preserve"> PAGEREF _Toc240881456 \h </w:instrText>
             </w:r>
             <w:r>
               <w:rPr>
@@ -832,7 +837,7 @@
               <w:lang w:eastAsia="en-IN"/>
             </w:rPr>
           </w:pPr>
-          <w:hyperlink w:anchor="_Toc213610967" w:history="1">
+          <w:hyperlink w:anchor="_Toc240881457" w:history="1">
             <w:r>
               <w:rPr>
                 <w:rStyle w:val="Hyperlink"/>
@@ -860,7 +865,7 @@
                 <w:noProof/>
                 <w:webHidden/>
               </w:rPr>
-              <w:instrText xml:space="preserve"> PAGEREF _Toc213610967 \h </w:instrText>
+              <w:instrText xml:space="preserve"> PAGEREF _Toc240881457 \h </w:instrText>
             </w:r>
             <w:r>
               <w:rPr>
@@ -903,7 +908,7 @@
               <w:lang w:eastAsia="en-IN"/>
             </w:rPr>
           </w:pPr>
-          <w:hyperlink w:anchor="_Toc213610968" w:history="1">
+          <w:hyperlink w:anchor="_Toc240881458" w:history="1">
             <w:r>
               <w:rPr>
                 <w:rStyle w:val="Hyperlink"/>
@@ -931,7 +936,7 @@
                 <w:noProof/>
                 <w:webHidden/>
               </w:rPr>
-              <w:instrText xml:space="preserve"> PAGEREF _Toc213610968 \h </w:instrText>
+              <w:instrText xml:space="preserve"> PAGEREF _Toc240881458 \h </w:instrText>
             </w:r>
             <w:r>
               <w:rPr>
@@ -974,7 +979,7 @@
               <w:lang w:eastAsia="en-IN"/>
             </w:rPr>
           </w:pPr>
-          <w:hyperlink w:anchor="_Toc213610969" w:history="1">
+          <w:hyperlink w:anchor="_Toc240881459" w:history="1">
             <w:r>
               <w:rPr>
                 <w:rStyle w:val="Hyperlink"/>
@@ -1002,7 +1007,7 @@
                 <w:noProof/>
                 <w:webHidden/>
               </w:rPr>
-              <w:instrText xml:space="preserve"> PAGEREF _Toc213610969 \h </w:instrText>
+              <w:instrText xml:space="preserve"> PAGEREF _Toc240881459 \h </w:instrText>
             </w:r>
             <w:r>
               <w:rPr>
@@ -1022,7 +1027,7 @@
                 <w:noProof/>
                 <w:webHidden/>
               </w:rPr>
-              <w:t>18</w:t>
+              <w:t>17</w:t>
             </w:r>
             <w:r>
               <w:rPr>
@@ -1045,7 +1050,7 @@
               <w:lang w:eastAsia="en-IN"/>
             </w:rPr>
           </w:pPr>
-          <w:hyperlink w:anchor="_Toc213610970" w:history="1">
+          <w:hyperlink w:anchor="_Toc240881460" w:history="1">
             <w:r>
               <w:rPr>
                 <w:rStyle w:val="Hyperlink"/>
@@ -1073,7 +1078,7 @@
                 <w:noProof/>
                 <w:webHidden/>
               </w:rPr>
-              <w:instrText xml:space="preserve"> PAGEREF _Toc213610970 \h </w:instrText>
+              <w:instrText xml:space="preserve"> PAGEREF _Toc240881460 \h </w:instrText>
             </w:r>
             <w:r>
               <w:rPr>
@@ -1116,7 +1121,7 @@
               <w:lang w:eastAsia="en-IN"/>
             </w:rPr>
           </w:pPr>
-          <w:hyperlink w:anchor="_Toc213610971" w:history="1">
+          <w:hyperlink w:anchor="_Toc240881461" w:history="1">
             <w:r>
               <w:rPr>
                 <w:rStyle w:val="Hyperlink"/>
@@ -1144,7 +1149,7 @@
                 <w:noProof/>
                 <w:webHidden/>
               </w:rPr>
-              <w:instrText xml:space="preserve"> PAGEREF _Toc213610971 \h </w:instrText>
+              <w:instrText xml:space="preserve"> PAGEREF _Toc240881461 \h </w:instrText>
             </w:r>
             <w:r>
               <w:rPr>
@@ -1187,7 +1192,7 @@
               <w:lang w:eastAsia="en-IN"/>
             </w:rPr>
           </w:pPr>
-          <w:hyperlink w:anchor="_Toc213610972" w:history="1">
+          <w:hyperlink w:anchor="_Toc240881462" w:history="1">
             <w:r>
               <w:rPr>
                 <w:rStyle w:val="Hyperlink"/>
@@ -1217,7 +1222,7 @@
                 <w:noProof/>
                 <w:webHidden/>
               </w:rPr>
-              <w:instrText xml:space="preserve"> PAGEREF _Toc213610972 \h </w:instrText>
+              <w:instrText xml:space="preserve"> PAGEREF _Toc240881462 \h </w:instrText>
             </w:r>
             <w:r>
               <w:rPr>
@@ -1260,7 +1265,7 @@
               <w:lang w:eastAsia="en-IN"/>
             </w:rPr>
           </w:pPr>
-          <w:hyperlink w:anchor="_Toc213610973" w:history="1">
+          <w:hyperlink w:anchor="_Toc240881463" w:history="1">
             <w:r>
               <w:rPr>
                 <w:rStyle w:val="Hyperlink"/>
@@ -1288,7 +1293,7 @@
                 <w:noProof/>
                 <w:webHidden/>
               </w:rPr>
-              <w:instrText xml:space="preserve"> PAGEREF _Toc213610973 \h </w:instrText>
+              <w:instrText xml:space="preserve"> PAGEREF _Toc240881463 \h </w:instrText>
             </w:r>
             <w:r>
               <w:rPr>
@@ -1308,7 +1313,7 @@
                 <w:noProof/>
                 <w:webHidden/>
               </w:rPr>
-              <w:t>26</w:t>
+              <w:t>25</w:t>
             </w:r>
             <w:r>
               <w:rPr>
@@ -1331,7 +1336,7 @@
               <w:lang w:eastAsia="en-IN"/>
             </w:rPr>
           </w:pPr>
-          <w:hyperlink w:anchor="_Toc213610974" w:history="1">
+          <w:hyperlink w:anchor="_Toc240881464" w:history="1">
             <w:r>
               <w:rPr>
                 <w:rStyle w:val="Hyperlink"/>
@@ -1361,7 +1366,7 @@
                 <w:noProof/>
                 <w:webHidden/>
               </w:rPr>
-              <w:instrText xml:space="preserve"> PAGEREF _Toc213610974 \h </w:instrText>
+              <w:instrText xml:space="preserve"> PAGEREF _Toc240881464 \h </w:instrText>
             </w:r>
             <w:r>
               <w:rPr>
@@ -1404,7 +1409,7 @@
               <w:lang w:eastAsia="en-IN"/>
             </w:rPr>
           </w:pPr>
-          <w:hyperlink w:anchor="_Toc213610975" w:history="1">
+          <w:hyperlink w:anchor="_Toc240881465" w:history="1">
             <w:r>
               <w:rPr>
                 <w:rStyle w:val="Hyperlink"/>
@@ -1434,7 +1439,7 @@
                 <w:noProof/>
                 <w:webHidden/>
               </w:rPr>
-              <w:instrText xml:space="preserve"> PAGEREF _Toc213610975 \h </w:instrText>
+              <w:instrText xml:space="preserve"> PAGEREF _Toc240881465 \h </w:instrText>
             </w:r>
             <w:r>
               <w:rPr>
@@ -1455,79 +1460,6 @@
                 <w:webHidden/>
               </w:rPr>
               <w:t>31</w:t>
-            </w:r>
-            <w:r>
-              <w:rPr>
-                <w:noProof/>
-                <w:webHidden/>
-              </w:rPr>
-              <w:fldChar w:fldCharType="end"/>
-            </w:r>
-          </w:hyperlink>
-        </w:p>
-        <w:p>
-          <w:pPr>
-            <w:pStyle w:val="TOC2"/>
-            <w:tabs>
-              <w:tab w:val="right" w:leader="dot" w:pos="10456"/>
-            </w:tabs>
-            <w:rPr>
-              <w:rFonts w:eastAsiaTheme="minorEastAsia"/>
-              <w:noProof/>
-              <w:lang w:eastAsia="en-IN"/>
-            </w:rPr>
-          </w:pPr>
-          <w:hyperlink w:anchor="_Toc213610976" w:history="1">
-            <w:r>
-              <w:rPr>
-                <w:rStyle w:val="Hyperlink"/>
-                <w:rFonts w:eastAsia="Times New Roman"/>
-                <w:b/>
-                <w:noProof/>
-                <w:lang w:eastAsia="en-IN"/>
-              </w:rPr>
-              <w:t>8. Interview Questions</w:t>
-            </w:r>
-            <w:r>
-              <w:rPr>
-                <w:noProof/>
-                <w:webHidden/>
-              </w:rPr>
-              <w:tab/>
-            </w:r>
-            <w:r>
-              <w:rPr>
-                <w:noProof/>
-                <w:webHidden/>
-              </w:rPr>
-              <w:fldChar w:fldCharType="begin"/>
-            </w:r>
-            <w:r>
-              <w:rPr>
-                <w:noProof/>
-                <w:webHidden/>
-              </w:rPr>
-              <w:instrText xml:space="preserve"> PAGEREF _Toc213610976 \h </w:instrText>
-            </w:r>
-            <w:r>
-              <w:rPr>
-                <w:noProof/>
-                <w:webHidden/>
-              </w:rPr>
-            </w:r>
-            <w:r>
-              <w:rPr>
-                <w:noProof/>
-                <w:webHidden/>
-              </w:rPr>
-              <w:fldChar w:fldCharType="separate"/>
-            </w:r>
-            <w:r>
-              <w:rPr>
-                <w:noProof/>
-                <w:webHidden/>
-              </w:rPr>
-              <w:t>34</w:t>
             </w:r>
             <w:r>
               <w:rPr>
@@ -1833,8 +1765,8 @@
           <w:lang w:eastAsia="en-IN"/>
         </w:rPr>
       </w:pPr>
-      <w:bookmarkStart w:id="0" w:name="_Toc158098017"/>
-      <w:bookmarkStart w:id="1" w:name="_Toc213610957"/>
+      <w:bookmarkStart w:id="1" w:name="_Toc158098017"/>
+      <w:bookmarkStart w:id="2" w:name="_Toc240881447"/>
       <w:r>
         <w:rPr>
           <w:rFonts w:eastAsia="Times New Roman"/>
@@ -1846,7 +1778,7 @@
         <w:lastRenderedPageBreak/>
         <w:t xml:space="preserve">1. </w:t>
       </w:r>
-      <w:bookmarkEnd w:id="0"/>
+      <w:bookmarkEnd w:id="1"/>
       <w:r>
         <w:rPr>
           <w:rFonts w:eastAsia="Times New Roman"/>
@@ -1857,7 +1789,7 @@
         </w:rPr>
         <w:t>What is Multithreading?</w:t>
       </w:r>
-      <w:bookmarkEnd w:id="1"/>
+      <w:bookmarkEnd w:id="2"/>
     </w:p>
     <w:p>
       <w:pPr>
@@ -2891,7 +2823,7 @@
           <w:lang w:eastAsia="en-IN"/>
         </w:rPr>
       </w:pPr>
-      <w:bookmarkStart w:id="2" w:name="_Toc213610958"/>
+      <w:bookmarkStart w:id="3" w:name="_Toc240881448"/>
       <w:r>
         <w:rPr>
           <w:rFonts w:eastAsia="Times New Roman"/>
@@ -2903,7 +2835,7 @@
         <w:lastRenderedPageBreak/>
         <w:t>2. Java Thread Model</w:t>
       </w:r>
-      <w:bookmarkEnd w:id="2"/>
+      <w:bookmarkEnd w:id="3"/>
     </w:p>
     <w:p>
       <w:pPr>
@@ -2978,7 +2910,7 @@
           <w:szCs w:val="32"/>
         </w:rPr>
       </w:pPr>
-      <w:bookmarkStart w:id="3" w:name="_Toc213610959"/>
+      <w:bookmarkStart w:id="4" w:name="_Toc240881449"/>
       <w:r>
         <w:rPr>
           <w:rFonts w:asciiTheme="majorHAnsi" w:hAnsiTheme="majorHAnsi" w:cstheme="majorHAnsi"/>
@@ -3006,7 +2938,7 @@
         </w:rPr>
         <w:t>read Class</w:t>
       </w:r>
-      <w:bookmarkEnd w:id="3"/>
+      <w:bookmarkEnd w:id="4"/>
     </w:p>
     <w:p>
       <w:pPr>
@@ -3605,7 +3537,7 @@
           <w:szCs w:val="32"/>
         </w:rPr>
       </w:pPr>
-      <w:bookmarkStart w:id="4" w:name="_Toc213610960"/>
+      <w:bookmarkStart w:id="5" w:name="_Toc240881450"/>
       <w:r>
         <w:rPr>
           <w:rFonts w:asciiTheme="majorHAnsi" w:hAnsiTheme="majorHAnsi" w:cstheme="majorHAnsi"/>
@@ -3615,7 +3547,7 @@
         </w:rPr>
         <w:t># Runnable Interface</w:t>
       </w:r>
-      <w:bookmarkEnd w:id="4"/>
+      <w:bookmarkEnd w:id="5"/>
     </w:p>
     <w:p>
       <w:pPr>
@@ -4235,7 +4167,7 @@
           <w:szCs w:val="32"/>
         </w:rPr>
       </w:pPr>
-      <w:bookmarkStart w:id="5" w:name="_Toc213610961"/>
+      <w:bookmarkStart w:id="6" w:name="_Toc240881451"/>
       <w:r>
         <w:rPr>
           <w:rFonts w:asciiTheme="majorHAnsi" w:hAnsiTheme="majorHAnsi" w:cstheme="majorHAnsi"/>
@@ -4264,7 +4196,7 @@
         </w:rPr>
         <w:t>Expression</w:t>
       </w:r>
-      <w:bookmarkEnd w:id="5"/>
+      <w:bookmarkEnd w:id="6"/>
     </w:p>
     <w:p>
       <w:pPr>
@@ -5653,7 +5585,7 @@
           <w:lang w:eastAsia="en-IN"/>
         </w:rPr>
       </w:pPr>
-      <w:bookmarkStart w:id="6" w:name="_Toc213610962"/>
+      <w:bookmarkStart w:id="7" w:name="_Toc240881452"/>
       <w:r>
         <w:rPr>
           <w:rFonts w:eastAsia="Times New Roman"/>
@@ -5665,7 +5597,7 @@
         <w:lastRenderedPageBreak/>
         <w:t>3. Important Thread methods</w:t>
       </w:r>
-      <w:bookmarkEnd w:id="6"/>
+      <w:bookmarkEnd w:id="7"/>
     </w:p>
     <w:p>
       <w:pPr>
@@ -5677,7 +5609,7 @@
           <w:szCs w:val="32"/>
         </w:rPr>
       </w:pPr>
-      <w:bookmarkStart w:id="7" w:name="_Toc213610963"/>
+      <w:bookmarkStart w:id="8" w:name="_Toc240881453"/>
       <w:r>
         <w:rPr>
           <w:rFonts w:asciiTheme="majorHAnsi" w:hAnsiTheme="majorHAnsi" w:cstheme="majorHAnsi"/>
@@ -5696,7 +5628,7 @@
         </w:rPr>
         <w:t>Thread Lifecycle Methods</w:t>
       </w:r>
-      <w:bookmarkEnd w:id="7"/>
+      <w:bookmarkEnd w:id="8"/>
     </w:p>
     <w:p>
       <w:pPr>
@@ -10503,7 +10435,7 @@
           <w:szCs w:val="32"/>
         </w:rPr>
       </w:pPr>
-      <w:bookmarkStart w:id="8" w:name="_Toc213610964"/>
+      <w:bookmarkStart w:id="9" w:name="_Toc240881454"/>
       <w:r>
         <w:rPr>
           <w:rFonts w:asciiTheme="majorHAnsi" w:hAnsiTheme="majorHAnsi" w:cstheme="majorHAnsi"/>
@@ -10523,7 +10455,7 @@
         </w:rPr>
         <w:t>Methods</w:t>
       </w:r>
-      <w:bookmarkEnd w:id="8"/>
+      <w:bookmarkEnd w:id="9"/>
     </w:p>
     <w:p/>
     <w:tbl>
@@ -14687,7 +14619,7 @@
           <w:szCs w:val="32"/>
         </w:rPr>
       </w:pPr>
-      <w:bookmarkStart w:id="9" w:name="_Toc213610965"/>
+      <w:bookmarkStart w:id="10" w:name="_Toc240881455"/>
       <w:r>
         <w:rPr>
           <w:rFonts w:asciiTheme="majorHAnsi" w:hAnsiTheme="majorHAnsi" w:cstheme="majorHAnsi"/>
@@ -14698,7 +14630,7 @@
         <w:lastRenderedPageBreak/>
         <w:t># Yield</w:t>
       </w:r>
-      <w:bookmarkEnd w:id="9"/>
+      <w:bookmarkEnd w:id="10"/>
     </w:p>
     <w:p>
       <w:pPr>
@@ -15658,7 +15590,7 @@
           <w:lang w:eastAsia="en-IN"/>
         </w:rPr>
       </w:pPr>
-      <w:bookmarkStart w:id="10" w:name="_Toc213610966"/>
+      <w:bookmarkStart w:id="11" w:name="_Toc240881456"/>
       <w:r>
         <w:rPr>
           <w:rFonts w:eastAsia="Times New Roman"/>
@@ -15670,7 +15602,7 @@
         <w:lastRenderedPageBreak/>
         <w:t>4. Synchronization</w:t>
       </w:r>
-      <w:bookmarkEnd w:id="10"/>
+      <w:bookmarkEnd w:id="11"/>
     </w:p>
     <w:p>
       <w:pPr>
@@ -15723,7 +15655,7 @@
           <w:szCs w:val="32"/>
         </w:rPr>
       </w:pPr>
-      <w:bookmarkStart w:id="11" w:name="_Toc213610967"/>
+      <w:bookmarkStart w:id="12" w:name="_Toc240881457"/>
       <w:r>
         <w:rPr>
           <w:rFonts w:asciiTheme="majorHAnsi" w:hAnsiTheme="majorHAnsi" w:cstheme="majorHAnsi"/>
@@ -15733,7 +15665,7 @@
         </w:rPr>
         <w:t># Race Condition</w:t>
       </w:r>
-      <w:bookmarkEnd w:id="11"/>
+      <w:bookmarkEnd w:id="12"/>
     </w:p>
     <w:p>
       <w:pPr>
@@ -17086,7 +17018,7 @@
           <w:szCs w:val="32"/>
         </w:rPr>
       </w:pPr>
-      <w:bookmarkStart w:id="12" w:name="_Toc213610968"/>
+      <w:bookmarkStart w:id="13" w:name="_Toc240881458"/>
       <w:r>
         <w:rPr>
           <w:rFonts w:asciiTheme="majorHAnsi" w:hAnsiTheme="majorHAnsi" w:cstheme="majorHAnsi"/>
@@ -17097,7 +17029,7 @@
         <w:lastRenderedPageBreak/>
         <w:t># Synchronized Keyword</w:t>
       </w:r>
-      <w:bookmarkEnd w:id="12"/>
+      <w:bookmarkEnd w:id="13"/>
     </w:p>
     <w:p>
       <w:pPr>
@@ -19086,7 +19018,7 @@
           <w:szCs w:val="32"/>
         </w:rPr>
       </w:pPr>
-      <w:bookmarkStart w:id="13" w:name="_Toc213610969"/>
+      <w:bookmarkStart w:id="14" w:name="_Toc240881459"/>
       <w:r>
         <w:rPr>
           <w:rFonts w:asciiTheme="majorHAnsi" w:hAnsiTheme="majorHAnsi" w:cstheme="majorHAnsi"/>
@@ -19096,7 +19028,7 @@
         </w:rPr>
         <w:t># Locks</w:t>
       </w:r>
-      <w:bookmarkEnd w:id="13"/>
+      <w:bookmarkEnd w:id="14"/>
     </w:p>
     <w:p>
       <w:pPr>
@@ -20907,7 +20839,7 @@
           <w:szCs w:val="32"/>
         </w:rPr>
       </w:pPr>
-      <w:bookmarkStart w:id="14" w:name="_Toc213610970"/>
+      <w:bookmarkStart w:id="15" w:name="_Toc240881460"/>
       <w:r>
         <w:rPr>
           <w:rFonts w:asciiTheme="majorHAnsi" w:hAnsiTheme="majorHAnsi" w:cstheme="majorHAnsi"/>
@@ -20918,7 +20850,7 @@
         <w:lastRenderedPageBreak/>
         <w:t># Inter-Thread communication</w:t>
       </w:r>
-      <w:bookmarkEnd w:id="14"/>
+      <w:bookmarkEnd w:id="15"/>
     </w:p>
     <w:p>
       <w:pPr>
@@ -24872,7 +24804,7 @@
           <w:szCs w:val="32"/>
         </w:rPr>
       </w:pPr>
-      <w:bookmarkStart w:id="15" w:name="_Toc213610971"/>
+      <w:bookmarkStart w:id="16" w:name="_Toc240881461"/>
       <w:r>
         <w:rPr>
           <w:rFonts w:asciiTheme="majorHAnsi" w:hAnsiTheme="majorHAnsi" w:cstheme="majorHAnsi"/>
@@ -24883,7 +24815,7 @@
         <w:lastRenderedPageBreak/>
         <w:t># Atomic class</w:t>
       </w:r>
-      <w:bookmarkEnd w:id="15"/>
+      <w:bookmarkEnd w:id="16"/>
     </w:p>
     <w:p>
       <w:pPr>
@@ -26282,7 +26214,7 @@
           <w:lang w:eastAsia="en-IN"/>
         </w:rPr>
       </w:pPr>
-      <w:bookmarkStart w:id="16" w:name="_Toc213610972"/>
+      <w:bookmarkStart w:id="17" w:name="_Toc240881462"/>
       <w:r>
         <w:rPr>
           <w:rFonts w:eastAsia="Times New Roman"/>
@@ -26294,7 +26226,7 @@
         <w:lastRenderedPageBreak/>
         <w:t>5. Deadlock</w:t>
       </w:r>
-      <w:bookmarkEnd w:id="16"/>
+      <w:bookmarkEnd w:id="17"/>
     </w:p>
     <w:p>
       <w:pPr>
@@ -27301,8 +27233,6 @@
               </w:rPr>
               <w:t>Pre-emption</w:t>
             </w:r>
-            <w:bookmarkStart w:id="17" w:name="_GoBack"/>
-            <w:bookmarkEnd w:id="17"/>
           </w:p>
         </w:tc>
         <w:tc>
@@ -29137,7 +29067,7 @@
           <w:szCs w:val="32"/>
         </w:rPr>
       </w:pPr>
-      <w:bookmarkStart w:id="18" w:name="_Toc213610973"/>
+      <w:bookmarkStart w:id="18" w:name="_Toc240881463"/>
       <w:r>
         <w:rPr>
           <w:rFonts w:asciiTheme="majorHAnsi" w:hAnsiTheme="majorHAnsi" w:cstheme="majorHAnsi"/>
@@ -31849,7 +31779,7 @@
           <w:lang w:eastAsia="en-IN"/>
         </w:rPr>
       </w:pPr>
-      <w:bookmarkStart w:id="19" w:name="_Toc213610974"/>
+      <w:bookmarkStart w:id="19" w:name="_Toc240881464"/>
       <w:r>
         <w:rPr>
           <w:rFonts w:eastAsia="Times New Roman"/>
@@ -35171,7 +35101,7 @@
           <w:lang w:eastAsia="en-IN"/>
         </w:rPr>
       </w:pPr>
-      <w:bookmarkStart w:id="20" w:name="_Toc213610975"/>
+      <w:bookmarkStart w:id="20" w:name="_Toc240881465"/>
       <w:r>
         <w:rPr>
           <w:rFonts w:eastAsia="Times New Roman"/>
@@ -38729,6 +38659,22 @@
     <w:p>
       <w:pPr>
         <w:rPr>
+          <w:sz w:val="24"/>
+          <w:lang w:eastAsia="en-IN"/>
+        </w:rPr>
+      </w:pPr>
+    </w:p>
+    <w:p>
+      <w:pPr>
+        <w:rPr>
+          <w:sz w:val="24"/>
+          <w:lang w:eastAsia="en-IN"/>
+        </w:rPr>
+      </w:pPr>
+    </w:p>
+    <w:p>
+      <w:pPr>
+        <w:rPr>
           <w:b/>
           <w:sz w:val="24"/>
           <w:lang w:eastAsia="en-IN"/>
@@ -38746,8792 +38692,46 @@
     </w:p>
     <w:p>
       <w:pPr>
-        <w:rPr>
-          <w:sz w:val="24"/>
-          <w:lang w:eastAsia="en-IN"/>
-        </w:rPr>
-      </w:pPr>
-    </w:p>
-    <w:p>
-      <w:pPr>
-        <w:rPr>
-          <w:sz w:val="24"/>
-          <w:lang w:eastAsia="en-IN"/>
-        </w:rPr>
-      </w:pPr>
-    </w:p>
-    <w:p>
-      <w:pPr>
-        <w:rPr>
-          <w:sz w:val="24"/>
-          <w:lang w:eastAsia="en-IN"/>
-        </w:rPr>
-      </w:pPr>
-    </w:p>
-    <w:p>
-      <w:pPr>
-        <w:rPr>
-          <w:sz w:val="24"/>
-          <w:lang w:eastAsia="en-IN"/>
-        </w:rPr>
-      </w:pPr>
-    </w:p>
-    <w:p>
-      <w:pPr>
-        <w:rPr>
-          <w:sz w:val="24"/>
-          <w:lang w:eastAsia="en-IN"/>
-        </w:rPr>
-      </w:pPr>
-    </w:p>
-    <w:p>
-      <w:pPr>
-        <w:rPr>
-          <w:sz w:val="24"/>
-          <w:lang w:eastAsia="en-IN"/>
-        </w:rPr>
-      </w:pPr>
-    </w:p>
-    <w:p>
-      <w:pPr>
-        <w:rPr>
-          <w:sz w:val="24"/>
-          <w:lang w:eastAsia="en-IN"/>
-        </w:rPr>
-      </w:pPr>
-    </w:p>
-    <w:p>
-      <w:pPr>
-        <w:pStyle w:val="Heading2"/>
-        <w:spacing w:after="240"/>
-        <w:rPr>
-          <w:rFonts w:eastAsia="Times New Roman"/>
+        <w:spacing w:after="0"/>
+        <w:jc w:val="center"/>
+        <w:rPr>
           <w:b/>
-          <w:color w:val="1F4E79" w:themeColor="accent5" w:themeShade="80"/>
-          <w:sz w:val="40"/>
-          <w:lang w:eastAsia="en-IN"/>
-        </w:rPr>
-      </w:pPr>
-      <w:bookmarkStart w:id="21" w:name="_Toc213610976"/>
-      <w:r>
-        <w:rPr>
-          <w:rFonts w:eastAsia="Times New Roman"/>
+          <w:sz w:val="36"/>
+          <w:lang w:eastAsia="en-IN"/>
+        </w:rPr>
+      </w:pPr>
+      <w:r>
+        <w:rPr>
           <w:b/>
-          <w:color w:val="1F4E79" w:themeColor="accent5" w:themeShade="80"/>
-          <w:sz w:val="40"/>
-          <w:lang w:eastAsia="en-IN"/>
-        </w:rPr>
-        <w:lastRenderedPageBreak/>
-        <w:t>8</w:t>
-      </w:r>
-      <w:r>
-        <w:rPr>
-          <w:rFonts w:eastAsia="Times New Roman"/>
-          <w:b/>
-          <w:color w:val="1F4E79" w:themeColor="accent5" w:themeShade="80"/>
-          <w:sz w:val="40"/>
-          <w:lang w:eastAsia="en-IN"/>
-        </w:rPr>
-        <w:t xml:space="preserve">. </w:t>
-      </w:r>
-      <w:r>
-        <w:rPr>
-          <w:rFonts w:eastAsia="Times New Roman"/>
-          <w:b/>
-          <w:color w:val="1F4E79" w:themeColor="accent5" w:themeShade="80"/>
-          <w:sz w:val="40"/>
-          <w:lang w:eastAsia="en-IN"/>
-        </w:rPr>
-        <w:t>Interview Questions</w:t>
-      </w:r>
-      <w:bookmarkEnd w:id="21"/>
-    </w:p>
-    <w:p>
-      <w:pPr>
-        <w:rPr>
-          <w:sz w:val="24"/>
-          <w:lang w:eastAsia="en-IN"/>
-        </w:rPr>
-      </w:pPr>
-    </w:p>
-    <w:p>
-      <w:pPr>
-        <w:pStyle w:val="ListParagraph"/>
-        <w:numPr>
-          <w:ilvl w:val="0"/>
-          <w:numId w:val="3"/>
-        </w:numPr>
-        <w:rPr>
-          <w:b/>
-          <w:sz w:val="24"/>
-          <w:lang w:eastAsia="en-IN"/>
-        </w:rPr>
-      </w:pPr>
-      <w:r>
-        <w:rPr>
-          <w:b/>
-          <w:sz w:val="24"/>
-          <w:lang w:eastAsia="en-IN"/>
-        </w:rPr>
-        <w:t>What are differences between threads and processes?</w:t>
-      </w:r>
-    </w:p>
-    <w:p>
-      <w:pPr>
-        <w:ind w:left="720"/>
-        <w:rPr>
-          <w:sz w:val="24"/>
-          <w:lang w:eastAsia="en-IN"/>
-        </w:rPr>
-      </w:pPr>
-      <w:r>
-        <w:rPr>
-          <w:b/>
-          <w:sz w:val="24"/>
-          <w:lang w:eastAsia="en-IN"/>
-        </w:rPr>
-        <w:t>Process:</w:t>
-      </w:r>
-      <w:r>
-        <w:rPr>
-          <w:sz w:val="24"/>
-          <w:lang w:eastAsia="en-IN"/>
-        </w:rPr>
-        <w:t xml:space="preserve"> - A process is an independent program in execution. It has its own memory space and resources, making it a heavyweight entity.</w:t>
-      </w:r>
-    </w:p>
-    <w:p>
-      <w:pPr>
-        <w:ind w:left="720"/>
-        <w:rPr>
-          <w:sz w:val="24"/>
-          <w:lang w:eastAsia="en-IN"/>
-        </w:rPr>
-      </w:pPr>
-      <w:r>
-        <w:rPr>
-          <w:b/>
-          <w:sz w:val="24"/>
-          <w:lang w:eastAsia="en-IN"/>
-        </w:rPr>
-        <w:t>Thread:</w:t>
-      </w:r>
-      <w:r>
-        <w:rPr>
-          <w:sz w:val="24"/>
-          <w:lang w:eastAsia="en-IN"/>
-        </w:rPr>
-        <w:t xml:space="preserve"> - </w:t>
-      </w:r>
-      <w:r>
-        <w:rPr>
-          <w:sz w:val="24"/>
-          <w:lang w:eastAsia="en-IN"/>
-        </w:rPr>
-        <w:t>A thread is the smallest unit of execution within a process. It shares the process’s memory and resources, making it a lightweight entity.</w:t>
-      </w:r>
-    </w:p>
-    <w:p>
-      <w:pPr>
-        <w:ind w:left="720"/>
-        <w:rPr>
-          <w:sz w:val="24"/>
-          <w:lang w:eastAsia="en-IN"/>
-        </w:rPr>
-      </w:pPr>
-      <w:r>
-        <w:rPr>
-          <w:noProof/>
-          <w:lang w:eastAsia="en-IN"/>
-        </w:rPr>
-        <w:drawing>
-          <wp:inline distT="0" distB="0" distL="0" distR="0">
-            <wp:extent cx="3303814" cy="2090011"/>
-            <wp:effectExtent l="0" t="0" r="0" b="5715"/>
-            <wp:docPr id="2" name="Picture 2" descr="https://miro.medium.com/v2/resize:fit:1142/1*YACxzJYcoQg55IPj75s00w.png"/>
-            <wp:cNvGraphicFramePr>
-              <a:graphicFrameLocks xmlns:a="http://schemas.openxmlformats.org/drawingml/2006/main" noChangeAspect="1"/>
-            </wp:cNvGraphicFramePr>
-            <a:graphic xmlns:a="http://schemas.openxmlformats.org/drawingml/2006/main">
-              <a:graphicData uri="http://schemas.openxmlformats.org/drawingml/2006/picture">
-                <pic:pic xmlns:pic="http://schemas.openxmlformats.org/drawingml/2006/picture">
-                  <pic:nvPicPr>
-                    <pic:cNvPr id="0" name="Picture 1" descr="https://miro.medium.com/v2/resize:fit:1142/1*YACxzJYcoQg55IPj75s00w.png"/>
-                    <pic:cNvPicPr>
-                      <a:picLocks noChangeAspect="1" noChangeArrowheads="1"/>
-                    </pic:cNvPicPr>
-                  </pic:nvPicPr>
-                  <pic:blipFill>
-                    <a:blip r:embed="rId16" cstate="print">
-                      <a:extLst>
-                        <a:ext uri="{28A0092B-C50C-407E-A947-70E740481C1C}">
-                          <a14:useLocalDpi xmlns:a14="http://schemas.microsoft.com/office/drawing/2010/main" val="0"/>
-                        </a:ext>
-                      </a:extLst>
-                    </a:blip>
-                    <a:srcRect/>
-                    <a:stretch>
-                      <a:fillRect/>
-                    </a:stretch>
-                  </pic:blipFill>
-                  <pic:spPr bwMode="auto">
-                    <a:xfrm>
-                      <a:off x="0" y="0"/>
-                      <a:ext cx="3390154" cy="2144630"/>
-                    </a:xfrm>
-                    <a:prstGeom prst="rect">
-                      <a:avLst/>
-                    </a:prstGeom>
-                    <a:noFill/>
-                    <a:ln>
-                      <a:noFill/>
-                    </a:ln>
-                  </pic:spPr>
-                </pic:pic>
-              </a:graphicData>
-            </a:graphic>
-          </wp:inline>
-        </w:drawing>
-      </w:r>
-    </w:p>
-    <w:tbl>
-      <w:tblPr>
-        <w:tblW w:w="10920" w:type="dxa"/>
-        <w:tblCellSpacing w:w="15" w:type="dxa"/>
-        <w:tblBorders>
-          <w:top w:val="single" w:sz="2" w:space="0" w:color="auto"/>
-          <w:left w:val="single" w:sz="2" w:space="0" w:color="auto"/>
-          <w:bottom w:val="single" w:sz="2" w:space="0" w:color="auto"/>
-          <w:right w:val="single" w:sz="2" w:space="0" w:color="auto"/>
-        </w:tblBorders>
-        <w:shd w:val="clear" w:color="auto" w:fill="FFFFFF"/>
-        <w:tblCellMar>
-          <w:top w:w="15" w:type="dxa"/>
-          <w:left w:w="15" w:type="dxa"/>
-          <w:bottom w:w="15" w:type="dxa"/>
-          <w:right w:w="15" w:type="dxa"/>
-        </w:tblCellMar>
-        <w:tblLook w:val="04A0" w:firstRow="1" w:lastRow="0" w:firstColumn="1" w:lastColumn="0" w:noHBand="0" w:noVBand="1"/>
-      </w:tblPr>
-      <w:tblGrid>
-        <w:gridCol w:w="1687"/>
-        <w:gridCol w:w="4856"/>
-        <w:gridCol w:w="4377"/>
-      </w:tblGrid>
-      <w:tr>
-        <w:trPr>
-          <w:tblHeader/>
-          <w:tblCellSpacing w:w="15" w:type="dxa"/>
-        </w:trPr>
-        <w:tc>
-          <w:tcPr>
-            <w:tcW w:w="0" w:type="auto"/>
-            <w:tcBorders>
-              <w:top w:val="single" w:sz="6" w:space="0" w:color="auto"/>
-              <w:left w:val="single" w:sz="6" w:space="0" w:color="auto"/>
-              <w:bottom w:val="single" w:sz="6" w:space="0" w:color="auto"/>
-              <w:right w:val="single" w:sz="2" w:space="0" w:color="auto"/>
-            </w:tcBorders>
-            <w:shd w:val="clear" w:color="auto" w:fill="FFFFFF"/>
-            <w:vAlign w:val="bottom"/>
-            <w:hideMark/>
-          </w:tcPr>
-          <w:p>
-            <w:pPr>
-              <w:jc w:val="center"/>
-              <w:rPr>
-                <w:rFonts w:cstheme="minorHAnsi"/>
-                <w:b/>
-                <w:bCs/>
-                <w:color w:val="0D0D0D"/>
-                <w:sz w:val="24"/>
-                <w:szCs w:val="24"/>
-              </w:rPr>
-            </w:pPr>
-            <w:r>
-              <w:rPr>
-                <w:rStyle w:val="Strong"/>
-                <w:rFonts w:cstheme="minorHAnsi"/>
-                <w:color w:val="0D0D0D"/>
-                <w:sz w:val="24"/>
-                <w:szCs w:val="24"/>
-                <w:bdr w:val="single" w:sz="2" w:space="0" w:color="E3E3E3" w:frame="1"/>
-              </w:rPr>
-              <w:t>Aspect</w:t>
-            </w:r>
-          </w:p>
-        </w:tc>
-        <w:tc>
-          <w:tcPr>
-            <w:tcW w:w="0" w:type="auto"/>
-            <w:tcBorders>
-              <w:top w:val="single" w:sz="6" w:space="0" w:color="auto"/>
-              <w:left w:val="single" w:sz="6" w:space="0" w:color="auto"/>
-              <w:bottom w:val="single" w:sz="6" w:space="0" w:color="auto"/>
-              <w:right w:val="single" w:sz="2" w:space="0" w:color="auto"/>
-            </w:tcBorders>
-            <w:shd w:val="clear" w:color="auto" w:fill="FFFFFF"/>
-            <w:vAlign w:val="bottom"/>
-            <w:hideMark/>
-          </w:tcPr>
-          <w:p>
-            <w:pPr>
-              <w:jc w:val="center"/>
-              <w:rPr>
-                <w:rFonts w:cstheme="minorHAnsi"/>
-                <w:b/>
-                <w:bCs/>
-                <w:color w:val="0D0D0D"/>
-                <w:sz w:val="24"/>
-                <w:szCs w:val="24"/>
-              </w:rPr>
-            </w:pPr>
-            <w:r>
-              <w:rPr>
-                <w:rStyle w:val="Strong"/>
-                <w:rFonts w:cstheme="minorHAnsi"/>
-                <w:color w:val="0D0D0D"/>
-                <w:sz w:val="24"/>
-                <w:szCs w:val="24"/>
-                <w:bdr w:val="single" w:sz="2" w:space="0" w:color="E3E3E3" w:frame="1"/>
-              </w:rPr>
-              <w:t>Process</w:t>
-            </w:r>
-          </w:p>
-        </w:tc>
-        <w:tc>
-          <w:tcPr>
-            <w:tcW w:w="0" w:type="auto"/>
-            <w:tcBorders>
-              <w:top w:val="single" w:sz="6" w:space="0" w:color="auto"/>
-              <w:left w:val="single" w:sz="6" w:space="0" w:color="auto"/>
-              <w:bottom w:val="single" w:sz="6" w:space="0" w:color="auto"/>
-              <w:right w:val="single" w:sz="6" w:space="0" w:color="auto"/>
-            </w:tcBorders>
-            <w:shd w:val="clear" w:color="auto" w:fill="FFFFFF"/>
-            <w:vAlign w:val="bottom"/>
-            <w:hideMark/>
-          </w:tcPr>
-          <w:p>
-            <w:pPr>
-              <w:jc w:val="center"/>
-              <w:rPr>
-                <w:rFonts w:cstheme="minorHAnsi"/>
-                <w:b/>
-                <w:bCs/>
-                <w:color w:val="0D0D0D"/>
-                <w:sz w:val="24"/>
-                <w:szCs w:val="24"/>
-              </w:rPr>
-            </w:pPr>
-            <w:r>
-              <w:rPr>
-                <w:rStyle w:val="Strong"/>
-                <w:rFonts w:cstheme="minorHAnsi"/>
-                <w:color w:val="0D0D0D"/>
-                <w:sz w:val="24"/>
-                <w:szCs w:val="24"/>
-                <w:bdr w:val="single" w:sz="2" w:space="0" w:color="E3E3E3" w:frame="1"/>
-              </w:rPr>
-              <w:t>Thread</w:t>
-            </w:r>
-          </w:p>
-        </w:tc>
-      </w:tr>
-      <w:tr>
-        <w:trPr>
-          <w:tblCellSpacing w:w="15" w:type="dxa"/>
-        </w:trPr>
-        <w:tc>
-          <w:tcPr>
-            <w:tcW w:w="0" w:type="auto"/>
-            <w:tcBorders>
-              <w:top w:val="single" w:sz="2" w:space="0" w:color="auto"/>
-              <w:left w:val="single" w:sz="6" w:space="0" w:color="auto"/>
-              <w:bottom w:val="single" w:sz="6" w:space="0" w:color="auto"/>
-              <w:right w:val="single" w:sz="2" w:space="0" w:color="auto"/>
-            </w:tcBorders>
-            <w:shd w:val="clear" w:color="auto" w:fill="FFFFFF"/>
-            <w:vAlign w:val="bottom"/>
-            <w:hideMark/>
-          </w:tcPr>
-          <w:p>
-            <w:pPr>
-              <w:spacing w:after="0"/>
-              <w:rPr>
-                <w:rFonts w:cstheme="minorHAnsi"/>
-                <w:color w:val="0D0D0D"/>
-                <w:sz w:val="24"/>
-                <w:szCs w:val="24"/>
-              </w:rPr>
-            </w:pPr>
-            <w:r>
-              <w:rPr>
-                <w:rStyle w:val="Strong"/>
-                <w:rFonts w:cstheme="minorHAnsi"/>
-                <w:color w:val="0D0D0D"/>
-                <w:sz w:val="24"/>
-                <w:szCs w:val="24"/>
-                <w:bdr w:val="single" w:sz="2" w:space="0" w:color="E3E3E3" w:frame="1"/>
-              </w:rPr>
-              <w:t>Execution</w:t>
-            </w:r>
-          </w:p>
-        </w:tc>
-        <w:tc>
-          <w:tcPr>
-            <w:tcW w:w="0" w:type="auto"/>
-            <w:tcBorders>
-              <w:top w:val="single" w:sz="2" w:space="0" w:color="auto"/>
-              <w:left w:val="single" w:sz="6" w:space="0" w:color="auto"/>
-              <w:bottom w:val="single" w:sz="6" w:space="0" w:color="auto"/>
-              <w:right w:val="single" w:sz="2" w:space="0" w:color="auto"/>
-            </w:tcBorders>
-            <w:shd w:val="clear" w:color="auto" w:fill="FFFFFF"/>
-            <w:vAlign w:val="bottom"/>
-            <w:hideMark/>
-          </w:tcPr>
-          <w:p>
-            <w:pPr>
-              <w:spacing w:after="0"/>
-              <w:rPr>
-                <w:rFonts w:cstheme="minorHAnsi"/>
-                <w:color w:val="0D0D0D"/>
-                <w:sz w:val="24"/>
-                <w:szCs w:val="24"/>
-              </w:rPr>
-            </w:pPr>
-            <w:r>
-              <w:rPr>
-                <w:rFonts w:cstheme="minorHAnsi"/>
-                <w:color w:val="0D0D0D"/>
-                <w:sz w:val="24"/>
-                <w:szCs w:val="24"/>
-              </w:rPr>
-              <w:t>A process has its own separate execution context.</w:t>
-            </w:r>
-          </w:p>
-        </w:tc>
-        <w:tc>
-          <w:tcPr>
-            <w:tcW w:w="0" w:type="auto"/>
-            <w:tcBorders>
-              <w:top w:val="single" w:sz="2" w:space="0" w:color="auto"/>
-              <w:left w:val="single" w:sz="6" w:space="0" w:color="auto"/>
-              <w:bottom w:val="single" w:sz="6" w:space="0" w:color="auto"/>
-              <w:right w:val="single" w:sz="6" w:space="0" w:color="auto"/>
-            </w:tcBorders>
-            <w:shd w:val="clear" w:color="auto" w:fill="FFFFFF"/>
-            <w:vAlign w:val="bottom"/>
-            <w:hideMark/>
-          </w:tcPr>
-          <w:p>
-            <w:pPr>
-              <w:spacing w:after="0"/>
-              <w:rPr>
-                <w:rFonts w:cstheme="minorHAnsi"/>
-                <w:color w:val="0D0D0D"/>
-                <w:sz w:val="24"/>
-                <w:szCs w:val="24"/>
-              </w:rPr>
-            </w:pPr>
-            <w:r>
-              <w:rPr>
-                <w:rFonts w:cstheme="minorHAnsi"/>
-                <w:color w:val="0D0D0D"/>
-                <w:sz w:val="24"/>
-                <w:szCs w:val="24"/>
-              </w:rPr>
-              <w:t>Threads within a process execute in the same context.</w:t>
-            </w:r>
-          </w:p>
-        </w:tc>
-      </w:tr>
-      <w:tr>
-        <w:trPr>
-          <w:tblCellSpacing w:w="15" w:type="dxa"/>
-        </w:trPr>
-        <w:tc>
-          <w:tcPr>
-            <w:tcW w:w="0" w:type="auto"/>
-            <w:tcBorders>
-              <w:top w:val="single" w:sz="2" w:space="0" w:color="auto"/>
-              <w:left w:val="single" w:sz="6" w:space="0" w:color="auto"/>
-              <w:bottom w:val="single" w:sz="6" w:space="0" w:color="auto"/>
-              <w:right w:val="single" w:sz="2" w:space="0" w:color="auto"/>
-            </w:tcBorders>
-            <w:shd w:val="clear" w:color="auto" w:fill="FFFFFF"/>
-            <w:vAlign w:val="bottom"/>
-            <w:hideMark/>
-          </w:tcPr>
-          <w:p>
-            <w:pPr>
-              <w:spacing w:after="0"/>
-              <w:rPr>
-                <w:rFonts w:cstheme="minorHAnsi"/>
-                <w:color w:val="0D0D0D"/>
-                <w:sz w:val="24"/>
-                <w:szCs w:val="24"/>
-              </w:rPr>
-            </w:pPr>
-            <w:r>
-              <w:rPr>
-                <w:rStyle w:val="Strong"/>
-                <w:rFonts w:cstheme="minorHAnsi"/>
-                <w:color w:val="0D0D0D"/>
-                <w:sz w:val="24"/>
-                <w:szCs w:val="24"/>
-                <w:bdr w:val="single" w:sz="2" w:space="0" w:color="E3E3E3" w:frame="1"/>
-              </w:rPr>
-              <w:t>Memory</w:t>
-            </w:r>
-          </w:p>
-        </w:tc>
-        <w:tc>
-          <w:tcPr>
-            <w:tcW w:w="0" w:type="auto"/>
-            <w:tcBorders>
-              <w:top w:val="single" w:sz="2" w:space="0" w:color="auto"/>
-              <w:left w:val="single" w:sz="6" w:space="0" w:color="auto"/>
-              <w:bottom w:val="single" w:sz="6" w:space="0" w:color="auto"/>
-              <w:right w:val="single" w:sz="2" w:space="0" w:color="auto"/>
-            </w:tcBorders>
-            <w:shd w:val="clear" w:color="auto" w:fill="FFFFFF"/>
-            <w:vAlign w:val="bottom"/>
-            <w:hideMark/>
-          </w:tcPr>
-          <w:p>
-            <w:pPr>
-              <w:spacing w:after="0"/>
-              <w:rPr>
-                <w:rFonts w:cstheme="minorHAnsi"/>
-                <w:color w:val="0D0D0D"/>
-                <w:sz w:val="24"/>
-                <w:szCs w:val="24"/>
-              </w:rPr>
-            </w:pPr>
-            <w:r>
-              <w:rPr>
-                <w:rFonts w:cstheme="minorHAnsi"/>
-                <w:color w:val="0D0D0D"/>
-                <w:sz w:val="24"/>
-                <w:szCs w:val="24"/>
-              </w:rPr>
-              <w:t xml:space="preserve">Each process has its own memory space (code, data, </w:t>
-            </w:r>
-            <w:r>
-              <w:rPr>
-                <w:rFonts w:cstheme="minorHAnsi"/>
-                <w:color w:val="0D0D0D"/>
-                <w:sz w:val="24"/>
-                <w:szCs w:val="24"/>
-              </w:rPr>
-              <w:t>and stack</w:t>
-            </w:r>
-            <w:r>
-              <w:rPr>
-                <w:rFonts w:cstheme="minorHAnsi"/>
-                <w:color w:val="0D0D0D"/>
-                <w:sz w:val="24"/>
-                <w:szCs w:val="24"/>
-              </w:rPr>
-              <w:t>).</w:t>
-            </w:r>
-          </w:p>
-        </w:tc>
-        <w:tc>
-          <w:tcPr>
-            <w:tcW w:w="0" w:type="auto"/>
-            <w:tcBorders>
-              <w:top w:val="single" w:sz="2" w:space="0" w:color="auto"/>
-              <w:left w:val="single" w:sz="6" w:space="0" w:color="auto"/>
-              <w:bottom w:val="single" w:sz="6" w:space="0" w:color="auto"/>
-              <w:right w:val="single" w:sz="6" w:space="0" w:color="auto"/>
-            </w:tcBorders>
-            <w:shd w:val="clear" w:color="auto" w:fill="FFFFFF"/>
-            <w:vAlign w:val="bottom"/>
-            <w:hideMark/>
-          </w:tcPr>
-          <w:p>
-            <w:pPr>
-              <w:spacing w:after="0"/>
-              <w:rPr>
-                <w:rFonts w:cstheme="minorHAnsi"/>
-                <w:color w:val="0D0D0D"/>
-                <w:sz w:val="24"/>
-                <w:szCs w:val="24"/>
-              </w:rPr>
-            </w:pPr>
-            <w:r>
-              <w:rPr>
-                <w:rFonts w:cstheme="minorHAnsi"/>
-                <w:color w:val="0D0D0D"/>
-                <w:sz w:val="24"/>
-                <w:szCs w:val="24"/>
-              </w:rPr>
-              <w:t>Threads share the memory space of the parent process.</w:t>
-            </w:r>
-          </w:p>
-        </w:tc>
-      </w:tr>
-      <w:tr>
-        <w:trPr>
-          <w:tblCellSpacing w:w="15" w:type="dxa"/>
-        </w:trPr>
-        <w:tc>
-          <w:tcPr>
-            <w:tcW w:w="0" w:type="auto"/>
-            <w:tcBorders>
-              <w:top w:val="single" w:sz="2" w:space="0" w:color="auto"/>
-              <w:left w:val="single" w:sz="6" w:space="0" w:color="auto"/>
-              <w:bottom w:val="single" w:sz="6" w:space="0" w:color="auto"/>
-              <w:right w:val="single" w:sz="2" w:space="0" w:color="auto"/>
-            </w:tcBorders>
-            <w:shd w:val="clear" w:color="auto" w:fill="FFFFFF"/>
-            <w:vAlign w:val="bottom"/>
-            <w:hideMark/>
-          </w:tcPr>
-          <w:p>
-            <w:pPr>
-              <w:spacing w:after="0"/>
-              <w:rPr>
-                <w:rFonts w:cstheme="minorHAnsi"/>
-                <w:color w:val="0D0D0D"/>
-                <w:sz w:val="24"/>
-                <w:szCs w:val="24"/>
-              </w:rPr>
-            </w:pPr>
-            <w:r>
-              <w:rPr>
-                <w:rStyle w:val="Strong"/>
-                <w:rFonts w:cstheme="minorHAnsi"/>
-                <w:color w:val="0D0D0D"/>
-                <w:sz w:val="24"/>
-                <w:szCs w:val="24"/>
-                <w:bdr w:val="single" w:sz="2" w:space="0" w:color="E3E3E3" w:frame="1"/>
-              </w:rPr>
-              <w:t>Communication</w:t>
-            </w:r>
-          </w:p>
-        </w:tc>
-        <w:tc>
-          <w:tcPr>
-            <w:tcW w:w="0" w:type="auto"/>
-            <w:tcBorders>
-              <w:top w:val="single" w:sz="2" w:space="0" w:color="auto"/>
-              <w:left w:val="single" w:sz="6" w:space="0" w:color="auto"/>
-              <w:bottom w:val="single" w:sz="6" w:space="0" w:color="auto"/>
-              <w:right w:val="single" w:sz="2" w:space="0" w:color="auto"/>
-            </w:tcBorders>
-            <w:shd w:val="clear" w:color="auto" w:fill="FFFFFF"/>
-            <w:vAlign w:val="bottom"/>
-            <w:hideMark/>
-          </w:tcPr>
-          <w:p>
-            <w:pPr>
-              <w:spacing w:after="0"/>
-              <w:rPr>
-                <w:rFonts w:cstheme="minorHAnsi"/>
-                <w:color w:val="0D0D0D"/>
-                <w:sz w:val="24"/>
-                <w:szCs w:val="24"/>
-              </w:rPr>
-            </w:pPr>
-            <w:r>
-              <w:rPr>
-                <w:rFonts w:cstheme="minorHAnsi"/>
-                <w:color w:val="0D0D0D"/>
-                <w:sz w:val="24"/>
-                <w:szCs w:val="24"/>
-              </w:rPr>
-              <w:t>Communication between processes is complex (e.g., IPC).</w:t>
-            </w:r>
-          </w:p>
-        </w:tc>
-        <w:tc>
-          <w:tcPr>
-            <w:tcW w:w="0" w:type="auto"/>
-            <w:tcBorders>
-              <w:top w:val="single" w:sz="2" w:space="0" w:color="auto"/>
-              <w:left w:val="single" w:sz="6" w:space="0" w:color="auto"/>
-              <w:bottom w:val="single" w:sz="6" w:space="0" w:color="auto"/>
-              <w:right w:val="single" w:sz="6" w:space="0" w:color="auto"/>
-            </w:tcBorders>
-            <w:shd w:val="clear" w:color="auto" w:fill="FFFFFF"/>
-            <w:vAlign w:val="bottom"/>
-            <w:hideMark/>
-          </w:tcPr>
-          <w:p>
-            <w:pPr>
-              <w:spacing w:after="0"/>
-              <w:rPr>
-                <w:rFonts w:cstheme="minorHAnsi"/>
-                <w:color w:val="0D0D0D"/>
-                <w:sz w:val="24"/>
-                <w:szCs w:val="24"/>
-              </w:rPr>
-            </w:pPr>
-            <w:r>
-              <w:rPr>
-                <w:rFonts w:cstheme="minorHAnsi"/>
-                <w:color w:val="0D0D0D"/>
-                <w:sz w:val="24"/>
-                <w:szCs w:val="24"/>
-              </w:rPr>
-              <w:t>Threads communicate easily through shared memory.</w:t>
-            </w:r>
-          </w:p>
-        </w:tc>
-      </w:tr>
-      <w:tr>
-        <w:trPr>
-          <w:tblCellSpacing w:w="15" w:type="dxa"/>
-        </w:trPr>
-        <w:tc>
-          <w:tcPr>
-            <w:tcW w:w="0" w:type="auto"/>
-            <w:tcBorders>
-              <w:top w:val="single" w:sz="2" w:space="0" w:color="auto"/>
-              <w:left w:val="single" w:sz="6" w:space="0" w:color="auto"/>
-              <w:bottom w:val="single" w:sz="6" w:space="0" w:color="auto"/>
-              <w:right w:val="single" w:sz="2" w:space="0" w:color="auto"/>
-            </w:tcBorders>
-            <w:shd w:val="clear" w:color="auto" w:fill="FFFFFF"/>
-            <w:vAlign w:val="bottom"/>
-            <w:hideMark/>
-          </w:tcPr>
-          <w:p>
-            <w:pPr>
-              <w:spacing w:after="0"/>
-              <w:rPr>
-                <w:rFonts w:cstheme="minorHAnsi"/>
-                <w:color w:val="0D0D0D"/>
-                <w:sz w:val="24"/>
-                <w:szCs w:val="24"/>
-              </w:rPr>
-            </w:pPr>
-            <w:r>
-              <w:rPr>
-                <w:rStyle w:val="Strong"/>
-                <w:rFonts w:cstheme="minorHAnsi"/>
-                <w:color w:val="0D0D0D"/>
-                <w:sz w:val="24"/>
-                <w:szCs w:val="24"/>
-                <w:bdr w:val="single" w:sz="2" w:space="0" w:color="E3E3E3" w:frame="1"/>
-              </w:rPr>
-              <w:t>Creation</w:t>
-            </w:r>
-          </w:p>
-        </w:tc>
-        <w:tc>
-          <w:tcPr>
-            <w:tcW w:w="0" w:type="auto"/>
-            <w:tcBorders>
-              <w:top w:val="single" w:sz="2" w:space="0" w:color="auto"/>
-              <w:left w:val="single" w:sz="6" w:space="0" w:color="auto"/>
-              <w:bottom w:val="single" w:sz="6" w:space="0" w:color="auto"/>
-              <w:right w:val="single" w:sz="2" w:space="0" w:color="auto"/>
-            </w:tcBorders>
-            <w:shd w:val="clear" w:color="auto" w:fill="FFFFFF"/>
-            <w:vAlign w:val="bottom"/>
-            <w:hideMark/>
-          </w:tcPr>
-          <w:p>
-            <w:pPr>
-              <w:spacing w:after="0"/>
-              <w:rPr>
-                <w:rFonts w:cstheme="minorHAnsi"/>
-                <w:color w:val="0D0D0D"/>
-                <w:sz w:val="24"/>
-                <w:szCs w:val="24"/>
-              </w:rPr>
-            </w:pPr>
-            <w:r>
-              <w:rPr>
-                <w:rFonts w:cstheme="minorHAnsi"/>
-                <w:color w:val="0D0D0D"/>
-                <w:sz w:val="24"/>
-                <w:szCs w:val="24"/>
-              </w:rPr>
-              <w:t>Creating a process is time-consuming and resource-intensive.</w:t>
-            </w:r>
-          </w:p>
-        </w:tc>
-        <w:tc>
-          <w:tcPr>
-            <w:tcW w:w="0" w:type="auto"/>
-            <w:tcBorders>
-              <w:top w:val="single" w:sz="2" w:space="0" w:color="auto"/>
-              <w:left w:val="single" w:sz="6" w:space="0" w:color="auto"/>
-              <w:bottom w:val="single" w:sz="6" w:space="0" w:color="auto"/>
-              <w:right w:val="single" w:sz="6" w:space="0" w:color="auto"/>
-            </w:tcBorders>
-            <w:shd w:val="clear" w:color="auto" w:fill="FFFFFF"/>
-            <w:vAlign w:val="bottom"/>
-            <w:hideMark/>
-          </w:tcPr>
-          <w:p>
-            <w:pPr>
-              <w:spacing w:after="0"/>
-              <w:rPr>
-                <w:rFonts w:cstheme="minorHAnsi"/>
-                <w:color w:val="0D0D0D"/>
-                <w:sz w:val="24"/>
-                <w:szCs w:val="24"/>
-              </w:rPr>
-            </w:pPr>
-            <w:r>
-              <w:rPr>
-                <w:rFonts w:cstheme="minorHAnsi"/>
-                <w:color w:val="0D0D0D"/>
-                <w:sz w:val="24"/>
-                <w:szCs w:val="24"/>
-              </w:rPr>
-              <w:t>Creating threads is faster and less resource-intensive.</w:t>
-            </w:r>
-          </w:p>
-        </w:tc>
-      </w:tr>
-      <w:tr>
-        <w:trPr>
-          <w:tblCellSpacing w:w="15" w:type="dxa"/>
-        </w:trPr>
-        <w:tc>
-          <w:tcPr>
-            <w:tcW w:w="0" w:type="auto"/>
-            <w:tcBorders>
-              <w:top w:val="single" w:sz="2" w:space="0" w:color="auto"/>
-              <w:left w:val="single" w:sz="6" w:space="0" w:color="auto"/>
-              <w:bottom w:val="single" w:sz="6" w:space="0" w:color="auto"/>
-              <w:right w:val="single" w:sz="2" w:space="0" w:color="auto"/>
-            </w:tcBorders>
-            <w:shd w:val="clear" w:color="auto" w:fill="FFFFFF"/>
-            <w:vAlign w:val="bottom"/>
-            <w:hideMark/>
-          </w:tcPr>
-          <w:p>
-            <w:pPr>
-              <w:spacing w:after="0"/>
-              <w:rPr>
-                <w:rFonts w:cstheme="minorHAnsi"/>
-                <w:color w:val="0D0D0D"/>
-                <w:sz w:val="24"/>
-                <w:szCs w:val="24"/>
-              </w:rPr>
-            </w:pPr>
-            <w:r>
-              <w:rPr>
-                <w:rStyle w:val="Strong"/>
-                <w:rFonts w:cstheme="minorHAnsi"/>
-                <w:color w:val="0D0D0D"/>
-                <w:sz w:val="24"/>
-                <w:szCs w:val="24"/>
-                <w:bdr w:val="single" w:sz="2" w:space="0" w:color="E3E3E3" w:frame="1"/>
-              </w:rPr>
-              <w:t>Independence</w:t>
-            </w:r>
-          </w:p>
-        </w:tc>
-        <w:tc>
-          <w:tcPr>
-            <w:tcW w:w="0" w:type="auto"/>
-            <w:tcBorders>
-              <w:top w:val="single" w:sz="2" w:space="0" w:color="auto"/>
-              <w:left w:val="single" w:sz="6" w:space="0" w:color="auto"/>
-              <w:bottom w:val="single" w:sz="6" w:space="0" w:color="auto"/>
-              <w:right w:val="single" w:sz="2" w:space="0" w:color="auto"/>
-            </w:tcBorders>
-            <w:shd w:val="clear" w:color="auto" w:fill="FFFFFF"/>
-            <w:vAlign w:val="bottom"/>
-            <w:hideMark/>
-          </w:tcPr>
-          <w:p>
-            <w:pPr>
-              <w:spacing w:after="0"/>
-              <w:rPr>
-                <w:rFonts w:cstheme="minorHAnsi"/>
-                <w:color w:val="0D0D0D"/>
-                <w:sz w:val="24"/>
-                <w:szCs w:val="24"/>
-              </w:rPr>
-            </w:pPr>
-            <w:r>
-              <w:rPr>
-                <w:rFonts w:cstheme="minorHAnsi"/>
-                <w:color w:val="0D0D0D"/>
-                <w:sz w:val="24"/>
-                <w:szCs w:val="24"/>
-              </w:rPr>
-              <w:t>Processes are independent and do not affect each other.</w:t>
-            </w:r>
-          </w:p>
-        </w:tc>
-        <w:tc>
-          <w:tcPr>
-            <w:tcW w:w="0" w:type="auto"/>
-            <w:tcBorders>
-              <w:top w:val="single" w:sz="2" w:space="0" w:color="auto"/>
-              <w:left w:val="single" w:sz="6" w:space="0" w:color="auto"/>
-              <w:bottom w:val="single" w:sz="6" w:space="0" w:color="auto"/>
-              <w:right w:val="single" w:sz="6" w:space="0" w:color="auto"/>
-            </w:tcBorders>
-            <w:shd w:val="clear" w:color="auto" w:fill="FFFFFF"/>
-            <w:vAlign w:val="bottom"/>
-            <w:hideMark/>
-          </w:tcPr>
-          <w:p>
-            <w:pPr>
-              <w:spacing w:after="0"/>
-              <w:rPr>
-                <w:rFonts w:cstheme="minorHAnsi"/>
-                <w:color w:val="0D0D0D"/>
-                <w:sz w:val="24"/>
-                <w:szCs w:val="24"/>
-              </w:rPr>
-            </w:pPr>
-            <w:r>
-              <w:rPr>
-                <w:rFonts w:cstheme="minorHAnsi"/>
-                <w:color w:val="0D0D0D"/>
-                <w:sz w:val="24"/>
-                <w:szCs w:val="24"/>
-              </w:rPr>
-              <w:t>Threads are interdependent and can affect one another.</w:t>
-            </w:r>
-          </w:p>
-        </w:tc>
-      </w:tr>
-    </w:tbl>
-    <w:p>
-      <w:pPr>
-        <w:pStyle w:val="ListParagraph"/>
-        <w:rPr>
-          <w:sz w:val="24"/>
-          <w:lang w:eastAsia="en-IN"/>
-        </w:rPr>
-      </w:pPr>
-    </w:p>
-    <w:p>
-      <w:pPr>
-        <w:pStyle w:val="ListParagraph"/>
-        <w:numPr>
-          <w:ilvl w:val="0"/>
-          <w:numId w:val="4"/>
-        </w:numPr>
-        <w:rPr>
-          <w:sz w:val="24"/>
-          <w:lang w:eastAsia="en-IN"/>
-        </w:rPr>
-      </w:pPr>
-      <w:r>
-        <w:rPr>
-          <w:sz w:val="24"/>
-          <w:lang w:eastAsia="en-IN"/>
-        </w:rPr>
-        <w:t>Processes are managed by the operating system with mechanisms like context switching and process scheduling.</w:t>
-      </w:r>
-    </w:p>
-    <w:p>
-      <w:pPr>
-        <w:pStyle w:val="ListParagraph"/>
-        <w:numPr>
-          <w:ilvl w:val="0"/>
-          <w:numId w:val="4"/>
-        </w:numPr>
-        <w:rPr>
-          <w:sz w:val="24"/>
-          <w:lang w:eastAsia="en-IN"/>
-        </w:rPr>
-      </w:pPr>
-      <w:r>
-        <w:rPr>
-          <w:sz w:val="24"/>
-          <w:lang w:eastAsia="en-IN"/>
-        </w:rPr>
-        <w:t>Threads are managed either by the operating system or by the process itself (user-level threads).</w:t>
-      </w:r>
-    </w:p>
-    <w:p>
-      <w:pPr>
-        <w:rPr>
-          <w:sz w:val="24"/>
-          <w:lang w:eastAsia="en-IN"/>
-        </w:rPr>
-      </w:pPr>
-    </w:p>
-    <w:p>
-      <w:pPr>
+          <w:sz w:val="36"/>
+          <w:lang w:eastAsia="en-IN"/>
+        </w:rPr>
+        <w:t>For Interview Questions, Check Out:</w:t>
+      </w:r>
+    </w:p>
+    <w:p>
+      <w:pPr>
+        <w:spacing w:after="0"/>
         <w:jc w:val="center"/>
         <w:rPr>
-          <w:sz w:val="24"/>
-          <w:lang w:eastAsia="en-IN"/>
-        </w:rPr>
-      </w:pPr>
-      <w:r>
-        <w:rPr>
-          <w:noProof/>
-          <w:lang w:eastAsia="en-IN"/>
-        </w:rPr>
-        <w:drawing>
-          <wp:inline distT="0" distB="0" distL="0" distR="0">
-            <wp:extent cx="3586843" cy="1345754"/>
-            <wp:effectExtent l="0" t="0" r="0" b="6985"/>
-            <wp:docPr id="3" name="Picture 3" descr="https://media.licdn.com/dms/image/v2/D4D12AQFrD-_wmG7cQQ/article-cover_image-shrink_423_752/article-cover_image-shrink_423_752/0/1702630915073?e=1743033600&amp;v=beta&amp;t=Q2o1h83dz-kx9tne0K-Ymovx5-hjvmQvUsR_I-_AchA"/>
-            <wp:cNvGraphicFramePr>
-              <a:graphicFrameLocks xmlns:a="http://schemas.openxmlformats.org/drawingml/2006/main" noChangeAspect="1"/>
-            </wp:cNvGraphicFramePr>
-            <a:graphic xmlns:a="http://schemas.openxmlformats.org/drawingml/2006/main">
-              <a:graphicData uri="http://schemas.openxmlformats.org/drawingml/2006/picture">
-                <pic:pic xmlns:pic="http://schemas.openxmlformats.org/drawingml/2006/picture">
-                  <pic:nvPicPr>
-                    <pic:cNvPr id="0" name="Picture 3" descr="https://media.licdn.com/dms/image/v2/D4D12AQFrD-_wmG7cQQ/article-cover_image-shrink_423_752/article-cover_image-shrink_423_752/0/1702630915073?e=1743033600&amp;v=beta&amp;t=Q2o1h83dz-kx9tne0K-Ymovx5-hjvmQvUsR_I-_AchA"/>
-                    <pic:cNvPicPr>
-                      <a:picLocks noChangeAspect="1" noChangeArrowheads="1"/>
-                    </pic:cNvPicPr>
-                  </pic:nvPicPr>
-                  <pic:blipFill>
-                    <a:blip r:embed="rId17">
-                      <a:extLst>
-                        <a:ext uri="{28A0092B-C50C-407E-A947-70E740481C1C}">
-                          <a14:useLocalDpi xmlns:a14="http://schemas.microsoft.com/office/drawing/2010/main" val="0"/>
-                        </a:ext>
-                      </a:extLst>
-                    </a:blip>
-                    <a:srcRect/>
-                    <a:stretch>
-                      <a:fillRect/>
-                    </a:stretch>
-                  </pic:blipFill>
-                  <pic:spPr bwMode="auto">
-                    <a:xfrm>
-                      <a:off x="0" y="0"/>
-                      <a:ext cx="3673717" cy="1378349"/>
-                    </a:xfrm>
-                    <a:prstGeom prst="rect">
-                      <a:avLst/>
-                    </a:prstGeom>
-                    <a:noFill/>
-                    <a:ln>
-                      <a:noFill/>
-                    </a:ln>
-                  </pic:spPr>
-                </pic:pic>
-              </a:graphicData>
-            </a:graphic>
-          </wp:inline>
-        </w:drawing>
-      </w:r>
-    </w:p>
-    <w:p>
-      <w:pPr>
-        <w:pStyle w:val="ListParagraph"/>
-        <w:numPr>
-          <w:ilvl w:val="0"/>
-          <w:numId w:val="3"/>
-        </w:numPr>
-        <w:rPr>
-          <w:sz w:val="24"/>
-          <w:lang w:eastAsia="en-IN"/>
-        </w:rPr>
-      </w:pPr>
-      <w:r>
-        <w:rPr>
-          <w:b/>
-          <w:sz w:val="24"/>
-          <w:lang w:eastAsia="en-IN"/>
-        </w:rPr>
-        <w:lastRenderedPageBreak/>
-        <w:t>What are d</w:t>
-      </w:r>
-      <w:r>
-        <w:rPr>
-          <w:b/>
-          <w:sz w:val="24"/>
-          <w:lang w:eastAsia="en-IN"/>
-        </w:rPr>
-        <w:t>isadvantages of using multithreading?</w:t>
-      </w:r>
-    </w:p>
-    <w:tbl>
-      <w:tblPr>
-        <w:tblW w:w="10920" w:type="dxa"/>
-        <w:tblCellSpacing w:w="15" w:type="dxa"/>
-        <w:tblBorders>
-          <w:top w:val="single" w:sz="2" w:space="0" w:color="auto"/>
-          <w:left w:val="single" w:sz="2" w:space="0" w:color="auto"/>
-          <w:bottom w:val="single" w:sz="2" w:space="0" w:color="auto"/>
-          <w:right w:val="single" w:sz="2" w:space="0" w:color="auto"/>
-        </w:tblBorders>
-        <w:shd w:val="clear" w:color="auto" w:fill="FFFFFF"/>
-        <w:tblCellMar>
-          <w:top w:w="15" w:type="dxa"/>
-          <w:left w:w="15" w:type="dxa"/>
-          <w:bottom w:w="15" w:type="dxa"/>
-          <w:right w:w="15" w:type="dxa"/>
-        </w:tblCellMar>
-        <w:tblLook w:val="04A0" w:firstRow="1" w:lastRow="0" w:firstColumn="1" w:lastColumn="0" w:noHBand="0" w:noVBand="1"/>
-      </w:tblPr>
-      <w:tblGrid>
-        <w:gridCol w:w="2993"/>
-        <w:gridCol w:w="7927"/>
-      </w:tblGrid>
-      <w:tr>
-        <w:trPr>
-          <w:tblHeader/>
-          <w:tblCellSpacing w:w="15" w:type="dxa"/>
-        </w:trPr>
-        <w:tc>
-          <w:tcPr>
-            <w:tcW w:w="0" w:type="auto"/>
-            <w:tcBorders>
-              <w:top w:val="single" w:sz="6" w:space="0" w:color="auto"/>
-              <w:left w:val="single" w:sz="6" w:space="0" w:color="auto"/>
-              <w:bottom w:val="single" w:sz="6" w:space="0" w:color="auto"/>
-              <w:right w:val="single" w:sz="2" w:space="0" w:color="auto"/>
-            </w:tcBorders>
-            <w:shd w:val="clear" w:color="auto" w:fill="FFFFFF"/>
-            <w:vAlign w:val="bottom"/>
-            <w:hideMark/>
-          </w:tcPr>
-          <w:p>
-            <w:pPr>
-              <w:spacing w:after="0" w:line="240" w:lineRule="auto"/>
-              <w:jc w:val="center"/>
-              <w:rPr>
-                <w:rFonts w:eastAsia="Times New Roman" w:cstheme="minorHAnsi"/>
-                <w:b/>
-                <w:bCs/>
-                <w:color w:val="0D0D0D"/>
-                <w:sz w:val="24"/>
-                <w:szCs w:val="24"/>
-                <w:lang w:eastAsia="en-IN"/>
-              </w:rPr>
-            </w:pPr>
-            <w:r>
-              <w:rPr>
-                <w:rFonts w:eastAsia="Times New Roman" w:cstheme="minorHAnsi"/>
-                <w:b/>
-                <w:bCs/>
-                <w:color w:val="0D0D0D"/>
-                <w:sz w:val="24"/>
-                <w:szCs w:val="24"/>
-                <w:bdr w:val="single" w:sz="2" w:space="0" w:color="E3E3E3" w:frame="1"/>
-                <w:lang w:eastAsia="en-IN"/>
-              </w:rPr>
-              <w:t>Disadvantage</w:t>
-            </w:r>
-          </w:p>
-        </w:tc>
-        <w:tc>
-          <w:tcPr>
-            <w:tcW w:w="0" w:type="auto"/>
-            <w:tcBorders>
-              <w:top w:val="single" w:sz="6" w:space="0" w:color="auto"/>
-              <w:left w:val="single" w:sz="6" w:space="0" w:color="auto"/>
-              <w:bottom w:val="single" w:sz="6" w:space="0" w:color="auto"/>
-              <w:right w:val="single" w:sz="6" w:space="0" w:color="auto"/>
-            </w:tcBorders>
-            <w:shd w:val="clear" w:color="auto" w:fill="FFFFFF"/>
-            <w:vAlign w:val="bottom"/>
-            <w:hideMark/>
-          </w:tcPr>
-          <w:p>
-            <w:pPr>
-              <w:spacing w:after="0" w:line="240" w:lineRule="auto"/>
-              <w:jc w:val="center"/>
-              <w:rPr>
-                <w:rFonts w:eastAsia="Times New Roman" w:cstheme="minorHAnsi"/>
-                <w:b/>
-                <w:bCs/>
-                <w:color w:val="0D0D0D"/>
-                <w:sz w:val="24"/>
-                <w:szCs w:val="24"/>
-                <w:lang w:eastAsia="en-IN"/>
-              </w:rPr>
-            </w:pPr>
-            <w:r>
-              <w:rPr>
-                <w:rFonts w:eastAsia="Times New Roman" w:cstheme="minorHAnsi"/>
-                <w:b/>
-                <w:bCs/>
-                <w:color w:val="0D0D0D"/>
-                <w:sz w:val="24"/>
-                <w:szCs w:val="24"/>
-                <w:bdr w:val="single" w:sz="2" w:space="0" w:color="E3E3E3" w:frame="1"/>
-                <w:lang w:eastAsia="en-IN"/>
-              </w:rPr>
-              <w:t>Description</w:t>
-            </w:r>
-          </w:p>
-        </w:tc>
-      </w:tr>
-      <w:tr>
-        <w:trPr>
-          <w:tblCellSpacing w:w="15" w:type="dxa"/>
-        </w:trPr>
-        <w:tc>
-          <w:tcPr>
-            <w:tcW w:w="0" w:type="auto"/>
-            <w:tcBorders>
-              <w:top w:val="single" w:sz="2" w:space="0" w:color="auto"/>
-              <w:left w:val="single" w:sz="6" w:space="0" w:color="auto"/>
-              <w:bottom w:val="single" w:sz="6" w:space="0" w:color="auto"/>
-              <w:right w:val="single" w:sz="2" w:space="0" w:color="auto"/>
-            </w:tcBorders>
-            <w:shd w:val="clear" w:color="auto" w:fill="FFFFFF"/>
-            <w:vAlign w:val="bottom"/>
-            <w:hideMark/>
-          </w:tcPr>
-          <w:p>
-            <w:pPr>
-              <w:spacing w:after="0" w:line="240" w:lineRule="auto"/>
-              <w:rPr>
-                <w:rFonts w:eastAsia="Times New Roman" w:cstheme="minorHAnsi"/>
-                <w:color w:val="0D0D0D"/>
-                <w:sz w:val="24"/>
-                <w:szCs w:val="24"/>
-                <w:lang w:eastAsia="en-IN"/>
-              </w:rPr>
-            </w:pPr>
-            <w:r>
-              <w:rPr>
-                <w:rFonts w:eastAsia="Times New Roman" w:cstheme="minorHAnsi"/>
-                <w:color w:val="0D0D0D"/>
-                <w:sz w:val="24"/>
-                <w:szCs w:val="24"/>
-                <w:lang w:eastAsia="en-IN"/>
-              </w:rPr>
-              <w:t>Complexity</w:t>
-            </w:r>
-          </w:p>
-        </w:tc>
-        <w:tc>
-          <w:tcPr>
-            <w:tcW w:w="0" w:type="auto"/>
-            <w:tcBorders>
-              <w:top w:val="single" w:sz="2" w:space="0" w:color="auto"/>
-              <w:left w:val="single" w:sz="6" w:space="0" w:color="auto"/>
-              <w:bottom w:val="single" w:sz="6" w:space="0" w:color="auto"/>
-              <w:right w:val="single" w:sz="6" w:space="0" w:color="auto"/>
-            </w:tcBorders>
-            <w:shd w:val="clear" w:color="auto" w:fill="FFFFFF"/>
-            <w:vAlign w:val="bottom"/>
-            <w:hideMark/>
-          </w:tcPr>
-          <w:p>
-            <w:pPr>
-              <w:spacing w:after="0" w:line="240" w:lineRule="auto"/>
-              <w:rPr>
-                <w:rFonts w:eastAsia="Times New Roman" w:cstheme="minorHAnsi"/>
-                <w:color w:val="0D0D0D"/>
-                <w:sz w:val="24"/>
-                <w:szCs w:val="24"/>
-                <w:lang w:eastAsia="en-IN"/>
-              </w:rPr>
-            </w:pPr>
-            <w:r>
-              <w:rPr>
-                <w:rFonts w:eastAsia="Times New Roman" w:cstheme="minorHAnsi"/>
-                <w:color w:val="0D0D0D"/>
-                <w:sz w:val="24"/>
-                <w:szCs w:val="24"/>
-                <w:lang w:eastAsia="en-IN"/>
-              </w:rPr>
-              <w:t>Hard to design, debug, and test multithreaded programs.</w:t>
-            </w:r>
-          </w:p>
-        </w:tc>
-      </w:tr>
-      <w:tr>
-        <w:trPr>
-          <w:tblCellSpacing w:w="15" w:type="dxa"/>
-        </w:trPr>
-        <w:tc>
-          <w:tcPr>
-            <w:tcW w:w="0" w:type="auto"/>
-            <w:tcBorders>
-              <w:top w:val="single" w:sz="2" w:space="0" w:color="auto"/>
-              <w:left w:val="single" w:sz="6" w:space="0" w:color="auto"/>
-              <w:bottom w:val="single" w:sz="6" w:space="0" w:color="auto"/>
-              <w:right w:val="single" w:sz="2" w:space="0" w:color="auto"/>
-            </w:tcBorders>
-            <w:shd w:val="clear" w:color="auto" w:fill="FFFFFF"/>
-            <w:vAlign w:val="bottom"/>
-            <w:hideMark/>
-          </w:tcPr>
-          <w:p>
-            <w:pPr>
-              <w:spacing w:after="0" w:line="240" w:lineRule="auto"/>
-              <w:rPr>
-                <w:rFonts w:eastAsia="Times New Roman" w:cstheme="minorHAnsi"/>
-                <w:color w:val="0D0D0D"/>
-                <w:sz w:val="24"/>
-                <w:szCs w:val="24"/>
-                <w:lang w:eastAsia="en-IN"/>
-              </w:rPr>
-            </w:pPr>
-            <w:r>
-              <w:rPr>
-                <w:rFonts w:eastAsia="Times New Roman" w:cstheme="minorHAnsi"/>
-                <w:color w:val="0D0D0D"/>
-                <w:sz w:val="24"/>
-                <w:szCs w:val="24"/>
-                <w:lang w:eastAsia="en-IN"/>
-              </w:rPr>
-              <w:t>Race Conditions</w:t>
-            </w:r>
-          </w:p>
-        </w:tc>
-        <w:tc>
-          <w:tcPr>
-            <w:tcW w:w="0" w:type="auto"/>
-            <w:tcBorders>
-              <w:top w:val="single" w:sz="2" w:space="0" w:color="auto"/>
-              <w:left w:val="single" w:sz="6" w:space="0" w:color="auto"/>
-              <w:bottom w:val="single" w:sz="6" w:space="0" w:color="auto"/>
-              <w:right w:val="single" w:sz="6" w:space="0" w:color="auto"/>
-            </w:tcBorders>
-            <w:shd w:val="clear" w:color="auto" w:fill="FFFFFF"/>
-            <w:vAlign w:val="bottom"/>
-            <w:hideMark/>
-          </w:tcPr>
-          <w:p>
-            <w:pPr>
-              <w:spacing w:after="0" w:line="240" w:lineRule="auto"/>
-              <w:rPr>
-                <w:rFonts w:eastAsia="Times New Roman" w:cstheme="minorHAnsi"/>
-                <w:color w:val="0D0D0D"/>
-                <w:sz w:val="24"/>
-                <w:szCs w:val="24"/>
-                <w:lang w:eastAsia="en-IN"/>
-              </w:rPr>
-            </w:pPr>
-            <w:r>
-              <w:rPr>
-                <w:rFonts w:eastAsia="Times New Roman" w:cstheme="minorHAnsi"/>
-                <w:color w:val="0D0D0D"/>
-                <w:sz w:val="24"/>
-                <w:szCs w:val="24"/>
-                <w:lang w:eastAsia="en-IN"/>
-              </w:rPr>
-              <w:t>Unpredictable results when threads access shared resources simultaneously.</w:t>
-            </w:r>
-          </w:p>
-        </w:tc>
-      </w:tr>
-      <w:tr>
-        <w:trPr>
-          <w:tblCellSpacing w:w="15" w:type="dxa"/>
-        </w:trPr>
-        <w:tc>
-          <w:tcPr>
-            <w:tcW w:w="0" w:type="auto"/>
-            <w:tcBorders>
-              <w:top w:val="single" w:sz="2" w:space="0" w:color="auto"/>
-              <w:left w:val="single" w:sz="6" w:space="0" w:color="auto"/>
-              <w:bottom w:val="single" w:sz="6" w:space="0" w:color="auto"/>
-              <w:right w:val="single" w:sz="2" w:space="0" w:color="auto"/>
-            </w:tcBorders>
-            <w:shd w:val="clear" w:color="auto" w:fill="FFFFFF"/>
-            <w:vAlign w:val="bottom"/>
-            <w:hideMark/>
-          </w:tcPr>
-          <w:p>
-            <w:pPr>
-              <w:spacing w:after="0" w:line="240" w:lineRule="auto"/>
-              <w:rPr>
-                <w:rFonts w:eastAsia="Times New Roman" w:cstheme="minorHAnsi"/>
-                <w:color w:val="0D0D0D"/>
-                <w:sz w:val="24"/>
-                <w:szCs w:val="24"/>
-                <w:lang w:eastAsia="en-IN"/>
-              </w:rPr>
-            </w:pPr>
-            <w:r>
-              <w:rPr>
-                <w:rFonts w:eastAsia="Times New Roman" w:cstheme="minorHAnsi"/>
-                <w:color w:val="0D0D0D"/>
-                <w:sz w:val="24"/>
-                <w:szCs w:val="24"/>
-                <w:lang w:eastAsia="en-IN"/>
-              </w:rPr>
-              <w:t>Deadlocks</w:t>
-            </w:r>
-          </w:p>
-        </w:tc>
-        <w:tc>
-          <w:tcPr>
-            <w:tcW w:w="0" w:type="auto"/>
-            <w:tcBorders>
-              <w:top w:val="single" w:sz="2" w:space="0" w:color="auto"/>
-              <w:left w:val="single" w:sz="6" w:space="0" w:color="auto"/>
-              <w:bottom w:val="single" w:sz="6" w:space="0" w:color="auto"/>
-              <w:right w:val="single" w:sz="6" w:space="0" w:color="auto"/>
-            </w:tcBorders>
-            <w:shd w:val="clear" w:color="auto" w:fill="FFFFFF"/>
-            <w:vAlign w:val="bottom"/>
-            <w:hideMark/>
-          </w:tcPr>
-          <w:p>
-            <w:pPr>
-              <w:spacing w:after="0" w:line="240" w:lineRule="auto"/>
-              <w:rPr>
-                <w:rFonts w:eastAsia="Times New Roman" w:cstheme="minorHAnsi"/>
-                <w:color w:val="0D0D0D"/>
-                <w:sz w:val="24"/>
-                <w:szCs w:val="24"/>
-                <w:lang w:eastAsia="en-IN"/>
-              </w:rPr>
-            </w:pPr>
-            <w:r>
-              <w:rPr>
-                <w:rFonts w:eastAsia="Times New Roman" w:cstheme="minorHAnsi"/>
-                <w:color w:val="0D0D0D"/>
-                <w:sz w:val="24"/>
-                <w:szCs w:val="24"/>
-                <w:lang w:eastAsia="en-IN"/>
-              </w:rPr>
-              <w:t>Threads waiting indefinitely for resources held by each other.</w:t>
-            </w:r>
-          </w:p>
-        </w:tc>
-      </w:tr>
-      <w:tr>
-        <w:trPr>
-          <w:tblCellSpacing w:w="15" w:type="dxa"/>
-        </w:trPr>
-        <w:tc>
-          <w:tcPr>
-            <w:tcW w:w="0" w:type="auto"/>
-            <w:tcBorders>
-              <w:top w:val="single" w:sz="2" w:space="0" w:color="auto"/>
-              <w:left w:val="single" w:sz="6" w:space="0" w:color="auto"/>
-              <w:bottom w:val="single" w:sz="6" w:space="0" w:color="auto"/>
-              <w:right w:val="single" w:sz="2" w:space="0" w:color="auto"/>
-            </w:tcBorders>
-            <w:shd w:val="clear" w:color="auto" w:fill="FFFFFF"/>
-            <w:vAlign w:val="bottom"/>
-            <w:hideMark/>
-          </w:tcPr>
-          <w:p>
-            <w:pPr>
-              <w:spacing w:after="0" w:line="240" w:lineRule="auto"/>
-              <w:rPr>
-                <w:rFonts w:eastAsia="Times New Roman" w:cstheme="minorHAnsi"/>
-                <w:color w:val="0D0D0D"/>
-                <w:sz w:val="24"/>
-                <w:szCs w:val="24"/>
-                <w:lang w:eastAsia="en-IN"/>
-              </w:rPr>
-            </w:pPr>
-            <w:r>
-              <w:rPr>
-                <w:rFonts w:eastAsia="Times New Roman" w:cstheme="minorHAnsi"/>
-                <w:color w:val="0D0D0D"/>
-                <w:sz w:val="24"/>
-                <w:szCs w:val="24"/>
-                <w:lang w:eastAsia="en-IN"/>
-              </w:rPr>
-              <w:t>Context Switching Overhead</w:t>
-            </w:r>
-          </w:p>
-        </w:tc>
-        <w:tc>
-          <w:tcPr>
-            <w:tcW w:w="0" w:type="auto"/>
-            <w:tcBorders>
-              <w:top w:val="single" w:sz="2" w:space="0" w:color="auto"/>
-              <w:left w:val="single" w:sz="6" w:space="0" w:color="auto"/>
-              <w:bottom w:val="single" w:sz="6" w:space="0" w:color="auto"/>
-              <w:right w:val="single" w:sz="6" w:space="0" w:color="auto"/>
-            </w:tcBorders>
-            <w:shd w:val="clear" w:color="auto" w:fill="FFFFFF"/>
-            <w:vAlign w:val="bottom"/>
-            <w:hideMark/>
-          </w:tcPr>
-          <w:p>
-            <w:pPr>
-              <w:spacing w:after="0" w:line="240" w:lineRule="auto"/>
-              <w:rPr>
-                <w:rFonts w:eastAsia="Times New Roman" w:cstheme="minorHAnsi"/>
-                <w:color w:val="0D0D0D"/>
-                <w:sz w:val="24"/>
-                <w:szCs w:val="24"/>
-                <w:lang w:eastAsia="en-IN"/>
-              </w:rPr>
-            </w:pPr>
-            <w:r>
-              <w:rPr>
-                <w:rFonts w:eastAsia="Times New Roman" w:cstheme="minorHAnsi"/>
-                <w:color w:val="0D0D0D"/>
-                <w:sz w:val="24"/>
-                <w:szCs w:val="24"/>
-                <w:lang w:eastAsia="en-IN"/>
-              </w:rPr>
-              <w:t>CPU time wasted in switching between threads.</w:t>
-            </w:r>
-          </w:p>
-        </w:tc>
-      </w:tr>
-      <w:tr>
-        <w:trPr>
-          <w:tblCellSpacing w:w="15" w:type="dxa"/>
-        </w:trPr>
-        <w:tc>
-          <w:tcPr>
-            <w:tcW w:w="0" w:type="auto"/>
-            <w:tcBorders>
-              <w:top w:val="single" w:sz="2" w:space="0" w:color="auto"/>
-              <w:left w:val="single" w:sz="6" w:space="0" w:color="auto"/>
-              <w:bottom w:val="single" w:sz="6" w:space="0" w:color="auto"/>
-              <w:right w:val="single" w:sz="2" w:space="0" w:color="auto"/>
-            </w:tcBorders>
-            <w:shd w:val="clear" w:color="auto" w:fill="FFFFFF"/>
-            <w:vAlign w:val="bottom"/>
-            <w:hideMark/>
-          </w:tcPr>
-          <w:p>
-            <w:pPr>
-              <w:spacing w:after="0" w:line="240" w:lineRule="auto"/>
-              <w:rPr>
-                <w:rFonts w:eastAsia="Times New Roman" w:cstheme="minorHAnsi"/>
-                <w:color w:val="0D0D0D"/>
-                <w:sz w:val="24"/>
-                <w:szCs w:val="24"/>
-                <w:lang w:eastAsia="en-IN"/>
-              </w:rPr>
-            </w:pPr>
-            <w:r>
-              <w:rPr>
-                <w:rFonts w:eastAsia="Times New Roman" w:cstheme="minorHAnsi"/>
-                <w:color w:val="0D0D0D"/>
-                <w:sz w:val="24"/>
-                <w:szCs w:val="24"/>
-                <w:lang w:eastAsia="en-IN"/>
-              </w:rPr>
-              <w:t>Resource Consumption</w:t>
-            </w:r>
-          </w:p>
-        </w:tc>
-        <w:tc>
-          <w:tcPr>
-            <w:tcW w:w="0" w:type="auto"/>
-            <w:tcBorders>
-              <w:top w:val="single" w:sz="2" w:space="0" w:color="auto"/>
-              <w:left w:val="single" w:sz="6" w:space="0" w:color="auto"/>
-              <w:bottom w:val="single" w:sz="6" w:space="0" w:color="auto"/>
-              <w:right w:val="single" w:sz="6" w:space="0" w:color="auto"/>
-            </w:tcBorders>
-            <w:shd w:val="clear" w:color="auto" w:fill="FFFFFF"/>
-            <w:vAlign w:val="bottom"/>
-            <w:hideMark/>
-          </w:tcPr>
-          <w:p>
-            <w:pPr>
-              <w:spacing w:after="0" w:line="240" w:lineRule="auto"/>
-              <w:rPr>
-                <w:rFonts w:eastAsia="Times New Roman" w:cstheme="minorHAnsi"/>
-                <w:color w:val="0D0D0D"/>
-                <w:sz w:val="24"/>
-                <w:szCs w:val="24"/>
-                <w:lang w:eastAsia="en-IN"/>
-              </w:rPr>
-            </w:pPr>
-            <w:r>
-              <w:rPr>
-                <w:rFonts w:eastAsia="Times New Roman" w:cstheme="minorHAnsi"/>
-                <w:color w:val="0D0D0D"/>
-                <w:sz w:val="24"/>
-                <w:szCs w:val="24"/>
-                <w:lang w:eastAsia="en-IN"/>
-              </w:rPr>
-              <w:t>Threads use stack memory and other system resources.</w:t>
-            </w:r>
-          </w:p>
-        </w:tc>
-      </w:tr>
-      <w:tr>
-        <w:trPr>
-          <w:tblCellSpacing w:w="15" w:type="dxa"/>
-        </w:trPr>
-        <w:tc>
-          <w:tcPr>
-            <w:tcW w:w="0" w:type="auto"/>
-            <w:tcBorders>
-              <w:top w:val="single" w:sz="2" w:space="0" w:color="auto"/>
-              <w:left w:val="single" w:sz="6" w:space="0" w:color="auto"/>
-              <w:bottom w:val="single" w:sz="6" w:space="0" w:color="auto"/>
-              <w:right w:val="single" w:sz="2" w:space="0" w:color="auto"/>
-            </w:tcBorders>
-            <w:shd w:val="clear" w:color="auto" w:fill="FFFFFF"/>
-            <w:vAlign w:val="bottom"/>
-            <w:hideMark/>
-          </w:tcPr>
-          <w:p>
-            <w:pPr>
-              <w:spacing w:after="0" w:line="240" w:lineRule="auto"/>
-              <w:rPr>
-                <w:rFonts w:eastAsia="Times New Roman" w:cstheme="minorHAnsi"/>
-                <w:color w:val="0D0D0D"/>
-                <w:sz w:val="24"/>
-                <w:szCs w:val="24"/>
-                <w:lang w:eastAsia="en-IN"/>
-              </w:rPr>
-            </w:pPr>
-            <w:r>
-              <w:rPr>
-                <w:rFonts w:eastAsia="Times New Roman" w:cstheme="minorHAnsi"/>
-                <w:color w:val="0D0D0D"/>
-                <w:sz w:val="24"/>
-                <w:szCs w:val="24"/>
-                <w:lang w:eastAsia="en-IN"/>
-              </w:rPr>
-              <w:t>Non-Determinism</w:t>
-            </w:r>
-          </w:p>
-        </w:tc>
-        <w:tc>
-          <w:tcPr>
-            <w:tcW w:w="0" w:type="auto"/>
-            <w:tcBorders>
-              <w:top w:val="single" w:sz="2" w:space="0" w:color="auto"/>
-              <w:left w:val="single" w:sz="6" w:space="0" w:color="auto"/>
-              <w:bottom w:val="single" w:sz="6" w:space="0" w:color="auto"/>
-              <w:right w:val="single" w:sz="6" w:space="0" w:color="auto"/>
-            </w:tcBorders>
-            <w:shd w:val="clear" w:color="auto" w:fill="FFFFFF"/>
-            <w:vAlign w:val="bottom"/>
-            <w:hideMark/>
-          </w:tcPr>
-          <w:p>
-            <w:pPr>
-              <w:spacing w:after="0" w:line="240" w:lineRule="auto"/>
-              <w:rPr>
-                <w:rFonts w:eastAsia="Times New Roman" w:cstheme="minorHAnsi"/>
-                <w:color w:val="0D0D0D"/>
-                <w:sz w:val="24"/>
-                <w:szCs w:val="24"/>
-                <w:lang w:eastAsia="en-IN"/>
-              </w:rPr>
-            </w:pPr>
-            <w:r>
-              <w:rPr>
-                <w:rFonts w:eastAsia="Times New Roman" w:cstheme="minorHAnsi"/>
-                <w:color w:val="0D0D0D"/>
-                <w:sz w:val="24"/>
-                <w:szCs w:val="24"/>
-                <w:lang w:eastAsia="en-IN"/>
-              </w:rPr>
-              <w:t>Unpredictable thread execution order.</w:t>
-            </w:r>
-          </w:p>
-        </w:tc>
-      </w:tr>
-      <w:tr>
-        <w:trPr>
-          <w:tblCellSpacing w:w="15" w:type="dxa"/>
-        </w:trPr>
-        <w:tc>
-          <w:tcPr>
-            <w:tcW w:w="0" w:type="auto"/>
-            <w:tcBorders>
-              <w:top w:val="single" w:sz="2" w:space="0" w:color="auto"/>
-              <w:left w:val="single" w:sz="6" w:space="0" w:color="auto"/>
-              <w:bottom w:val="single" w:sz="6" w:space="0" w:color="auto"/>
-              <w:right w:val="single" w:sz="2" w:space="0" w:color="auto"/>
-            </w:tcBorders>
-            <w:shd w:val="clear" w:color="auto" w:fill="FFFFFF"/>
-            <w:vAlign w:val="bottom"/>
-            <w:hideMark/>
-          </w:tcPr>
-          <w:p>
-            <w:pPr>
-              <w:spacing w:after="0" w:line="240" w:lineRule="auto"/>
-              <w:rPr>
-                <w:rFonts w:eastAsia="Times New Roman" w:cstheme="minorHAnsi"/>
-                <w:color w:val="0D0D0D"/>
-                <w:sz w:val="24"/>
-                <w:szCs w:val="24"/>
-                <w:lang w:eastAsia="en-IN"/>
-              </w:rPr>
-            </w:pPr>
-            <w:r>
-              <w:rPr>
-                <w:rFonts w:eastAsia="Times New Roman" w:cstheme="minorHAnsi"/>
-                <w:color w:val="0D0D0D"/>
-                <w:sz w:val="24"/>
-                <w:szCs w:val="24"/>
-                <w:lang w:eastAsia="en-IN"/>
-              </w:rPr>
-              <w:t>Shared Data Challenges</w:t>
-            </w:r>
-          </w:p>
-        </w:tc>
-        <w:tc>
-          <w:tcPr>
-            <w:tcW w:w="0" w:type="auto"/>
-            <w:tcBorders>
-              <w:top w:val="single" w:sz="2" w:space="0" w:color="auto"/>
-              <w:left w:val="single" w:sz="6" w:space="0" w:color="auto"/>
-              <w:bottom w:val="single" w:sz="6" w:space="0" w:color="auto"/>
-              <w:right w:val="single" w:sz="6" w:space="0" w:color="auto"/>
-            </w:tcBorders>
-            <w:shd w:val="clear" w:color="auto" w:fill="FFFFFF"/>
-            <w:vAlign w:val="bottom"/>
-            <w:hideMark/>
-          </w:tcPr>
-          <w:p>
-            <w:pPr>
-              <w:spacing w:after="0" w:line="240" w:lineRule="auto"/>
-              <w:rPr>
-                <w:rFonts w:eastAsia="Times New Roman" w:cstheme="minorHAnsi"/>
-                <w:color w:val="0D0D0D"/>
-                <w:sz w:val="24"/>
-                <w:szCs w:val="24"/>
-                <w:lang w:eastAsia="en-IN"/>
-              </w:rPr>
-            </w:pPr>
-            <w:r>
-              <w:rPr>
-                <w:rFonts w:eastAsia="Times New Roman" w:cstheme="minorHAnsi"/>
-                <w:color w:val="0D0D0D"/>
-                <w:sz w:val="24"/>
-                <w:szCs w:val="24"/>
-                <w:lang w:eastAsia="en-IN"/>
-              </w:rPr>
-              <w:t>Synchronization issues when accessing shared data.</w:t>
-            </w:r>
-          </w:p>
-        </w:tc>
-      </w:tr>
-      <w:tr>
-        <w:trPr>
-          <w:tblCellSpacing w:w="15" w:type="dxa"/>
-        </w:trPr>
-        <w:tc>
-          <w:tcPr>
-            <w:tcW w:w="0" w:type="auto"/>
-            <w:tcBorders>
-              <w:top w:val="single" w:sz="2" w:space="0" w:color="auto"/>
-              <w:left w:val="single" w:sz="6" w:space="0" w:color="auto"/>
-              <w:bottom w:val="single" w:sz="6" w:space="0" w:color="auto"/>
-              <w:right w:val="single" w:sz="2" w:space="0" w:color="auto"/>
-            </w:tcBorders>
-            <w:shd w:val="clear" w:color="auto" w:fill="FFFFFF"/>
-            <w:vAlign w:val="bottom"/>
-            <w:hideMark/>
-          </w:tcPr>
-          <w:p>
-            <w:pPr>
-              <w:spacing w:after="0" w:line="240" w:lineRule="auto"/>
-              <w:rPr>
-                <w:rFonts w:eastAsia="Times New Roman" w:cstheme="minorHAnsi"/>
-                <w:color w:val="0D0D0D"/>
-                <w:sz w:val="24"/>
-                <w:szCs w:val="24"/>
-                <w:lang w:eastAsia="en-IN"/>
-              </w:rPr>
-            </w:pPr>
-            <w:r>
-              <w:rPr>
-                <w:rFonts w:eastAsia="Times New Roman" w:cstheme="minorHAnsi"/>
-                <w:color w:val="0D0D0D"/>
-                <w:sz w:val="24"/>
-                <w:szCs w:val="24"/>
-                <w:lang w:eastAsia="en-IN"/>
-              </w:rPr>
-              <w:t>Scalability</w:t>
-            </w:r>
-          </w:p>
-        </w:tc>
-        <w:tc>
-          <w:tcPr>
-            <w:tcW w:w="0" w:type="auto"/>
-            <w:tcBorders>
-              <w:top w:val="single" w:sz="2" w:space="0" w:color="auto"/>
-              <w:left w:val="single" w:sz="6" w:space="0" w:color="auto"/>
-              <w:bottom w:val="single" w:sz="6" w:space="0" w:color="auto"/>
-              <w:right w:val="single" w:sz="6" w:space="0" w:color="auto"/>
-            </w:tcBorders>
-            <w:shd w:val="clear" w:color="auto" w:fill="FFFFFF"/>
-            <w:vAlign w:val="bottom"/>
-            <w:hideMark/>
-          </w:tcPr>
-          <w:p>
-            <w:pPr>
-              <w:spacing w:after="0" w:line="240" w:lineRule="auto"/>
-              <w:rPr>
-                <w:rFonts w:eastAsia="Times New Roman" w:cstheme="minorHAnsi"/>
-                <w:color w:val="0D0D0D"/>
-                <w:sz w:val="24"/>
-                <w:szCs w:val="24"/>
-                <w:lang w:eastAsia="en-IN"/>
-              </w:rPr>
-            </w:pPr>
-            <w:r>
-              <w:rPr>
-                <w:rFonts w:eastAsia="Times New Roman" w:cstheme="minorHAnsi"/>
-                <w:color w:val="0D0D0D"/>
-                <w:sz w:val="24"/>
-                <w:szCs w:val="24"/>
-                <w:lang w:eastAsia="en-IN"/>
-              </w:rPr>
-              <w:t>Too many threads can degrade performance.</w:t>
-            </w:r>
-          </w:p>
-        </w:tc>
-      </w:tr>
-      <w:tr>
-        <w:trPr>
-          <w:tblCellSpacing w:w="15" w:type="dxa"/>
-        </w:trPr>
-        <w:tc>
-          <w:tcPr>
-            <w:tcW w:w="0" w:type="auto"/>
-            <w:tcBorders>
-              <w:top w:val="single" w:sz="2" w:space="0" w:color="auto"/>
-              <w:left w:val="single" w:sz="6" w:space="0" w:color="auto"/>
-              <w:bottom w:val="single" w:sz="6" w:space="0" w:color="auto"/>
-              <w:right w:val="single" w:sz="2" w:space="0" w:color="auto"/>
-            </w:tcBorders>
-            <w:shd w:val="clear" w:color="auto" w:fill="FFFFFF"/>
-            <w:vAlign w:val="bottom"/>
-            <w:hideMark/>
-          </w:tcPr>
-          <w:p>
-            <w:pPr>
-              <w:spacing w:after="0" w:line="240" w:lineRule="auto"/>
-              <w:rPr>
-                <w:rFonts w:eastAsia="Times New Roman" w:cstheme="minorHAnsi"/>
-                <w:color w:val="0D0D0D"/>
-                <w:sz w:val="24"/>
-                <w:szCs w:val="24"/>
-                <w:lang w:eastAsia="en-IN"/>
-              </w:rPr>
-            </w:pPr>
-            <w:r>
-              <w:rPr>
-                <w:rFonts w:eastAsia="Times New Roman" w:cstheme="minorHAnsi"/>
-                <w:color w:val="0D0D0D"/>
-                <w:sz w:val="24"/>
-                <w:szCs w:val="24"/>
-                <w:lang w:eastAsia="en-IN"/>
-              </w:rPr>
-              <w:t>Priority Inversion</w:t>
-            </w:r>
-          </w:p>
-        </w:tc>
-        <w:tc>
-          <w:tcPr>
-            <w:tcW w:w="0" w:type="auto"/>
-            <w:tcBorders>
-              <w:top w:val="single" w:sz="2" w:space="0" w:color="auto"/>
-              <w:left w:val="single" w:sz="6" w:space="0" w:color="auto"/>
-              <w:bottom w:val="single" w:sz="6" w:space="0" w:color="auto"/>
-              <w:right w:val="single" w:sz="6" w:space="0" w:color="auto"/>
-            </w:tcBorders>
-            <w:shd w:val="clear" w:color="auto" w:fill="FFFFFF"/>
-            <w:vAlign w:val="bottom"/>
-            <w:hideMark/>
-          </w:tcPr>
-          <w:p>
-            <w:pPr>
-              <w:spacing w:after="0" w:line="240" w:lineRule="auto"/>
-              <w:rPr>
-                <w:rFonts w:eastAsia="Times New Roman" w:cstheme="minorHAnsi"/>
-                <w:color w:val="0D0D0D"/>
-                <w:sz w:val="24"/>
-                <w:szCs w:val="24"/>
-                <w:lang w:eastAsia="en-IN"/>
-              </w:rPr>
-            </w:pPr>
-            <w:r>
-              <w:rPr>
-                <w:rFonts w:eastAsia="Times New Roman" w:cstheme="minorHAnsi"/>
-                <w:color w:val="0D0D0D"/>
-                <w:sz w:val="24"/>
-                <w:szCs w:val="24"/>
-                <w:lang w:eastAsia="en-IN"/>
-              </w:rPr>
-              <w:t>Low-priority threads holding resources needed by high-priority threads.</w:t>
-            </w:r>
-          </w:p>
-        </w:tc>
-      </w:tr>
-      <w:tr>
-        <w:trPr>
-          <w:tblCellSpacing w:w="15" w:type="dxa"/>
-        </w:trPr>
-        <w:tc>
-          <w:tcPr>
-            <w:tcW w:w="0" w:type="auto"/>
-            <w:tcBorders>
-              <w:top w:val="single" w:sz="2" w:space="0" w:color="auto"/>
-              <w:left w:val="single" w:sz="6" w:space="0" w:color="auto"/>
-              <w:bottom w:val="single" w:sz="6" w:space="0" w:color="auto"/>
-              <w:right w:val="single" w:sz="2" w:space="0" w:color="auto"/>
-            </w:tcBorders>
-            <w:shd w:val="clear" w:color="auto" w:fill="FFFFFF"/>
-            <w:vAlign w:val="bottom"/>
-            <w:hideMark/>
-          </w:tcPr>
-          <w:p>
-            <w:pPr>
-              <w:spacing w:after="0" w:line="240" w:lineRule="auto"/>
-              <w:rPr>
-                <w:rFonts w:eastAsia="Times New Roman" w:cstheme="minorHAnsi"/>
-                <w:color w:val="0D0D0D"/>
-                <w:sz w:val="24"/>
-                <w:szCs w:val="24"/>
-                <w:lang w:eastAsia="en-IN"/>
-              </w:rPr>
-            </w:pPr>
-            <w:r>
-              <w:rPr>
-                <w:rFonts w:eastAsia="Times New Roman" w:cstheme="minorHAnsi"/>
-                <w:color w:val="0D0D0D"/>
-                <w:sz w:val="24"/>
-                <w:szCs w:val="24"/>
-                <w:lang w:eastAsia="en-IN"/>
-              </w:rPr>
-              <w:t>Maintenance Difficulty</w:t>
-            </w:r>
-          </w:p>
-        </w:tc>
-        <w:tc>
-          <w:tcPr>
-            <w:tcW w:w="0" w:type="auto"/>
-            <w:tcBorders>
-              <w:top w:val="single" w:sz="2" w:space="0" w:color="auto"/>
-              <w:left w:val="single" w:sz="6" w:space="0" w:color="auto"/>
-              <w:bottom w:val="single" w:sz="6" w:space="0" w:color="auto"/>
-              <w:right w:val="single" w:sz="6" w:space="0" w:color="auto"/>
-            </w:tcBorders>
-            <w:shd w:val="clear" w:color="auto" w:fill="FFFFFF"/>
-            <w:vAlign w:val="bottom"/>
-            <w:hideMark/>
-          </w:tcPr>
-          <w:p>
-            <w:pPr>
-              <w:spacing w:after="0" w:line="240" w:lineRule="auto"/>
-              <w:rPr>
-                <w:rFonts w:eastAsia="Times New Roman" w:cstheme="minorHAnsi"/>
-                <w:color w:val="0D0D0D"/>
-                <w:sz w:val="24"/>
-                <w:szCs w:val="24"/>
-                <w:lang w:eastAsia="en-IN"/>
-              </w:rPr>
-            </w:pPr>
-            <w:r>
-              <w:rPr>
-                <w:rFonts w:eastAsia="Times New Roman" w:cstheme="minorHAnsi"/>
-                <w:color w:val="0D0D0D"/>
-                <w:sz w:val="24"/>
-                <w:szCs w:val="24"/>
-                <w:lang w:eastAsia="en-IN"/>
-              </w:rPr>
-              <w:t>Hard to understand and maintain multithreaded code.</w:t>
-            </w:r>
-          </w:p>
-        </w:tc>
-      </w:tr>
-    </w:tbl>
-    <w:p>
-      <w:pPr>
-        <w:pStyle w:val="ListParagraph"/>
-        <w:rPr>
-          <w:sz w:val="24"/>
-          <w:lang w:eastAsia="en-IN"/>
-        </w:rPr>
-      </w:pPr>
-    </w:p>
-    <w:p>
-      <w:pPr>
-        <w:rPr>
-          <w:sz w:val="24"/>
-          <w:lang w:eastAsia="en-IN"/>
-        </w:rPr>
-      </w:pPr>
-    </w:p>
-    <w:p>
-      <w:pPr>
-        <w:pStyle w:val="ListParagraph"/>
-        <w:rPr>
-          <w:sz w:val="24"/>
-          <w:lang w:eastAsia="en-IN"/>
-        </w:rPr>
-      </w:pPr>
-    </w:p>
-    <w:p>
-      <w:pPr>
-        <w:pStyle w:val="ListParagraph"/>
-        <w:numPr>
-          <w:ilvl w:val="0"/>
-          <w:numId w:val="3"/>
-        </w:numPr>
-        <w:rPr>
-          <w:sz w:val="24"/>
-          <w:lang w:eastAsia="en-IN"/>
-        </w:rPr>
-      </w:pPr>
-      <w:r>
-        <w:rPr>
-          <w:b/>
-          <w:sz w:val="24"/>
-          <w:lang w:eastAsia="en-IN"/>
-        </w:rPr>
-        <w:t>What are d</w:t>
-      </w:r>
-      <w:r>
-        <w:rPr>
-          <w:b/>
-          <w:sz w:val="24"/>
-          <w:lang w:eastAsia="en-IN"/>
-        </w:rPr>
-        <w:t>ifferent types of threads?</w:t>
-      </w:r>
-    </w:p>
-    <w:p>
-      <w:pPr>
-        <w:spacing w:before="240"/>
-        <w:ind w:left="360" w:firstLine="360"/>
-        <w:rPr>
-          <w:sz w:val="24"/>
-          <w:lang w:eastAsia="en-IN"/>
-        </w:rPr>
-      </w:pPr>
-      <w:r>
-        <w:rPr>
-          <w:sz w:val="24"/>
-          <w:lang w:eastAsia="en-IN"/>
-        </w:rPr>
-        <w:t>Threads in Java can be categorized into two main types based on their role and lifecycle:</w:t>
-      </w:r>
-    </w:p>
-    <w:p>
-      <w:pPr>
-        <w:pStyle w:val="ListParagraph"/>
-        <w:numPr>
-          <w:ilvl w:val="0"/>
-          <w:numId w:val="4"/>
-        </w:numPr>
-        <w:spacing w:before="240"/>
-        <w:rPr>
-          <w:sz w:val="24"/>
-          <w:lang w:eastAsia="en-IN"/>
-        </w:rPr>
-      </w:pPr>
-      <w:r>
-        <w:rPr>
-          <w:b/>
-          <w:sz w:val="24"/>
-          <w:lang w:eastAsia="en-IN"/>
-        </w:rPr>
-        <w:t>User Threads</w:t>
-      </w:r>
-      <w:r>
-        <w:rPr>
-          <w:sz w:val="24"/>
-          <w:lang w:eastAsia="en-IN"/>
-        </w:rPr>
-        <w:t>: - they are normal threads that perform application level tasks, are independent and keep the application running until their execution completes.</w:t>
-      </w:r>
-    </w:p>
-    <w:p>
-      <w:pPr>
-        <w:pStyle w:val="ListParagraph"/>
-        <w:numPr>
-          <w:ilvl w:val="0"/>
-          <w:numId w:val="4"/>
-        </w:numPr>
-        <w:rPr>
-          <w:sz w:val="24"/>
-          <w:lang w:eastAsia="en-IN"/>
-        </w:rPr>
-      </w:pPr>
-      <w:r>
-        <w:rPr>
-          <w:b/>
-          <w:sz w:val="24"/>
-          <w:lang w:eastAsia="en-IN"/>
-        </w:rPr>
-        <w:t>Daemon Threads:</w:t>
-      </w:r>
-      <w:r>
-        <w:rPr>
-          <w:sz w:val="24"/>
-          <w:lang w:eastAsia="en-IN"/>
-        </w:rPr>
-        <w:t xml:space="preserve"> - they are background threads that provide supporting services like garbage collection, monitoring and background logging. A daemon thread will stop running as soon as all user threads terminate, even if the daemon thread's task is incomplete.</w:t>
-      </w:r>
-    </w:p>
-    <w:tbl>
-      <w:tblPr>
-        <w:tblW w:w="10920" w:type="dxa"/>
-        <w:tblCellSpacing w:w="15" w:type="dxa"/>
-        <w:tblBorders>
-          <w:top w:val="single" w:sz="2" w:space="0" w:color="auto"/>
-          <w:left w:val="single" w:sz="2" w:space="0" w:color="auto"/>
-          <w:bottom w:val="single" w:sz="2" w:space="0" w:color="auto"/>
-          <w:right w:val="single" w:sz="2" w:space="0" w:color="auto"/>
-        </w:tblBorders>
-        <w:shd w:val="clear" w:color="auto" w:fill="FFFFFF"/>
-        <w:tblCellMar>
-          <w:top w:w="15" w:type="dxa"/>
-          <w:left w:w="15" w:type="dxa"/>
-          <w:bottom w:w="15" w:type="dxa"/>
-          <w:right w:w="15" w:type="dxa"/>
-        </w:tblCellMar>
-        <w:tblLook w:val="04A0" w:firstRow="1" w:lastRow="0" w:firstColumn="1" w:lastColumn="0" w:noHBand="0" w:noVBand="1"/>
-      </w:tblPr>
-      <w:tblGrid>
-        <w:gridCol w:w="1728"/>
-        <w:gridCol w:w="4043"/>
-        <w:gridCol w:w="5149"/>
-      </w:tblGrid>
-      <w:tr>
-        <w:trPr>
-          <w:tblHeader/>
-          <w:tblCellSpacing w:w="15" w:type="dxa"/>
-        </w:trPr>
-        <w:tc>
-          <w:tcPr>
-            <w:tcW w:w="0" w:type="auto"/>
-            <w:tcBorders>
-              <w:top w:val="single" w:sz="6" w:space="0" w:color="auto"/>
-              <w:left w:val="single" w:sz="6" w:space="0" w:color="auto"/>
-              <w:bottom w:val="single" w:sz="6" w:space="0" w:color="auto"/>
-              <w:right w:val="single" w:sz="2" w:space="0" w:color="auto"/>
-            </w:tcBorders>
-            <w:shd w:val="clear" w:color="auto" w:fill="FFFFFF"/>
-            <w:vAlign w:val="bottom"/>
-            <w:hideMark/>
-          </w:tcPr>
-          <w:p>
-            <w:pPr>
-              <w:spacing w:before="240" w:line="240" w:lineRule="auto"/>
-              <w:jc w:val="center"/>
-              <w:rPr>
-                <w:rFonts w:eastAsia="Times New Roman" w:cstheme="minorHAnsi"/>
-                <w:b/>
-                <w:bCs/>
-                <w:color w:val="0D0D0D"/>
-                <w:sz w:val="24"/>
-                <w:szCs w:val="24"/>
-                <w:lang w:eastAsia="en-IN"/>
-              </w:rPr>
-            </w:pPr>
-            <w:r>
-              <w:rPr>
-                <w:rFonts w:eastAsia="Times New Roman" w:cstheme="minorHAnsi"/>
-                <w:b/>
-                <w:bCs/>
-                <w:color w:val="0D0D0D"/>
-                <w:sz w:val="24"/>
-                <w:szCs w:val="24"/>
-                <w:bdr w:val="single" w:sz="2" w:space="0" w:color="E3E3E3" w:frame="1"/>
-                <w:lang w:eastAsia="en-IN"/>
-              </w:rPr>
-              <w:t>Aspect</w:t>
-            </w:r>
-          </w:p>
-        </w:tc>
-        <w:tc>
-          <w:tcPr>
-            <w:tcW w:w="0" w:type="auto"/>
-            <w:tcBorders>
-              <w:top w:val="single" w:sz="6" w:space="0" w:color="auto"/>
-              <w:left w:val="single" w:sz="6" w:space="0" w:color="auto"/>
-              <w:bottom w:val="single" w:sz="6" w:space="0" w:color="auto"/>
-              <w:right w:val="single" w:sz="2" w:space="0" w:color="auto"/>
-            </w:tcBorders>
-            <w:shd w:val="clear" w:color="auto" w:fill="FFFFFF"/>
-            <w:vAlign w:val="bottom"/>
-            <w:hideMark/>
-          </w:tcPr>
-          <w:p>
-            <w:pPr>
-              <w:spacing w:before="240" w:line="240" w:lineRule="auto"/>
-              <w:jc w:val="center"/>
-              <w:rPr>
-                <w:rFonts w:eastAsia="Times New Roman" w:cstheme="minorHAnsi"/>
-                <w:b/>
-                <w:bCs/>
-                <w:color w:val="0D0D0D"/>
-                <w:sz w:val="24"/>
-                <w:szCs w:val="24"/>
-                <w:lang w:eastAsia="en-IN"/>
-              </w:rPr>
-            </w:pPr>
-            <w:r>
-              <w:rPr>
-                <w:rFonts w:eastAsia="Times New Roman" w:cstheme="minorHAnsi"/>
-                <w:b/>
-                <w:bCs/>
-                <w:color w:val="0D0D0D"/>
-                <w:sz w:val="24"/>
-                <w:szCs w:val="24"/>
-                <w:bdr w:val="single" w:sz="2" w:space="0" w:color="E3E3E3" w:frame="1"/>
-                <w:lang w:eastAsia="en-IN"/>
-              </w:rPr>
-              <w:t>User Thread</w:t>
-            </w:r>
-          </w:p>
-        </w:tc>
-        <w:tc>
-          <w:tcPr>
-            <w:tcW w:w="0" w:type="auto"/>
-            <w:tcBorders>
-              <w:top w:val="single" w:sz="6" w:space="0" w:color="auto"/>
-              <w:left w:val="single" w:sz="6" w:space="0" w:color="auto"/>
-              <w:bottom w:val="single" w:sz="6" w:space="0" w:color="auto"/>
-              <w:right w:val="single" w:sz="6" w:space="0" w:color="auto"/>
-            </w:tcBorders>
-            <w:shd w:val="clear" w:color="auto" w:fill="FFFFFF"/>
-            <w:vAlign w:val="bottom"/>
-            <w:hideMark/>
-          </w:tcPr>
-          <w:p>
-            <w:pPr>
-              <w:spacing w:before="240" w:line="240" w:lineRule="auto"/>
-              <w:jc w:val="center"/>
-              <w:rPr>
-                <w:rFonts w:eastAsia="Times New Roman" w:cstheme="minorHAnsi"/>
-                <w:b/>
-                <w:bCs/>
-                <w:color w:val="0D0D0D"/>
-                <w:sz w:val="24"/>
-                <w:szCs w:val="24"/>
-                <w:lang w:eastAsia="en-IN"/>
-              </w:rPr>
-            </w:pPr>
-            <w:r>
-              <w:rPr>
-                <w:rFonts w:eastAsia="Times New Roman" w:cstheme="minorHAnsi"/>
-                <w:b/>
-                <w:bCs/>
-                <w:color w:val="0D0D0D"/>
-                <w:sz w:val="24"/>
-                <w:szCs w:val="24"/>
-                <w:bdr w:val="single" w:sz="2" w:space="0" w:color="E3E3E3" w:frame="1"/>
-                <w:lang w:eastAsia="en-IN"/>
-              </w:rPr>
-              <w:t>Daemon Thread</w:t>
-            </w:r>
-          </w:p>
-        </w:tc>
-      </w:tr>
-      <w:tr>
-        <w:trPr>
-          <w:tblCellSpacing w:w="15" w:type="dxa"/>
-        </w:trPr>
-        <w:tc>
-          <w:tcPr>
-            <w:tcW w:w="0" w:type="auto"/>
-            <w:tcBorders>
-              <w:top w:val="single" w:sz="2" w:space="0" w:color="auto"/>
-              <w:left w:val="single" w:sz="6" w:space="0" w:color="auto"/>
-              <w:bottom w:val="single" w:sz="6" w:space="0" w:color="auto"/>
-              <w:right w:val="single" w:sz="2" w:space="0" w:color="auto"/>
-            </w:tcBorders>
-            <w:shd w:val="clear" w:color="auto" w:fill="FFFFFF"/>
-            <w:vAlign w:val="bottom"/>
-            <w:hideMark/>
-          </w:tcPr>
-          <w:p>
-            <w:pPr>
-              <w:spacing w:before="240" w:after="0" w:line="240" w:lineRule="auto"/>
-              <w:rPr>
-                <w:rFonts w:eastAsia="Times New Roman" w:cstheme="minorHAnsi"/>
-                <w:color w:val="0D0D0D"/>
-                <w:sz w:val="24"/>
-                <w:szCs w:val="24"/>
-                <w:lang w:eastAsia="en-IN"/>
-              </w:rPr>
-            </w:pPr>
-            <w:r>
-              <w:rPr>
-                <w:rFonts w:eastAsia="Times New Roman" w:cstheme="minorHAnsi"/>
-                <w:b/>
-                <w:bCs/>
-                <w:color w:val="0D0D0D"/>
-                <w:sz w:val="24"/>
-                <w:szCs w:val="24"/>
-                <w:bdr w:val="single" w:sz="2" w:space="0" w:color="E3E3E3" w:frame="1"/>
-                <w:lang w:eastAsia="en-IN"/>
-              </w:rPr>
-              <w:t>Role</w:t>
-            </w:r>
-          </w:p>
-        </w:tc>
-        <w:tc>
-          <w:tcPr>
-            <w:tcW w:w="0" w:type="auto"/>
-            <w:tcBorders>
-              <w:top w:val="single" w:sz="2" w:space="0" w:color="auto"/>
-              <w:left w:val="single" w:sz="6" w:space="0" w:color="auto"/>
-              <w:bottom w:val="single" w:sz="6" w:space="0" w:color="auto"/>
-              <w:right w:val="single" w:sz="2" w:space="0" w:color="auto"/>
-            </w:tcBorders>
-            <w:shd w:val="clear" w:color="auto" w:fill="FFFFFF"/>
-            <w:vAlign w:val="bottom"/>
-            <w:hideMark/>
-          </w:tcPr>
-          <w:p>
-            <w:pPr>
-              <w:spacing w:before="240" w:after="0" w:line="240" w:lineRule="auto"/>
-              <w:rPr>
-                <w:rFonts w:eastAsia="Times New Roman" w:cstheme="minorHAnsi"/>
-                <w:color w:val="0D0D0D"/>
-                <w:sz w:val="24"/>
-                <w:szCs w:val="24"/>
-                <w:lang w:eastAsia="en-IN"/>
-              </w:rPr>
-            </w:pPr>
-            <w:r>
-              <w:rPr>
-                <w:rFonts w:eastAsia="Times New Roman" w:cstheme="minorHAnsi"/>
-                <w:color w:val="0D0D0D"/>
-                <w:sz w:val="24"/>
-                <w:szCs w:val="24"/>
-                <w:lang w:eastAsia="en-IN"/>
-              </w:rPr>
-              <w:t>Performs main tasks of the application.</w:t>
-            </w:r>
-          </w:p>
-        </w:tc>
-        <w:tc>
-          <w:tcPr>
-            <w:tcW w:w="0" w:type="auto"/>
-            <w:tcBorders>
-              <w:top w:val="single" w:sz="2" w:space="0" w:color="auto"/>
-              <w:left w:val="single" w:sz="6" w:space="0" w:color="auto"/>
-              <w:bottom w:val="single" w:sz="6" w:space="0" w:color="auto"/>
-              <w:right w:val="single" w:sz="6" w:space="0" w:color="auto"/>
-            </w:tcBorders>
-            <w:shd w:val="clear" w:color="auto" w:fill="FFFFFF"/>
-            <w:vAlign w:val="bottom"/>
-            <w:hideMark/>
-          </w:tcPr>
-          <w:p>
-            <w:pPr>
-              <w:spacing w:before="240" w:after="0" w:line="240" w:lineRule="auto"/>
-              <w:rPr>
-                <w:rFonts w:eastAsia="Times New Roman" w:cstheme="minorHAnsi"/>
-                <w:color w:val="0D0D0D"/>
-                <w:sz w:val="24"/>
-                <w:szCs w:val="24"/>
-                <w:lang w:eastAsia="en-IN"/>
-              </w:rPr>
-            </w:pPr>
-            <w:r>
-              <w:rPr>
-                <w:rFonts w:eastAsia="Times New Roman" w:cstheme="minorHAnsi"/>
-                <w:color w:val="0D0D0D"/>
-                <w:sz w:val="24"/>
-                <w:szCs w:val="24"/>
-                <w:lang w:eastAsia="en-IN"/>
-              </w:rPr>
-              <w:t>Performs background tasks (e.g., garbage collection).</w:t>
-            </w:r>
-          </w:p>
-        </w:tc>
-      </w:tr>
-      <w:tr>
-        <w:trPr>
-          <w:tblCellSpacing w:w="15" w:type="dxa"/>
-        </w:trPr>
-        <w:tc>
-          <w:tcPr>
-            <w:tcW w:w="0" w:type="auto"/>
-            <w:tcBorders>
-              <w:top w:val="single" w:sz="2" w:space="0" w:color="auto"/>
-              <w:left w:val="single" w:sz="6" w:space="0" w:color="auto"/>
-              <w:bottom w:val="single" w:sz="6" w:space="0" w:color="auto"/>
-              <w:right w:val="single" w:sz="2" w:space="0" w:color="auto"/>
-            </w:tcBorders>
-            <w:shd w:val="clear" w:color="auto" w:fill="FFFFFF"/>
-            <w:vAlign w:val="bottom"/>
-            <w:hideMark/>
-          </w:tcPr>
-          <w:p>
-            <w:pPr>
-              <w:spacing w:before="240" w:after="0" w:line="240" w:lineRule="auto"/>
-              <w:rPr>
-                <w:rFonts w:eastAsia="Times New Roman" w:cstheme="minorHAnsi"/>
-                <w:color w:val="0D0D0D"/>
-                <w:sz w:val="24"/>
-                <w:szCs w:val="24"/>
-                <w:lang w:eastAsia="en-IN"/>
-              </w:rPr>
-            </w:pPr>
-            <w:r>
-              <w:rPr>
-                <w:rFonts w:eastAsia="Times New Roman" w:cstheme="minorHAnsi"/>
-                <w:b/>
-                <w:bCs/>
-                <w:color w:val="0D0D0D"/>
-                <w:sz w:val="24"/>
-                <w:szCs w:val="24"/>
-                <w:bdr w:val="single" w:sz="2" w:space="0" w:color="E3E3E3" w:frame="1"/>
-                <w:lang w:eastAsia="en-IN"/>
-              </w:rPr>
-              <w:t>Keeps JVM Alive</w:t>
-            </w:r>
-          </w:p>
-        </w:tc>
-        <w:tc>
-          <w:tcPr>
-            <w:tcW w:w="0" w:type="auto"/>
-            <w:tcBorders>
-              <w:top w:val="single" w:sz="2" w:space="0" w:color="auto"/>
-              <w:left w:val="single" w:sz="6" w:space="0" w:color="auto"/>
-              <w:bottom w:val="single" w:sz="6" w:space="0" w:color="auto"/>
-              <w:right w:val="single" w:sz="2" w:space="0" w:color="auto"/>
-            </w:tcBorders>
-            <w:shd w:val="clear" w:color="auto" w:fill="FFFFFF"/>
-            <w:vAlign w:val="bottom"/>
-            <w:hideMark/>
-          </w:tcPr>
-          <w:p>
-            <w:pPr>
-              <w:spacing w:before="240" w:after="0" w:line="240" w:lineRule="auto"/>
-              <w:rPr>
-                <w:rFonts w:eastAsia="Times New Roman" w:cstheme="minorHAnsi"/>
-                <w:color w:val="0D0D0D"/>
-                <w:sz w:val="24"/>
-                <w:szCs w:val="24"/>
-                <w:lang w:eastAsia="en-IN"/>
-              </w:rPr>
-            </w:pPr>
-            <w:r>
-              <w:rPr>
-                <w:rFonts w:eastAsia="Times New Roman" w:cstheme="minorHAnsi"/>
-                <w:color w:val="0D0D0D"/>
-                <w:sz w:val="24"/>
-                <w:szCs w:val="24"/>
-                <w:lang w:eastAsia="en-IN"/>
-              </w:rPr>
-              <w:t>Yes, JVM runs until all user threads finish.</w:t>
-            </w:r>
-          </w:p>
-        </w:tc>
-        <w:tc>
-          <w:tcPr>
-            <w:tcW w:w="0" w:type="auto"/>
-            <w:tcBorders>
-              <w:top w:val="single" w:sz="2" w:space="0" w:color="auto"/>
-              <w:left w:val="single" w:sz="6" w:space="0" w:color="auto"/>
-              <w:bottom w:val="single" w:sz="6" w:space="0" w:color="auto"/>
-              <w:right w:val="single" w:sz="6" w:space="0" w:color="auto"/>
-            </w:tcBorders>
-            <w:shd w:val="clear" w:color="auto" w:fill="FFFFFF"/>
-            <w:vAlign w:val="bottom"/>
-            <w:hideMark/>
-          </w:tcPr>
-          <w:p>
-            <w:pPr>
-              <w:spacing w:before="240" w:after="0" w:line="240" w:lineRule="auto"/>
-              <w:rPr>
-                <w:rFonts w:eastAsia="Times New Roman" w:cstheme="minorHAnsi"/>
-                <w:color w:val="0D0D0D"/>
-                <w:sz w:val="24"/>
-                <w:szCs w:val="24"/>
-                <w:lang w:eastAsia="en-IN"/>
-              </w:rPr>
-            </w:pPr>
-            <w:r>
-              <w:rPr>
-                <w:rFonts w:eastAsia="Times New Roman" w:cstheme="minorHAnsi"/>
-                <w:color w:val="0D0D0D"/>
-                <w:sz w:val="24"/>
-                <w:szCs w:val="24"/>
-                <w:lang w:eastAsia="en-IN"/>
-              </w:rPr>
-              <w:t>No, JVM exits if only daemon threads remain.</w:t>
-            </w:r>
-          </w:p>
-        </w:tc>
-      </w:tr>
-      <w:tr>
-        <w:trPr>
-          <w:tblCellSpacing w:w="15" w:type="dxa"/>
-        </w:trPr>
-        <w:tc>
-          <w:tcPr>
-            <w:tcW w:w="0" w:type="auto"/>
-            <w:tcBorders>
-              <w:top w:val="single" w:sz="2" w:space="0" w:color="auto"/>
-              <w:left w:val="single" w:sz="6" w:space="0" w:color="auto"/>
-              <w:bottom w:val="single" w:sz="6" w:space="0" w:color="auto"/>
-              <w:right w:val="single" w:sz="2" w:space="0" w:color="auto"/>
-            </w:tcBorders>
-            <w:shd w:val="clear" w:color="auto" w:fill="FFFFFF"/>
-            <w:vAlign w:val="bottom"/>
-            <w:hideMark/>
-          </w:tcPr>
-          <w:p>
-            <w:pPr>
-              <w:spacing w:before="240" w:after="0" w:line="240" w:lineRule="auto"/>
-              <w:rPr>
-                <w:rFonts w:eastAsia="Times New Roman" w:cstheme="minorHAnsi"/>
-                <w:color w:val="0D0D0D"/>
-                <w:sz w:val="24"/>
-                <w:szCs w:val="24"/>
-                <w:lang w:eastAsia="en-IN"/>
-              </w:rPr>
-            </w:pPr>
-            <w:r>
-              <w:rPr>
-                <w:rFonts w:eastAsia="Times New Roman" w:cstheme="minorHAnsi"/>
-                <w:b/>
-                <w:bCs/>
-                <w:color w:val="0D0D0D"/>
-                <w:sz w:val="24"/>
-                <w:szCs w:val="24"/>
-                <w:bdr w:val="single" w:sz="2" w:space="0" w:color="E3E3E3" w:frame="1"/>
-                <w:lang w:eastAsia="en-IN"/>
-              </w:rPr>
-              <w:t>Termination</w:t>
-            </w:r>
-          </w:p>
-        </w:tc>
-        <w:tc>
-          <w:tcPr>
-            <w:tcW w:w="0" w:type="auto"/>
-            <w:tcBorders>
-              <w:top w:val="single" w:sz="2" w:space="0" w:color="auto"/>
-              <w:left w:val="single" w:sz="6" w:space="0" w:color="auto"/>
-              <w:bottom w:val="single" w:sz="6" w:space="0" w:color="auto"/>
-              <w:right w:val="single" w:sz="2" w:space="0" w:color="auto"/>
-            </w:tcBorders>
-            <w:shd w:val="clear" w:color="auto" w:fill="FFFFFF"/>
-            <w:vAlign w:val="bottom"/>
-            <w:hideMark/>
-          </w:tcPr>
-          <w:p>
-            <w:pPr>
-              <w:spacing w:before="240" w:after="0" w:line="240" w:lineRule="auto"/>
-              <w:rPr>
-                <w:rFonts w:eastAsia="Times New Roman" w:cstheme="minorHAnsi"/>
-                <w:color w:val="0D0D0D"/>
-                <w:sz w:val="24"/>
-                <w:szCs w:val="24"/>
-                <w:lang w:eastAsia="en-IN"/>
-              </w:rPr>
-            </w:pPr>
-            <w:r>
-              <w:rPr>
-                <w:rFonts w:eastAsia="Times New Roman" w:cstheme="minorHAnsi"/>
-                <w:color w:val="0D0D0D"/>
-                <w:sz w:val="24"/>
-                <w:szCs w:val="24"/>
-                <w:lang w:eastAsia="en-IN"/>
-              </w:rPr>
-              <w:t>Runs until task completion.</w:t>
-            </w:r>
-          </w:p>
-        </w:tc>
-        <w:tc>
-          <w:tcPr>
-            <w:tcW w:w="0" w:type="auto"/>
-            <w:tcBorders>
-              <w:top w:val="single" w:sz="2" w:space="0" w:color="auto"/>
-              <w:left w:val="single" w:sz="6" w:space="0" w:color="auto"/>
-              <w:bottom w:val="single" w:sz="6" w:space="0" w:color="auto"/>
-              <w:right w:val="single" w:sz="6" w:space="0" w:color="auto"/>
-            </w:tcBorders>
-            <w:shd w:val="clear" w:color="auto" w:fill="FFFFFF"/>
-            <w:vAlign w:val="bottom"/>
-            <w:hideMark/>
-          </w:tcPr>
-          <w:p>
-            <w:pPr>
-              <w:spacing w:before="240" w:after="0" w:line="240" w:lineRule="auto"/>
-              <w:rPr>
-                <w:rFonts w:eastAsia="Times New Roman" w:cstheme="minorHAnsi"/>
-                <w:color w:val="0D0D0D"/>
-                <w:sz w:val="24"/>
-                <w:szCs w:val="24"/>
-                <w:lang w:eastAsia="en-IN"/>
-              </w:rPr>
-            </w:pPr>
-            <w:r>
-              <w:rPr>
-                <w:rFonts w:eastAsia="Times New Roman" w:cstheme="minorHAnsi"/>
-                <w:color w:val="0D0D0D"/>
-                <w:sz w:val="24"/>
-                <w:szCs w:val="24"/>
-                <w:lang w:eastAsia="en-IN"/>
-              </w:rPr>
-              <w:t>Terminates when all user threads finish.</w:t>
-            </w:r>
-          </w:p>
-        </w:tc>
-      </w:tr>
-      <w:tr>
-        <w:trPr>
-          <w:tblCellSpacing w:w="15" w:type="dxa"/>
-        </w:trPr>
-        <w:tc>
-          <w:tcPr>
-            <w:tcW w:w="0" w:type="auto"/>
-            <w:tcBorders>
-              <w:top w:val="single" w:sz="2" w:space="0" w:color="auto"/>
-              <w:left w:val="single" w:sz="6" w:space="0" w:color="auto"/>
-              <w:bottom w:val="single" w:sz="6" w:space="0" w:color="auto"/>
-              <w:right w:val="single" w:sz="2" w:space="0" w:color="auto"/>
-            </w:tcBorders>
-            <w:shd w:val="clear" w:color="auto" w:fill="FFFFFF"/>
-            <w:vAlign w:val="bottom"/>
-            <w:hideMark/>
-          </w:tcPr>
-          <w:p>
-            <w:pPr>
-              <w:spacing w:before="240" w:after="0" w:line="240" w:lineRule="auto"/>
-              <w:rPr>
-                <w:rFonts w:eastAsia="Times New Roman" w:cstheme="minorHAnsi"/>
-                <w:color w:val="0D0D0D"/>
-                <w:sz w:val="24"/>
-                <w:szCs w:val="24"/>
-                <w:lang w:eastAsia="en-IN"/>
-              </w:rPr>
-            </w:pPr>
-            <w:r>
-              <w:rPr>
-                <w:rFonts w:eastAsia="Times New Roman" w:cstheme="minorHAnsi"/>
-                <w:b/>
-                <w:bCs/>
-                <w:color w:val="0D0D0D"/>
-                <w:sz w:val="24"/>
-                <w:szCs w:val="24"/>
-                <w:bdr w:val="single" w:sz="2" w:space="0" w:color="E3E3E3" w:frame="1"/>
-                <w:lang w:eastAsia="en-IN"/>
-              </w:rPr>
-              <w:t>Default Type</w:t>
-            </w:r>
-          </w:p>
-        </w:tc>
-        <w:tc>
-          <w:tcPr>
-            <w:tcW w:w="0" w:type="auto"/>
-            <w:tcBorders>
-              <w:top w:val="single" w:sz="2" w:space="0" w:color="auto"/>
-              <w:left w:val="single" w:sz="6" w:space="0" w:color="auto"/>
-              <w:bottom w:val="single" w:sz="6" w:space="0" w:color="auto"/>
-              <w:right w:val="single" w:sz="2" w:space="0" w:color="auto"/>
-            </w:tcBorders>
-            <w:shd w:val="clear" w:color="auto" w:fill="FFFFFF"/>
-            <w:vAlign w:val="bottom"/>
-            <w:hideMark/>
-          </w:tcPr>
-          <w:p>
-            <w:pPr>
-              <w:spacing w:before="240" w:after="0" w:line="240" w:lineRule="auto"/>
-              <w:rPr>
-                <w:rFonts w:eastAsia="Times New Roman" w:cstheme="minorHAnsi"/>
-                <w:color w:val="0D0D0D"/>
-                <w:sz w:val="24"/>
-                <w:szCs w:val="24"/>
-                <w:lang w:eastAsia="en-IN"/>
-              </w:rPr>
-            </w:pPr>
-            <w:r>
-              <w:rPr>
-                <w:rFonts w:eastAsia="Times New Roman" w:cstheme="minorHAnsi"/>
-                <w:color w:val="0D0D0D"/>
-                <w:sz w:val="24"/>
-                <w:szCs w:val="24"/>
-                <w:lang w:eastAsia="en-IN"/>
-              </w:rPr>
-              <w:t>Threads are user threads by default.</w:t>
-            </w:r>
-          </w:p>
-        </w:tc>
-        <w:tc>
-          <w:tcPr>
-            <w:tcW w:w="0" w:type="auto"/>
-            <w:tcBorders>
-              <w:top w:val="single" w:sz="2" w:space="0" w:color="auto"/>
-              <w:left w:val="single" w:sz="6" w:space="0" w:color="auto"/>
-              <w:bottom w:val="single" w:sz="6" w:space="0" w:color="auto"/>
-              <w:right w:val="single" w:sz="6" w:space="0" w:color="auto"/>
-            </w:tcBorders>
-            <w:shd w:val="clear" w:color="auto" w:fill="FFFFFF"/>
-            <w:vAlign w:val="bottom"/>
-            <w:hideMark/>
-          </w:tcPr>
-          <w:p>
-            <w:pPr>
-              <w:spacing w:before="240" w:after="0" w:line="240" w:lineRule="auto"/>
-              <w:rPr>
-                <w:rFonts w:eastAsia="Times New Roman" w:cstheme="minorHAnsi"/>
-                <w:color w:val="0D0D0D"/>
-                <w:sz w:val="24"/>
-                <w:szCs w:val="24"/>
-                <w:lang w:eastAsia="en-IN"/>
-              </w:rPr>
-            </w:pPr>
-            <w:r>
-              <w:rPr>
-                <w:rFonts w:eastAsia="Times New Roman" w:cstheme="minorHAnsi"/>
-                <w:color w:val="0D0D0D"/>
-                <w:sz w:val="24"/>
-                <w:szCs w:val="24"/>
-                <w:lang w:eastAsia="en-IN"/>
-              </w:rPr>
-              <w:t>Must be explicitly marked as daemon.</w:t>
-            </w:r>
-          </w:p>
-        </w:tc>
-      </w:tr>
-      <w:tr>
-        <w:trPr>
-          <w:tblCellSpacing w:w="15" w:type="dxa"/>
-        </w:trPr>
-        <w:tc>
-          <w:tcPr>
-            <w:tcW w:w="0" w:type="auto"/>
-            <w:tcBorders>
-              <w:top w:val="single" w:sz="2" w:space="0" w:color="auto"/>
-              <w:left w:val="single" w:sz="6" w:space="0" w:color="auto"/>
-              <w:bottom w:val="single" w:sz="6" w:space="0" w:color="auto"/>
-              <w:right w:val="single" w:sz="2" w:space="0" w:color="auto"/>
-            </w:tcBorders>
-            <w:shd w:val="clear" w:color="auto" w:fill="FFFFFF"/>
-            <w:vAlign w:val="bottom"/>
-            <w:hideMark/>
-          </w:tcPr>
-          <w:p>
-            <w:pPr>
-              <w:spacing w:before="240" w:after="0" w:line="240" w:lineRule="auto"/>
-              <w:rPr>
-                <w:rFonts w:eastAsia="Times New Roman" w:cstheme="minorHAnsi"/>
-                <w:color w:val="0D0D0D"/>
-                <w:sz w:val="24"/>
-                <w:szCs w:val="24"/>
-                <w:lang w:eastAsia="en-IN"/>
-              </w:rPr>
-            </w:pPr>
-            <w:r>
-              <w:rPr>
-                <w:rFonts w:eastAsia="Times New Roman" w:cstheme="minorHAnsi"/>
-                <w:b/>
-                <w:bCs/>
-                <w:color w:val="0D0D0D"/>
-                <w:sz w:val="24"/>
-                <w:szCs w:val="24"/>
-                <w:bdr w:val="single" w:sz="2" w:space="0" w:color="E3E3E3" w:frame="1"/>
-                <w:lang w:eastAsia="en-IN"/>
-              </w:rPr>
-              <w:t>Use Cases</w:t>
-            </w:r>
-          </w:p>
-        </w:tc>
-        <w:tc>
-          <w:tcPr>
-            <w:tcW w:w="0" w:type="auto"/>
-            <w:tcBorders>
-              <w:top w:val="single" w:sz="2" w:space="0" w:color="auto"/>
-              <w:left w:val="single" w:sz="6" w:space="0" w:color="auto"/>
-              <w:bottom w:val="single" w:sz="6" w:space="0" w:color="auto"/>
-              <w:right w:val="single" w:sz="2" w:space="0" w:color="auto"/>
-            </w:tcBorders>
-            <w:shd w:val="clear" w:color="auto" w:fill="FFFFFF"/>
-            <w:vAlign w:val="bottom"/>
-            <w:hideMark/>
-          </w:tcPr>
-          <w:p>
-            <w:pPr>
-              <w:spacing w:before="240" w:after="0" w:line="240" w:lineRule="auto"/>
-              <w:rPr>
-                <w:rFonts w:eastAsia="Times New Roman" w:cstheme="minorHAnsi"/>
-                <w:color w:val="0D0D0D"/>
-                <w:sz w:val="24"/>
-                <w:szCs w:val="24"/>
-                <w:lang w:eastAsia="en-IN"/>
-              </w:rPr>
-            </w:pPr>
-            <w:r>
-              <w:rPr>
-                <w:rFonts w:eastAsia="Times New Roman" w:cstheme="minorHAnsi"/>
-                <w:color w:val="0D0D0D"/>
-                <w:sz w:val="24"/>
-                <w:szCs w:val="24"/>
-                <w:lang w:eastAsia="en-IN"/>
-              </w:rPr>
-              <w:t>Core application tasks like computations.</w:t>
-            </w:r>
-          </w:p>
-        </w:tc>
-        <w:tc>
-          <w:tcPr>
-            <w:tcW w:w="0" w:type="auto"/>
-            <w:tcBorders>
-              <w:top w:val="single" w:sz="2" w:space="0" w:color="auto"/>
-              <w:left w:val="single" w:sz="6" w:space="0" w:color="auto"/>
-              <w:bottom w:val="single" w:sz="6" w:space="0" w:color="auto"/>
-              <w:right w:val="single" w:sz="6" w:space="0" w:color="auto"/>
-            </w:tcBorders>
-            <w:shd w:val="clear" w:color="auto" w:fill="FFFFFF"/>
-            <w:vAlign w:val="bottom"/>
-            <w:hideMark/>
-          </w:tcPr>
-          <w:p>
-            <w:pPr>
-              <w:spacing w:before="240" w:after="0" w:line="240" w:lineRule="auto"/>
-              <w:rPr>
-                <w:rFonts w:eastAsia="Times New Roman" w:cstheme="minorHAnsi"/>
-                <w:color w:val="0D0D0D"/>
-                <w:sz w:val="24"/>
-                <w:szCs w:val="24"/>
-                <w:lang w:eastAsia="en-IN"/>
-              </w:rPr>
-            </w:pPr>
-            <w:r>
-              <w:rPr>
-                <w:rFonts w:eastAsia="Times New Roman" w:cstheme="minorHAnsi"/>
-                <w:color w:val="0D0D0D"/>
-                <w:sz w:val="24"/>
-                <w:szCs w:val="24"/>
-                <w:lang w:eastAsia="en-IN"/>
-              </w:rPr>
-              <w:t>Background tasks like logging, monitoring.</w:t>
-            </w:r>
-          </w:p>
-        </w:tc>
-      </w:tr>
-    </w:tbl>
-    <w:p>
-      <w:pPr>
-        <w:spacing w:before="240"/>
-        <w:rPr>
-          <w:sz w:val="24"/>
-          <w:lang w:eastAsia="en-IN"/>
-        </w:rPr>
-      </w:pPr>
-    </w:p>
-    <w:p>
-      <w:pPr>
-        <w:spacing w:before="240"/>
-        <w:rPr>
-          <w:sz w:val="24"/>
-          <w:lang w:eastAsia="en-IN"/>
-        </w:rPr>
-      </w:pPr>
-    </w:p>
-    <w:p>
-      <w:pPr>
-        <w:spacing w:before="240"/>
-        <w:rPr>
-          <w:sz w:val="24"/>
-          <w:lang w:eastAsia="en-IN"/>
-        </w:rPr>
-      </w:pPr>
-    </w:p>
-    <w:p>
-      <w:pPr>
-        <w:pStyle w:val="ListParagraph"/>
-        <w:numPr>
-          <w:ilvl w:val="0"/>
-          <w:numId w:val="3"/>
-        </w:numPr>
-        <w:rPr>
-          <w:sz w:val="24"/>
-          <w:lang w:eastAsia="en-IN"/>
-        </w:rPr>
-      </w:pPr>
-      <w:r>
-        <w:rPr>
-          <w:b/>
-          <w:sz w:val="24"/>
-          <w:lang w:eastAsia="en-IN"/>
-        </w:rPr>
-        <w:lastRenderedPageBreak/>
-        <w:t>What is difference between multithreading and multitasking?</w:t>
-      </w:r>
-    </w:p>
-    <w:p>
-      <w:pPr>
-        <w:pStyle w:val="ListParagraph"/>
-        <w:rPr>
-          <w:sz w:val="24"/>
-          <w:lang w:eastAsia="en-IN"/>
-        </w:rPr>
-      </w:pPr>
-      <w:r>
-        <w:rPr>
-          <w:sz w:val="24"/>
-          <w:lang w:eastAsia="en-IN"/>
-        </w:rPr>
-        <w:t>Multithreading refers to running multiple threads within a single process, while multitasking refers to running multiple independent processes concurrently. Threads share the same memory space, whereas processes have separate memory spaces.</w:t>
-      </w:r>
-    </w:p>
-    <w:p>
-      <w:pPr>
-        <w:spacing w:before="240"/>
-        <w:rPr>
-          <w:sz w:val="24"/>
-          <w:lang w:eastAsia="en-IN"/>
-        </w:rPr>
-      </w:pPr>
-    </w:p>
-    <w:p>
-      <w:pPr>
-        <w:pStyle w:val="ListParagraph"/>
-        <w:numPr>
-          <w:ilvl w:val="0"/>
-          <w:numId w:val="3"/>
-        </w:numPr>
-        <w:rPr>
-          <w:sz w:val="24"/>
-          <w:lang w:eastAsia="en-IN"/>
-        </w:rPr>
-      </w:pPr>
-      <w:r>
-        <w:rPr>
-          <w:b/>
-          <w:sz w:val="24"/>
-          <w:lang w:eastAsia="en-IN"/>
-        </w:rPr>
-        <w:t>Wh</w:t>
-      </w:r>
-      <w:r>
-        <w:rPr>
-          <w:b/>
-          <w:sz w:val="24"/>
-          <w:lang w:eastAsia="en-IN"/>
-        </w:rPr>
-        <w:t>at is difference sleep and wait</w:t>
-      </w:r>
-      <w:r>
-        <w:rPr>
-          <w:b/>
-          <w:sz w:val="24"/>
-          <w:lang w:eastAsia="en-IN"/>
-        </w:rPr>
-        <w:t>?</w:t>
-      </w:r>
-      <w:r>
-        <w:rPr>
-          <w:b/>
-          <w:sz w:val="24"/>
-          <w:lang w:eastAsia="en-IN"/>
-        </w:rPr>
-        <w:t xml:space="preserve"> </w:t>
-      </w:r>
-    </w:p>
-    <w:tbl>
-      <w:tblPr>
-        <w:tblW w:w="10920" w:type="dxa"/>
-        <w:tblCellSpacing w:w="15" w:type="dxa"/>
-        <w:tblBorders>
-          <w:top w:val="single" w:sz="2" w:space="0" w:color="auto"/>
-          <w:left w:val="single" w:sz="2" w:space="0" w:color="auto"/>
-          <w:bottom w:val="single" w:sz="2" w:space="0" w:color="auto"/>
-          <w:right w:val="single" w:sz="2" w:space="0" w:color="auto"/>
-        </w:tblBorders>
-        <w:shd w:val="clear" w:color="auto" w:fill="FFFFFF"/>
-        <w:tblCellMar>
-          <w:top w:w="15" w:type="dxa"/>
-          <w:left w:w="15" w:type="dxa"/>
-          <w:bottom w:w="15" w:type="dxa"/>
-          <w:right w:w="15" w:type="dxa"/>
-        </w:tblCellMar>
-        <w:tblLook w:val="04A0" w:firstRow="1" w:lastRow="0" w:firstColumn="1" w:lastColumn="0" w:noHBand="0" w:noVBand="1"/>
-      </w:tblPr>
-      <w:tblGrid>
-        <w:gridCol w:w="1607"/>
-        <w:gridCol w:w="4646"/>
-        <w:gridCol w:w="4667"/>
-      </w:tblGrid>
-      <w:tr>
-        <w:trPr>
-          <w:tblHeader/>
-          <w:tblCellSpacing w:w="15" w:type="dxa"/>
-        </w:trPr>
-        <w:tc>
-          <w:tcPr>
-            <w:tcW w:w="0" w:type="auto"/>
-            <w:tcBorders>
-              <w:top w:val="single" w:sz="6" w:space="0" w:color="auto"/>
-              <w:left w:val="single" w:sz="6" w:space="0" w:color="auto"/>
-              <w:bottom w:val="single" w:sz="6" w:space="0" w:color="auto"/>
-              <w:right w:val="single" w:sz="2" w:space="0" w:color="auto"/>
-            </w:tcBorders>
-            <w:shd w:val="clear" w:color="auto" w:fill="FFFFFF"/>
-            <w:vAlign w:val="bottom"/>
-            <w:hideMark/>
-          </w:tcPr>
-          <w:p>
-            <w:pPr>
-              <w:spacing w:after="0" w:line="240" w:lineRule="auto"/>
-              <w:jc w:val="center"/>
-              <w:rPr>
-                <w:rFonts w:ascii="Segoe UI" w:eastAsia="Times New Roman" w:hAnsi="Segoe UI" w:cs="Segoe UI"/>
-                <w:b/>
-                <w:bCs/>
-                <w:color w:val="0D0D0D"/>
-                <w:sz w:val="21"/>
-                <w:szCs w:val="21"/>
-                <w:lang w:eastAsia="en-IN"/>
-              </w:rPr>
-            </w:pPr>
-            <w:r>
-              <w:rPr>
-                <w:rFonts w:ascii="Segoe UI" w:eastAsia="Times New Roman" w:hAnsi="Segoe UI" w:cs="Segoe UI"/>
-                <w:b/>
-                <w:bCs/>
-                <w:color w:val="0D0D0D"/>
-                <w:sz w:val="21"/>
-                <w:szCs w:val="21"/>
-                <w:bdr w:val="single" w:sz="2" w:space="0" w:color="E3E3E3" w:frame="1"/>
-                <w:lang w:eastAsia="en-IN"/>
-              </w:rPr>
-              <w:t>Aspect</w:t>
-            </w:r>
-          </w:p>
-        </w:tc>
-        <w:tc>
-          <w:tcPr>
-            <w:tcW w:w="0" w:type="auto"/>
-            <w:tcBorders>
-              <w:top w:val="single" w:sz="6" w:space="0" w:color="auto"/>
-              <w:left w:val="single" w:sz="6" w:space="0" w:color="auto"/>
-              <w:bottom w:val="single" w:sz="6" w:space="0" w:color="auto"/>
-              <w:right w:val="single" w:sz="2" w:space="0" w:color="auto"/>
-            </w:tcBorders>
-            <w:shd w:val="clear" w:color="auto" w:fill="FFFFFF"/>
-            <w:vAlign w:val="bottom"/>
-            <w:hideMark/>
-          </w:tcPr>
-          <w:p>
-            <w:pPr>
-              <w:spacing w:after="0" w:line="240" w:lineRule="auto"/>
-              <w:jc w:val="center"/>
-              <w:rPr>
-                <w:rFonts w:ascii="Segoe UI" w:eastAsia="Times New Roman" w:hAnsi="Segoe UI" w:cs="Segoe UI"/>
-                <w:b/>
-                <w:bCs/>
-                <w:color w:val="0D0D0D"/>
-                <w:szCs w:val="21"/>
-                <w:lang w:eastAsia="en-IN"/>
-              </w:rPr>
-            </w:pPr>
-            <w:proofErr w:type="spellStart"/>
-            <w:r>
-              <w:rPr>
-                <w:rFonts w:ascii="Courier New" w:eastAsia="Times New Roman" w:hAnsi="Courier New" w:cs="Courier New"/>
-                <w:b/>
-                <w:color w:val="0D0D0D"/>
-                <w:szCs w:val="18"/>
-                <w:bdr w:val="single" w:sz="2" w:space="0" w:color="E3E3E3" w:frame="1"/>
-                <w:lang w:eastAsia="en-IN"/>
-              </w:rPr>
-              <w:t>Thread.sleep</w:t>
-            </w:r>
-            <w:proofErr w:type="spellEnd"/>
-            <w:r>
-              <w:rPr>
-                <w:rFonts w:ascii="Courier New" w:eastAsia="Times New Roman" w:hAnsi="Courier New" w:cs="Courier New"/>
-                <w:b/>
-                <w:color w:val="0D0D0D"/>
-                <w:szCs w:val="18"/>
-                <w:bdr w:val="single" w:sz="2" w:space="0" w:color="E3E3E3" w:frame="1"/>
-                <w:lang w:eastAsia="en-IN"/>
-              </w:rPr>
-              <w:t>()</w:t>
-            </w:r>
-          </w:p>
-        </w:tc>
-        <w:tc>
-          <w:tcPr>
-            <w:tcW w:w="0" w:type="auto"/>
-            <w:tcBorders>
-              <w:top w:val="single" w:sz="6" w:space="0" w:color="auto"/>
-              <w:left w:val="single" w:sz="6" w:space="0" w:color="auto"/>
-              <w:bottom w:val="single" w:sz="6" w:space="0" w:color="auto"/>
-              <w:right w:val="single" w:sz="6" w:space="0" w:color="auto"/>
-            </w:tcBorders>
-            <w:shd w:val="clear" w:color="auto" w:fill="FFFFFF"/>
-            <w:vAlign w:val="bottom"/>
-            <w:hideMark/>
-          </w:tcPr>
-          <w:p>
-            <w:pPr>
-              <w:spacing w:after="0" w:line="240" w:lineRule="auto"/>
-              <w:jc w:val="center"/>
-              <w:rPr>
-                <w:rFonts w:ascii="Segoe UI" w:eastAsia="Times New Roman" w:hAnsi="Segoe UI" w:cs="Segoe UI"/>
-                <w:b/>
-                <w:bCs/>
-                <w:color w:val="0D0D0D"/>
-                <w:szCs w:val="21"/>
-                <w:lang w:eastAsia="en-IN"/>
-              </w:rPr>
-            </w:pPr>
-            <w:proofErr w:type="spellStart"/>
-            <w:r>
-              <w:rPr>
-                <w:rFonts w:ascii="Courier New" w:eastAsia="Times New Roman" w:hAnsi="Courier New" w:cs="Courier New"/>
-                <w:b/>
-                <w:color w:val="0D0D0D"/>
-                <w:szCs w:val="18"/>
-                <w:bdr w:val="single" w:sz="2" w:space="0" w:color="E3E3E3" w:frame="1"/>
-                <w:lang w:eastAsia="en-IN"/>
-              </w:rPr>
-              <w:t>Object.wait</w:t>
-            </w:r>
-            <w:proofErr w:type="spellEnd"/>
-            <w:r>
-              <w:rPr>
-                <w:rFonts w:ascii="Courier New" w:eastAsia="Times New Roman" w:hAnsi="Courier New" w:cs="Courier New"/>
-                <w:b/>
-                <w:color w:val="0D0D0D"/>
-                <w:szCs w:val="18"/>
-                <w:bdr w:val="single" w:sz="2" w:space="0" w:color="E3E3E3" w:frame="1"/>
-                <w:lang w:eastAsia="en-IN"/>
-              </w:rPr>
-              <w:t>()</w:t>
-            </w:r>
-          </w:p>
-        </w:tc>
-      </w:tr>
-      <w:tr>
-        <w:trPr>
-          <w:tblCellSpacing w:w="15" w:type="dxa"/>
-        </w:trPr>
-        <w:tc>
-          <w:tcPr>
-            <w:tcW w:w="0" w:type="auto"/>
-            <w:tcBorders>
-              <w:top w:val="single" w:sz="2" w:space="0" w:color="auto"/>
-              <w:left w:val="single" w:sz="6" w:space="0" w:color="auto"/>
-              <w:bottom w:val="single" w:sz="6" w:space="0" w:color="auto"/>
-              <w:right w:val="single" w:sz="2" w:space="0" w:color="auto"/>
-            </w:tcBorders>
-            <w:shd w:val="clear" w:color="auto" w:fill="FFFFFF"/>
-            <w:vAlign w:val="bottom"/>
-            <w:hideMark/>
-          </w:tcPr>
-          <w:p>
-            <w:pPr>
-              <w:spacing w:after="0" w:line="240" w:lineRule="auto"/>
-              <w:rPr>
-                <w:rFonts w:ascii="Segoe UI" w:eastAsia="Times New Roman" w:hAnsi="Segoe UI" w:cs="Segoe UI"/>
-                <w:color w:val="0D0D0D"/>
-                <w:sz w:val="21"/>
-                <w:szCs w:val="21"/>
-                <w:lang w:eastAsia="en-IN"/>
-              </w:rPr>
-            </w:pPr>
-            <w:r>
-              <w:rPr>
-                <w:rFonts w:ascii="Segoe UI" w:eastAsia="Times New Roman" w:hAnsi="Segoe UI" w:cs="Segoe UI"/>
-                <w:b/>
-                <w:bCs/>
-                <w:color w:val="0D0D0D"/>
-                <w:sz w:val="21"/>
-                <w:szCs w:val="21"/>
-                <w:bdr w:val="single" w:sz="2" w:space="0" w:color="E3E3E3" w:frame="1"/>
-                <w:lang w:eastAsia="en-IN"/>
-              </w:rPr>
-              <w:t>Purpose</w:t>
-            </w:r>
-          </w:p>
-        </w:tc>
-        <w:tc>
-          <w:tcPr>
-            <w:tcW w:w="0" w:type="auto"/>
-            <w:tcBorders>
-              <w:top w:val="single" w:sz="2" w:space="0" w:color="auto"/>
-              <w:left w:val="single" w:sz="6" w:space="0" w:color="auto"/>
-              <w:bottom w:val="single" w:sz="6" w:space="0" w:color="auto"/>
-              <w:right w:val="single" w:sz="2" w:space="0" w:color="auto"/>
-            </w:tcBorders>
-            <w:shd w:val="clear" w:color="auto" w:fill="FFFFFF"/>
-            <w:vAlign w:val="bottom"/>
-            <w:hideMark/>
-          </w:tcPr>
-          <w:p>
-            <w:pPr>
-              <w:spacing w:after="0" w:line="240" w:lineRule="auto"/>
-              <w:rPr>
-                <w:rFonts w:ascii="Segoe UI" w:eastAsia="Times New Roman" w:hAnsi="Segoe UI" w:cs="Segoe UI"/>
-                <w:color w:val="0D0D0D"/>
-                <w:sz w:val="21"/>
-                <w:szCs w:val="21"/>
-                <w:lang w:eastAsia="en-IN"/>
-              </w:rPr>
-            </w:pPr>
-            <w:r>
-              <w:rPr>
-                <w:rFonts w:ascii="Segoe UI" w:eastAsia="Times New Roman" w:hAnsi="Segoe UI" w:cs="Segoe UI"/>
-                <w:color w:val="0D0D0D"/>
-                <w:sz w:val="21"/>
-                <w:szCs w:val="21"/>
-                <w:lang w:eastAsia="en-IN"/>
-              </w:rPr>
-              <w:t>Pauses the current thread for a specified duration.</w:t>
-            </w:r>
-          </w:p>
-        </w:tc>
-        <w:tc>
-          <w:tcPr>
-            <w:tcW w:w="0" w:type="auto"/>
-            <w:tcBorders>
-              <w:top w:val="single" w:sz="2" w:space="0" w:color="auto"/>
-              <w:left w:val="single" w:sz="6" w:space="0" w:color="auto"/>
-              <w:bottom w:val="single" w:sz="6" w:space="0" w:color="auto"/>
-              <w:right w:val="single" w:sz="6" w:space="0" w:color="auto"/>
-            </w:tcBorders>
-            <w:shd w:val="clear" w:color="auto" w:fill="FFFFFF"/>
-            <w:vAlign w:val="bottom"/>
-            <w:hideMark/>
-          </w:tcPr>
-          <w:p>
-            <w:pPr>
-              <w:spacing w:after="0" w:line="240" w:lineRule="auto"/>
-              <w:rPr>
-                <w:rFonts w:ascii="Segoe UI" w:eastAsia="Times New Roman" w:hAnsi="Segoe UI" w:cs="Segoe UI"/>
-                <w:color w:val="0D0D0D"/>
-                <w:sz w:val="21"/>
-                <w:szCs w:val="21"/>
-                <w:lang w:eastAsia="en-IN"/>
-              </w:rPr>
-            </w:pPr>
-            <w:r>
-              <w:rPr>
-                <w:rFonts w:ascii="Segoe UI" w:eastAsia="Times New Roman" w:hAnsi="Segoe UI" w:cs="Segoe UI"/>
-                <w:color w:val="0D0D0D"/>
-                <w:sz w:val="21"/>
-                <w:szCs w:val="21"/>
-                <w:lang w:eastAsia="en-IN"/>
-              </w:rPr>
-              <w:t>Causes the current thread to wait until it is notified or interrupted.</w:t>
-            </w:r>
-          </w:p>
-        </w:tc>
-      </w:tr>
-      <w:tr>
-        <w:trPr>
-          <w:tblCellSpacing w:w="15" w:type="dxa"/>
-        </w:trPr>
-        <w:tc>
-          <w:tcPr>
-            <w:tcW w:w="0" w:type="auto"/>
-            <w:tcBorders>
-              <w:top w:val="single" w:sz="2" w:space="0" w:color="auto"/>
-              <w:left w:val="single" w:sz="6" w:space="0" w:color="auto"/>
-              <w:bottom w:val="single" w:sz="6" w:space="0" w:color="auto"/>
-              <w:right w:val="single" w:sz="2" w:space="0" w:color="auto"/>
-            </w:tcBorders>
-            <w:shd w:val="clear" w:color="auto" w:fill="FFFFFF"/>
-            <w:vAlign w:val="bottom"/>
-            <w:hideMark/>
-          </w:tcPr>
-          <w:p>
-            <w:pPr>
-              <w:spacing w:after="0" w:line="240" w:lineRule="auto"/>
-              <w:rPr>
-                <w:rFonts w:ascii="Segoe UI" w:eastAsia="Times New Roman" w:hAnsi="Segoe UI" w:cs="Segoe UI"/>
-                <w:color w:val="0D0D0D"/>
-                <w:sz w:val="21"/>
-                <w:szCs w:val="21"/>
-                <w:lang w:eastAsia="en-IN"/>
-              </w:rPr>
-            </w:pPr>
-            <w:r>
-              <w:rPr>
-                <w:rFonts w:ascii="Segoe UI" w:eastAsia="Times New Roman" w:hAnsi="Segoe UI" w:cs="Segoe UI"/>
-                <w:b/>
-                <w:bCs/>
-                <w:color w:val="0D0D0D"/>
-                <w:sz w:val="21"/>
-                <w:szCs w:val="21"/>
-                <w:bdr w:val="single" w:sz="2" w:space="0" w:color="E3E3E3" w:frame="1"/>
-                <w:lang w:eastAsia="en-IN"/>
-              </w:rPr>
-              <w:t>Belongs To</w:t>
-            </w:r>
-          </w:p>
-        </w:tc>
-        <w:tc>
-          <w:tcPr>
-            <w:tcW w:w="0" w:type="auto"/>
-            <w:tcBorders>
-              <w:top w:val="single" w:sz="2" w:space="0" w:color="auto"/>
-              <w:left w:val="single" w:sz="6" w:space="0" w:color="auto"/>
-              <w:bottom w:val="single" w:sz="6" w:space="0" w:color="auto"/>
-              <w:right w:val="single" w:sz="2" w:space="0" w:color="auto"/>
-            </w:tcBorders>
-            <w:shd w:val="clear" w:color="auto" w:fill="FFFFFF"/>
-            <w:vAlign w:val="bottom"/>
-            <w:hideMark/>
-          </w:tcPr>
-          <w:p>
-            <w:pPr>
-              <w:spacing w:after="0" w:line="240" w:lineRule="auto"/>
-              <w:rPr>
-                <w:rFonts w:ascii="Segoe UI" w:eastAsia="Times New Roman" w:hAnsi="Segoe UI" w:cs="Segoe UI"/>
-                <w:color w:val="0D0D0D"/>
-                <w:sz w:val="21"/>
-                <w:szCs w:val="21"/>
-                <w:lang w:eastAsia="en-IN"/>
-              </w:rPr>
-            </w:pPr>
-            <w:r>
-              <w:rPr>
-                <w:rFonts w:ascii="Segoe UI" w:eastAsia="Times New Roman" w:hAnsi="Segoe UI" w:cs="Segoe UI"/>
-                <w:b/>
-                <w:bCs/>
-                <w:color w:val="0D0D0D"/>
-                <w:sz w:val="21"/>
-                <w:szCs w:val="21"/>
-                <w:bdr w:val="single" w:sz="2" w:space="0" w:color="E3E3E3" w:frame="1"/>
-                <w:lang w:eastAsia="en-IN"/>
-              </w:rPr>
-              <w:t>Thread class</w:t>
-            </w:r>
-            <w:r>
-              <w:rPr>
-                <w:rFonts w:ascii="Segoe UI" w:eastAsia="Times New Roman" w:hAnsi="Segoe UI" w:cs="Segoe UI"/>
-                <w:color w:val="0D0D0D"/>
-                <w:sz w:val="21"/>
-                <w:szCs w:val="21"/>
-                <w:lang w:eastAsia="en-IN"/>
-              </w:rPr>
-              <w:t>.</w:t>
-            </w:r>
-          </w:p>
-        </w:tc>
-        <w:tc>
-          <w:tcPr>
-            <w:tcW w:w="0" w:type="auto"/>
-            <w:tcBorders>
-              <w:top w:val="single" w:sz="2" w:space="0" w:color="auto"/>
-              <w:left w:val="single" w:sz="6" w:space="0" w:color="auto"/>
-              <w:bottom w:val="single" w:sz="6" w:space="0" w:color="auto"/>
-              <w:right w:val="single" w:sz="6" w:space="0" w:color="auto"/>
-            </w:tcBorders>
-            <w:shd w:val="clear" w:color="auto" w:fill="FFFFFF"/>
-            <w:vAlign w:val="bottom"/>
-            <w:hideMark/>
-          </w:tcPr>
-          <w:p>
-            <w:pPr>
-              <w:spacing w:after="0" w:line="240" w:lineRule="auto"/>
-              <w:rPr>
-                <w:rFonts w:ascii="Segoe UI" w:eastAsia="Times New Roman" w:hAnsi="Segoe UI" w:cs="Segoe UI"/>
-                <w:color w:val="0D0D0D"/>
-                <w:sz w:val="21"/>
-                <w:szCs w:val="21"/>
-                <w:lang w:eastAsia="en-IN"/>
-              </w:rPr>
-            </w:pPr>
-            <w:r>
-              <w:rPr>
-                <w:rFonts w:ascii="Segoe UI" w:eastAsia="Times New Roman" w:hAnsi="Segoe UI" w:cs="Segoe UI"/>
-                <w:b/>
-                <w:bCs/>
-                <w:color w:val="0D0D0D"/>
-                <w:sz w:val="21"/>
-                <w:szCs w:val="21"/>
-                <w:bdr w:val="single" w:sz="2" w:space="0" w:color="E3E3E3" w:frame="1"/>
-                <w:lang w:eastAsia="en-IN"/>
-              </w:rPr>
-              <w:t>Object class</w:t>
-            </w:r>
-            <w:r>
-              <w:rPr>
-                <w:rFonts w:ascii="Segoe UI" w:eastAsia="Times New Roman" w:hAnsi="Segoe UI" w:cs="Segoe UI"/>
-                <w:color w:val="0D0D0D"/>
-                <w:sz w:val="21"/>
-                <w:szCs w:val="21"/>
-                <w:lang w:eastAsia="en-IN"/>
-              </w:rPr>
-              <w:t> (works with thread synchronization).</w:t>
-            </w:r>
-          </w:p>
-        </w:tc>
-      </w:tr>
-      <w:tr>
-        <w:trPr>
-          <w:tblCellSpacing w:w="15" w:type="dxa"/>
-        </w:trPr>
-        <w:tc>
-          <w:tcPr>
-            <w:tcW w:w="0" w:type="auto"/>
-            <w:tcBorders>
-              <w:top w:val="single" w:sz="2" w:space="0" w:color="auto"/>
-              <w:left w:val="single" w:sz="6" w:space="0" w:color="auto"/>
-              <w:bottom w:val="single" w:sz="6" w:space="0" w:color="auto"/>
-              <w:right w:val="single" w:sz="2" w:space="0" w:color="auto"/>
-            </w:tcBorders>
-            <w:shd w:val="clear" w:color="auto" w:fill="FFFFFF"/>
-            <w:vAlign w:val="bottom"/>
-            <w:hideMark/>
-          </w:tcPr>
-          <w:p>
-            <w:pPr>
-              <w:spacing w:after="0" w:line="240" w:lineRule="auto"/>
-              <w:rPr>
-                <w:rFonts w:ascii="Segoe UI" w:eastAsia="Times New Roman" w:hAnsi="Segoe UI" w:cs="Segoe UI"/>
-                <w:color w:val="0D0D0D"/>
-                <w:sz w:val="21"/>
-                <w:szCs w:val="21"/>
-                <w:lang w:eastAsia="en-IN"/>
-              </w:rPr>
-            </w:pPr>
-            <w:r>
-              <w:rPr>
-                <w:rFonts w:ascii="Segoe UI" w:eastAsia="Times New Roman" w:hAnsi="Segoe UI" w:cs="Segoe UI"/>
-                <w:b/>
-                <w:bCs/>
-                <w:color w:val="0D0D0D"/>
-                <w:sz w:val="21"/>
-                <w:szCs w:val="21"/>
-                <w:bdr w:val="single" w:sz="2" w:space="0" w:color="E3E3E3" w:frame="1"/>
-                <w:lang w:eastAsia="en-IN"/>
-              </w:rPr>
-              <w:t>Thread Lock</w:t>
-            </w:r>
-          </w:p>
-        </w:tc>
-        <w:tc>
-          <w:tcPr>
-            <w:tcW w:w="0" w:type="auto"/>
-            <w:tcBorders>
-              <w:top w:val="single" w:sz="2" w:space="0" w:color="auto"/>
-              <w:left w:val="single" w:sz="6" w:space="0" w:color="auto"/>
-              <w:bottom w:val="single" w:sz="6" w:space="0" w:color="auto"/>
-              <w:right w:val="single" w:sz="2" w:space="0" w:color="auto"/>
-            </w:tcBorders>
-            <w:shd w:val="clear" w:color="auto" w:fill="FFFFFF"/>
-            <w:vAlign w:val="bottom"/>
-            <w:hideMark/>
-          </w:tcPr>
-          <w:p>
-            <w:pPr>
-              <w:spacing w:after="0" w:line="240" w:lineRule="auto"/>
-              <w:rPr>
-                <w:rFonts w:ascii="Segoe UI" w:eastAsia="Times New Roman" w:hAnsi="Segoe UI" w:cs="Segoe UI"/>
-                <w:color w:val="0D0D0D"/>
-                <w:sz w:val="21"/>
-                <w:szCs w:val="21"/>
-                <w:lang w:eastAsia="en-IN"/>
-              </w:rPr>
-            </w:pPr>
-            <w:r>
-              <w:rPr>
-                <w:rFonts w:ascii="Segoe UI" w:eastAsia="Times New Roman" w:hAnsi="Segoe UI" w:cs="Segoe UI"/>
-                <w:color w:val="0D0D0D"/>
-                <w:sz w:val="21"/>
-                <w:szCs w:val="21"/>
-                <w:lang w:eastAsia="en-IN"/>
-              </w:rPr>
-              <w:t>Does </w:t>
-            </w:r>
-            <w:r>
-              <w:rPr>
-                <w:rFonts w:ascii="Segoe UI" w:eastAsia="Times New Roman" w:hAnsi="Segoe UI" w:cs="Segoe UI"/>
-                <w:b/>
-                <w:bCs/>
-                <w:color w:val="0D0D0D"/>
-                <w:sz w:val="21"/>
-                <w:szCs w:val="21"/>
-                <w:bdr w:val="single" w:sz="2" w:space="0" w:color="E3E3E3" w:frame="1"/>
-                <w:lang w:eastAsia="en-IN"/>
-              </w:rPr>
-              <w:t>not release the lock</w:t>
-            </w:r>
-            <w:r>
-              <w:rPr>
-                <w:rFonts w:ascii="Segoe UI" w:eastAsia="Times New Roman" w:hAnsi="Segoe UI" w:cs="Segoe UI"/>
-                <w:color w:val="0D0D0D"/>
-                <w:sz w:val="21"/>
-                <w:szCs w:val="21"/>
-                <w:lang w:eastAsia="en-IN"/>
-              </w:rPr>
-              <w:t> if the thread holds one.</w:t>
-            </w:r>
-          </w:p>
-        </w:tc>
-        <w:tc>
-          <w:tcPr>
-            <w:tcW w:w="0" w:type="auto"/>
-            <w:tcBorders>
-              <w:top w:val="single" w:sz="2" w:space="0" w:color="auto"/>
-              <w:left w:val="single" w:sz="6" w:space="0" w:color="auto"/>
-              <w:bottom w:val="single" w:sz="6" w:space="0" w:color="auto"/>
-              <w:right w:val="single" w:sz="6" w:space="0" w:color="auto"/>
-            </w:tcBorders>
-            <w:shd w:val="clear" w:color="auto" w:fill="FFFFFF"/>
-            <w:vAlign w:val="bottom"/>
-            <w:hideMark/>
-          </w:tcPr>
-          <w:p>
-            <w:pPr>
-              <w:spacing w:after="0" w:line="240" w:lineRule="auto"/>
-              <w:rPr>
-                <w:rFonts w:ascii="Segoe UI" w:eastAsia="Times New Roman" w:hAnsi="Segoe UI" w:cs="Segoe UI"/>
-                <w:color w:val="0D0D0D"/>
-                <w:sz w:val="21"/>
-                <w:szCs w:val="21"/>
-                <w:lang w:eastAsia="en-IN"/>
-              </w:rPr>
-            </w:pPr>
-            <w:r>
-              <w:rPr>
-                <w:rFonts w:ascii="Segoe UI" w:eastAsia="Times New Roman" w:hAnsi="Segoe UI" w:cs="Segoe UI"/>
-                <w:b/>
-                <w:bCs/>
-                <w:color w:val="0D0D0D"/>
-                <w:sz w:val="21"/>
-                <w:szCs w:val="21"/>
-                <w:bdr w:val="single" w:sz="2" w:space="0" w:color="E3E3E3" w:frame="1"/>
-                <w:lang w:eastAsia="en-IN"/>
-              </w:rPr>
-              <w:t>Releases the lock</w:t>
-            </w:r>
-            <w:r>
-              <w:rPr>
-                <w:rFonts w:ascii="Segoe UI" w:eastAsia="Times New Roman" w:hAnsi="Segoe UI" w:cs="Segoe UI"/>
-                <w:color w:val="0D0D0D"/>
-                <w:sz w:val="21"/>
-                <w:szCs w:val="21"/>
-                <w:lang w:eastAsia="en-IN"/>
-              </w:rPr>
-              <w:t> on the synchronized object it is waiting on.</w:t>
-            </w:r>
-          </w:p>
-        </w:tc>
-      </w:tr>
-      <w:tr>
-        <w:trPr>
-          <w:tblCellSpacing w:w="15" w:type="dxa"/>
-        </w:trPr>
-        <w:tc>
-          <w:tcPr>
-            <w:tcW w:w="0" w:type="auto"/>
-            <w:tcBorders>
-              <w:top w:val="single" w:sz="2" w:space="0" w:color="auto"/>
-              <w:left w:val="single" w:sz="6" w:space="0" w:color="auto"/>
-              <w:bottom w:val="single" w:sz="6" w:space="0" w:color="auto"/>
-              <w:right w:val="single" w:sz="2" w:space="0" w:color="auto"/>
-            </w:tcBorders>
-            <w:shd w:val="clear" w:color="auto" w:fill="FFFFFF"/>
-            <w:vAlign w:val="bottom"/>
-            <w:hideMark/>
-          </w:tcPr>
-          <w:p>
-            <w:pPr>
-              <w:spacing w:after="0" w:line="240" w:lineRule="auto"/>
-              <w:rPr>
-                <w:rFonts w:ascii="Segoe UI" w:eastAsia="Times New Roman" w:hAnsi="Segoe UI" w:cs="Segoe UI"/>
-                <w:color w:val="0D0D0D"/>
-                <w:sz w:val="21"/>
-                <w:szCs w:val="21"/>
-                <w:lang w:eastAsia="en-IN"/>
-              </w:rPr>
-            </w:pPr>
-            <w:r>
-              <w:rPr>
-                <w:rFonts w:ascii="Segoe UI" w:eastAsia="Times New Roman" w:hAnsi="Segoe UI" w:cs="Segoe UI"/>
-                <w:b/>
-                <w:bCs/>
-                <w:color w:val="0D0D0D"/>
-                <w:sz w:val="21"/>
-                <w:szCs w:val="21"/>
-                <w:bdr w:val="single" w:sz="2" w:space="0" w:color="E3E3E3" w:frame="1"/>
-                <w:lang w:eastAsia="en-IN"/>
-              </w:rPr>
-              <w:t>Usage Context</w:t>
-            </w:r>
-          </w:p>
-        </w:tc>
-        <w:tc>
-          <w:tcPr>
-            <w:tcW w:w="0" w:type="auto"/>
-            <w:tcBorders>
-              <w:top w:val="single" w:sz="2" w:space="0" w:color="auto"/>
-              <w:left w:val="single" w:sz="6" w:space="0" w:color="auto"/>
-              <w:bottom w:val="single" w:sz="6" w:space="0" w:color="auto"/>
-              <w:right w:val="single" w:sz="2" w:space="0" w:color="auto"/>
-            </w:tcBorders>
-            <w:shd w:val="clear" w:color="auto" w:fill="FFFFFF"/>
-            <w:vAlign w:val="bottom"/>
-            <w:hideMark/>
-          </w:tcPr>
-          <w:p>
-            <w:pPr>
-              <w:spacing w:after="0" w:line="240" w:lineRule="auto"/>
-              <w:rPr>
-                <w:rFonts w:ascii="Segoe UI" w:eastAsia="Times New Roman" w:hAnsi="Segoe UI" w:cs="Segoe UI"/>
-                <w:color w:val="0D0D0D"/>
-                <w:sz w:val="21"/>
-                <w:szCs w:val="21"/>
-                <w:lang w:eastAsia="en-IN"/>
-              </w:rPr>
-            </w:pPr>
-            <w:r>
-              <w:rPr>
-                <w:rFonts w:ascii="Segoe UI" w:eastAsia="Times New Roman" w:hAnsi="Segoe UI" w:cs="Segoe UI"/>
-                <w:color w:val="0D0D0D"/>
-                <w:sz w:val="21"/>
-                <w:szCs w:val="21"/>
-                <w:lang w:eastAsia="en-IN"/>
-              </w:rPr>
-              <w:t>Used to pause execution for a specific time (e.g., delays).</w:t>
-            </w:r>
-          </w:p>
-        </w:tc>
-        <w:tc>
-          <w:tcPr>
-            <w:tcW w:w="0" w:type="auto"/>
-            <w:tcBorders>
-              <w:top w:val="single" w:sz="2" w:space="0" w:color="auto"/>
-              <w:left w:val="single" w:sz="6" w:space="0" w:color="auto"/>
-              <w:bottom w:val="single" w:sz="6" w:space="0" w:color="auto"/>
-              <w:right w:val="single" w:sz="6" w:space="0" w:color="auto"/>
-            </w:tcBorders>
-            <w:shd w:val="clear" w:color="auto" w:fill="FFFFFF"/>
-            <w:vAlign w:val="bottom"/>
-            <w:hideMark/>
-          </w:tcPr>
-          <w:p>
-            <w:pPr>
-              <w:spacing w:after="0" w:line="240" w:lineRule="auto"/>
-              <w:rPr>
-                <w:rFonts w:ascii="Segoe UI" w:eastAsia="Times New Roman" w:hAnsi="Segoe UI" w:cs="Segoe UI"/>
-                <w:color w:val="0D0D0D"/>
-                <w:sz w:val="21"/>
-                <w:szCs w:val="21"/>
-                <w:lang w:eastAsia="en-IN"/>
-              </w:rPr>
-            </w:pPr>
-            <w:r>
-              <w:rPr>
-                <w:rFonts w:ascii="Segoe UI" w:eastAsia="Times New Roman" w:hAnsi="Segoe UI" w:cs="Segoe UI"/>
-                <w:color w:val="0D0D0D"/>
-                <w:sz w:val="21"/>
-                <w:szCs w:val="21"/>
-                <w:lang w:eastAsia="en-IN"/>
-              </w:rPr>
-              <w:t>Used for thread communication (e.g., producer-consumer scenarios).</w:t>
-            </w:r>
-          </w:p>
-        </w:tc>
-      </w:tr>
-      <w:tr>
-        <w:trPr>
-          <w:tblCellSpacing w:w="15" w:type="dxa"/>
-        </w:trPr>
-        <w:tc>
-          <w:tcPr>
-            <w:tcW w:w="0" w:type="auto"/>
-            <w:tcBorders>
-              <w:top w:val="single" w:sz="2" w:space="0" w:color="auto"/>
-              <w:left w:val="single" w:sz="6" w:space="0" w:color="auto"/>
-              <w:bottom w:val="single" w:sz="6" w:space="0" w:color="auto"/>
-              <w:right w:val="single" w:sz="2" w:space="0" w:color="auto"/>
-            </w:tcBorders>
-            <w:shd w:val="clear" w:color="auto" w:fill="FFFFFF"/>
-            <w:vAlign w:val="bottom"/>
-            <w:hideMark/>
-          </w:tcPr>
-          <w:p>
-            <w:pPr>
-              <w:spacing w:after="0" w:line="240" w:lineRule="auto"/>
-              <w:rPr>
-                <w:rFonts w:ascii="Segoe UI" w:eastAsia="Times New Roman" w:hAnsi="Segoe UI" w:cs="Segoe UI"/>
-                <w:color w:val="0D0D0D"/>
-                <w:sz w:val="21"/>
-                <w:szCs w:val="21"/>
-                <w:lang w:eastAsia="en-IN"/>
-              </w:rPr>
-            </w:pPr>
-            <w:r>
-              <w:rPr>
-                <w:rFonts w:ascii="Segoe UI" w:eastAsia="Times New Roman" w:hAnsi="Segoe UI" w:cs="Segoe UI"/>
-                <w:b/>
-                <w:bCs/>
-                <w:color w:val="0D0D0D"/>
-                <w:sz w:val="21"/>
-                <w:szCs w:val="21"/>
-                <w:bdr w:val="single" w:sz="2" w:space="0" w:color="E3E3E3" w:frame="1"/>
-                <w:lang w:eastAsia="en-IN"/>
-              </w:rPr>
-              <w:t>Notification</w:t>
-            </w:r>
-          </w:p>
-        </w:tc>
-        <w:tc>
-          <w:tcPr>
-            <w:tcW w:w="0" w:type="auto"/>
-            <w:tcBorders>
-              <w:top w:val="single" w:sz="2" w:space="0" w:color="auto"/>
-              <w:left w:val="single" w:sz="6" w:space="0" w:color="auto"/>
-              <w:bottom w:val="single" w:sz="6" w:space="0" w:color="auto"/>
-              <w:right w:val="single" w:sz="2" w:space="0" w:color="auto"/>
-            </w:tcBorders>
-            <w:shd w:val="clear" w:color="auto" w:fill="FFFFFF"/>
-            <w:vAlign w:val="bottom"/>
-            <w:hideMark/>
-          </w:tcPr>
-          <w:p>
-            <w:pPr>
-              <w:spacing w:after="0" w:line="240" w:lineRule="auto"/>
-              <w:rPr>
-                <w:rFonts w:ascii="Segoe UI" w:eastAsia="Times New Roman" w:hAnsi="Segoe UI" w:cs="Segoe UI"/>
-                <w:color w:val="0D0D0D"/>
-                <w:sz w:val="21"/>
-                <w:szCs w:val="21"/>
-                <w:lang w:eastAsia="en-IN"/>
-              </w:rPr>
-            </w:pPr>
-            <w:r>
-              <w:rPr>
-                <w:rFonts w:ascii="Segoe UI" w:eastAsia="Times New Roman" w:hAnsi="Segoe UI" w:cs="Segoe UI"/>
-                <w:color w:val="0D0D0D"/>
-                <w:sz w:val="21"/>
-                <w:szCs w:val="21"/>
-                <w:lang w:eastAsia="en-IN"/>
-              </w:rPr>
-              <w:t>Does not require notification; resumes automatically after the duration.</w:t>
-            </w:r>
-          </w:p>
-        </w:tc>
-        <w:tc>
-          <w:tcPr>
-            <w:tcW w:w="0" w:type="auto"/>
-            <w:tcBorders>
-              <w:top w:val="single" w:sz="2" w:space="0" w:color="auto"/>
-              <w:left w:val="single" w:sz="6" w:space="0" w:color="auto"/>
-              <w:bottom w:val="single" w:sz="6" w:space="0" w:color="auto"/>
-              <w:right w:val="single" w:sz="6" w:space="0" w:color="auto"/>
-            </w:tcBorders>
-            <w:shd w:val="clear" w:color="auto" w:fill="FFFFFF"/>
-            <w:vAlign w:val="bottom"/>
-            <w:hideMark/>
-          </w:tcPr>
-          <w:p>
-            <w:pPr>
-              <w:spacing w:after="0" w:line="240" w:lineRule="auto"/>
-              <w:rPr>
-                <w:rFonts w:ascii="Segoe UI" w:eastAsia="Times New Roman" w:hAnsi="Segoe UI" w:cs="Segoe UI"/>
-                <w:color w:val="0D0D0D"/>
-                <w:sz w:val="21"/>
-                <w:szCs w:val="21"/>
-                <w:lang w:eastAsia="en-IN"/>
-              </w:rPr>
-            </w:pPr>
-            <w:r>
-              <w:rPr>
-                <w:rFonts w:ascii="Segoe UI" w:eastAsia="Times New Roman" w:hAnsi="Segoe UI" w:cs="Segoe UI"/>
-                <w:color w:val="0D0D0D"/>
-                <w:sz w:val="21"/>
-                <w:szCs w:val="21"/>
-                <w:lang w:eastAsia="en-IN"/>
-              </w:rPr>
-              <w:t>Must be explicitly notified using </w:t>
-            </w:r>
-            <w:proofErr w:type="gramStart"/>
-            <w:r>
-              <w:rPr>
-                <w:rFonts w:ascii="Courier New" w:eastAsia="Times New Roman" w:hAnsi="Courier New" w:cs="Courier New"/>
-                <w:color w:val="0D0D0D"/>
-                <w:sz w:val="18"/>
-                <w:szCs w:val="18"/>
-                <w:bdr w:val="single" w:sz="2" w:space="0" w:color="E3E3E3" w:frame="1"/>
-                <w:lang w:eastAsia="en-IN"/>
-              </w:rPr>
-              <w:t>notify(</w:t>
-            </w:r>
-            <w:proofErr w:type="gramEnd"/>
-            <w:r>
-              <w:rPr>
-                <w:rFonts w:ascii="Courier New" w:eastAsia="Times New Roman" w:hAnsi="Courier New" w:cs="Courier New"/>
-                <w:color w:val="0D0D0D"/>
-                <w:sz w:val="18"/>
-                <w:szCs w:val="18"/>
-                <w:bdr w:val="single" w:sz="2" w:space="0" w:color="E3E3E3" w:frame="1"/>
-                <w:lang w:eastAsia="en-IN"/>
-              </w:rPr>
-              <w:t>)</w:t>
-            </w:r>
-            <w:r>
-              <w:rPr>
-                <w:rFonts w:ascii="Segoe UI" w:eastAsia="Times New Roman" w:hAnsi="Segoe UI" w:cs="Segoe UI"/>
-                <w:color w:val="0D0D0D"/>
-                <w:sz w:val="21"/>
-                <w:szCs w:val="21"/>
-                <w:lang w:eastAsia="en-IN"/>
-              </w:rPr>
-              <w:t> or </w:t>
-            </w:r>
-            <w:proofErr w:type="spellStart"/>
-            <w:r>
-              <w:rPr>
-                <w:rFonts w:ascii="Courier New" w:eastAsia="Times New Roman" w:hAnsi="Courier New" w:cs="Courier New"/>
-                <w:color w:val="0D0D0D"/>
-                <w:sz w:val="18"/>
-                <w:szCs w:val="18"/>
-                <w:bdr w:val="single" w:sz="2" w:space="0" w:color="E3E3E3" w:frame="1"/>
-                <w:lang w:eastAsia="en-IN"/>
-              </w:rPr>
-              <w:t>notifyAll</w:t>
-            </w:r>
-            <w:proofErr w:type="spellEnd"/>
-            <w:r>
-              <w:rPr>
-                <w:rFonts w:ascii="Courier New" w:eastAsia="Times New Roman" w:hAnsi="Courier New" w:cs="Courier New"/>
-                <w:color w:val="0D0D0D"/>
-                <w:sz w:val="18"/>
-                <w:szCs w:val="18"/>
-                <w:bdr w:val="single" w:sz="2" w:space="0" w:color="E3E3E3" w:frame="1"/>
-                <w:lang w:eastAsia="en-IN"/>
-              </w:rPr>
-              <w:t>()</w:t>
-            </w:r>
-            <w:r>
-              <w:rPr>
-                <w:rFonts w:ascii="Segoe UI" w:eastAsia="Times New Roman" w:hAnsi="Segoe UI" w:cs="Segoe UI"/>
-                <w:color w:val="0D0D0D"/>
-                <w:sz w:val="21"/>
-                <w:szCs w:val="21"/>
-                <w:lang w:eastAsia="en-IN"/>
-              </w:rPr>
-              <w:t>.</w:t>
-            </w:r>
-          </w:p>
-        </w:tc>
-      </w:tr>
-      <w:tr>
-        <w:trPr>
-          <w:tblCellSpacing w:w="15" w:type="dxa"/>
-        </w:trPr>
-        <w:tc>
-          <w:tcPr>
-            <w:tcW w:w="0" w:type="auto"/>
-            <w:tcBorders>
-              <w:top w:val="single" w:sz="2" w:space="0" w:color="auto"/>
-              <w:left w:val="single" w:sz="6" w:space="0" w:color="auto"/>
-              <w:bottom w:val="single" w:sz="6" w:space="0" w:color="auto"/>
-              <w:right w:val="single" w:sz="2" w:space="0" w:color="auto"/>
-            </w:tcBorders>
-            <w:shd w:val="clear" w:color="auto" w:fill="FFFFFF"/>
-            <w:vAlign w:val="bottom"/>
-            <w:hideMark/>
-          </w:tcPr>
-          <w:p>
-            <w:pPr>
-              <w:spacing w:after="0" w:line="240" w:lineRule="auto"/>
-              <w:rPr>
-                <w:rFonts w:ascii="Segoe UI" w:eastAsia="Times New Roman" w:hAnsi="Segoe UI" w:cs="Segoe UI"/>
-                <w:color w:val="0D0D0D"/>
-                <w:sz w:val="21"/>
-                <w:szCs w:val="21"/>
-                <w:lang w:eastAsia="en-IN"/>
-              </w:rPr>
-            </w:pPr>
-            <w:r>
-              <w:rPr>
-                <w:rFonts w:ascii="Segoe UI" w:eastAsia="Times New Roman" w:hAnsi="Segoe UI" w:cs="Segoe UI"/>
-                <w:b/>
-                <w:bCs/>
-                <w:color w:val="0D0D0D"/>
-                <w:sz w:val="21"/>
-                <w:szCs w:val="21"/>
-                <w:bdr w:val="single" w:sz="2" w:space="0" w:color="E3E3E3" w:frame="1"/>
-                <w:lang w:eastAsia="en-IN"/>
-              </w:rPr>
-              <w:t>Interrupt Handling</w:t>
-            </w:r>
-          </w:p>
-        </w:tc>
-        <w:tc>
-          <w:tcPr>
-            <w:tcW w:w="0" w:type="auto"/>
-            <w:tcBorders>
-              <w:top w:val="single" w:sz="2" w:space="0" w:color="auto"/>
-              <w:left w:val="single" w:sz="6" w:space="0" w:color="auto"/>
-              <w:bottom w:val="single" w:sz="6" w:space="0" w:color="auto"/>
-              <w:right w:val="single" w:sz="2" w:space="0" w:color="auto"/>
-            </w:tcBorders>
-            <w:shd w:val="clear" w:color="auto" w:fill="FFFFFF"/>
-            <w:vAlign w:val="bottom"/>
-            <w:hideMark/>
-          </w:tcPr>
-          <w:p>
-            <w:pPr>
-              <w:spacing w:after="0" w:line="240" w:lineRule="auto"/>
-              <w:rPr>
-                <w:rFonts w:ascii="Segoe UI" w:eastAsia="Times New Roman" w:hAnsi="Segoe UI" w:cs="Segoe UI"/>
-                <w:color w:val="0D0D0D"/>
-                <w:sz w:val="21"/>
-                <w:szCs w:val="21"/>
-                <w:lang w:eastAsia="en-IN"/>
-              </w:rPr>
-            </w:pPr>
-            <w:r>
-              <w:rPr>
-                <w:rFonts w:ascii="Segoe UI" w:eastAsia="Times New Roman" w:hAnsi="Segoe UI" w:cs="Segoe UI"/>
-                <w:color w:val="0D0D0D"/>
-                <w:sz w:val="21"/>
-                <w:szCs w:val="21"/>
-                <w:lang w:eastAsia="en-IN"/>
-              </w:rPr>
-              <w:t>Can throw </w:t>
-            </w:r>
-            <w:proofErr w:type="spellStart"/>
-            <w:r>
-              <w:rPr>
-                <w:rFonts w:ascii="Courier New" w:eastAsia="Times New Roman" w:hAnsi="Courier New" w:cs="Courier New"/>
-                <w:color w:val="0D0D0D"/>
-                <w:sz w:val="18"/>
-                <w:szCs w:val="18"/>
-                <w:bdr w:val="single" w:sz="2" w:space="0" w:color="E3E3E3" w:frame="1"/>
-                <w:lang w:eastAsia="en-IN"/>
-              </w:rPr>
-              <w:t>InterruptedException</w:t>
-            </w:r>
-            <w:proofErr w:type="spellEnd"/>
-            <w:r>
-              <w:rPr>
-                <w:rFonts w:ascii="Segoe UI" w:eastAsia="Times New Roman" w:hAnsi="Segoe UI" w:cs="Segoe UI"/>
-                <w:color w:val="0D0D0D"/>
-                <w:sz w:val="21"/>
-                <w:szCs w:val="21"/>
-                <w:lang w:eastAsia="en-IN"/>
-              </w:rPr>
-              <w:t>.</w:t>
-            </w:r>
-          </w:p>
-        </w:tc>
-        <w:tc>
-          <w:tcPr>
-            <w:tcW w:w="0" w:type="auto"/>
-            <w:tcBorders>
-              <w:top w:val="single" w:sz="2" w:space="0" w:color="auto"/>
-              <w:left w:val="single" w:sz="6" w:space="0" w:color="auto"/>
-              <w:bottom w:val="single" w:sz="6" w:space="0" w:color="auto"/>
-              <w:right w:val="single" w:sz="6" w:space="0" w:color="auto"/>
-            </w:tcBorders>
-            <w:shd w:val="clear" w:color="auto" w:fill="FFFFFF"/>
-            <w:vAlign w:val="bottom"/>
-            <w:hideMark/>
-          </w:tcPr>
-          <w:p>
-            <w:pPr>
-              <w:spacing w:after="0" w:line="240" w:lineRule="auto"/>
-              <w:rPr>
-                <w:rFonts w:ascii="Segoe UI" w:eastAsia="Times New Roman" w:hAnsi="Segoe UI" w:cs="Segoe UI"/>
-                <w:color w:val="0D0D0D"/>
-                <w:sz w:val="21"/>
-                <w:szCs w:val="21"/>
-                <w:lang w:eastAsia="en-IN"/>
-              </w:rPr>
-            </w:pPr>
-            <w:r>
-              <w:rPr>
-                <w:rFonts w:ascii="Segoe UI" w:eastAsia="Times New Roman" w:hAnsi="Segoe UI" w:cs="Segoe UI"/>
-                <w:color w:val="0D0D0D"/>
-                <w:sz w:val="21"/>
-                <w:szCs w:val="21"/>
-                <w:lang w:eastAsia="en-IN"/>
-              </w:rPr>
-              <w:t>Can throw </w:t>
-            </w:r>
-            <w:proofErr w:type="spellStart"/>
-            <w:r>
-              <w:rPr>
-                <w:rFonts w:ascii="Courier New" w:eastAsia="Times New Roman" w:hAnsi="Courier New" w:cs="Courier New"/>
-                <w:color w:val="0D0D0D"/>
-                <w:sz w:val="18"/>
-                <w:szCs w:val="18"/>
-                <w:bdr w:val="single" w:sz="2" w:space="0" w:color="E3E3E3" w:frame="1"/>
-                <w:lang w:eastAsia="en-IN"/>
-              </w:rPr>
-              <w:t>InterruptedException</w:t>
-            </w:r>
-            <w:proofErr w:type="spellEnd"/>
-            <w:r>
-              <w:rPr>
-                <w:rFonts w:ascii="Segoe UI" w:eastAsia="Times New Roman" w:hAnsi="Segoe UI" w:cs="Segoe UI"/>
-                <w:color w:val="0D0D0D"/>
-                <w:sz w:val="21"/>
-                <w:szCs w:val="21"/>
-                <w:lang w:eastAsia="en-IN"/>
-              </w:rPr>
-              <w:t>.</w:t>
-            </w:r>
-          </w:p>
-        </w:tc>
-      </w:tr>
-    </w:tbl>
-    <w:p>
-      <w:pPr>
-        <w:spacing w:before="240"/>
-        <w:rPr>
-          <w:sz w:val="24"/>
-          <w:lang w:eastAsia="en-IN"/>
-        </w:rPr>
-      </w:pPr>
-    </w:p>
-    <w:p>
-      <w:pPr>
-        <w:pStyle w:val="HTMLPreformatted"/>
-        <w:shd w:val="clear" w:color="auto" w:fill="1E1F22"/>
-        <w:rPr>
-          <w:color w:val="BCBEC4"/>
-          <w:sz w:val="22"/>
-        </w:rPr>
-      </w:pPr>
-      <w:r>
-        <w:rPr>
-          <w:color w:val="CF8E6D"/>
-          <w:sz w:val="22"/>
-        </w:rPr>
-        <w:t xml:space="preserve">class </w:t>
-      </w:r>
-      <w:proofErr w:type="spellStart"/>
-      <w:r>
-        <w:rPr>
-          <w:color w:val="BCBEC4"/>
-          <w:sz w:val="22"/>
-        </w:rPr>
-        <w:t>WaitNotifyExample</w:t>
-      </w:r>
-      <w:proofErr w:type="spellEnd"/>
-      <w:r>
-        <w:rPr>
-          <w:color w:val="BCBEC4"/>
-          <w:sz w:val="22"/>
-        </w:rPr>
-        <w:t xml:space="preserve"> {</w:t>
-      </w:r>
-      <w:r>
-        <w:rPr>
-          <w:color w:val="BCBEC4"/>
-          <w:sz w:val="22"/>
-        </w:rPr>
-        <w:br/>
-        <w:t xml:space="preserve">    </w:t>
-      </w:r>
-      <w:r>
-        <w:rPr>
-          <w:color w:val="CF8E6D"/>
-          <w:sz w:val="22"/>
-        </w:rPr>
-        <w:t xml:space="preserve">public static void </w:t>
-      </w:r>
-      <w:r>
-        <w:rPr>
-          <w:color w:val="56A8F5"/>
-          <w:sz w:val="22"/>
-        </w:rPr>
-        <w:t>main</w:t>
-      </w:r>
-      <w:r>
-        <w:rPr>
-          <w:color w:val="BCBEC4"/>
-          <w:sz w:val="22"/>
-        </w:rPr>
-        <w:t xml:space="preserve">(String[] </w:t>
-      </w:r>
-      <w:proofErr w:type="spellStart"/>
-      <w:r>
-        <w:rPr>
-          <w:color w:val="BCBEC4"/>
-          <w:sz w:val="22"/>
-        </w:rPr>
-        <w:t>args</w:t>
-      </w:r>
-      <w:proofErr w:type="spellEnd"/>
-      <w:r>
-        <w:rPr>
-          <w:color w:val="BCBEC4"/>
-          <w:sz w:val="22"/>
-        </w:rPr>
-        <w:t>) {</w:t>
-      </w:r>
-      <w:r>
-        <w:rPr>
-          <w:color w:val="BCBEC4"/>
-          <w:sz w:val="22"/>
-        </w:rPr>
-        <w:br/>
-        <w:t xml:space="preserve">        </w:t>
-      </w:r>
-      <w:r>
-        <w:rPr>
-          <w:color w:val="CF8E6D"/>
-          <w:sz w:val="22"/>
-        </w:rPr>
-        <w:t xml:space="preserve">final </w:t>
-      </w:r>
-      <w:r>
-        <w:rPr>
-          <w:color w:val="BCBEC4"/>
-          <w:sz w:val="22"/>
-        </w:rPr>
-        <w:t xml:space="preserve">Object lock = </w:t>
-      </w:r>
-      <w:r>
-        <w:rPr>
-          <w:color w:val="CF8E6D"/>
-          <w:sz w:val="22"/>
-        </w:rPr>
-        <w:t xml:space="preserve">new </w:t>
-      </w:r>
-      <w:r>
-        <w:rPr>
-          <w:color w:val="BCBEC4"/>
-          <w:sz w:val="22"/>
-        </w:rPr>
-        <w:t>Object();</w:t>
-      </w:r>
-      <w:r>
-        <w:rPr>
-          <w:color w:val="BCBEC4"/>
-          <w:sz w:val="22"/>
-        </w:rPr>
-        <w:br/>
-      </w:r>
-      <w:r>
-        <w:rPr>
-          <w:color w:val="BCBEC4"/>
-          <w:sz w:val="22"/>
-        </w:rPr>
-        <w:br/>
-        <w:t xml:space="preserve">        Thread thread1 = </w:t>
-      </w:r>
-      <w:r>
-        <w:rPr>
-          <w:color w:val="CF8E6D"/>
-          <w:sz w:val="22"/>
-        </w:rPr>
-        <w:t xml:space="preserve">new </w:t>
-      </w:r>
-      <w:r>
-        <w:rPr>
-          <w:color w:val="BCBEC4"/>
-          <w:sz w:val="22"/>
-        </w:rPr>
-        <w:t>Thread(() -&gt; {</w:t>
-      </w:r>
-      <w:r>
-        <w:rPr>
-          <w:color w:val="BCBEC4"/>
-          <w:sz w:val="22"/>
-        </w:rPr>
-        <w:br/>
-        <w:t xml:space="preserve">            </w:t>
-      </w:r>
-      <w:r>
-        <w:rPr>
-          <w:color w:val="CF8E6D"/>
-          <w:sz w:val="22"/>
-        </w:rPr>
-        <w:t xml:space="preserve">synchronized </w:t>
-      </w:r>
-      <w:r>
-        <w:rPr>
-          <w:color w:val="BCBEC4"/>
-          <w:sz w:val="22"/>
-        </w:rPr>
-        <w:t>(</w:t>
-      </w:r>
-      <w:r>
-        <w:rPr>
-          <w:color w:val="C77DBB"/>
-          <w:sz w:val="22"/>
-        </w:rPr>
-        <w:t>lock</w:t>
-      </w:r>
-      <w:r>
-        <w:rPr>
-          <w:color w:val="BCBEC4"/>
-          <w:sz w:val="22"/>
-        </w:rPr>
-        <w:t>) {</w:t>
-      </w:r>
-      <w:r>
-        <w:rPr>
-          <w:color w:val="BCBEC4"/>
-          <w:sz w:val="22"/>
-        </w:rPr>
-        <w:br/>
-        <w:t xml:space="preserve">                </w:t>
-      </w:r>
-      <w:r>
-        <w:rPr>
-          <w:color w:val="CF8E6D"/>
-          <w:sz w:val="22"/>
-        </w:rPr>
-        <w:t xml:space="preserve">try </w:t>
-      </w:r>
-      <w:r>
-        <w:rPr>
-          <w:color w:val="BCBEC4"/>
-          <w:sz w:val="22"/>
-        </w:rPr>
-        <w:t>{</w:t>
-      </w:r>
-      <w:r>
-        <w:rPr>
-          <w:color w:val="BCBEC4"/>
-          <w:sz w:val="22"/>
-        </w:rPr>
-        <w:br/>
-        <w:t xml:space="preserve">                    </w:t>
-      </w:r>
-      <w:proofErr w:type="spellStart"/>
-      <w:r>
-        <w:rPr>
-          <w:color w:val="BCBEC4"/>
-          <w:sz w:val="22"/>
-        </w:rPr>
-        <w:t>System.</w:t>
-      </w:r>
-      <w:r>
-        <w:rPr>
-          <w:i/>
-          <w:iCs/>
-          <w:color w:val="C77DBB"/>
-          <w:sz w:val="22"/>
-        </w:rPr>
-        <w:t>out</w:t>
-      </w:r>
-      <w:r>
-        <w:rPr>
-          <w:color w:val="BCBEC4"/>
-          <w:sz w:val="22"/>
-        </w:rPr>
-        <w:t>.println</w:t>
-      </w:r>
-      <w:proofErr w:type="spellEnd"/>
-      <w:r>
-        <w:rPr>
-          <w:color w:val="BCBEC4"/>
-          <w:sz w:val="22"/>
-        </w:rPr>
-        <w:t>(</w:t>
-      </w:r>
-      <w:r>
-        <w:rPr>
-          <w:color w:val="6AAB73"/>
-          <w:sz w:val="22"/>
-        </w:rPr>
-        <w:t>"Thread is waiting..."</w:t>
-      </w:r>
-      <w:r>
-        <w:rPr>
-          <w:color w:val="BCBEC4"/>
-          <w:sz w:val="22"/>
-        </w:rPr>
-        <w:t>);</w:t>
-      </w:r>
-      <w:r>
-        <w:rPr>
-          <w:color w:val="BCBEC4"/>
-          <w:sz w:val="22"/>
-        </w:rPr>
-        <w:br/>
-        <w:t xml:space="preserve">                    </w:t>
-      </w:r>
-      <w:proofErr w:type="spellStart"/>
-      <w:r>
-        <w:rPr>
-          <w:color w:val="C77DBB"/>
-          <w:sz w:val="22"/>
-        </w:rPr>
-        <w:t>lock</w:t>
-      </w:r>
-      <w:r>
-        <w:rPr>
-          <w:color w:val="BCBEC4"/>
-          <w:sz w:val="22"/>
-        </w:rPr>
-        <w:t>.wait</w:t>
-      </w:r>
-      <w:proofErr w:type="spellEnd"/>
-      <w:r>
-        <w:rPr>
-          <w:color w:val="BCBEC4"/>
-          <w:sz w:val="22"/>
-        </w:rPr>
-        <w:t xml:space="preserve">(); </w:t>
-      </w:r>
-      <w:r>
-        <w:rPr>
-          <w:color w:val="7A7E85"/>
-          <w:sz w:val="22"/>
-        </w:rPr>
-        <w:t>// Wait until notified</w:t>
-      </w:r>
-      <w:r>
-        <w:rPr>
-          <w:color w:val="7A7E85"/>
-          <w:sz w:val="22"/>
-        </w:rPr>
-        <w:br/>
-        <w:t xml:space="preserve">                    </w:t>
-      </w:r>
-      <w:proofErr w:type="spellStart"/>
-      <w:r>
-        <w:rPr>
-          <w:color w:val="BCBEC4"/>
-          <w:sz w:val="22"/>
-        </w:rPr>
-        <w:t>System.</w:t>
-      </w:r>
-      <w:r>
-        <w:rPr>
-          <w:i/>
-          <w:iCs/>
-          <w:color w:val="C77DBB"/>
-          <w:sz w:val="22"/>
-        </w:rPr>
-        <w:t>out</w:t>
-      </w:r>
-      <w:r>
-        <w:rPr>
-          <w:color w:val="BCBEC4"/>
-          <w:sz w:val="22"/>
-        </w:rPr>
-        <w:t>.println</w:t>
-      </w:r>
-      <w:proofErr w:type="spellEnd"/>
-      <w:r>
-        <w:rPr>
-          <w:color w:val="BCBEC4"/>
-          <w:sz w:val="22"/>
-        </w:rPr>
-        <w:t>(</w:t>
-      </w:r>
-      <w:r>
-        <w:rPr>
-          <w:color w:val="6AAB73"/>
-          <w:sz w:val="22"/>
-        </w:rPr>
-        <w:t>"Thread resumed!"</w:t>
-      </w:r>
-      <w:r>
-        <w:rPr>
-          <w:color w:val="BCBEC4"/>
-          <w:sz w:val="22"/>
-        </w:rPr>
-        <w:t>);</w:t>
-      </w:r>
-      <w:r>
-        <w:rPr>
-          <w:color w:val="BCBEC4"/>
-          <w:sz w:val="22"/>
-        </w:rPr>
-        <w:br/>
-        <w:t xml:space="preserve">                } </w:t>
-      </w:r>
-      <w:r>
-        <w:rPr>
-          <w:color w:val="CF8E6D"/>
-          <w:sz w:val="22"/>
-        </w:rPr>
-        <w:t xml:space="preserve">catch </w:t>
-      </w:r>
-      <w:r>
-        <w:rPr>
-          <w:color w:val="BCBEC4"/>
-          <w:sz w:val="22"/>
-        </w:rPr>
-        <w:t>(</w:t>
-      </w:r>
-      <w:proofErr w:type="spellStart"/>
-      <w:r>
-        <w:rPr>
-          <w:color w:val="BCBEC4"/>
-          <w:sz w:val="22"/>
-        </w:rPr>
-        <w:t>InterruptedException</w:t>
-      </w:r>
-      <w:proofErr w:type="spellEnd"/>
-      <w:r>
-        <w:rPr>
-          <w:color w:val="BCBEC4"/>
-          <w:sz w:val="22"/>
-        </w:rPr>
-        <w:t xml:space="preserve"> e) {</w:t>
-      </w:r>
-      <w:r>
-        <w:rPr>
-          <w:color w:val="BCBEC4"/>
-          <w:sz w:val="22"/>
-        </w:rPr>
-        <w:br/>
-        <w:t xml:space="preserve">                    </w:t>
-      </w:r>
-      <w:proofErr w:type="spellStart"/>
-      <w:r>
-        <w:rPr>
-          <w:color w:val="BCBEC4"/>
-          <w:sz w:val="22"/>
-        </w:rPr>
-        <w:t>e.printStackTrace</w:t>
-      </w:r>
-      <w:proofErr w:type="spellEnd"/>
-      <w:r>
-        <w:rPr>
-          <w:color w:val="BCBEC4"/>
-          <w:sz w:val="22"/>
-        </w:rPr>
-        <w:t>();</w:t>
-      </w:r>
-      <w:r>
-        <w:rPr>
-          <w:color w:val="BCBEC4"/>
-          <w:sz w:val="22"/>
-        </w:rPr>
-        <w:br/>
-        <w:t xml:space="preserve">                }</w:t>
-      </w:r>
-      <w:r>
-        <w:rPr>
-          <w:color w:val="BCBEC4"/>
-          <w:sz w:val="22"/>
-        </w:rPr>
-        <w:br/>
-        <w:t xml:space="preserve">            }</w:t>
-      </w:r>
-      <w:r>
-        <w:rPr>
-          <w:color w:val="BCBEC4"/>
-          <w:sz w:val="22"/>
-        </w:rPr>
-        <w:br/>
-        <w:t xml:space="preserve">        });</w:t>
-      </w:r>
-      <w:r>
-        <w:rPr>
-          <w:color w:val="BCBEC4"/>
-          <w:sz w:val="22"/>
-        </w:rPr>
-        <w:br/>
-      </w:r>
-      <w:r>
-        <w:rPr>
-          <w:color w:val="BCBEC4"/>
-          <w:sz w:val="22"/>
-        </w:rPr>
-        <w:br/>
-        <w:t xml:space="preserve">        Thread thread2 = </w:t>
-      </w:r>
-      <w:r>
-        <w:rPr>
-          <w:color w:val="CF8E6D"/>
-          <w:sz w:val="22"/>
-        </w:rPr>
-        <w:t xml:space="preserve">new </w:t>
-      </w:r>
-      <w:r>
-        <w:rPr>
-          <w:color w:val="BCBEC4"/>
-          <w:sz w:val="22"/>
-        </w:rPr>
-        <w:t>Thread(() -&gt; {</w:t>
-      </w:r>
-      <w:r>
-        <w:rPr>
-          <w:color w:val="BCBEC4"/>
-          <w:sz w:val="22"/>
-        </w:rPr>
-        <w:br/>
-        <w:t xml:space="preserve">            </w:t>
-      </w:r>
-      <w:r>
-        <w:rPr>
-          <w:color w:val="CF8E6D"/>
-          <w:sz w:val="22"/>
-        </w:rPr>
-        <w:t xml:space="preserve">synchronized </w:t>
-      </w:r>
-      <w:r>
-        <w:rPr>
-          <w:color w:val="BCBEC4"/>
-          <w:sz w:val="22"/>
-        </w:rPr>
-        <w:t>(</w:t>
-      </w:r>
-      <w:r>
-        <w:rPr>
-          <w:color w:val="C77DBB"/>
-          <w:sz w:val="22"/>
-        </w:rPr>
-        <w:t>lock</w:t>
-      </w:r>
-      <w:r>
-        <w:rPr>
-          <w:color w:val="BCBEC4"/>
-          <w:sz w:val="22"/>
-        </w:rPr>
-        <w:t>) {</w:t>
-      </w:r>
-      <w:r>
-        <w:rPr>
-          <w:color w:val="BCBEC4"/>
-          <w:sz w:val="22"/>
-        </w:rPr>
-        <w:br/>
-        <w:t xml:space="preserve">                </w:t>
-      </w:r>
-      <w:proofErr w:type="spellStart"/>
-      <w:r>
-        <w:rPr>
-          <w:color w:val="BCBEC4"/>
-          <w:sz w:val="22"/>
-        </w:rPr>
-        <w:t>System.</w:t>
-      </w:r>
-      <w:r>
-        <w:rPr>
-          <w:i/>
-          <w:iCs/>
-          <w:color w:val="C77DBB"/>
-          <w:sz w:val="22"/>
-        </w:rPr>
-        <w:t>out</w:t>
-      </w:r>
-      <w:r>
-        <w:rPr>
-          <w:color w:val="BCBEC4"/>
-          <w:sz w:val="22"/>
-        </w:rPr>
-        <w:t>.println</w:t>
-      </w:r>
-      <w:proofErr w:type="spellEnd"/>
-      <w:r>
-        <w:rPr>
-          <w:color w:val="BCBEC4"/>
-          <w:sz w:val="22"/>
-        </w:rPr>
-        <w:t>(</w:t>
-      </w:r>
-      <w:r>
-        <w:rPr>
-          <w:color w:val="6AAB73"/>
-          <w:sz w:val="22"/>
-        </w:rPr>
-        <w:t>"Thread is notifying..."</w:t>
-      </w:r>
-      <w:r>
-        <w:rPr>
-          <w:color w:val="BCBEC4"/>
-          <w:sz w:val="22"/>
-        </w:rPr>
-        <w:t>);</w:t>
-      </w:r>
-      <w:r>
-        <w:rPr>
-          <w:color w:val="BCBEC4"/>
-          <w:sz w:val="22"/>
-        </w:rPr>
-        <w:br/>
-        <w:t xml:space="preserve">                </w:t>
-      </w:r>
-      <w:proofErr w:type="spellStart"/>
-      <w:r>
-        <w:rPr>
-          <w:color w:val="BCBEC4"/>
-          <w:sz w:val="22"/>
-        </w:rPr>
-        <w:t>System.</w:t>
-      </w:r>
-      <w:r>
-        <w:rPr>
-          <w:i/>
-          <w:iCs/>
-          <w:color w:val="C77DBB"/>
-          <w:sz w:val="22"/>
-        </w:rPr>
-        <w:t>out</w:t>
-      </w:r>
-      <w:r>
-        <w:rPr>
-          <w:color w:val="BCBEC4"/>
-          <w:sz w:val="22"/>
-        </w:rPr>
-        <w:t>.println</w:t>
-      </w:r>
-      <w:proofErr w:type="spellEnd"/>
-      <w:r>
-        <w:rPr>
-          <w:color w:val="BCBEC4"/>
-          <w:sz w:val="22"/>
-        </w:rPr>
-        <w:t>(</w:t>
-      </w:r>
-      <w:r>
-        <w:rPr>
-          <w:color w:val="6AAB73"/>
-          <w:sz w:val="22"/>
-        </w:rPr>
-        <w:t xml:space="preserve">"Thread1 state is " </w:t>
-      </w:r>
-      <w:r>
-        <w:rPr>
-          <w:color w:val="BCBEC4"/>
-          <w:sz w:val="22"/>
-        </w:rPr>
-        <w:t xml:space="preserve">+ </w:t>
-      </w:r>
-      <w:r>
-        <w:rPr>
-          <w:color w:val="C77DBB"/>
-          <w:sz w:val="22"/>
-        </w:rPr>
-        <w:t>thread1</w:t>
-      </w:r>
-      <w:r>
-        <w:rPr>
-          <w:color w:val="BCBEC4"/>
-          <w:sz w:val="22"/>
-        </w:rPr>
-        <w:t>.getState());</w:t>
-      </w:r>
-      <w:r>
-        <w:rPr>
-          <w:color w:val="BCBEC4"/>
-          <w:sz w:val="22"/>
-        </w:rPr>
-        <w:br/>
-        <w:t xml:space="preserve">                </w:t>
-      </w:r>
-      <w:proofErr w:type="spellStart"/>
-      <w:r>
-        <w:rPr>
-          <w:color w:val="C77DBB"/>
-          <w:sz w:val="22"/>
-        </w:rPr>
-        <w:t>lock</w:t>
-      </w:r>
-      <w:r>
-        <w:rPr>
-          <w:color w:val="BCBEC4"/>
-          <w:sz w:val="22"/>
-        </w:rPr>
-        <w:t>.notify</w:t>
-      </w:r>
-      <w:proofErr w:type="spellEnd"/>
-      <w:r>
-        <w:rPr>
-          <w:color w:val="BCBEC4"/>
-          <w:sz w:val="22"/>
-        </w:rPr>
-        <w:t xml:space="preserve">(); </w:t>
-      </w:r>
-      <w:r>
-        <w:rPr>
-          <w:color w:val="7A7E85"/>
-          <w:sz w:val="22"/>
-        </w:rPr>
-        <w:t>// Notify the waiting thread</w:t>
-      </w:r>
-      <w:r>
-        <w:rPr>
-          <w:color w:val="7A7E85"/>
-          <w:sz w:val="22"/>
-        </w:rPr>
-        <w:br/>
-        <w:t xml:space="preserve">            </w:t>
-      </w:r>
-      <w:r>
-        <w:rPr>
-          <w:color w:val="BCBEC4"/>
-          <w:sz w:val="22"/>
-        </w:rPr>
-        <w:t>}</w:t>
-      </w:r>
-      <w:r>
-        <w:rPr>
-          <w:color w:val="BCBEC4"/>
-          <w:sz w:val="22"/>
-        </w:rPr>
-        <w:br/>
-        <w:t xml:space="preserve">        });</w:t>
-      </w:r>
-      <w:r>
-        <w:rPr>
-          <w:color w:val="BCBEC4"/>
-          <w:sz w:val="22"/>
-        </w:rPr>
-        <w:br/>
-      </w:r>
-      <w:r>
-        <w:rPr>
-          <w:color w:val="BCBEC4"/>
-          <w:sz w:val="22"/>
-        </w:rPr>
-        <w:br/>
-        <w:t xml:space="preserve">        thread1.start();</w:t>
-      </w:r>
-      <w:r>
-        <w:rPr>
-          <w:color w:val="BCBEC4"/>
-          <w:sz w:val="22"/>
-        </w:rPr>
-        <w:br/>
-        <w:t xml:space="preserve">        </w:t>
-      </w:r>
-      <w:r>
-        <w:rPr>
-          <w:color w:val="CF8E6D"/>
-          <w:sz w:val="22"/>
-        </w:rPr>
-        <w:t xml:space="preserve">try </w:t>
-      </w:r>
-      <w:r>
-        <w:rPr>
-          <w:color w:val="BCBEC4"/>
-          <w:sz w:val="22"/>
-        </w:rPr>
-        <w:t xml:space="preserve">{ </w:t>
-      </w:r>
-      <w:proofErr w:type="spellStart"/>
-      <w:r>
-        <w:rPr>
-          <w:color w:val="BCBEC4"/>
-          <w:sz w:val="22"/>
-        </w:rPr>
-        <w:t>Thread.</w:t>
-      </w:r>
-      <w:r>
-        <w:rPr>
-          <w:i/>
-          <w:iCs/>
-          <w:color w:val="BCBEC4"/>
-          <w:sz w:val="22"/>
-        </w:rPr>
-        <w:t>sleep</w:t>
-      </w:r>
-      <w:proofErr w:type="spellEnd"/>
-      <w:r>
-        <w:rPr>
-          <w:color w:val="BCBEC4"/>
-          <w:sz w:val="22"/>
-        </w:rPr>
-        <w:t>(</w:t>
-      </w:r>
-      <w:r>
-        <w:rPr>
-          <w:color w:val="2AACB8"/>
-          <w:sz w:val="22"/>
-        </w:rPr>
-        <w:t>1000</w:t>
-      </w:r>
-      <w:r>
-        <w:rPr>
-          <w:color w:val="BCBEC4"/>
-          <w:sz w:val="22"/>
-        </w:rPr>
-        <w:t xml:space="preserve">); } </w:t>
-      </w:r>
-      <w:r>
-        <w:rPr>
-          <w:color w:val="CF8E6D"/>
-          <w:sz w:val="22"/>
-        </w:rPr>
-        <w:t xml:space="preserve">catch </w:t>
-      </w:r>
-      <w:r>
-        <w:rPr>
-          <w:color w:val="BCBEC4"/>
-          <w:sz w:val="22"/>
-        </w:rPr>
-        <w:t>(</w:t>
-      </w:r>
-      <w:proofErr w:type="spellStart"/>
-      <w:r>
-        <w:rPr>
-          <w:color w:val="BCBEC4"/>
-          <w:sz w:val="22"/>
-        </w:rPr>
-        <w:t>InterruptedException</w:t>
-      </w:r>
-      <w:proofErr w:type="spellEnd"/>
-      <w:r>
-        <w:rPr>
-          <w:color w:val="BCBEC4"/>
-          <w:sz w:val="22"/>
-        </w:rPr>
-        <w:t xml:space="preserve"> e) { </w:t>
-      </w:r>
-      <w:proofErr w:type="spellStart"/>
-      <w:r>
-        <w:rPr>
-          <w:color w:val="BCBEC4"/>
-          <w:sz w:val="22"/>
-        </w:rPr>
-        <w:t>e.printStackTrace</w:t>
-      </w:r>
-      <w:proofErr w:type="spellEnd"/>
-      <w:r>
-        <w:rPr>
-          <w:color w:val="BCBEC4"/>
-          <w:sz w:val="22"/>
-        </w:rPr>
-        <w:t>(); }</w:t>
-      </w:r>
-      <w:r>
-        <w:rPr>
-          <w:color w:val="BCBEC4"/>
-          <w:sz w:val="22"/>
-        </w:rPr>
-        <w:br/>
-        <w:t xml:space="preserve">        thread2.start();</w:t>
-      </w:r>
-      <w:r>
-        <w:rPr>
-          <w:color w:val="BCBEC4"/>
-          <w:sz w:val="22"/>
-        </w:rPr>
-        <w:br/>
-        <w:t xml:space="preserve">    }</w:t>
-      </w:r>
-      <w:r>
-        <w:rPr>
-          <w:color w:val="BCBEC4"/>
-          <w:sz w:val="22"/>
-        </w:rPr>
-        <w:br/>
-        <w:t>}</w:t>
-      </w:r>
-    </w:p>
-    <w:p>
-      <w:pPr>
-        <w:pStyle w:val="HTMLPreformatted"/>
-        <w:shd w:val="clear" w:color="auto" w:fill="1E1F22"/>
-        <w:rPr>
-          <w:color w:val="7A7E85"/>
-          <w:sz w:val="22"/>
-        </w:rPr>
-      </w:pPr>
-      <w:r>
-        <w:rPr>
-          <w:color w:val="BCBEC4"/>
-          <w:sz w:val="22"/>
-        </w:rPr>
-        <w:lastRenderedPageBreak/>
-        <w:br/>
-      </w:r>
-      <w:r>
-        <w:rPr>
-          <w:color w:val="7A7E85"/>
-          <w:sz w:val="22"/>
-        </w:rPr>
-        <w:t>//Thread is waiting...</w:t>
-      </w:r>
-      <w:r>
-        <w:rPr>
-          <w:color w:val="7A7E85"/>
-          <w:sz w:val="22"/>
-        </w:rPr>
-        <w:br/>
-        <w:t>//Thread is notifying...</w:t>
-      </w:r>
-      <w:r>
-        <w:rPr>
-          <w:color w:val="7A7E85"/>
-          <w:sz w:val="22"/>
-        </w:rPr>
-        <w:br/>
-        <w:t>//Thread1 state is WAITING</w:t>
-      </w:r>
-      <w:r>
-        <w:rPr>
-          <w:color w:val="7A7E85"/>
-          <w:sz w:val="22"/>
-        </w:rPr>
-        <w:br/>
-        <w:t>//Thread resumed!</w:t>
-      </w:r>
-    </w:p>
-    <w:p>
-      <w:pPr>
-        <w:pStyle w:val="HTMLPreformatted"/>
-        <w:shd w:val="clear" w:color="auto" w:fill="1E1F22"/>
-        <w:rPr>
-          <w:color w:val="BCBEC4"/>
-          <w:sz w:val="22"/>
-        </w:rPr>
-      </w:pPr>
-    </w:p>
-    <w:p>
-      <w:pPr>
-        <w:spacing w:before="240"/>
-        <w:rPr>
-          <w:sz w:val="24"/>
-          <w:lang w:eastAsia="en-IN"/>
-        </w:rPr>
-      </w:pPr>
-    </w:p>
-    <w:p>
-      <w:pPr>
-        <w:pStyle w:val="HTMLPreformatted"/>
-        <w:shd w:val="clear" w:color="auto" w:fill="1E1F22"/>
-        <w:rPr>
-          <w:color w:val="BCBEC4"/>
-          <w:sz w:val="24"/>
-        </w:rPr>
-      </w:pPr>
-      <w:proofErr w:type="gramStart"/>
-      <w:r>
-        <w:rPr>
-          <w:color w:val="CF8E6D"/>
-          <w:sz w:val="24"/>
-        </w:rPr>
-        <w:t>public</w:t>
-      </w:r>
-      <w:proofErr w:type="gramEnd"/>
-      <w:r>
-        <w:rPr>
-          <w:color w:val="CF8E6D"/>
-          <w:sz w:val="24"/>
-        </w:rPr>
-        <w:t xml:space="preserve"> class </w:t>
-      </w:r>
-      <w:proofErr w:type="spellStart"/>
-      <w:r>
-        <w:rPr>
-          <w:color w:val="BCBEC4"/>
-          <w:sz w:val="24"/>
-        </w:rPr>
-        <w:t>SleepExample</w:t>
-      </w:r>
-      <w:proofErr w:type="spellEnd"/>
-      <w:r>
-        <w:rPr>
-          <w:color w:val="BCBEC4"/>
-          <w:sz w:val="24"/>
-        </w:rPr>
-        <w:t xml:space="preserve"> {</w:t>
-      </w:r>
-      <w:r>
-        <w:rPr>
-          <w:color w:val="BCBEC4"/>
-          <w:sz w:val="24"/>
-        </w:rPr>
-        <w:br/>
-        <w:t xml:space="preserve">    </w:t>
-      </w:r>
-      <w:r>
-        <w:rPr>
-          <w:color w:val="CF8E6D"/>
-          <w:sz w:val="24"/>
-        </w:rPr>
-        <w:t xml:space="preserve">public static void </w:t>
-      </w:r>
-      <w:r>
-        <w:rPr>
-          <w:color w:val="56A8F5"/>
-          <w:sz w:val="24"/>
-        </w:rPr>
-        <w:t>main</w:t>
-      </w:r>
-      <w:r>
-        <w:rPr>
-          <w:color w:val="BCBEC4"/>
-          <w:sz w:val="24"/>
-        </w:rPr>
-        <w:t xml:space="preserve">(String[] </w:t>
-      </w:r>
-      <w:proofErr w:type="spellStart"/>
-      <w:r>
-        <w:rPr>
-          <w:color w:val="BCBEC4"/>
-          <w:sz w:val="24"/>
-        </w:rPr>
-        <w:t>args</w:t>
-      </w:r>
-      <w:proofErr w:type="spellEnd"/>
-      <w:r>
-        <w:rPr>
-          <w:color w:val="BCBEC4"/>
-          <w:sz w:val="24"/>
-        </w:rPr>
-        <w:t>) {</w:t>
-      </w:r>
-      <w:r>
-        <w:rPr>
-          <w:color w:val="BCBEC4"/>
-          <w:sz w:val="24"/>
-        </w:rPr>
-        <w:br/>
-        <w:t xml:space="preserve">        </w:t>
-      </w:r>
-      <w:proofErr w:type="spellStart"/>
-      <w:r>
-        <w:rPr>
-          <w:color w:val="BCBEC4"/>
-          <w:sz w:val="24"/>
-        </w:rPr>
-        <w:t>System.</w:t>
-      </w:r>
-      <w:r>
-        <w:rPr>
-          <w:i/>
-          <w:iCs/>
-          <w:color w:val="C77DBB"/>
-          <w:sz w:val="24"/>
-        </w:rPr>
-        <w:t>out</w:t>
-      </w:r>
-      <w:r>
-        <w:rPr>
-          <w:color w:val="BCBEC4"/>
-          <w:sz w:val="24"/>
-        </w:rPr>
-        <w:t>.println</w:t>
-      </w:r>
-      <w:proofErr w:type="spellEnd"/>
-      <w:r>
-        <w:rPr>
-          <w:color w:val="BCBEC4"/>
-          <w:sz w:val="24"/>
-        </w:rPr>
-        <w:t>(</w:t>
-      </w:r>
-      <w:r>
-        <w:rPr>
-          <w:color w:val="6AAB73"/>
-          <w:sz w:val="24"/>
-        </w:rPr>
-        <w:t>"Thread is going to sleep..."</w:t>
-      </w:r>
-      <w:r>
-        <w:rPr>
-          <w:color w:val="BCBEC4"/>
-          <w:sz w:val="24"/>
-        </w:rPr>
-        <w:t>);</w:t>
-      </w:r>
-      <w:r>
-        <w:rPr>
-          <w:color w:val="BCBEC4"/>
-          <w:sz w:val="24"/>
-        </w:rPr>
-        <w:br/>
-        <w:t xml:space="preserve">        </w:t>
-      </w:r>
-      <w:r>
-        <w:rPr>
-          <w:color w:val="CF8E6D"/>
-          <w:sz w:val="24"/>
-        </w:rPr>
-        <w:t xml:space="preserve">try </w:t>
-      </w:r>
-      <w:r>
-        <w:rPr>
-          <w:color w:val="BCBEC4"/>
-          <w:sz w:val="24"/>
-        </w:rPr>
-        <w:t>{</w:t>
-      </w:r>
-      <w:r>
-        <w:rPr>
-          <w:color w:val="BCBEC4"/>
-          <w:sz w:val="24"/>
-        </w:rPr>
-        <w:br/>
-        <w:t xml:space="preserve">            </w:t>
-      </w:r>
-      <w:proofErr w:type="spellStart"/>
-      <w:r>
-        <w:rPr>
-          <w:color w:val="BCBEC4"/>
-          <w:sz w:val="24"/>
-        </w:rPr>
-        <w:t>Thread.</w:t>
-      </w:r>
-      <w:r>
-        <w:rPr>
-          <w:i/>
-          <w:iCs/>
-          <w:color w:val="BCBEC4"/>
-          <w:sz w:val="24"/>
-        </w:rPr>
-        <w:t>sleep</w:t>
-      </w:r>
-      <w:proofErr w:type="spellEnd"/>
-      <w:r>
-        <w:rPr>
-          <w:color w:val="BCBEC4"/>
-          <w:sz w:val="24"/>
-        </w:rPr>
-        <w:t>(</w:t>
-      </w:r>
-      <w:r>
-        <w:rPr>
-          <w:color w:val="2AACB8"/>
-          <w:sz w:val="24"/>
-        </w:rPr>
-        <w:t>2000</w:t>
-      </w:r>
-      <w:r>
-        <w:rPr>
-          <w:color w:val="BCBEC4"/>
-          <w:sz w:val="24"/>
-        </w:rPr>
-        <w:t xml:space="preserve">); </w:t>
-      </w:r>
-      <w:r>
-        <w:rPr>
-          <w:color w:val="7A7E85"/>
-          <w:sz w:val="24"/>
-        </w:rPr>
-        <w:t>// Sleep for 2 seconds</w:t>
-      </w:r>
-      <w:r>
-        <w:rPr>
-          <w:color w:val="7A7E85"/>
-          <w:sz w:val="24"/>
-        </w:rPr>
-        <w:br/>
-        <w:t xml:space="preserve">        </w:t>
-      </w:r>
-      <w:r>
-        <w:rPr>
-          <w:color w:val="BCBEC4"/>
-          <w:sz w:val="24"/>
-        </w:rPr>
-        <w:t xml:space="preserve">} </w:t>
-      </w:r>
-      <w:r>
-        <w:rPr>
-          <w:color w:val="CF8E6D"/>
-          <w:sz w:val="24"/>
-        </w:rPr>
-        <w:t xml:space="preserve">catch </w:t>
-      </w:r>
-      <w:r>
-        <w:rPr>
-          <w:color w:val="BCBEC4"/>
-          <w:sz w:val="24"/>
-        </w:rPr>
-        <w:t>(</w:t>
-      </w:r>
-      <w:proofErr w:type="spellStart"/>
-      <w:r>
-        <w:rPr>
-          <w:color w:val="BCBEC4"/>
-          <w:sz w:val="24"/>
-        </w:rPr>
-        <w:t>InterruptedException</w:t>
-      </w:r>
-      <w:proofErr w:type="spellEnd"/>
-      <w:r>
-        <w:rPr>
-          <w:color w:val="BCBEC4"/>
-          <w:sz w:val="24"/>
-        </w:rPr>
-        <w:t xml:space="preserve"> e) {</w:t>
-      </w:r>
-      <w:r>
-        <w:rPr>
-          <w:color w:val="BCBEC4"/>
-          <w:sz w:val="24"/>
-        </w:rPr>
-        <w:br/>
-        <w:t xml:space="preserve">            </w:t>
-      </w:r>
-      <w:proofErr w:type="spellStart"/>
-      <w:r>
-        <w:rPr>
-          <w:color w:val="BCBEC4"/>
-          <w:sz w:val="24"/>
-        </w:rPr>
-        <w:t>e.printStackTrace</w:t>
-      </w:r>
-      <w:proofErr w:type="spellEnd"/>
-      <w:r>
-        <w:rPr>
-          <w:color w:val="BCBEC4"/>
-          <w:sz w:val="24"/>
-        </w:rPr>
-        <w:t>();</w:t>
-      </w:r>
-      <w:r>
-        <w:rPr>
-          <w:color w:val="BCBEC4"/>
-          <w:sz w:val="24"/>
-        </w:rPr>
-        <w:br/>
-        <w:t xml:space="preserve">        }</w:t>
-      </w:r>
-      <w:r>
-        <w:rPr>
-          <w:color w:val="BCBEC4"/>
-          <w:sz w:val="24"/>
-        </w:rPr>
-        <w:br/>
-        <w:t xml:space="preserve">        </w:t>
-      </w:r>
-      <w:proofErr w:type="spellStart"/>
-      <w:r>
-        <w:rPr>
-          <w:color w:val="BCBEC4"/>
-          <w:sz w:val="24"/>
-        </w:rPr>
-        <w:t>System.</w:t>
-      </w:r>
-      <w:r>
-        <w:rPr>
-          <w:i/>
-          <w:iCs/>
-          <w:color w:val="C77DBB"/>
-          <w:sz w:val="24"/>
-        </w:rPr>
-        <w:t>out</w:t>
-      </w:r>
-      <w:r>
-        <w:rPr>
-          <w:color w:val="BCBEC4"/>
-          <w:sz w:val="24"/>
-        </w:rPr>
-        <w:t>.println</w:t>
-      </w:r>
-      <w:proofErr w:type="spellEnd"/>
-      <w:r>
-        <w:rPr>
-          <w:color w:val="BCBEC4"/>
-          <w:sz w:val="24"/>
-        </w:rPr>
-        <w:t>(</w:t>
-      </w:r>
-      <w:r>
-        <w:rPr>
-          <w:color w:val="6AAB73"/>
-          <w:sz w:val="24"/>
-        </w:rPr>
-        <w:t>"Thread woke up!"</w:t>
-      </w:r>
-      <w:r>
-        <w:rPr>
-          <w:color w:val="BCBEC4"/>
-          <w:sz w:val="24"/>
-        </w:rPr>
-        <w:t>);</w:t>
-      </w:r>
-      <w:r>
-        <w:rPr>
-          <w:color w:val="BCBEC4"/>
-          <w:sz w:val="24"/>
-        </w:rPr>
-        <w:br/>
-        <w:t xml:space="preserve">    }</w:t>
-      </w:r>
-      <w:r>
-        <w:rPr>
-          <w:color w:val="BCBEC4"/>
-          <w:sz w:val="24"/>
-        </w:rPr>
-        <w:br/>
-        <w:t>}</w:t>
-      </w:r>
-      <w:r>
-        <w:rPr>
-          <w:color w:val="BCBEC4"/>
-          <w:sz w:val="24"/>
-        </w:rPr>
-        <w:br/>
-      </w:r>
-      <w:r>
-        <w:rPr>
-          <w:color w:val="7A7E85"/>
-          <w:sz w:val="24"/>
-        </w:rPr>
-        <w:t>//Thread is going to sleep...</w:t>
-      </w:r>
-      <w:r>
-        <w:rPr>
-          <w:color w:val="7A7E85"/>
-          <w:sz w:val="24"/>
-        </w:rPr>
-        <w:br/>
-        <w:t>//Thread woke up!</w:t>
-      </w:r>
-    </w:p>
-    <w:p>
-      <w:pPr>
-        <w:spacing w:before="240"/>
-        <w:rPr>
-          <w:sz w:val="24"/>
-          <w:lang w:eastAsia="en-IN"/>
-        </w:rPr>
-      </w:pPr>
-    </w:p>
-    <w:p>
-      <w:pPr>
-        <w:spacing w:before="240"/>
-        <w:rPr>
-          <w:sz w:val="24"/>
-          <w:lang w:eastAsia="en-IN"/>
-        </w:rPr>
-      </w:pPr>
-    </w:p>
-    <w:p>
-      <w:pPr>
-        <w:pStyle w:val="ListParagraph"/>
-        <w:numPr>
-          <w:ilvl w:val="0"/>
-          <w:numId w:val="3"/>
-        </w:numPr>
-        <w:rPr>
-          <w:sz w:val="24"/>
-          <w:lang w:eastAsia="en-IN"/>
-        </w:rPr>
-      </w:pPr>
-      <w:r>
-        <w:rPr>
-          <w:b/>
-          <w:sz w:val="24"/>
-          <w:lang w:eastAsia="en-IN"/>
-        </w:rPr>
-        <w:t>What is thread safety?</w:t>
-      </w:r>
-    </w:p>
-    <w:p>
-      <w:pPr>
-        <w:pStyle w:val="ListParagraph"/>
-        <w:rPr>
-          <w:sz w:val="24"/>
-          <w:lang w:eastAsia="en-IN"/>
-        </w:rPr>
-      </w:pPr>
-      <w:r>
-        <w:rPr>
-          <w:sz w:val="24"/>
-          <w:lang w:eastAsia="en-IN"/>
-        </w:rPr>
-        <w:t xml:space="preserve">A thread-safe class or method guarantees correct </w:t>
-      </w:r>
-      <w:proofErr w:type="spellStart"/>
-      <w:r>
-        <w:rPr>
-          <w:sz w:val="24"/>
-          <w:lang w:eastAsia="en-IN"/>
-        </w:rPr>
-        <w:t>behavior</w:t>
-      </w:r>
-      <w:proofErr w:type="spellEnd"/>
-      <w:r>
-        <w:rPr>
-          <w:sz w:val="24"/>
-          <w:lang w:eastAsia="en-IN"/>
-        </w:rPr>
-        <w:t xml:space="preserve"> when accessed by multiple threads simultaneously.</w:t>
-      </w:r>
-    </w:p>
-    <w:p>
-      <w:pPr>
-        <w:shd w:val="clear" w:color="auto" w:fill="1E1F22"/>
-        <w:tabs>
-          <w:tab w:val="left" w:pos="916"/>
-          <w:tab w:val="left" w:pos="1832"/>
-          <w:tab w:val="left" w:pos="2748"/>
-          <w:tab w:val="left" w:pos="3664"/>
-          <w:tab w:val="left" w:pos="4580"/>
-          <w:tab w:val="left" w:pos="5496"/>
-          <w:tab w:val="left" w:pos="6412"/>
-          <w:tab w:val="left" w:pos="7328"/>
-          <w:tab w:val="left" w:pos="8244"/>
-          <w:tab w:val="left" w:pos="9160"/>
-          <w:tab w:val="left" w:pos="10076"/>
-          <w:tab w:val="left" w:pos="10992"/>
-          <w:tab w:val="left" w:pos="11908"/>
-          <w:tab w:val="left" w:pos="12824"/>
-          <w:tab w:val="left" w:pos="13740"/>
-          <w:tab w:val="left" w:pos="14656"/>
-        </w:tabs>
-        <w:spacing w:after="0" w:line="240" w:lineRule="auto"/>
-        <w:rPr>
-          <w:rFonts w:ascii="Courier New" w:eastAsia="Times New Roman" w:hAnsi="Courier New" w:cs="Courier New"/>
-          <w:color w:val="BCBEC4"/>
-          <w:sz w:val="20"/>
-          <w:szCs w:val="20"/>
-          <w:lang w:eastAsia="en-IN"/>
-        </w:rPr>
-      </w:pPr>
-      <w:r>
-        <w:rPr>
-          <w:rFonts w:ascii="Courier New" w:eastAsia="Times New Roman" w:hAnsi="Courier New" w:cs="Courier New"/>
-          <w:color w:val="7A7E85"/>
-          <w:sz w:val="20"/>
-          <w:szCs w:val="20"/>
-          <w:lang w:eastAsia="en-IN"/>
-        </w:rPr>
-        <w:t>// Not thread-safe</w:t>
-      </w:r>
-      <w:r>
-        <w:rPr>
-          <w:rFonts w:ascii="Courier New" w:eastAsia="Times New Roman" w:hAnsi="Courier New" w:cs="Courier New"/>
-          <w:color w:val="7A7E85"/>
-          <w:sz w:val="20"/>
-          <w:szCs w:val="20"/>
-          <w:lang w:eastAsia="en-IN"/>
-        </w:rPr>
-        <w:br/>
-      </w:r>
-      <w:proofErr w:type="spellStart"/>
-      <w:r>
-        <w:rPr>
-          <w:rFonts w:ascii="Courier New" w:eastAsia="Times New Roman" w:hAnsi="Courier New" w:cs="Courier New"/>
-          <w:color w:val="CF8E6D"/>
-          <w:sz w:val="20"/>
-          <w:szCs w:val="20"/>
-          <w:lang w:eastAsia="en-IN"/>
-        </w:rPr>
-        <w:t>int</w:t>
-      </w:r>
-      <w:proofErr w:type="spellEnd"/>
-      <w:r>
-        <w:rPr>
-          <w:rFonts w:ascii="Courier New" w:eastAsia="Times New Roman" w:hAnsi="Courier New" w:cs="Courier New"/>
-          <w:color w:val="CF8E6D"/>
-          <w:sz w:val="20"/>
-          <w:szCs w:val="20"/>
-          <w:lang w:eastAsia="en-IN"/>
-        </w:rPr>
-        <w:t xml:space="preserve"> </w:t>
-      </w:r>
-      <w:r>
-        <w:rPr>
-          <w:rFonts w:ascii="Courier New" w:eastAsia="Times New Roman" w:hAnsi="Courier New" w:cs="Courier New"/>
-          <w:color w:val="C77DBB"/>
-          <w:sz w:val="20"/>
-          <w:szCs w:val="20"/>
-          <w:lang w:eastAsia="en-IN"/>
-        </w:rPr>
-        <w:t xml:space="preserve">count </w:t>
-      </w:r>
-      <w:r>
-        <w:rPr>
-          <w:rFonts w:ascii="Courier New" w:eastAsia="Times New Roman" w:hAnsi="Courier New" w:cs="Courier New"/>
-          <w:color w:val="BCBEC4"/>
-          <w:sz w:val="20"/>
-          <w:szCs w:val="20"/>
-          <w:lang w:eastAsia="en-IN"/>
-        </w:rPr>
-        <w:t xml:space="preserve">= </w:t>
-      </w:r>
-      <w:r>
-        <w:rPr>
-          <w:rFonts w:ascii="Courier New" w:eastAsia="Times New Roman" w:hAnsi="Courier New" w:cs="Courier New"/>
-          <w:color w:val="2AACB8"/>
-          <w:sz w:val="20"/>
-          <w:szCs w:val="20"/>
-          <w:lang w:eastAsia="en-IN"/>
-        </w:rPr>
-        <w:t>0</w:t>
-      </w:r>
-      <w:proofErr w:type="gramStart"/>
-      <w:r>
-        <w:rPr>
-          <w:rFonts w:ascii="Courier New" w:eastAsia="Times New Roman" w:hAnsi="Courier New" w:cs="Courier New"/>
-          <w:color w:val="BCBEC4"/>
-          <w:sz w:val="20"/>
-          <w:szCs w:val="20"/>
-          <w:lang w:eastAsia="en-IN"/>
-        </w:rPr>
-        <w:t>;</w:t>
-      </w:r>
-      <w:proofErr w:type="gramEnd"/>
-      <w:r>
-        <w:rPr>
-          <w:rFonts w:ascii="Courier New" w:eastAsia="Times New Roman" w:hAnsi="Courier New" w:cs="Courier New"/>
-          <w:color w:val="BCBEC4"/>
-          <w:sz w:val="20"/>
-          <w:szCs w:val="20"/>
-          <w:lang w:eastAsia="en-IN"/>
-        </w:rPr>
-        <w:br/>
-      </w:r>
-      <w:r>
-        <w:rPr>
-          <w:rFonts w:ascii="Courier New" w:eastAsia="Times New Roman" w:hAnsi="Courier New" w:cs="Courier New"/>
-          <w:color w:val="CF8E6D"/>
-          <w:sz w:val="20"/>
-          <w:szCs w:val="20"/>
-          <w:lang w:eastAsia="en-IN"/>
-        </w:rPr>
-        <w:t xml:space="preserve">public void </w:t>
-      </w:r>
-      <w:r>
-        <w:rPr>
-          <w:rFonts w:ascii="Courier New" w:eastAsia="Times New Roman" w:hAnsi="Courier New" w:cs="Courier New"/>
-          <w:color w:val="56A8F5"/>
-          <w:sz w:val="20"/>
-          <w:szCs w:val="20"/>
-          <w:lang w:eastAsia="en-IN"/>
-        </w:rPr>
-        <w:t>increment</w:t>
-      </w:r>
-      <w:r>
-        <w:rPr>
-          <w:rFonts w:ascii="Courier New" w:eastAsia="Times New Roman" w:hAnsi="Courier New" w:cs="Courier New"/>
-          <w:color w:val="BCBEC4"/>
-          <w:sz w:val="20"/>
-          <w:szCs w:val="20"/>
-          <w:lang w:eastAsia="en-IN"/>
-        </w:rPr>
-        <w:t>() {</w:t>
-      </w:r>
-      <w:r>
-        <w:rPr>
-          <w:rFonts w:ascii="Courier New" w:eastAsia="Times New Roman" w:hAnsi="Courier New" w:cs="Courier New"/>
-          <w:color w:val="BCBEC4"/>
-          <w:sz w:val="20"/>
-          <w:szCs w:val="20"/>
-          <w:lang w:eastAsia="en-IN"/>
-        </w:rPr>
-        <w:br/>
-        <w:t xml:space="preserve">    </w:t>
-      </w:r>
-      <w:r>
-        <w:rPr>
-          <w:rFonts w:ascii="Courier New" w:eastAsia="Times New Roman" w:hAnsi="Courier New" w:cs="Courier New"/>
-          <w:color w:val="C77DBB"/>
-          <w:sz w:val="20"/>
-          <w:szCs w:val="20"/>
-          <w:lang w:eastAsia="en-IN"/>
-        </w:rPr>
-        <w:t>count</w:t>
-      </w:r>
-      <w:r>
-        <w:rPr>
-          <w:rFonts w:ascii="Courier New" w:eastAsia="Times New Roman" w:hAnsi="Courier New" w:cs="Courier New"/>
-          <w:color w:val="BCBEC4"/>
-          <w:sz w:val="20"/>
-          <w:szCs w:val="20"/>
-          <w:lang w:eastAsia="en-IN"/>
-        </w:rPr>
-        <w:t>++;</w:t>
-      </w:r>
-      <w:r>
-        <w:rPr>
-          <w:rFonts w:ascii="Courier New" w:eastAsia="Times New Roman" w:hAnsi="Courier New" w:cs="Courier New"/>
-          <w:color w:val="BCBEC4"/>
-          <w:sz w:val="20"/>
-          <w:szCs w:val="20"/>
-          <w:lang w:eastAsia="en-IN"/>
-        </w:rPr>
-        <w:br/>
-        <w:t>}</w:t>
-      </w:r>
-    </w:p>
-    <w:p>
-      <w:pPr>
-        <w:rPr>
-          <w:sz w:val="24"/>
-          <w:lang w:eastAsia="en-IN"/>
-        </w:rPr>
-      </w:pPr>
-      <w:r>
-        <w:rPr>
-          <w:sz w:val="24"/>
-          <w:lang w:eastAsia="en-IN"/>
-        </w:rPr>
-        <w:t xml:space="preserve">Use synchronization or </w:t>
-      </w:r>
-      <w:proofErr w:type="spellStart"/>
-      <w:r>
-        <w:rPr>
-          <w:sz w:val="24"/>
-          <w:lang w:eastAsia="en-IN"/>
-        </w:rPr>
-        <w:t>AtomicInteger</w:t>
-      </w:r>
-      <w:proofErr w:type="spellEnd"/>
-      <w:r>
-        <w:rPr>
-          <w:sz w:val="24"/>
-          <w:lang w:eastAsia="en-IN"/>
-        </w:rPr>
-        <w:t xml:space="preserve"> for thread safety.</w:t>
-      </w:r>
-    </w:p>
-    <w:p>
-      <w:pPr>
-        <w:spacing w:before="240"/>
-        <w:rPr>
-          <w:sz w:val="24"/>
-          <w:lang w:eastAsia="en-IN"/>
-        </w:rPr>
-      </w:pPr>
-    </w:p>
-    <w:p>
-      <w:pPr>
-        <w:spacing w:before="240"/>
-        <w:rPr>
-          <w:sz w:val="24"/>
-          <w:lang w:eastAsia="en-IN"/>
-        </w:rPr>
-      </w:pPr>
-    </w:p>
-    <w:p>
-      <w:pPr>
-        <w:pStyle w:val="ListParagraph"/>
-        <w:numPr>
-          <w:ilvl w:val="0"/>
-          <w:numId w:val="3"/>
-        </w:numPr>
-        <w:rPr>
-          <w:sz w:val="24"/>
-          <w:lang w:eastAsia="en-IN"/>
-        </w:rPr>
-      </w:pPr>
-      <w:r>
-        <w:rPr>
-          <w:b/>
-          <w:sz w:val="24"/>
-          <w:lang w:eastAsia="en-IN"/>
-        </w:rPr>
-        <w:t xml:space="preserve">What is </w:t>
-      </w:r>
-      <w:r>
-        <w:rPr>
-          <w:b/>
-          <w:sz w:val="24"/>
-          <w:lang w:eastAsia="en-IN"/>
-        </w:rPr>
-        <w:t>context switching in thread?</w:t>
-      </w:r>
-    </w:p>
-    <w:p>
-      <w:pPr>
-        <w:pStyle w:val="ListParagraph"/>
-        <w:rPr>
-          <w:sz w:val="24"/>
-          <w:lang w:eastAsia="en-IN"/>
-        </w:rPr>
-      </w:pPr>
-      <w:r>
-        <w:rPr>
-          <w:sz w:val="24"/>
-          <w:lang w:eastAsia="en-IN"/>
-        </w:rPr>
-        <w:t>Context switching is the process where the CPU switches from one thread to another, saving and restoring its state.</w:t>
-      </w:r>
-      <w:r>
-        <w:rPr>
-          <w:sz w:val="24"/>
-          <w:lang w:eastAsia="en-IN"/>
-        </w:rPr>
-        <w:t xml:space="preserve"> </w:t>
-      </w:r>
-      <w:r>
-        <w:rPr>
-          <w:sz w:val="24"/>
-          <w:lang w:eastAsia="en-IN"/>
-        </w:rPr>
-        <w:t>It’s expensive, so excessive context switching can degrade performance.</w:t>
-      </w:r>
-    </w:p>
-    <w:p>
-      <w:pPr>
-        <w:spacing w:before="240"/>
-        <w:rPr>
-          <w:sz w:val="24"/>
-          <w:lang w:eastAsia="en-IN"/>
-        </w:rPr>
-      </w:pPr>
-    </w:p>
-    <w:p>
-      <w:pPr>
-        <w:spacing w:before="240"/>
-        <w:rPr>
-          <w:sz w:val="24"/>
-          <w:lang w:eastAsia="en-IN"/>
-        </w:rPr>
-      </w:pPr>
-    </w:p>
-    <w:p>
-      <w:pPr>
-        <w:pStyle w:val="ListParagraph"/>
-        <w:numPr>
-          <w:ilvl w:val="0"/>
-          <w:numId w:val="3"/>
-        </w:numPr>
-        <w:spacing w:before="240"/>
-        <w:rPr>
-          <w:sz w:val="24"/>
-          <w:lang w:eastAsia="en-IN"/>
-        </w:rPr>
-      </w:pPr>
-      <w:r>
-        <w:rPr>
-          <w:b/>
-          <w:sz w:val="24"/>
-          <w:lang w:eastAsia="en-IN"/>
-        </w:rPr>
-        <w:t xml:space="preserve">What </w:t>
-      </w:r>
-      <w:r>
-        <w:rPr>
-          <w:b/>
-          <w:sz w:val="24"/>
-          <w:lang w:eastAsia="en-IN"/>
-        </w:rPr>
-        <w:t xml:space="preserve">will happen if </w:t>
-      </w:r>
-      <w:proofErr w:type="gramStart"/>
-      <w:r>
-        <w:rPr>
-          <w:b/>
-          <w:sz w:val="24"/>
-          <w:lang w:eastAsia="en-IN"/>
-        </w:rPr>
-        <w:t>start(</w:t>
-      </w:r>
-      <w:proofErr w:type="gramEnd"/>
-      <w:r>
-        <w:rPr>
-          <w:b/>
-          <w:sz w:val="24"/>
-          <w:lang w:eastAsia="en-IN"/>
-        </w:rPr>
-        <w:t>) is called twice on same thread?</w:t>
-      </w:r>
-    </w:p>
-    <w:p>
-      <w:pPr>
-        <w:spacing w:before="240"/>
-        <w:rPr>
-          <w:sz w:val="24"/>
-          <w:lang w:eastAsia="en-IN"/>
-        </w:rPr>
-      </w:pPr>
-      <w:r>
-        <w:rPr>
-          <w:sz w:val="24"/>
-          <w:lang w:eastAsia="en-IN"/>
-        </w:rPr>
-        <w:t xml:space="preserve">It throws a </w:t>
-      </w:r>
-      <w:proofErr w:type="spellStart"/>
-      <w:r>
-        <w:rPr>
-          <w:b/>
-          <w:bCs/>
-          <w:sz w:val="24"/>
-          <w:lang w:eastAsia="en-IN"/>
-        </w:rPr>
-        <w:t>java.lang.IllegalThreadStateException</w:t>
-      </w:r>
-      <w:proofErr w:type="spellEnd"/>
-      <w:r>
-        <w:rPr>
-          <w:sz w:val="24"/>
-          <w:lang w:eastAsia="en-IN"/>
-        </w:rPr>
-        <w:t>.</w:t>
-      </w:r>
-      <w:r>
-        <w:rPr>
-          <w:sz w:val="24"/>
-          <w:lang w:eastAsia="en-IN"/>
-        </w:rPr>
-        <w:t xml:space="preserve"> A thread can be started only once in </w:t>
-      </w:r>
-      <w:proofErr w:type="spellStart"/>
-      <w:r>
-        <w:rPr>
-          <w:sz w:val="24"/>
-          <w:lang w:eastAsia="en-IN"/>
-        </w:rPr>
-        <w:t>it’s</w:t>
-      </w:r>
-      <w:proofErr w:type="spellEnd"/>
-      <w:r>
-        <w:rPr>
-          <w:sz w:val="24"/>
-          <w:lang w:eastAsia="en-IN"/>
-        </w:rPr>
-        <w:t xml:space="preserve"> lifecycle.</w:t>
-      </w:r>
-    </w:p>
-    <w:p>
-      <w:pPr>
-        <w:pStyle w:val="HTMLPreformatted"/>
-        <w:shd w:val="clear" w:color="auto" w:fill="1E1F22"/>
-        <w:rPr>
-          <w:color w:val="BCBEC4"/>
-        </w:rPr>
-      </w:pPr>
-      <w:r>
-        <w:rPr>
-          <w:color w:val="BCBEC4"/>
-        </w:rPr>
-        <w:t xml:space="preserve">Thread </w:t>
-      </w:r>
-      <w:r>
-        <w:rPr>
-          <w:color w:val="C77DBB"/>
-        </w:rPr>
-        <w:t xml:space="preserve">t </w:t>
-      </w:r>
-      <w:r>
-        <w:rPr>
-          <w:color w:val="BCBEC4"/>
-        </w:rPr>
-        <w:t xml:space="preserve">= </w:t>
-      </w:r>
-      <w:r>
-        <w:rPr>
-          <w:color w:val="CF8E6D"/>
-        </w:rPr>
-        <w:t xml:space="preserve">new </w:t>
-      </w:r>
-      <w:proofErr w:type="gramStart"/>
-      <w:r>
-        <w:rPr>
-          <w:color w:val="BCBEC4"/>
-        </w:rPr>
-        <w:t>Thread(</w:t>
-      </w:r>
-      <w:proofErr w:type="gramEnd"/>
-      <w:r>
-        <w:rPr>
-          <w:color w:val="BCBEC4"/>
-        </w:rPr>
-        <w:t>() -&gt; {});</w:t>
-      </w:r>
-      <w:r>
-        <w:rPr>
-          <w:color w:val="BCBEC4"/>
-        </w:rPr>
-        <w:br/>
-      </w:r>
-      <w:proofErr w:type="spellStart"/>
-      <w:r>
-        <w:rPr>
-          <w:color w:val="BCBEC4"/>
-        </w:rPr>
-        <w:t>t.</w:t>
-      </w:r>
-      <w:r>
-        <w:rPr>
-          <w:color w:val="56A8F5"/>
-        </w:rPr>
-        <w:t>start</w:t>
-      </w:r>
-      <w:proofErr w:type="spellEnd"/>
-      <w:r>
-        <w:rPr>
-          <w:color w:val="BCBEC4"/>
-        </w:rPr>
-        <w:t>();</w:t>
-      </w:r>
-      <w:r>
-        <w:rPr>
-          <w:color w:val="BCBEC4"/>
-        </w:rPr>
-        <w:br/>
-      </w:r>
-      <w:proofErr w:type="spellStart"/>
-      <w:r>
-        <w:rPr>
-          <w:color w:val="BCBEC4"/>
-        </w:rPr>
-        <w:t>t.</w:t>
-      </w:r>
-      <w:r>
-        <w:rPr>
-          <w:color w:val="56A8F5"/>
-        </w:rPr>
-        <w:t>start</w:t>
-      </w:r>
-      <w:proofErr w:type="spellEnd"/>
-      <w:r>
-        <w:rPr>
-          <w:color w:val="BCBEC4"/>
-        </w:rPr>
-        <w:t xml:space="preserve">(); </w:t>
-      </w:r>
-      <w:r>
-        <w:rPr>
-          <w:color w:val="7A7E85"/>
-        </w:rPr>
-        <w:t xml:space="preserve">// </w:t>
-      </w:r>
-      <w:proofErr w:type="spellStart"/>
-      <w:r>
-        <w:rPr>
-          <w:color w:val="7A7E85"/>
-        </w:rPr>
-        <w:t>IllegalThreadStateException</w:t>
-      </w:r>
-      <w:proofErr w:type="spellEnd"/>
-    </w:p>
-    <w:p>
-      <w:pPr>
-        <w:spacing w:before="240"/>
-        <w:rPr>
-          <w:sz w:val="24"/>
-          <w:lang w:eastAsia="en-IN"/>
-        </w:rPr>
-      </w:pPr>
-    </w:p>
-    <w:p>
-      <w:pPr>
-        <w:spacing w:before="240"/>
-        <w:rPr>
-          <w:b/>
-          <w:sz w:val="24"/>
-          <w:lang w:eastAsia="en-IN"/>
-        </w:rPr>
-      </w:pPr>
-      <w:r>
-        <w:rPr>
-          <w:b/>
-          <w:sz w:val="24"/>
-          <w:lang w:eastAsia="en-IN"/>
-        </w:rPr>
-        <w:lastRenderedPageBreak/>
-        <w:t xml:space="preserve">        </w:t>
-      </w:r>
-      <w:r>
-        <w:rPr>
-          <w:b/>
-          <w:sz w:val="24"/>
-          <w:lang w:eastAsia="en-IN"/>
-        </w:rPr>
-        <w:t xml:space="preserve">9.  </w:t>
-      </w:r>
-      <w:r>
-        <w:rPr>
-          <w:b/>
-          <w:sz w:val="24"/>
-          <w:lang w:eastAsia="en-IN"/>
-        </w:rPr>
-        <w:t>What is output for this?</w:t>
-      </w:r>
-    </w:p>
-    <w:p>
-      <w:pPr>
-        <w:shd w:val="clear" w:color="auto" w:fill="1E1F22"/>
-        <w:tabs>
-          <w:tab w:val="left" w:pos="916"/>
-          <w:tab w:val="left" w:pos="1832"/>
-          <w:tab w:val="left" w:pos="2748"/>
-          <w:tab w:val="left" w:pos="3664"/>
-          <w:tab w:val="left" w:pos="4580"/>
-          <w:tab w:val="left" w:pos="5496"/>
-          <w:tab w:val="left" w:pos="6412"/>
-          <w:tab w:val="left" w:pos="7328"/>
-          <w:tab w:val="left" w:pos="8244"/>
-          <w:tab w:val="left" w:pos="9160"/>
-          <w:tab w:val="left" w:pos="10076"/>
-          <w:tab w:val="left" w:pos="10992"/>
-          <w:tab w:val="left" w:pos="11908"/>
-          <w:tab w:val="left" w:pos="12824"/>
-          <w:tab w:val="left" w:pos="13740"/>
-          <w:tab w:val="left" w:pos="14656"/>
-        </w:tabs>
-        <w:spacing w:after="0" w:line="240" w:lineRule="auto"/>
-        <w:rPr>
-          <w:rFonts w:ascii="Courier New" w:eastAsia="Times New Roman" w:hAnsi="Courier New" w:cs="Courier New"/>
-          <w:color w:val="BCBEC4"/>
-          <w:sz w:val="20"/>
-          <w:szCs w:val="20"/>
-          <w:lang w:eastAsia="en-IN"/>
-        </w:rPr>
-      </w:pPr>
-      <w:r>
-        <w:rPr>
-          <w:rFonts w:ascii="Courier New" w:eastAsia="Times New Roman" w:hAnsi="Courier New" w:cs="Courier New"/>
-          <w:color w:val="CF8E6D"/>
-          <w:sz w:val="20"/>
-          <w:szCs w:val="20"/>
-          <w:lang w:eastAsia="en-IN"/>
-        </w:rPr>
-        <w:t xml:space="preserve">package </w:t>
-      </w:r>
-      <w:proofErr w:type="spellStart"/>
-      <w:r>
-        <w:rPr>
-          <w:rFonts w:ascii="Courier New" w:eastAsia="Times New Roman" w:hAnsi="Courier New" w:cs="Courier New"/>
-          <w:color w:val="BCBEC4"/>
-          <w:sz w:val="20"/>
-          <w:szCs w:val="20"/>
-          <w:lang w:eastAsia="en-IN"/>
-        </w:rPr>
-        <w:t>com.practice.LearnSpring</w:t>
-      </w:r>
-      <w:proofErr w:type="spellEnd"/>
-      <w:r>
-        <w:rPr>
-          <w:rFonts w:ascii="Courier New" w:eastAsia="Times New Roman" w:hAnsi="Courier New" w:cs="Courier New"/>
-          <w:color w:val="BCBEC4"/>
-          <w:sz w:val="20"/>
-          <w:szCs w:val="20"/>
-          <w:lang w:eastAsia="en-IN"/>
-        </w:rPr>
-        <w:t>;</w:t>
-      </w:r>
-      <w:r>
-        <w:rPr>
-          <w:rFonts w:ascii="Courier New" w:eastAsia="Times New Roman" w:hAnsi="Courier New" w:cs="Courier New"/>
-          <w:color w:val="BCBEC4"/>
-          <w:sz w:val="20"/>
-          <w:szCs w:val="20"/>
-          <w:lang w:eastAsia="en-IN"/>
-        </w:rPr>
-        <w:br/>
-      </w:r>
-      <w:r>
-        <w:rPr>
-          <w:rFonts w:ascii="Courier New" w:eastAsia="Times New Roman" w:hAnsi="Courier New" w:cs="Courier New"/>
-          <w:color w:val="BCBEC4"/>
-          <w:sz w:val="20"/>
-          <w:szCs w:val="20"/>
-          <w:lang w:eastAsia="en-IN"/>
-        </w:rPr>
-        <w:br/>
-      </w:r>
-      <w:r>
-        <w:rPr>
-          <w:rFonts w:ascii="Courier New" w:eastAsia="Times New Roman" w:hAnsi="Courier New" w:cs="Courier New"/>
-          <w:color w:val="CF8E6D"/>
-          <w:sz w:val="20"/>
-          <w:szCs w:val="20"/>
-          <w:lang w:eastAsia="en-IN"/>
-        </w:rPr>
-        <w:t xml:space="preserve">class </w:t>
-      </w:r>
-      <w:proofErr w:type="spellStart"/>
-      <w:r>
-        <w:rPr>
-          <w:rFonts w:ascii="Courier New" w:eastAsia="Times New Roman" w:hAnsi="Courier New" w:cs="Courier New"/>
-          <w:color w:val="BCBEC4"/>
-          <w:sz w:val="20"/>
-          <w:szCs w:val="20"/>
-          <w:lang w:eastAsia="en-IN"/>
-        </w:rPr>
-        <w:t>MyThread</w:t>
-      </w:r>
-      <w:proofErr w:type="spellEnd"/>
-      <w:r>
-        <w:rPr>
-          <w:rFonts w:ascii="Courier New" w:eastAsia="Times New Roman" w:hAnsi="Courier New" w:cs="Courier New"/>
-          <w:color w:val="BCBEC4"/>
-          <w:sz w:val="20"/>
-          <w:szCs w:val="20"/>
-          <w:lang w:eastAsia="en-IN"/>
-        </w:rPr>
-        <w:t xml:space="preserve"> </w:t>
-      </w:r>
-      <w:r>
-        <w:rPr>
-          <w:rFonts w:ascii="Courier New" w:eastAsia="Times New Roman" w:hAnsi="Courier New" w:cs="Courier New"/>
-          <w:color w:val="CF8E6D"/>
-          <w:sz w:val="20"/>
-          <w:szCs w:val="20"/>
-          <w:lang w:eastAsia="en-IN"/>
-        </w:rPr>
-        <w:t xml:space="preserve">extends </w:t>
-      </w:r>
-      <w:r>
-        <w:rPr>
-          <w:rFonts w:ascii="Courier New" w:eastAsia="Times New Roman" w:hAnsi="Courier New" w:cs="Courier New"/>
-          <w:color w:val="BCBEC4"/>
-          <w:sz w:val="20"/>
-          <w:szCs w:val="20"/>
-          <w:lang w:eastAsia="en-IN"/>
-        </w:rPr>
-        <w:t>Thread{</w:t>
-      </w:r>
-      <w:r>
-        <w:rPr>
-          <w:rFonts w:ascii="Courier New" w:eastAsia="Times New Roman" w:hAnsi="Courier New" w:cs="Courier New"/>
-          <w:color w:val="BCBEC4"/>
-          <w:sz w:val="20"/>
-          <w:szCs w:val="20"/>
-          <w:lang w:eastAsia="en-IN"/>
-        </w:rPr>
-        <w:br/>
-        <w:t xml:space="preserve">    </w:t>
-      </w:r>
-      <w:r>
-        <w:rPr>
-          <w:rFonts w:ascii="Courier New" w:eastAsia="Times New Roman" w:hAnsi="Courier New" w:cs="Courier New"/>
-          <w:color w:val="7A7E85"/>
-          <w:sz w:val="20"/>
-          <w:szCs w:val="20"/>
-          <w:lang w:eastAsia="en-IN"/>
-        </w:rPr>
-        <w:t>//</w:t>
-      </w:r>
-      <w:proofErr w:type="spellStart"/>
-      <w:r>
-        <w:rPr>
-          <w:rFonts w:ascii="Courier New" w:eastAsia="Times New Roman" w:hAnsi="Courier New" w:cs="Courier New"/>
-          <w:color w:val="7A7E85"/>
-          <w:sz w:val="20"/>
-          <w:szCs w:val="20"/>
-          <w:lang w:eastAsia="en-IN"/>
-        </w:rPr>
-        <w:t>thread.start</w:t>
-      </w:r>
-      <w:proofErr w:type="spellEnd"/>
-      <w:r>
-        <w:rPr>
-          <w:rFonts w:ascii="Courier New" w:eastAsia="Times New Roman" w:hAnsi="Courier New" w:cs="Courier New"/>
-          <w:color w:val="7A7E85"/>
-          <w:sz w:val="20"/>
-          <w:szCs w:val="20"/>
-          <w:lang w:eastAsia="en-IN"/>
-        </w:rPr>
-        <w:t xml:space="preserve"> runs run function ( we must override this in our thread class)</w:t>
-      </w:r>
-      <w:r>
-        <w:rPr>
-          <w:rFonts w:ascii="Courier New" w:eastAsia="Times New Roman" w:hAnsi="Courier New" w:cs="Courier New"/>
-          <w:color w:val="7A7E85"/>
-          <w:sz w:val="20"/>
-          <w:szCs w:val="20"/>
-          <w:lang w:eastAsia="en-IN"/>
-        </w:rPr>
-        <w:br/>
-        <w:t xml:space="preserve">    </w:t>
-      </w:r>
-      <w:r>
-        <w:rPr>
-          <w:rFonts w:ascii="Courier New" w:eastAsia="Times New Roman" w:hAnsi="Courier New" w:cs="Courier New"/>
-          <w:color w:val="CF8E6D"/>
-          <w:sz w:val="20"/>
-          <w:szCs w:val="20"/>
-          <w:lang w:eastAsia="en-IN"/>
-        </w:rPr>
-        <w:t xml:space="preserve">public void </w:t>
-      </w:r>
-      <w:r>
-        <w:rPr>
-          <w:rFonts w:ascii="Courier New" w:eastAsia="Times New Roman" w:hAnsi="Courier New" w:cs="Courier New"/>
-          <w:color w:val="56A8F5"/>
-          <w:sz w:val="20"/>
-          <w:szCs w:val="20"/>
-          <w:lang w:eastAsia="en-IN"/>
-        </w:rPr>
-        <w:t>run</w:t>
-      </w:r>
-      <w:r>
-        <w:rPr>
-          <w:rFonts w:ascii="Courier New" w:eastAsia="Times New Roman" w:hAnsi="Courier New" w:cs="Courier New"/>
-          <w:color w:val="BCBEC4"/>
-          <w:sz w:val="20"/>
-          <w:szCs w:val="20"/>
-          <w:lang w:eastAsia="en-IN"/>
-        </w:rPr>
-        <w:t>(){</w:t>
-      </w:r>
-      <w:r>
-        <w:rPr>
-          <w:rFonts w:ascii="Courier New" w:eastAsia="Times New Roman" w:hAnsi="Courier New" w:cs="Courier New"/>
-          <w:color w:val="BCBEC4"/>
-          <w:sz w:val="20"/>
-          <w:szCs w:val="20"/>
-          <w:lang w:eastAsia="en-IN"/>
-        </w:rPr>
-        <w:br/>
-        <w:t xml:space="preserve">        </w:t>
-      </w:r>
-      <w:proofErr w:type="spellStart"/>
-      <w:r>
-        <w:rPr>
-          <w:rFonts w:ascii="Courier New" w:eastAsia="Times New Roman" w:hAnsi="Courier New" w:cs="Courier New"/>
-          <w:color w:val="BCBEC4"/>
-          <w:sz w:val="20"/>
-          <w:szCs w:val="20"/>
-          <w:lang w:eastAsia="en-IN"/>
-        </w:rPr>
-        <w:t>System.</w:t>
-      </w:r>
-      <w:r>
-        <w:rPr>
-          <w:rFonts w:ascii="Courier New" w:eastAsia="Times New Roman" w:hAnsi="Courier New" w:cs="Courier New"/>
-          <w:i/>
-          <w:iCs/>
-          <w:color w:val="C77DBB"/>
-          <w:sz w:val="20"/>
-          <w:szCs w:val="20"/>
-          <w:lang w:eastAsia="en-IN"/>
-        </w:rPr>
-        <w:t>out</w:t>
-      </w:r>
-      <w:r>
-        <w:rPr>
-          <w:rFonts w:ascii="Courier New" w:eastAsia="Times New Roman" w:hAnsi="Courier New" w:cs="Courier New"/>
-          <w:color w:val="BCBEC4"/>
-          <w:sz w:val="20"/>
-          <w:szCs w:val="20"/>
-          <w:lang w:eastAsia="en-IN"/>
-        </w:rPr>
-        <w:t>.println</w:t>
-      </w:r>
-      <w:proofErr w:type="spellEnd"/>
-      <w:r>
-        <w:rPr>
-          <w:rFonts w:ascii="Courier New" w:eastAsia="Times New Roman" w:hAnsi="Courier New" w:cs="Courier New"/>
-          <w:color w:val="BCBEC4"/>
-          <w:sz w:val="20"/>
-          <w:szCs w:val="20"/>
-          <w:lang w:eastAsia="en-IN"/>
-        </w:rPr>
-        <w:t>(</w:t>
-      </w:r>
-      <w:r>
-        <w:rPr>
-          <w:rFonts w:ascii="Courier New" w:eastAsia="Times New Roman" w:hAnsi="Courier New" w:cs="Courier New"/>
-          <w:color w:val="6AAB73"/>
-          <w:sz w:val="20"/>
-          <w:szCs w:val="20"/>
-          <w:lang w:eastAsia="en-IN"/>
-        </w:rPr>
-        <w:t xml:space="preserve">"Hi from " </w:t>
-      </w:r>
-      <w:r>
-        <w:rPr>
-          <w:rFonts w:ascii="Courier New" w:eastAsia="Times New Roman" w:hAnsi="Courier New" w:cs="Courier New"/>
-          <w:color w:val="BCBEC4"/>
-          <w:sz w:val="20"/>
-          <w:szCs w:val="20"/>
-          <w:lang w:eastAsia="en-IN"/>
-        </w:rPr>
-        <w:t xml:space="preserve">+ </w:t>
-      </w:r>
-      <w:proofErr w:type="spellStart"/>
-      <w:r>
-        <w:rPr>
-          <w:rFonts w:ascii="Courier New" w:eastAsia="Times New Roman" w:hAnsi="Courier New" w:cs="Courier New"/>
-          <w:color w:val="BCBEC4"/>
-          <w:sz w:val="20"/>
-          <w:szCs w:val="20"/>
-          <w:lang w:eastAsia="en-IN"/>
-        </w:rPr>
-        <w:t>Thread.</w:t>
-      </w:r>
-      <w:r>
-        <w:rPr>
-          <w:rFonts w:ascii="Courier New" w:eastAsia="Times New Roman" w:hAnsi="Courier New" w:cs="Courier New"/>
-          <w:i/>
-          <w:iCs/>
-          <w:color w:val="BCBEC4"/>
-          <w:sz w:val="20"/>
-          <w:szCs w:val="20"/>
-          <w:lang w:eastAsia="en-IN"/>
-        </w:rPr>
-        <w:t>currentThread</w:t>
-      </w:r>
-      <w:proofErr w:type="spellEnd"/>
-      <w:r>
-        <w:rPr>
-          <w:rFonts w:ascii="Courier New" w:eastAsia="Times New Roman" w:hAnsi="Courier New" w:cs="Courier New"/>
-          <w:color w:val="BCBEC4"/>
-          <w:sz w:val="20"/>
-          <w:szCs w:val="20"/>
-          <w:lang w:eastAsia="en-IN"/>
-        </w:rPr>
-        <w:t>().</w:t>
-      </w:r>
-      <w:proofErr w:type="spellStart"/>
-      <w:r>
-        <w:rPr>
-          <w:rFonts w:ascii="Courier New" w:eastAsia="Times New Roman" w:hAnsi="Courier New" w:cs="Courier New"/>
-          <w:color w:val="BCBEC4"/>
-          <w:sz w:val="20"/>
-          <w:szCs w:val="20"/>
-          <w:lang w:eastAsia="en-IN"/>
-        </w:rPr>
-        <w:t>getName</w:t>
-      </w:r>
-      <w:proofErr w:type="spellEnd"/>
-      <w:r>
-        <w:rPr>
-          <w:rFonts w:ascii="Courier New" w:eastAsia="Times New Roman" w:hAnsi="Courier New" w:cs="Courier New"/>
-          <w:color w:val="BCBEC4"/>
-          <w:sz w:val="20"/>
-          <w:szCs w:val="20"/>
-          <w:lang w:eastAsia="en-IN"/>
-        </w:rPr>
-        <w:t>());</w:t>
-      </w:r>
-      <w:r>
-        <w:rPr>
-          <w:rFonts w:ascii="Courier New" w:eastAsia="Times New Roman" w:hAnsi="Courier New" w:cs="Courier New"/>
-          <w:color w:val="BCBEC4"/>
-          <w:sz w:val="20"/>
-          <w:szCs w:val="20"/>
-          <w:lang w:eastAsia="en-IN"/>
-        </w:rPr>
-        <w:br/>
-        <w:t xml:space="preserve">        </w:t>
-      </w:r>
-      <w:r>
-        <w:rPr>
-          <w:rFonts w:ascii="Courier New" w:eastAsia="Times New Roman" w:hAnsi="Courier New" w:cs="Courier New"/>
-          <w:color w:val="CF8E6D"/>
-          <w:sz w:val="20"/>
-          <w:szCs w:val="20"/>
-          <w:lang w:eastAsia="en-IN"/>
-        </w:rPr>
-        <w:t>for</w:t>
-      </w:r>
-      <w:r>
-        <w:rPr>
-          <w:rFonts w:ascii="Courier New" w:eastAsia="Times New Roman" w:hAnsi="Courier New" w:cs="Courier New"/>
-          <w:color w:val="BCBEC4"/>
-          <w:sz w:val="20"/>
-          <w:szCs w:val="20"/>
-          <w:lang w:eastAsia="en-IN"/>
-        </w:rPr>
-        <w:t>(</w:t>
-      </w:r>
-      <w:proofErr w:type="spellStart"/>
-      <w:r>
-        <w:rPr>
-          <w:rFonts w:ascii="Courier New" w:eastAsia="Times New Roman" w:hAnsi="Courier New" w:cs="Courier New"/>
-          <w:color w:val="CF8E6D"/>
-          <w:sz w:val="20"/>
-          <w:szCs w:val="20"/>
-          <w:lang w:eastAsia="en-IN"/>
-        </w:rPr>
-        <w:t>int</w:t>
-      </w:r>
-      <w:proofErr w:type="spellEnd"/>
-      <w:r>
-        <w:rPr>
-          <w:rFonts w:ascii="Courier New" w:eastAsia="Times New Roman" w:hAnsi="Courier New" w:cs="Courier New"/>
-          <w:color w:val="CF8E6D"/>
-          <w:sz w:val="20"/>
-          <w:szCs w:val="20"/>
-          <w:lang w:eastAsia="en-IN"/>
-        </w:rPr>
-        <w:t xml:space="preserve"> </w:t>
-      </w:r>
-      <w:proofErr w:type="spellStart"/>
-      <w:r>
-        <w:rPr>
-          <w:rFonts w:ascii="Courier New" w:eastAsia="Times New Roman" w:hAnsi="Courier New" w:cs="Courier New"/>
-          <w:color w:val="BCBEC4"/>
-          <w:sz w:val="20"/>
-          <w:szCs w:val="20"/>
-          <w:lang w:eastAsia="en-IN"/>
-        </w:rPr>
-        <w:t>i</w:t>
-      </w:r>
-      <w:proofErr w:type="spellEnd"/>
-      <w:r>
-        <w:rPr>
-          <w:rFonts w:ascii="Courier New" w:eastAsia="Times New Roman" w:hAnsi="Courier New" w:cs="Courier New"/>
-          <w:color w:val="BCBEC4"/>
-          <w:sz w:val="20"/>
-          <w:szCs w:val="20"/>
-          <w:lang w:eastAsia="en-IN"/>
-        </w:rPr>
-        <w:t>=</w:t>
-      </w:r>
-      <w:r>
-        <w:rPr>
-          <w:rFonts w:ascii="Courier New" w:eastAsia="Times New Roman" w:hAnsi="Courier New" w:cs="Courier New"/>
-          <w:color w:val="2AACB8"/>
-          <w:sz w:val="20"/>
-          <w:szCs w:val="20"/>
-          <w:lang w:eastAsia="en-IN"/>
-        </w:rPr>
-        <w:t>0</w:t>
-      </w:r>
-      <w:r>
-        <w:rPr>
-          <w:rFonts w:ascii="Courier New" w:eastAsia="Times New Roman" w:hAnsi="Courier New" w:cs="Courier New"/>
-          <w:color w:val="BCBEC4"/>
-          <w:sz w:val="20"/>
-          <w:szCs w:val="20"/>
-          <w:lang w:eastAsia="en-IN"/>
-        </w:rPr>
-        <w:t>;i&lt;</w:t>
-      </w:r>
-      <w:r>
-        <w:rPr>
-          <w:rFonts w:ascii="Courier New" w:eastAsia="Times New Roman" w:hAnsi="Courier New" w:cs="Courier New"/>
-          <w:color w:val="2AACB8"/>
-          <w:sz w:val="20"/>
-          <w:szCs w:val="20"/>
-          <w:lang w:eastAsia="en-IN"/>
-        </w:rPr>
-        <w:t>3</w:t>
-      </w:r>
-      <w:r>
-        <w:rPr>
-          <w:rFonts w:ascii="Courier New" w:eastAsia="Times New Roman" w:hAnsi="Courier New" w:cs="Courier New"/>
-          <w:color w:val="BCBEC4"/>
-          <w:sz w:val="20"/>
-          <w:szCs w:val="20"/>
-          <w:lang w:eastAsia="en-IN"/>
-        </w:rPr>
-        <w:t>;i++){</w:t>
-      </w:r>
-      <w:r>
-        <w:rPr>
-          <w:rFonts w:ascii="Courier New" w:eastAsia="Times New Roman" w:hAnsi="Courier New" w:cs="Courier New"/>
-          <w:color w:val="BCBEC4"/>
-          <w:sz w:val="20"/>
-          <w:szCs w:val="20"/>
-          <w:lang w:eastAsia="en-IN"/>
-        </w:rPr>
-        <w:br/>
-        <w:t xml:space="preserve">            </w:t>
-      </w:r>
-      <w:proofErr w:type="spellStart"/>
-      <w:r>
-        <w:rPr>
-          <w:rFonts w:ascii="Courier New" w:eastAsia="Times New Roman" w:hAnsi="Courier New" w:cs="Courier New"/>
-          <w:color w:val="BCBEC4"/>
-          <w:sz w:val="20"/>
-          <w:szCs w:val="20"/>
-          <w:lang w:eastAsia="en-IN"/>
-        </w:rPr>
-        <w:t>System.</w:t>
-      </w:r>
-      <w:r>
-        <w:rPr>
-          <w:rFonts w:ascii="Courier New" w:eastAsia="Times New Roman" w:hAnsi="Courier New" w:cs="Courier New"/>
-          <w:i/>
-          <w:iCs/>
-          <w:color w:val="C77DBB"/>
-          <w:sz w:val="20"/>
-          <w:szCs w:val="20"/>
-          <w:lang w:eastAsia="en-IN"/>
-        </w:rPr>
-        <w:t>out</w:t>
-      </w:r>
-      <w:r>
-        <w:rPr>
-          <w:rFonts w:ascii="Courier New" w:eastAsia="Times New Roman" w:hAnsi="Courier New" w:cs="Courier New"/>
-          <w:color w:val="BCBEC4"/>
-          <w:sz w:val="20"/>
-          <w:szCs w:val="20"/>
-          <w:lang w:eastAsia="en-IN"/>
-        </w:rPr>
-        <w:t>.println</w:t>
-      </w:r>
-      <w:proofErr w:type="spellEnd"/>
-      <w:r>
-        <w:rPr>
-          <w:rFonts w:ascii="Courier New" w:eastAsia="Times New Roman" w:hAnsi="Courier New" w:cs="Courier New"/>
-          <w:color w:val="BCBEC4"/>
-          <w:sz w:val="20"/>
-          <w:szCs w:val="20"/>
-          <w:lang w:eastAsia="en-IN"/>
-        </w:rPr>
-        <w:t>(</w:t>
-      </w:r>
-      <w:proofErr w:type="spellStart"/>
-      <w:r>
-        <w:rPr>
-          <w:rFonts w:ascii="Courier New" w:eastAsia="Times New Roman" w:hAnsi="Courier New" w:cs="Courier New"/>
-          <w:color w:val="BCBEC4"/>
-          <w:sz w:val="20"/>
-          <w:szCs w:val="20"/>
-          <w:lang w:eastAsia="en-IN"/>
-        </w:rPr>
-        <w:t>i</w:t>
-      </w:r>
-      <w:proofErr w:type="spellEnd"/>
-      <w:r>
-        <w:rPr>
-          <w:rFonts w:ascii="Courier New" w:eastAsia="Times New Roman" w:hAnsi="Courier New" w:cs="Courier New"/>
-          <w:color w:val="BCBEC4"/>
-          <w:sz w:val="20"/>
-          <w:szCs w:val="20"/>
-          <w:lang w:eastAsia="en-IN"/>
-        </w:rPr>
-        <w:t xml:space="preserve"> + </w:t>
-      </w:r>
-      <w:r>
-        <w:rPr>
-          <w:rFonts w:ascii="Courier New" w:eastAsia="Times New Roman" w:hAnsi="Courier New" w:cs="Courier New"/>
-          <w:color w:val="6AAB73"/>
-          <w:sz w:val="20"/>
-          <w:szCs w:val="20"/>
-          <w:lang w:eastAsia="en-IN"/>
-        </w:rPr>
-        <w:t xml:space="preserve">"=&gt;" </w:t>
-      </w:r>
-      <w:r>
-        <w:rPr>
-          <w:rFonts w:ascii="Courier New" w:eastAsia="Times New Roman" w:hAnsi="Courier New" w:cs="Courier New"/>
-          <w:color w:val="BCBEC4"/>
-          <w:sz w:val="20"/>
-          <w:szCs w:val="20"/>
-          <w:lang w:eastAsia="en-IN"/>
-        </w:rPr>
-        <w:t xml:space="preserve">+ </w:t>
-      </w:r>
-      <w:proofErr w:type="spellStart"/>
-      <w:r>
-        <w:rPr>
-          <w:rFonts w:ascii="Courier New" w:eastAsia="Times New Roman" w:hAnsi="Courier New" w:cs="Courier New"/>
-          <w:color w:val="BCBEC4"/>
-          <w:sz w:val="20"/>
-          <w:szCs w:val="20"/>
-          <w:lang w:eastAsia="en-IN"/>
-        </w:rPr>
-        <w:t>Thread.</w:t>
-      </w:r>
-      <w:r>
-        <w:rPr>
-          <w:rFonts w:ascii="Courier New" w:eastAsia="Times New Roman" w:hAnsi="Courier New" w:cs="Courier New"/>
-          <w:i/>
-          <w:iCs/>
-          <w:color w:val="BCBEC4"/>
-          <w:sz w:val="20"/>
-          <w:szCs w:val="20"/>
-          <w:lang w:eastAsia="en-IN"/>
-        </w:rPr>
-        <w:t>currentThread</w:t>
-      </w:r>
-      <w:proofErr w:type="spellEnd"/>
-      <w:r>
-        <w:rPr>
-          <w:rFonts w:ascii="Courier New" w:eastAsia="Times New Roman" w:hAnsi="Courier New" w:cs="Courier New"/>
-          <w:color w:val="BCBEC4"/>
-          <w:sz w:val="20"/>
-          <w:szCs w:val="20"/>
-          <w:lang w:eastAsia="en-IN"/>
-        </w:rPr>
-        <w:t>().</w:t>
-      </w:r>
-      <w:proofErr w:type="spellStart"/>
-      <w:r>
-        <w:rPr>
-          <w:rFonts w:ascii="Courier New" w:eastAsia="Times New Roman" w:hAnsi="Courier New" w:cs="Courier New"/>
-          <w:color w:val="BCBEC4"/>
-          <w:sz w:val="20"/>
-          <w:szCs w:val="20"/>
-          <w:lang w:eastAsia="en-IN"/>
-        </w:rPr>
-        <w:t>getName</w:t>
-      </w:r>
-      <w:proofErr w:type="spellEnd"/>
-      <w:r>
-        <w:rPr>
-          <w:rFonts w:ascii="Courier New" w:eastAsia="Times New Roman" w:hAnsi="Courier New" w:cs="Courier New"/>
-          <w:color w:val="BCBEC4"/>
-          <w:sz w:val="20"/>
-          <w:szCs w:val="20"/>
-          <w:lang w:eastAsia="en-IN"/>
-        </w:rPr>
-        <w:t>());</w:t>
-      </w:r>
-      <w:r>
-        <w:rPr>
-          <w:rFonts w:ascii="Courier New" w:eastAsia="Times New Roman" w:hAnsi="Courier New" w:cs="Courier New"/>
-          <w:color w:val="BCBEC4"/>
-          <w:sz w:val="20"/>
-          <w:szCs w:val="20"/>
-          <w:lang w:eastAsia="en-IN"/>
-        </w:rPr>
-        <w:br/>
-        <w:t xml:space="preserve">        }</w:t>
-      </w:r>
-      <w:r>
-        <w:rPr>
-          <w:rFonts w:ascii="Courier New" w:eastAsia="Times New Roman" w:hAnsi="Courier New" w:cs="Courier New"/>
-          <w:color w:val="BCBEC4"/>
-          <w:sz w:val="20"/>
-          <w:szCs w:val="20"/>
-          <w:lang w:eastAsia="en-IN"/>
-        </w:rPr>
-        <w:br/>
-        <w:t xml:space="preserve">    }</w:t>
-      </w:r>
-      <w:r>
-        <w:rPr>
-          <w:rFonts w:ascii="Courier New" w:eastAsia="Times New Roman" w:hAnsi="Courier New" w:cs="Courier New"/>
-          <w:color w:val="BCBEC4"/>
-          <w:sz w:val="20"/>
-          <w:szCs w:val="20"/>
-          <w:lang w:eastAsia="en-IN"/>
-        </w:rPr>
-        <w:br/>
-        <w:t>}</w:t>
-      </w:r>
-      <w:r>
-        <w:rPr>
-          <w:rFonts w:ascii="Courier New" w:eastAsia="Times New Roman" w:hAnsi="Courier New" w:cs="Courier New"/>
-          <w:color w:val="BCBEC4"/>
-          <w:sz w:val="20"/>
-          <w:szCs w:val="20"/>
-          <w:lang w:eastAsia="en-IN"/>
-        </w:rPr>
-        <w:br/>
-      </w:r>
-      <w:r>
-        <w:rPr>
-          <w:rFonts w:ascii="Courier New" w:eastAsia="Times New Roman" w:hAnsi="Courier New" w:cs="Courier New"/>
-          <w:color w:val="BCBEC4"/>
-          <w:sz w:val="20"/>
-          <w:szCs w:val="20"/>
-          <w:lang w:eastAsia="en-IN"/>
-        </w:rPr>
-        <w:br/>
-      </w:r>
-      <w:r>
-        <w:rPr>
-          <w:rFonts w:ascii="Courier New" w:eastAsia="Times New Roman" w:hAnsi="Courier New" w:cs="Courier New"/>
-          <w:color w:val="CF8E6D"/>
-          <w:sz w:val="20"/>
-          <w:szCs w:val="20"/>
-          <w:lang w:eastAsia="en-IN"/>
-        </w:rPr>
-        <w:t xml:space="preserve">class </w:t>
-      </w:r>
-      <w:proofErr w:type="spellStart"/>
-      <w:r>
-        <w:rPr>
-          <w:rFonts w:ascii="Courier New" w:eastAsia="Times New Roman" w:hAnsi="Courier New" w:cs="Courier New"/>
-          <w:color w:val="BCBEC4"/>
-          <w:sz w:val="20"/>
-          <w:szCs w:val="20"/>
-          <w:lang w:eastAsia="en-IN"/>
-        </w:rPr>
-        <w:t>LearnThread</w:t>
-      </w:r>
-      <w:proofErr w:type="spellEnd"/>
-      <w:r>
-        <w:rPr>
-          <w:rFonts w:ascii="Courier New" w:eastAsia="Times New Roman" w:hAnsi="Courier New" w:cs="Courier New"/>
-          <w:color w:val="BCBEC4"/>
-          <w:sz w:val="20"/>
-          <w:szCs w:val="20"/>
-          <w:lang w:eastAsia="en-IN"/>
-        </w:rPr>
-        <w:t>{</w:t>
-      </w:r>
-      <w:r>
-        <w:rPr>
-          <w:rFonts w:ascii="Courier New" w:eastAsia="Times New Roman" w:hAnsi="Courier New" w:cs="Courier New"/>
-          <w:color w:val="BCBEC4"/>
-          <w:sz w:val="20"/>
-          <w:szCs w:val="20"/>
-          <w:lang w:eastAsia="en-IN"/>
-        </w:rPr>
-        <w:br/>
-        <w:t xml:space="preserve">    </w:t>
-      </w:r>
-      <w:r>
-        <w:rPr>
-          <w:rFonts w:ascii="Courier New" w:eastAsia="Times New Roman" w:hAnsi="Courier New" w:cs="Courier New"/>
-          <w:color w:val="CF8E6D"/>
-          <w:sz w:val="20"/>
-          <w:szCs w:val="20"/>
-          <w:lang w:eastAsia="en-IN"/>
-        </w:rPr>
-        <w:t xml:space="preserve">public static void </w:t>
-      </w:r>
-      <w:r>
-        <w:rPr>
-          <w:rFonts w:ascii="Courier New" w:eastAsia="Times New Roman" w:hAnsi="Courier New" w:cs="Courier New"/>
-          <w:color w:val="56A8F5"/>
-          <w:sz w:val="20"/>
-          <w:szCs w:val="20"/>
-          <w:lang w:eastAsia="en-IN"/>
-        </w:rPr>
-        <w:t>main</w:t>
-      </w:r>
-      <w:r>
-        <w:rPr>
-          <w:rFonts w:ascii="Courier New" w:eastAsia="Times New Roman" w:hAnsi="Courier New" w:cs="Courier New"/>
-          <w:color w:val="BCBEC4"/>
-          <w:sz w:val="20"/>
-          <w:szCs w:val="20"/>
-          <w:lang w:eastAsia="en-IN"/>
-        </w:rPr>
-        <w:t xml:space="preserve">(String[] </w:t>
-      </w:r>
-      <w:proofErr w:type="spellStart"/>
-      <w:r>
-        <w:rPr>
-          <w:rFonts w:ascii="Courier New" w:eastAsia="Times New Roman" w:hAnsi="Courier New" w:cs="Courier New"/>
-          <w:color w:val="BCBEC4"/>
-          <w:sz w:val="20"/>
-          <w:szCs w:val="20"/>
-          <w:lang w:eastAsia="en-IN"/>
-        </w:rPr>
-        <w:t>args</w:t>
-      </w:r>
-      <w:proofErr w:type="spellEnd"/>
-      <w:r>
-        <w:rPr>
-          <w:rFonts w:ascii="Courier New" w:eastAsia="Times New Roman" w:hAnsi="Courier New" w:cs="Courier New"/>
-          <w:color w:val="BCBEC4"/>
-          <w:sz w:val="20"/>
-          <w:szCs w:val="20"/>
-          <w:lang w:eastAsia="en-IN"/>
-        </w:rPr>
-        <w:t xml:space="preserve">) </w:t>
-      </w:r>
-      <w:r>
-        <w:rPr>
-          <w:rFonts w:ascii="Courier New" w:eastAsia="Times New Roman" w:hAnsi="Courier New" w:cs="Courier New"/>
-          <w:color w:val="CF8E6D"/>
-          <w:sz w:val="20"/>
-          <w:szCs w:val="20"/>
-          <w:lang w:eastAsia="en-IN"/>
-        </w:rPr>
-        <w:t xml:space="preserve">throws </w:t>
-      </w:r>
-      <w:proofErr w:type="spellStart"/>
-      <w:r>
-        <w:rPr>
-          <w:rFonts w:ascii="Courier New" w:eastAsia="Times New Roman" w:hAnsi="Courier New" w:cs="Courier New"/>
-          <w:color w:val="BCBEC4"/>
-          <w:sz w:val="20"/>
-          <w:szCs w:val="20"/>
-          <w:lang w:eastAsia="en-IN"/>
-        </w:rPr>
-        <w:t>InterruptedException</w:t>
-      </w:r>
-      <w:proofErr w:type="spellEnd"/>
-      <w:r>
-        <w:rPr>
-          <w:rFonts w:ascii="Courier New" w:eastAsia="Times New Roman" w:hAnsi="Courier New" w:cs="Courier New"/>
-          <w:color w:val="BCBEC4"/>
-          <w:sz w:val="20"/>
-          <w:szCs w:val="20"/>
-          <w:lang w:eastAsia="en-IN"/>
-        </w:rPr>
-        <w:t xml:space="preserve"> {</w:t>
-      </w:r>
-      <w:r>
-        <w:rPr>
-          <w:rFonts w:ascii="Courier New" w:eastAsia="Times New Roman" w:hAnsi="Courier New" w:cs="Courier New"/>
-          <w:color w:val="BCBEC4"/>
-          <w:sz w:val="20"/>
-          <w:szCs w:val="20"/>
-          <w:lang w:eastAsia="en-IN"/>
-        </w:rPr>
-        <w:br/>
-        <w:t xml:space="preserve">        </w:t>
-      </w:r>
-      <w:proofErr w:type="spellStart"/>
-      <w:r>
-        <w:rPr>
-          <w:rFonts w:ascii="Courier New" w:eastAsia="Times New Roman" w:hAnsi="Courier New" w:cs="Courier New"/>
-          <w:color w:val="BCBEC4"/>
-          <w:sz w:val="20"/>
-          <w:szCs w:val="20"/>
-          <w:lang w:eastAsia="en-IN"/>
-        </w:rPr>
-        <w:t>MyThread</w:t>
-      </w:r>
-      <w:proofErr w:type="spellEnd"/>
-      <w:r>
-        <w:rPr>
-          <w:rFonts w:ascii="Courier New" w:eastAsia="Times New Roman" w:hAnsi="Courier New" w:cs="Courier New"/>
-          <w:color w:val="BCBEC4"/>
-          <w:sz w:val="20"/>
-          <w:szCs w:val="20"/>
-          <w:lang w:eastAsia="en-IN"/>
-        </w:rPr>
-        <w:t xml:space="preserve"> m1 = </w:t>
-      </w:r>
-      <w:r>
-        <w:rPr>
-          <w:rFonts w:ascii="Courier New" w:eastAsia="Times New Roman" w:hAnsi="Courier New" w:cs="Courier New"/>
-          <w:color w:val="CF8E6D"/>
-          <w:sz w:val="20"/>
-          <w:szCs w:val="20"/>
-          <w:lang w:eastAsia="en-IN"/>
-        </w:rPr>
-        <w:t xml:space="preserve">new </w:t>
-      </w:r>
-      <w:proofErr w:type="spellStart"/>
-      <w:r>
-        <w:rPr>
-          <w:rFonts w:ascii="Courier New" w:eastAsia="Times New Roman" w:hAnsi="Courier New" w:cs="Courier New"/>
-          <w:color w:val="BCBEC4"/>
-          <w:sz w:val="20"/>
-          <w:szCs w:val="20"/>
-          <w:lang w:eastAsia="en-IN"/>
-        </w:rPr>
-        <w:t>MyThread</w:t>
-      </w:r>
-      <w:proofErr w:type="spellEnd"/>
-      <w:r>
-        <w:rPr>
-          <w:rFonts w:ascii="Courier New" w:eastAsia="Times New Roman" w:hAnsi="Courier New" w:cs="Courier New"/>
-          <w:color w:val="BCBEC4"/>
-          <w:sz w:val="20"/>
-          <w:szCs w:val="20"/>
-          <w:lang w:eastAsia="en-IN"/>
-        </w:rPr>
-        <w:t>();</w:t>
-      </w:r>
-      <w:r>
-        <w:rPr>
-          <w:rFonts w:ascii="Courier New" w:eastAsia="Times New Roman" w:hAnsi="Courier New" w:cs="Courier New"/>
-          <w:color w:val="BCBEC4"/>
-          <w:sz w:val="20"/>
-          <w:szCs w:val="20"/>
-          <w:lang w:eastAsia="en-IN"/>
-        </w:rPr>
-        <w:br/>
-        <w:t xml:space="preserve">        </w:t>
-      </w:r>
-      <w:proofErr w:type="spellStart"/>
-      <w:r>
-        <w:rPr>
-          <w:rFonts w:ascii="Courier New" w:eastAsia="Times New Roman" w:hAnsi="Courier New" w:cs="Courier New"/>
-          <w:color w:val="BCBEC4"/>
-          <w:sz w:val="20"/>
-          <w:szCs w:val="20"/>
-          <w:lang w:eastAsia="en-IN"/>
-        </w:rPr>
-        <w:t>MyThread</w:t>
-      </w:r>
-      <w:proofErr w:type="spellEnd"/>
-      <w:r>
-        <w:rPr>
-          <w:rFonts w:ascii="Courier New" w:eastAsia="Times New Roman" w:hAnsi="Courier New" w:cs="Courier New"/>
-          <w:color w:val="BCBEC4"/>
-          <w:sz w:val="20"/>
-          <w:szCs w:val="20"/>
-          <w:lang w:eastAsia="en-IN"/>
-        </w:rPr>
-        <w:t xml:space="preserve"> m2 = </w:t>
-      </w:r>
-      <w:r>
-        <w:rPr>
-          <w:rFonts w:ascii="Courier New" w:eastAsia="Times New Roman" w:hAnsi="Courier New" w:cs="Courier New"/>
-          <w:color w:val="CF8E6D"/>
-          <w:sz w:val="20"/>
-          <w:szCs w:val="20"/>
-          <w:lang w:eastAsia="en-IN"/>
-        </w:rPr>
-        <w:t xml:space="preserve">new </w:t>
-      </w:r>
-      <w:proofErr w:type="spellStart"/>
-      <w:r>
-        <w:rPr>
-          <w:rFonts w:ascii="Courier New" w:eastAsia="Times New Roman" w:hAnsi="Courier New" w:cs="Courier New"/>
-          <w:color w:val="BCBEC4"/>
-          <w:sz w:val="20"/>
-          <w:szCs w:val="20"/>
-          <w:lang w:eastAsia="en-IN"/>
-        </w:rPr>
-        <w:t>MyThread</w:t>
-      </w:r>
-      <w:proofErr w:type="spellEnd"/>
-      <w:r>
-        <w:rPr>
-          <w:rFonts w:ascii="Courier New" w:eastAsia="Times New Roman" w:hAnsi="Courier New" w:cs="Courier New"/>
-          <w:color w:val="BCBEC4"/>
-          <w:sz w:val="20"/>
-          <w:szCs w:val="20"/>
-          <w:lang w:eastAsia="en-IN"/>
-        </w:rPr>
-        <w:t>();</w:t>
-      </w:r>
-      <w:r>
-        <w:rPr>
-          <w:rFonts w:ascii="Courier New" w:eastAsia="Times New Roman" w:hAnsi="Courier New" w:cs="Courier New"/>
-          <w:color w:val="BCBEC4"/>
-          <w:sz w:val="20"/>
-          <w:szCs w:val="20"/>
-          <w:lang w:eastAsia="en-IN"/>
-        </w:rPr>
-        <w:br/>
-      </w:r>
-      <w:r>
-        <w:rPr>
-          <w:rFonts w:ascii="Courier New" w:eastAsia="Times New Roman" w:hAnsi="Courier New" w:cs="Courier New"/>
-          <w:color w:val="BCBEC4"/>
-          <w:sz w:val="20"/>
-          <w:szCs w:val="20"/>
-          <w:lang w:eastAsia="en-IN"/>
-        </w:rPr>
-        <w:br/>
-        <w:t xml:space="preserve">        m1.start();</w:t>
-      </w:r>
-      <w:r>
-        <w:rPr>
-          <w:rFonts w:ascii="Courier New" w:eastAsia="Times New Roman" w:hAnsi="Courier New" w:cs="Courier New"/>
-          <w:color w:val="BCBEC4"/>
-          <w:sz w:val="20"/>
-          <w:szCs w:val="20"/>
-          <w:lang w:eastAsia="en-IN"/>
-        </w:rPr>
-        <w:br/>
-        <w:t xml:space="preserve">        m1.join();</w:t>
-      </w:r>
-      <w:r>
-        <w:rPr>
-          <w:rFonts w:ascii="Courier New" w:eastAsia="Times New Roman" w:hAnsi="Courier New" w:cs="Courier New"/>
-          <w:color w:val="BCBEC4"/>
-          <w:sz w:val="20"/>
-          <w:szCs w:val="20"/>
-          <w:lang w:eastAsia="en-IN"/>
-        </w:rPr>
-        <w:br/>
-      </w:r>
-      <w:r>
-        <w:rPr>
-          <w:rFonts w:ascii="Courier New" w:eastAsia="Times New Roman" w:hAnsi="Courier New" w:cs="Courier New"/>
-          <w:color w:val="BCBEC4"/>
-          <w:sz w:val="20"/>
-          <w:szCs w:val="20"/>
-          <w:lang w:eastAsia="en-IN"/>
-        </w:rPr>
-        <w:br/>
-        <w:t xml:space="preserve">        m2.start();</w:t>
-      </w:r>
-      <w:r>
-        <w:rPr>
-          <w:rFonts w:ascii="Courier New" w:eastAsia="Times New Roman" w:hAnsi="Courier New" w:cs="Courier New"/>
-          <w:color w:val="BCBEC4"/>
-          <w:sz w:val="20"/>
-          <w:szCs w:val="20"/>
-          <w:lang w:eastAsia="en-IN"/>
-        </w:rPr>
-        <w:br/>
-        <w:t xml:space="preserve">        m2.join();</w:t>
-      </w:r>
-      <w:r>
-        <w:rPr>
-          <w:rFonts w:ascii="Courier New" w:eastAsia="Times New Roman" w:hAnsi="Courier New" w:cs="Courier New"/>
-          <w:color w:val="BCBEC4"/>
-          <w:sz w:val="20"/>
-          <w:szCs w:val="20"/>
-          <w:lang w:eastAsia="en-IN"/>
-        </w:rPr>
-        <w:br/>
-        <w:t xml:space="preserve">        </w:t>
-      </w:r>
-      <w:proofErr w:type="spellStart"/>
-      <w:r>
-        <w:rPr>
-          <w:rFonts w:ascii="Courier New" w:eastAsia="Times New Roman" w:hAnsi="Courier New" w:cs="Courier New"/>
-          <w:color w:val="BCBEC4"/>
-          <w:sz w:val="20"/>
-          <w:szCs w:val="20"/>
-          <w:lang w:eastAsia="en-IN"/>
-        </w:rPr>
-        <w:t>System.</w:t>
-      </w:r>
-      <w:r>
-        <w:rPr>
-          <w:rFonts w:ascii="Courier New" w:eastAsia="Times New Roman" w:hAnsi="Courier New" w:cs="Courier New"/>
-          <w:i/>
-          <w:iCs/>
-          <w:color w:val="C77DBB"/>
-          <w:sz w:val="20"/>
-          <w:szCs w:val="20"/>
-          <w:lang w:eastAsia="en-IN"/>
-        </w:rPr>
-        <w:t>out</w:t>
-      </w:r>
-      <w:r>
-        <w:rPr>
-          <w:rFonts w:ascii="Courier New" w:eastAsia="Times New Roman" w:hAnsi="Courier New" w:cs="Courier New"/>
-          <w:color w:val="BCBEC4"/>
-          <w:sz w:val="20"/>
-          <w:szCs w:val="20"/>
-          <w:lang w:eastAsia="en-IN"/>
-        </w:rPr>
-        <w:t>.println</w:t>
-      </w:r>
-      <w:proofErr w:type="spellEnd"/>
-      <w:r>
-        <w:rPr>
-          <w:rFonts w:ascii="Courier New" w:eastAsia="Times New Roman" w:hAnsi="Courier New" w:cs="Courier New"/>
-          <w:color w:val="BCBEC4"/>
-          <w:sz w:val="20"/>
-          <w:szCs w:val="20"/>
-          <w:lang w:eastAsia="en-IN"/>
-        </w:rPr>
-        <w:t>(</w:t>
-      </w:r>
-      <w:r>
-        <w:rPr>
-          <w:rFonts w:ascii="Courier New" w:eastAsia="Times New Roman" w:hAnsi="Courier New" w:cs="Courier New"/>
-          <w:color w:val="6AAB73"/>
-          <w:sz w:val="20"/>
-          <w:szCs w:val="20"/>
-          <w:lang w:eastAsia="en-IN"/>
-        </w:rPr>
-        <w:t xml:space="preserve">"Hello from " </w:t>
-      </w:r>
-      <w:r>
-        <w:rPr>
-          <w:rFonts w:ascii="Courier New" w:eastAsia="Times New Roman" w:hAnsi="Courier New" w:cs="Courier New"/>
-          <w:color w:val="BCBEC4"/>
-          <w:sz w:val="20"/>
-          <w:szCs w:val="20"/>
-          <w:lang w:eastAsia="en-IN"/>
-        </w:rPr>
-        <w:t xml:space="preserve">+ </w:t>
-      </w:r>
-      <w:proofErr w:type="spellStart"/>
-      <w:r>
-        <w:rPr>
-          <w:rFonts w:ascii="Courier New" w:eastAsia="Times New Roman" w:hAnsi="Courier New" w:cs="Courier New"/>
-          <w:color w:val="BCBEC4"/>
-          <w:sz w:val="20"/>
-          <w:szCs w:val="20"/>
-          <w:lang w:eastAsia="en-IN"/>
-        </w:rPr>
-        <w:t>Thread.</w:t>
-      </w:r>
-      <w:r>
-        <w:rPr>
-          <w:rFonts w:ascii="Courier New" w:eastAsia="Times New Roman" w:hAnsi="Courier New" w:cs="Courier New"/>
-          <w:i/>
-          <w:iCs/>
-          <w:color w:val="BCBEC4"/>
-          <w:sz w:val="20"/>
-          <w:szCs w:val="20"/>
-          <w:lang w:eastAsia="en-IN"/>
-        </w:rPr>
-        <w:t>currentThread</w:t>
-      </w:r>
-      <w:proofErr w:type="spellEnd"/>
-      <w:r>
-        <w:rPr>
-          <w:rFonts w:ascii="Courier New" w:eastAsia="Times New Roman" w:hAnsi="Courier New" w:cs="Courier New"/>
-          <w:color w:val="BCBEC4"/>
-          <w:sz w:val="20"/>
-          <w:szCs w:val="20"/>
-          <w:lang w:eastAsia="en-IN"/>
-        </w:rPr>
-        <w:t>().</w:t>
-      </w:r>
-      <w:proofErr w:type="spellStart"/>
-      <w:r>
-        <w:rPr>
-          <w:rFonts w:ascii="Courier New" w:eastAsia="Times New Roman" w:hAnsi="Courier New" w:cs="Courier New"/>
-          <w:color w:val="BCBEC4"/>
-          <w:sz w:val="20"/>
-          <w:szCs w:val="20"/>
-          <w:lang w:eastAsia="en-IN"/>
-        </w:rPr>
-        <w:t>getName</w:t>
-      </w:r>
-      <w:proofErr w:type="spellEnd"/>
-      <w:r>
-        <w:rPr>
-          <w:rFonts w:ascii="Courier New" w:eastAsia="Times New Roman" w:hAnsi="Courier New" w:cs="Courier New"/>
-          <w:color w:val="BCBEC4"/>
-          <w:sz w:val="20"/>
-          <w:szCs w:val="20"/>
-          <w:lang w:eastAsia="en-IN"/>
-        </w:rPr>
-        <w:t>());</w:t>
-      </w:r>
-      <w:r>
-        <w:rPr>
-          <w:rFonts w:ascii="Courier New" w:eastAsia="Times New Roman" w:hAnsi="Courier New" w:cs="Courier New"/>
-          <w:color w:val="BCBEC4"/>
-          <w:sz w:val="20"/>
-          <w:szCs w:val="20"/>
-          <w:lang w:eastAsia="en-IN"/>
-        </w:rPr>
-        <w:br/>
-        <w:t xml:space="preserve">    }</w:t>
-      </w:r>
-      <w:r>
-        <w:rPr>
-          <w:rFonts w:ascii="Courier New" w:eastAsia="Times New Roman" w:hAnsi="Courier New" w:cs="Courier New"/>
-          <w:color w:val="BCBEC4"/>
-          <w:sz w:val="20"/>
-          <w:szCs w:val="20"/>
-          <w:lang w:eastAsia="en-IN"/>
-        </w:rPr>
-        <w:br/>
-        <w:t>}</w:t>
-      </w:r>
-    </w:p>
-    <w:p>
-      <w:pPr>
-        <w:spacing w:before="240"/>
-        <w:rPr>
-          <w:sz w:val="24"/>
-          <w:lang w:eastAsia="en-IN"/>
-        </w:rPr>
-      </w:pPr>
-      <w:proofErr w:type="spellStart"/>
-      <w:r>
-        <w:rPr>
-          <w:sz w:val="24"/>
-          <w:lang w:eastAsia="en-IN"/>
-        </w:rPr>
-        <w:t>Ans</w:t>
-      </w:r>
-      <w:proofErr w:type="spellEnd"/>
-      <w:r>
-        <w:rPr>
-          <w:sz w:val="24"/>
-          <w:lang w:eastAsia="en-IN"/>
-        </w:rPr>
-        <w:t xml:space="preserve">: Join stops the execution of thread from which other thread is called. So, here m1 is called from main thread, and on line </w:t>
-      </w:r>
-      <w:proofErr w:type="gramStart"/>
-      <w:r>
-        <w:rPr>
-          <w:sz w:val="24"/>
-          <w:lang w:eastAsia="en-IN"/>
-        </w:rPr>
-        <w:t>m1.join(</w:t>
-      </w:r>
-      <w:proofErr w:type="gramEnd"/>
-      <w:r>
-        <w:rPr>
-          <w:sz w:val="24"/>
-          <w:lang w:eastAsia="en-IN"/>
-        </w:rPr>
-        <w:t>), execution of main thread is paused till m1 executes. So m2 is not started till m1 executes. Later same happens with m2. So first m1 is executed then m2 then last line.</w:t>
-      </w:r>
-    </w:p>
-    <w:p>
-      <w:pPr>
-        <w:spacing w:before="240"/>
-        <w:rPr>
-          <w:sz w:val="24"/>
-          <w:lang w:eastAsia="en-IN"/>
-        </w:rPr>
-      </w:pPr>
-      <w:r>
-        <w:rPr>
-          <w:sz w:val="24"/>
-          <w:lang w:eastAsia="en-IN"/>
-        </w:rPr>
-        <w:t>Output:</w:t>
-      </w:r>
-    </w:p>
-    <w:p>
-      <w:pPr>
-        <w:spacing w:after="0"/>
-        <w:ind w:left="720"/>
-        <w:rPr>
-          <w:sz w:val="20"/>
-          <w:lang w:eastAsia="en-IN"/>
-        </w:rPr>
-      </w:pPr>
-      <w:r>
-        <w:rPr>
-          <w:sz w:val="20"/>
-          <w:lang w:eastAsia="en-IN"/>
-        </w:rPr>
-        <w:t>Hi from Thread-0</w:t>
-      </w:r>
-    </w:p>
-    <w:p>
-      <w:pPr>
-        <w:spacing w:after="0"/>
-        <w:ind w:left="720"/>
-        <w:rPr>
-          <w:sz w:val="20"/>
-          <w:lang w:eastAsia="en-IN"/>
-        </w:rPr>
-      </w:pPr>
-      <w:r>
-        <w:rPr>
-          <w:sz w:val="20"/>
-          <w:lang w:eastAsia="en-IN"/>
-        </w:rPr>
-        <w:t>0=&gt;Thread-0</w:t>
-      </w:r>
-    </w:p>
-    <w:p>
-      <w:pPr>
-        <w:spacing w:after="0"/>
-        <w:ind w:left="720"/>
-        <w:rPr>
-          <w:sz w:val="20"/>
-          <w:lang w:eastAsia="en-IN"/>
-        </w:rPr>
-      </w:pPr>
-      <w:r>
-        <w:rPr>
-          <w:sz w:val="20"/>
-          <w:lang w:eastAsia="en-IN"/>
-        </w:rPr>
-        <w:t>1=&gt;Thread-0</w:t>
-      </w:r>
-    </w:p>
-    <w:p>
-      <w:pPr>
-        <w:spacing w:after="0"/>
-        <w:ind w:left="720"/>
-        <w:rPr>
-          <w:sz w:val="20"/>
-          <w:lang w:eastAsia="en-IN"/>
-        </w:rPr>
-      </w:pPr>
-      <w:r>
-        <w:rPr>
-          <w:sz w:val="20"/>
-          <w:lang w:eastAsia="en-IN"/>
-        </w:rPr>
-        <w:t>2=&gt;Thread-0</w:t>
-      </w:r>
-    </w:p>
-    <w:p>
-      <w:pPr>
-        <w:spacing w:after="0"/>
-        <w:ind w:left="720"/>
-        <w:rPr>
-          <w:sz w:val="20"/>
-          <w:lang w:eastAsia="en-IN"/>
-        </w:rPr>
-      </w:pPr>
-      <w:r>
-        <w:rPr>
-          <w:sz w:val="20"/>
-          <w:lang w:eastAsia="en-IN"/>
-        </w:rPr>
-        <w:t>Hi from Thread-1</w:t>
-      </w:r>
-    </w:p>
-    <w:p>
-      <w:pPr>
-        <w:spacing w:after="0"/>
-        <w:ind w:left="720"/>
-        <w:rPr>
-          <w:sz w:val="20"/>
-          <w:lang w:eastAsia="en-IN"/>
-        </w:rPr>
-      </w:pPr>
-      <w:r>
-        <w:rPr>
-          <w:sz w:val="20"/>
-          <w:lang w:eastAsia="en-IN"/>
-        </w:rPr>
-        <w:t>0=&gt;Thread-1</w:t>
-      </w:r>
-    </w:p>
-    <w:p>
-      <w:pPr>
-        <w:spacing w:after="0"/>
-        <w:ind w:left="720"/>
-        <w:rPr>
-          <w:sz w:val="20"/>
-          <w:lang w:eastAsia="en-IN"/>
-        </w:rPr>
-      </w:pPr>
-      <w:r>
-        <w:rPr>
-          <w:sz w:val="20"/>
-          <w:lang w:eastAsia="en-IN"/>
-        </w:rPr>
-        <w:t>1=&gt;Thread-1</w:t>
-      </w:r>
-    </w:p>
-    <w:p>
-      <w:pPr>
-        <w:spacing w:after="0"/>
-        <w:ind w:left="720"/>
-        <w:rPr>
-          <w:sz w:val="20"/>
-          <w:lang w:eastAsia="en-IN"/>
-        </w:rPr>
-      </w:pPr>
-      <w:r>
-        <w:rPr>
-          <w:sz w:val="20"/>
-          <w:lang w:eastAsia="en-IN"/>
-        </w:rPr>
-        <w:t>2=&gt;Thread-1</w:t>
-      </w:r>
-    </w:p>
-    <w:p>
-      <w:pPr>
-        <w:spacing w:after="0"/>
-        <w:ind w:left="720"/>
-        <w:rPr>
-          <w:sz w:val="20"/>
-          <w:lang w:eastAsia="en-IN"/>
-        </w:rPr>
-      </w:pPr>
-      <w:r>
-        <w:rPr>
-          <w:sz w:val="20"/>
-          <w:lang w:eastAsia="en-IN"/>
-        </w:rPr>
-        <w:t>Hello from main</w:t>
-      </w:r>
-    </w:p>
-    <w:p>
-      <w:pPr>
-        <w:spacing w:after="0"/>
-        <w:ind w:left="720"/>
-        <w:rPr>
-          <w:sz w:val="20"/>
-          <w:lang w:eastAsia="en-IN"/>
-        </w:rPr>
-      </w:pPr>
-    </w:p>
-    <w:p>
-      <w:pPr>
-        <w:spacing w:after="0"/>
-        <w:ind w:left="720"/>
-        <w:rPr>
-          <w:sz w:val="20"/>
-          <w:lang w:eastAsia="en-IN"/>
-        </w:rPr>
-      </w:pPr>
-    </w:p>
-    <w:p>
-      <w:pPr>
-        <w:spacing w:after="0"/>
-        <w:ind w:left="720"/>
-        <w:rPr>
-          <w:sz w:val="20"/>
-          <w:lang w:eastAsia="en-IN"/>
-        </w:rPr>
-      </w:pPr>
-    </w:p>
-    <w:p>
-      <w:pPr>
-        <w:spacing w:after="0"/>
-        <w:ind w:left="720"/>
-        <w:rPr>
-          <w:sz w:val="20"/>
-          <w:lang w:eastAsia="en-IN"/>
-        </w:rPr>
-      </w:pPr>
-    </w:p>
-    <w:p>
-      <w:pPr>
-        <w:spacing w:after="0"/>
-        <w:ind w:left="720"/>
-        <w:rPr>
-          <w:sz w:val="20"/>
-          <w:lang w:eastAsia="en-IN"/>
-        </w:rPr>
-      </w:pPr>
-    </w:p>
-    <w:p>
-      <w:pPr>
-        <w:spacing w:after="0"/>
-        <w:ind w:left="720"/>
-        <w:rPr>
-          <w:sz w:val="20"/>
-          <w:lang w:eastAsia="en-IN"/>
-        </w:rPr>
-      </w:pPr>
-    </w:p>
-    <w:p>
-      <w:pPr>
-        <w:spacing w:after="0"/>
-        <w:ind w:left="720"/>
-        <w:rPr>
-          <w:sz w:val="20"/>
-          <w:lang w:eastAsia="en-IN"/>
-        </w:rPr>
-      </w:pPr>
-    </w:p>
-    <w:p>
-      <w:pPr>
-        <w:spacing w:after="0"/>
-        <w:ind w:left="720"/>
-        <w:rPr>
-          <w:sz w:val="20"/>
-          <w:lang w:eastAsia="en-IN"/>
-        </w:rPr>
-      </w:pPr>
-    </w:p>
-    <w:p>
-      <w:pPr>
-        <w:spacing w:after="0"/>
-        <w:ind w:left="720"/>
-        <w:rPr>
-          <w:sz w:val="20"/>
-          <w:lang w:eastAsia="en-IN"/>
-        </w:rPr>
-      </w:pPr>
-    </w:p>
-    <w:p>
-      <w:pPr>
-        <w:spacing w:after="0"/>
-        <w:ind w:left="720"/>
-        <w:rPr>
-          <w:sz w:val="20"/>
-          <w:lang w:eastAsia="en-IN"/>
-        </w:rPr>
-      </w:pPr>
-    </w:p>
-    <w:p>
-      <w:pPr>
-        <w:spacing w:after="0"/>
-        <w:ind w:left="720"/>
-        <w:rPr>
-          <w:sz w:val="20"/>
-          <w:lang w:eastAsia="en-IN"/>
-        </w:rPr>
-      </w:pPr>
-    </w:p>
-    <w:p>
-      <w:pPr>
-        <w:spacing w:after="0"/>
-        <w:ind w:left="720"/>
-        <w:rPr>
-          <w:sz w:val="20"/>
-          <w:lang w:eastAsia="en-IN"/>
-        </w:rPr>
-      </w:pPr>
-    </w:p>
-    <w:p>
-      <w:pPr>
-        <w:spacing w:after="0"/>
-        <w:ind w:left="720"/>
-        <w:rPr>
-          <w:sz w:val="20"/>
-          <w:lang w:eastAsia="en-IN"/>
-        </w:rPr>
-      </w:pPr>
-    </w:p>
-    <w:p>
-      <w:pPr>
-        <w:spacing w:after="0"/>
-        <w:ind w:left="720"/>
-        <w:rPr>
-          <w:sz w:val="20"/>
-          <w:lang w:eastAsia="en-IN"/>
-        </w:rPr>
-      </w:pPr>
-    </w:p>
-    <w:p>
-      <w:pPr>
-        <w:spacing w:after="0"/>
-        <w:ind w:left="720"/>
-        <w:rPr>
-          <w:sz w:val="20"/>
-          <w:lang w:eastAsia="en-IN"/>
-        </w:rPr>
-      </w:pPr>
-    </w:p>
-    <w:p>
-      <w:pPr>
-        <w:spacing w:after="0"/>
-        <w:ind w:left="720"/>
-        <w:rPr>
-          <w:sz w:val="20"/>
-          <w:lang w:eastAsia="en-IN"/>
-        </w:rPr>
-      </w:pPr>
-    </w:p>
-    <w:p>
-      <w:pPr>
-        <w:spacing w:after="0"/>
-        <w:ind w:left="720"/>
-        <w:rPr>
-          <w:sz w:val="20"/>
-          <w:lang w:eastAsia="en-IN"/>
-        </w:rPr>
-      </w:pPr>
-    </w:p>
-    <w:p>
-      <w:pPr>
-        <w:spacing w:before="240"/>
-        <w:rPr>
-          <w:b/>
-          <w:sz w:val="24"/>
-          <w:lang w:eastAsia="en-IN"/>
-        </w:rPr>
-      </w:pPr>
-      <w:r>
-        <w:rPr>
-          <w:b/>
-          <w:sz w:val="24"/>
-          <w:lang w:eastAsia="en-IN"/>
-        </w:rPr>
-        <w:lastRenderedPageBreak/>
-        <w:t xml:space="preserve">       10</w:t>
-      </w:r>
-      <w:r>
-        <w:rPr>
-          <w:b/>
-          <w:sz w:val="24"/>
-          <w:lang w:eastAsia="en-IN"/>
-        </w:rPr>
-        <w:t>. What is output for this?</w:t>
-      </w:r>
-    </w:p>
-    <w:p>
-      <w:pPr>
-        <w:shd w:val="clear" w:color="auto" w:fill="1E1F22"/>
-        <w:tabs>
-          <w:tab w:val="left" w:pos="916"/>
-          <w:tab w:val="left" w:pos="1832"/>
-          <w:tab w:val="left" w:pos="2748"/>
-          <w:tab w:val="left" w:pos="3664"/>
-          <w:tab w:val="left" w:pos="4580"/>
-          <w:tab w:val="left" w:pos="5496"/>
-          <w:tab w:val="left" w:pos="6412"/>
-          <w:tab w:val="left" w:pos="7328"/>
-          <w:tab w:val="left" w:pos="8244"/>
-          <w:tab w:val="left" w:pos="9160"/>
-          <w:tab w:val="left" w:pos="10076"/>
-          <w:tab w:val="left" w:pos="10992"/>
-          <w:tab w:val="left" w:pos="11908"/>
-          <w:tab w:val="left" w:pos="12824"/>
-          <w:tab w:val="left" w:pos="13740"/>
-          <w:tab w:val="left" w:pos="14656"/>
-        </w:tabs>
-        <w:spacing w:after="0" w:line="240" w:lineRule="auto"/>
-        <w:rPr>
-          <w:rFonts w:ascii="Courier New" w:eastAsia="Times New Roman" w:hAnsi="Courier New" w:cs="Courier New"/>
-          <w:color w:val="BCBEC4"/>
-          <w:sz w:val="20"/>
-          <w:szCs w:val="20"/>
-          <w:lang w:eastAsia="en-IN"/>
-        </w:rPr>
-      </w:pPr>
-      <w:r>
-        <w:rPr>
-          <w:rFonts w:ascii="Courier New" w:eastAsia="Times New Roman" w:hAnsi="Courier New" w:cs="Courier New"/>
-          <w:color w:val="CF8E6D"/>
-          <w:sz w:val="20"/>
-          <w:szCs w:val="20"/>
-          <w:lang w:eastAsia="en-IN"/>
-        </w:rPr>
-        <w:t xml:space="preserve">class </w:t>
-      </w:r>
-      <w:proofErr w:type="spellStart"/>
-      <w:r>
-        <w:rPr>
-          <w:rFonts w:ascii="Courier New" w:eastAsia="Times New Roman" w:hAnsi="Courier New" w:cs="Courier New"/>
-          <w:color w:val="BCBEC4"/>
-          <w:sz w:val="20"/>
-          <w:szCs w:val="20"/>
-          <w:lang w:eastAsia="en-IN"/>
-        </w:rPr>
-        <w:t>MyThread</w:t>
-      </w:r>
-      <w:proofErr w:type="spellEnd"/>
-      <w:r>
-        <w:rPr>
-          <w:rFonts w:ascii="Courier New" w:eastAsia="Times New Roman" w:hAnsi="Courier New" w:cs="Courier New"/>
-          <w:color w:val="BCBEC4"/>
-          <w:sz w:val="20"/>
-          <w:szCs w:val="20"/>
-          <w:lang w:eastAsia="en-IN"/>
-        </w:rPr>
-        <w:t xml:space="preserve"> </w:t>
-      </w:r>
-      <w:r>
-        <w:rPr>
-          <w:rFonts w:ascii="Courier New" w:eastAsia="Times New Roman" w:hAnsi="Courier New" w:cs="Courier New"/>
-          <w:color w:val="CF8E6D"/>
-          <w:sz w:val="20"/>
-          <w:szCs w:val="20"/>
-          <w:lang w:eastAsia="en-IN"/>
-        </w:rPr>
-        <w:t xml:space="preserve">extends </w:t>
-      </w:r>
-      <w:r>
-        <w:rPr>
-          <w:rFonts w:ascii="Courier New" w:eastAsia="Times New Roman" w:hAnsi="Courier New" w:cs="Courier New"/>
-          <w:color w:val="BCBEC4"/>
-          <w:sz w:val="20"/>
-          <w:szCs w:val="20"/>
-          <w:lang w:eastAsia="en-IN"/>
-        </w:rPr>
-        <w:t>Thread{</w:t>
-      </w:r>
-      <w:r>
-        <w:rPr>
-          <w:rFonts w:ascii="Courier New" w:eastAsia="Times New Roman" w:hAnsi="Courier New" w:cs="Courier New"/>
-          <w:color w:val="BCBEC4"/>
-          <w:sz w:val="20"/>
-          <w:szCs w:val="20"/>
-          <w:lang w:eastAsia="en-IN"/>
-        </w:rPr>
-        <w:br/>
-        <w:t xml:space="preserve">    </w:t>
-      </w:r>
-      <w:r>
-        <w:rPr>
-          <w:rFonts w:ascii="Courier New" w:eastAsia="Times New Roman" w:hAnsi="Courier New" w:cs="Courier New"/>
-          <w:color w:val="7A7E85"/>
-          <w:sz w:val="20"/>
-          <w:szCs w:val="20"/>
-          <w:lang w:eastAsia="en-IN"/>
-        </w:rPr>
-        <w:t>//</w:t>
-      </w:r>
-      <w:proofErr w:type="spellStart"/>
-      <w:r>
-        <w:rPr>
-          <w:rFonts w:ascii="Courier New" w:eastAsia="Times New Roman" w:hAnsi="Courier New" w:cs="Courier New"/>
-          <w:color w:val="7A7E85"/>
-          <w:sz w:val="20"/>
-          <w:szCs w:val="20"/>
-          <w:lang w:eastAsia="en-IN"/>
-        </w:rPr>
-        <w:t>thread.start</w:t>
-      </w:r>
-      <w:proofErr w:type="spellEnd"/>
-      <w:r>
-        <w:rPr>
-          <w:rFonts w:ascii="Courier New" w:eastAsia="Times New Roman" w:hAnsi="Courier New" w:cs="Courier New"/>
-          <w:color w:val="7A7E85"/>
-          <w:sz w:val="20"/>
-          <w:szCs w:val="20"/>
-          <w:lang w:eastAsia="en-IN"/>
-        </w:rPr>
-        <w:t xml:space="preserve"> runs run function ( we must override this in our thread class)</w:t>
-      </w:r>
-      <w:r>
-        <w:rPr>
-          <w:rFonts w:ascii="Courier New" w:eastAsia="Times New Roman" w:hAnsi="Courier New" w:cs="Courier New"/>
-          <w:color w:val="7A7E85"/>
-          <w:sz w:val="20"/>
-          <w:szCs w:val="20"/>
-          <w:lang w:eastAsia="en-IN"/>
-        </w:rPr>
-        <w:br/>
-        <w:t xml:space="preserve">    </w:t>
-      </w:r>
-      <w:r>
-        <w:rPr>
-          <w:rFonts w:ascii="Courier New" w:eastAsia="Times New Roman" w:hAnsi="Courier New" w:cs="Courier New"/>
-          <w:color w:val="CF8E6D"/>
-          <w:sz w:val="20"/>
-          <w:szCs w:val="20"/>
-          <w:lang w:eastAsia="en-IN"/>
-        </w:rPr>
-        <w:t xml:space="preserve">public void </w:t>
-      </w:r>
-      <w:r>
-        <w:rPr>
-          <w:rFonts w:ascii="Courier New" w:eastAsia="Times New Roman" w:hAnsi="Courier New" w:cs="Courier New"/>
-          <w:color w:val="56A8F5"/>
-          <w:sz w:val="20"/>
-          <w:szCs w:val="20"/>
-          <w:lang w:eastAsia="en-IN"/>
-        </w:rPr>
-        <w:t>run</w:t>
-      </w:r>
-      <w:r>
-        <w:rPr>
-          <w:rFonts w:ascii="Courier New" w:eastAsia="Times New Roman" w:hAnsi="Courier New" w:cs="Courier New"/>
-          <w:color w:val="BCBEC4"/>
-          <w:sz w:val="20"/>
-          <w:szCs w:val="20"/>
-          <w:lang w:eastAsia="en-IN"/>
-        </w:rPr>
-        <w:t>(){</w:t>
-      </w:r>
-      <w:r>
-        <w:rPr>
-          <w:rFonts w:ascii="Courier New" w:eastAsia="Times New Roman" w:hAnsi="Courier New" w:cs="Courier New"/>
-          <w:color w:val="BCBEC4"/>
-          <w:sz w:val="20"/>
-          <w:szCs w:val="20"/>
-          <w:lang w:eastAsia="en-IN"/>
-        </w:rPr>
-        <w:br/>
-        <w:t xml:space="preserve">        </w:t>
-      </w:r>
-      <w:proofErr w:type="spellStart"/>
-      <w:r>
-        <w:rPr>
-          <w:rFonts w:ascii="Courier New" w:eastAsia="Times New Roman" w:hAnsi="Courier New" w:cs="Courier New"/>
-          <w:color w:val="BCBEC4"/>
-          <w:sz w:val="20"/>
-          <w:szCs w:val="20"/>
-          <w:lang w:eastAsia="en-IN"/>
-        </w:rPr>
-        <w:t>System.</w:t>
-      </w:r>
-      <w:r>
-        <w:rPr>
-          <w:rFonts w:ascii="Courier New" w:eastAsia="Times New Roman" w:hAnsi="Courier New" w:cs="Courier New"/>
-          <w:i/>
-          <w:iCs/>
-          <w:color w:val="C77DBB"/>
-          <w:sz w:val="20"/>
-          <w:szCs w:val="20"/>
-          <w:lang w:eastAsia="en-IN"/>
-        </w:rPr>
-        <w:t>out</w:t>
-      </w:r>
-      <w:r>
-        <w:rPr>
-          <w:rFonts w:ascii="Courier New" w:eastAsia="Times New Roman" w:hAnsi="Courier New" w:cs="Courier New"/>
-          <w:color w:val="BCBEC4"/>
-          <w:sz w:val="20"/>
-          <w:szCs w:val="20"/>
-          <w:lang w:eastAsia="en-IN"/>
-        </w:rPr>
-        <w:t>.println</w:t>
-      </w:r>
-      <w:proofErr w:type="spellEnd"/>
-      <w:r>
-        <w:rPr>
-          <w:rFonts w:ascii="Courier New" w:eastAsia="Times New Roman" w:hAnsi="Courier New" w:cs="Courier New"/>
-          <w:color w:val="BCBEC4"/>
-          <w:sz w:val="20"/>
-          <w:szCs w:val="20"/>
-          <w:lang w:eastAsia="en-IN"/>
-        </w:rPr>
-        <w:t>(</w:t>
-      </w:r>
-      <w:r>
-        <w:rPr>
-          <w:rFonts w:ascii="Courier New" w:eastAsia="Times New Roman" w:hAnsi="Courier New" w:cs="Courier New"/>
-          <w:color w:val="6AAB73"/>
-          <w:sz w:val="20"/>
-          <w:szCs w:val="20"/>
-          <w:lang w:eastAsia="en-IN"/>
-        </w:rPr>
-        <w:t xml:space="preserve">"Hi from " </w:t>
-      </w:r>
-      <w:r>
-        <w:rPr>
-          <w:rFonts w:ascii="Courier New" w:eastAsia="Times New Roman" w:hAnsi="Courier New" w:cs="Courier New"/>
-          <w:color w:val="BCBEC4"/>
-          <w:sz w:val="20"/>
-          <w:szCs w:val="20"/>
-          <w:lang w:eastAsia="en-IN"/>
-        </w:rPr>
-        <w:t xml:space="preserve">+ </w:t>
-      </w:r>
-      <w:proofErr w:type="spellStart"/>
-      <w:r>
-        <w:rPr>
-          <w:rFonts w:ascii="Courier New" w:eastAsia="Times New Roman" w:hAnsi="Courier New" w:cs="Courier New"/>
-          <w:color w:val="BCBEC4"/>
-          <w:sz w:val="20"/>
-          <w:szCs w:val="20"/>
-          <w:lang w:eastAsia="en-IN"/>
-        </w:rPr>
-        <w:t>Thread.</w:t>
-      </w:r>
-      <w:r>
-        <w:rPr>
-          <w:rFonts w:ascii="Courier New" w:eastAsia="Times New Roman" w:hAnsi="Courier New" w:cs="Courier New"/>
-          <w:i/>
-          <w:iCs/>
-          <w:color w:val="BCBEC4"/>
-          <w:sz w:val="20"/>
-          <w:szCs w:val="20"/>
-          <w:lang w:eastAsia="en-IN"/>
-        </w:rPr>
-        <w:t>currentThread</w:t>
-      </w:r>
-      <w:proofErr w:type="spellEnd"/>
-      <w:r>
-        <w:rPr>
-          <w:rFonts w:ascii="Courier New" w:eastAsia="Times New Roman" w:hAnsi="Courier New" w:cs="Courier New"/>
-          <w:color w:val="BCBEC4"/>
-          <w:sz w:val="20"/>
-          <w:szCs w:val="20"/>
-          <w:lang w:eastAsia="en-IN"/>
-        </w:rPr>
-        <w:t>().</w:t>
-      </w:r>
-      <w:proofErr w:type="spellStart"/>
-      <w:r>
-        <w:rPr>
-          <w:rFonts w:ascii="Courier New" w:eastAsia="Times New Roman" w:hAnsi="Courier New" w:cs="Courier New"/>
-          <w:color w:val="BCBEC4"/>
-          <w:sz w:val="20"/>
-          <w:szCs w:val="20"/>
-          <w:lang w:eastAsia="en-IN"/>
-        </w:rPr>
-        <w:t>getName</w:t>
-      </w:r>
-      <w:proofErr w:type="spellEnd"/>
-      <w:r>
-        <w:rPr>
-          <w:rFonts w:ascii="Courier New" w:eastAsia="Times New Roman" w:hAnsi="Courier New" w:cs="Courier New"/>
-          <w:color w:val="BCBEC4"/>
-          <w:sz w:val="20"/>
-          <w:szCs w:val="20"/>
-          <w:lang w:eastAsia="en-IN"/>
-        </w:rPr>
-        <w:t>());</w:t>
-      </w:r>
-      <w:r>
-        <w:rPr>
-          <w:rFonts w:ascii="Courier New" w:eastAsia="Times New Roman" w:hAnsi="Courier New" w:cs="Courier New"/>
-          <w:color w:val="BCBEC4"/>
-          <w:sz w:val="20"/>
-          <w:szCs w:val="20"/>
-          <w:lang w:eastAsia="en-IN"/>
-        </w:rPr>
-        <w:br/>
-        <w:t xml:space="preserve">        </w:t>
-      </w:r>
-      <w:r>
-        <w:rPr>
-          <w:rFonts w:ascii="Courier New" w:eastAsia="Times New Roman" w:hAnsi="Courier New" w:cs="Courier New"/>
-          <w:color w:val="CF8E6D"/>
-          <w:sz w:val="20"/>
-          <w:szCs w:val="20"/>
-          <w:lang w:eastAsia="en-IN"/>
-        </w:rPr>
-        <w:t>for</w:t>
-      </w:r>
-      <w:r>
-        <w:rPr>
-          <w:rFonts w:ascii="Courier New" w:eastAsia="Times New Roman" w:hAnsi="Courier New" w:cs="Courier New"/>
-          <w:color w:val="BCBEC4"/>
-          <w:sz w:val="20"/>
-          <w:szCs w:val="20"/>
-          <w:lang w:eastAsia="en-IN"/>
-        </w:rPr>
-        <w:t>(</w:t>
-      </w:r>
-      <w:proofErr w:type="spellStart"/>
-      <w:r>
-        <w:rPr>
-          <w:rFonts w:ascii="Courier New" w:eastAsia="Times New Roman" w:hAnsi="Courier New" w:cs="Courier New"/>
-          <w:color w:val="CF8E6D"/>
-          <w:sz w:val="20"/>
-          <w:szCs w:val="20"/>
-          <w:lang w:eastAsia="en-IN"/>
-        </w:rPr>
-        <w:t>int</w:t>
-      </w:r>
-      <w:proofErr w:type="spellEnd"/>
-      <w:r>
-        <w:rPr>
-          <w:rFonts w:ascii="Courier New" w:eastAsia="Times New Roman" w:hAnsi="Courier New" w:cs="Courier New"/>
-          <w:color w:val="CF8E6D"/>
-          <w:sz w:val="20"/>
-          <w:szCs w:val="20"/>
-          <w:lang w:eastAsia="en-IN"/>
-        </w:rPr>
-        <w:t xml:space="preserve"> </w:t>
-      </w:r>
-      <w:proofErr w:type="spellStart"/>
-      <w:r>
-        <w:rPr>
-          <w:rFonts w:ascii="Courier New" w:eastAsia="Times New Roman" w:hAnsi="Courier New" w:cs="Courier New"/>
-          <w:color w:val="BCBEC4"/>
-          <w:sz w:val="20"/>
-          <w:szCs w:val="20"/>
-          <w:lang w:eastAsia="en-IN"/>
-        </w:rPr>
-        <w:t>i</w:t>
-      </w:r>
-      <w:proofErr w:type="spellEnd"/>
-      <w:r>
-        <w:rPr>
-          <w:rFonts w:ascii="Courier New" w:eastAsia="Times New Roman" w:hAnsi="Courier New" w:cs="Courier New"/>
-          <w:color w:val="BCBEC4"/>
-          <w:sz w:val="20"/>
-          <w:szCs w:val="20"/>
-          <w:lang w:eastAsia="en-IN"/>
-        </w:rPr>
-        <w:t>=</w:t>
-      </w:r>
-      <w:r>
-        <w:rPr>
-          <w:rFonts w:ascii="Courier New" w:eastAsia="Times New Roman" w:hAnsi="Courier New" w:cs="Courier New"/>
-          <w:color w:val="2AACB8"/>
-          <w:sz w:val="20"/>
-          <w:szCs w:val="20"/>
-          <w:lang w:eastAsia="en-IN"/>
-        </w:rPr>
-        <w:t>0</w:t>
-      </w:r>
-      <w:r>
-        <w:rPr>
-          <w:rFonts w:ascii="Courier New" w:eastAsia="Times New Roman" w:hAnsi="Courier New" w:cs="Courier New"/>
-          <w:color w:val="BCBEC4"/>
-          <w:sz w:val="20"/>
-          <w:szCs w:val="20"/>
-          <w:lang w:eastAsia="en-IN"/>
-        </w:rPr>
-        <w:t>;i&lt;</w:t>
-      </w:r>
-      <w:r>
-        <w:rPr>
-          <w:rFonts w:ascii="Courier New" w:eastAsia="Times New Roman" w:hAnsi="Courier New" w:cs="Courier New"/>
-          <w:color w:val="2AACB8"/>
-          <w:sz w:val="20"/>
-          <w:szCs w:val="20"/>
-          <w:lang w:eastAsia="en-IN"/>
-        </w:rPr>
-        <w:t>3</w:t>
-      </w:r>
-      <w:r>
-        <w:rPr>
-          <w:rFonts w:ascii="Courier New" w:eastAsia="Times New Roman" w:hAnsi="Courier New" w:cs="Courier New"/>
-          <w:color w:val="BCBEC4"/>
-          <w:sz w:val="20"/>
-          <w:szCs w:val="20"/>
-          <w:lang w:eastAsia="en-IN"/>
-        </w:rPr>
-        <w:t>;i++){</w:t>
-      </w:r>
-      <w:r>
-        <w:rPr>
-          <w:rFonts w:ascii="Courier New" w:eastAsia="Times New Roman" w:hAnsi="Courier New" w:cs="Courier New"/>
-          <w:color w:val="BCBEC4"/>
-          <w:sz w:val="20"/>
-          <w:szCs w:val="20"/>
-          <w:lang w:eastAsia="en-IN"/>
-        </w:rPr>
-        <w:br/>
-        <w:t xml:space="preserve">            </w:t>
-      </w:r>
-      <w:proofErr w:type="spellStart"/>
-      <w:r>
-        <w:rPr>
-          <w:rFonts w:ascii="Courier New" w:eastAsia="Times New Roman" w:hAnsi="Courier New" w:cs="Courier New"/>
-          <w:color w:val="BCBEC4"/>
-          <w:sz w:val="20"/>
-          <w:szCs w:val="20"/>
-          <w:lang w:eastAsia="en-IN"/>
-        </w:rPr>
-        <w:t>System.</w:t>
-      </w:r>
-      <w:r>
-        <w:rPr>
-          <w:rFonts w:ascii="Courier New" w:eastAsia="Times New Roman" w:hAnsi="Courier New" w:cs="Courier New"/>
-          <w:i/>
-          <w:iCs/>
-          <w:color w:val="C77DBB"/>
-          <w:sz w:val="20"/>
-          <w:szCs w:val="20"/>
-          <w:lang w:eastAsia="en-IN"/>
-        </w:rPr>
-        <w:t>out</w:t>
-      </w:r>
-      <w:r>
-        <w:rPr>
-          <w:rFonts w:ascii="Courier New" w:eastAsia="Times New Roman" w:hAnsi="Courier New" w:cs="Courier New"/>
-          <w:color w:val="BCBEC4"/>
-          <w:sz w:val="20"/>
-          <w:szCs w:val="20"/>
-          <w:lang w:eastAsia="en-IN"/>
-        </w:rPr>
-        <w:t>.println</w:t>
-      </w:r>
-      <w:proofErr w:type="spellEnd"/>
-      <w:r>
-        <w:rPr>
-          <w:rFonts w:ascii="Courier New" w:eastAsia="Times New Roman" w:hAnsi="Courier New" w:cs="Courier New"/>
-          <w:color w:val="BCBEC4"/>
-          <w:sz w:val="20"/>
-          <w:szCs w:val="20"/>
-          <w:lang w:eastAsia="en-IN"/>
-        </w:rPr>
-        <w:t>(</w:t>
-      </w:r>
-      <w:proofErr w:type="spellStart"/>
-      <w:r>
-        <w:rPr>
-          <w:rFonts w:ascii="Courier New" w:eastAsia="Times New Roman" w:hAnsi="Courier New" w:cs="Courier New"/>
-          <w:color w:val="BCBEC4"/>
-          <w:sz w:val="20"/>
-          <w:szCs w:val="20"/>
-          <w:lang w:eastAsia="en-IN"/>
-        </w:rPr>
-        <w:t>i</w:t>
-      </w:r>
-      <w:proofErr w:type="spellEnd"/>
-      <w:r>
-        <w:rPr>
-          <w:rFonts w:ascii="Courier New" w:eastAsia="Times New Roman" w:hAnsi="Courier New" w:cs="Courier New"/>
-          <w:color w:val="BCBEC4"/>
-          <w:sz w:val="20"/>
-          <w:szCs w:val="20"/>
-          <w:lang w:eastAsia="en-IN"/>
-        </w:rPr>
-        <w:t xml:space="preserve"> + </w:t>
-      </w:r>
-      <w:r>
-        <w:rPr>
-          <w:rFonts w:ascii="Courier New" w:eastAsia="Times New Roman" w:hAnsi="Courier New" w:cs="Courier New"/>
-          <w:color w:val="6AAB73"/>
-          <w:sz w:val="20"/>
-          <w:szCs w:val="20"/>
-          <w:lang w:eastAsia="en-IN"/>
-        </w:rPr>
-        <w:t xml:space="preserve">"=&gt;" </w:t>
-      </w:r>
-      <w:r>
-        <w:rPr>
-          <w:rFonts w:ascii="Courier New" w:eastAsia="Times New Roman" w:hAnsi="Courier New" w:cs="Courier New"/>
-          <w:color w:val="BCBEC4"/>
-          <w:sz w:val="20"/>
-          <w:szCs w:val="20"/>
-          <w:lang w:eastAsia="en-IN"/>
-        </w:rPr>
-        <w:t xml:space="preserve">+ </w:t>
-      </w:r>
-      <w:proofErr w:type="spellStart"/>
-      <w:r>
-        <w:rPr>
-          <w:rFonts w:ascii="Courier New" w:eastAsia="Times New Roman" w:hAnsi="Courier New" w:cs="Courier New"/>
-          <w:color w:val="BCBEC4"/>
-          <w:sz w:val="20"/>
-          <w:szCs w:val="20"/>
-          <w:lang w:eastAsia="en-IN"/>
-        </w:rPr>
-        <w:t>Thread.</w:t>
-      </w:r>
-      <w:r>
-        <w:rPr>
-          <w:rFonts w:ascii="Courier New" w:eastAsia="Times New Roman" w:hAnsi="Courier New" w:cs="Courier New"/>
-          <w:i/>
-          <w:iCs/>
-          <w:color w:val="BCBEC4"/>
-          <w:sz w:val="20"/>
-          <w:szCs w:val="20"/>
-          <w:lang w:eastAsia="en-IN"/>
-        </w:rPr>
-        <w:t>currentThread</w:t>
-      </w:r>
-      <w:proofErr w:type="spellEnd"/>
-      <w:r>
-        <w:rPr>
-          <w:rFonts w:ascii="Courier New" w:eastAsia="Times New Roman" w:hAnsi="Courier New" w:cs="Courier New"/>
-          <w:color w:val="BCBEC4"/>
-          <w:sz w:val="20"/>
-          <w:szCs w:val="20"/>
-          <w:lang w:eastAsia="en-IN"/>
-        </w:rPr>
-        <w:t>().</w:t>
-      </w:r>
-      <w:proofErr w:type="spellStart"/>
-      <w:r>
-        <w:rPr>
-          <w:rFonts w:ascii="Courier New" w:eastAsia="Times New Roman" w:hAnsi="Courier New" w:cs="Courier New"/>
-          <w:color w:val="BCBEC4"/>
-          <w:sz w:val="20"/>
-          <w:szCs w:val="20"/>
-          <w:lang w:eastAsia="en-IN"/>
-        </w:rPr>
-        <w:t>getName</w:t>
-      </w:r>
-      <w:proofErr w:type="spellEnd"/>
-      <w:r>
-        <w:rPr>
-          <w:rFonts w:ascii="Courier New" w:eastAsia="Times New Roman" w:hAnsi="Courier New" w:cs="Courier New"/>
-          <w:color w:val="BCBEC4"/>
-          <w:sz w:val="20"/>
-          <w:szCs w:val="20"/>
-          <w:lang w:eastAsia="en-IN"/>
-        </w:rPr>
-        <w:t>());</w:t>
-      </w:r>
-      <w:r>
-        <w:rPr>
-          <w:rFonts w:ascii="Courier New" w:eastAsia="Times New Roman" w:hAnsi="Courier New" w:cs="Courier New"/>
-          <w:color w:val="BCBEC4"/>
-          <w:sz w:val="20"/>
-          <w:szCs w:val="20"/>
-          <w:lang w:eastAsia="en-IN"/>
-        </w:rPr>
-        <w:br/>
-        <w:t xml:space="preserve">        }</w:t>
-      </w:r>
-      <w:r>
-        <w:rPr>
-          <w:rFonts w:ascii="Courier New" w:eastAsia="Times New Roman" w:hAnsi="Courier New" w:cs="Courier New"/>
-          <w:color w:val="BCBEC4"/>
-          <w:sz w:val="20"/>
-          <w:szCs w:val="20"/>
-          <w:lang w:eastAsia="en-IN"/>
-        </w:rPr>
-        <w:br/>
-        <w:t xml:space="preserve">    }</w:t>
-      </w:r>
-      <w:r>
-        <w:rPr>
-          <w:rFonts w:ascii="Courier New" w:eastAsia="Times New Roman" w:hAnsi="Courier New" w:cs="Courier New"/>
-          <w:color w:val="BCBEC4"/>
-          <w:sz w:val="20"/>
-          <w:szCs w:val="20"/>
-          <w:lang w:eastAsia="en-IN"/>
-        </w:rPr>
-        <w:br/>
-        <w:t>}</w:t>
-      </w:r>
-      <w:r>
-        <w:rPr>
-          <w:rFonts w:ascii="Courier New" w:eastAsia="Times New Roman" w:hAnsi="Courier New" w:cs="Courier New"/>
-          <w:color w:val="BCBEC4"/>
-          <w:sz w:val="20"/>
-          <w:szCs w:val="20"/>
-          <w:lang w:eastAsia="en-IN"/>
-        </w:rPr>
-        <w:br/>
-      </w:r>
-      <w:r>
-        <w:rPr>
-          <w:rFonts w:ascii="Courier New" w:eastAsia="Times New Roman" w:hAnsi="Courier New" w:cs="Courier New"/>
-          <w:color w:val="BCBEC4"/>
-          <w:sz w:val="20"/>
-          <w:szCs w:val="20"/>
-          <w:lang w:eastAsia="en-IN"/>
-        </w:rPr>
-        <w:br/>
-      </w:r>
-      <w:r>
-        <w:rPr>
-          <w:rFonts w:ascii="Courier New" w:eastAsia="Times New Roman" w:hAnsi="Courier New" w:cs="Courier New"/>
-          <w:color w:val="CF8E6D"/>
-          <w:sz w:val="20"/>
-          <w:szCs w:val="20"/>
-          <w:lang w:eastAsia="en-IN"/>
-        </w:rPr>
-        <w:t xml:space="preserve">class </w:t>
-      </w:r>
-      <w:proofErr w:type="spellStart"/>
-      <w:r>
-        <w:rPr>
-          <w:rFonts w:ascii="Courier New" w:eastAsia="Times New Roman" w:hAnsi="Courier New" w:cs="Courier New"/>
-          <w:color w:val="BCBEC4"/>
-          <w:sz w:val="20"/>
-          <w:szCs w:val="20"/>
-          <w:lang w:eastAsia="en-IN"/>
-        </w:rPr>
-        <w:t>LearnThread</w:t>
-      </w:r>
-      <w:proofErr w:type="spellEnd"/>
-      <w:r>
-        <w:rPr>
-          <w:rFonts w:ascii="Courier New" w:eastAsia="Times New Roman" w:hAnsi="Courier New" w:cs="Courier New"/>
-          <w:color w:val="BCBEC4"/>
-          <w:sz w:val="20"/>
-          <w:szCs w:val="20"/>
-          <w:lang w:eastAsia="en-IN"/>
-        </w:rPr>
-        <w:t>{</w:t>
-      </w:r>
-      <w:r>
-        <w:rPr>
-          <w:rFonts w:ascii="Courier New" w:eastAsia="Times New Roman" w:hAnsi="Courier New" w:cs="Courier New"/>
-          <w:color w:val="BCBEC4"/>
-          <w:sz w:val="20"/>
-          <w:szCs w:val="20"/>
-          <w:lang w:eastAsia="en-IN"/>
-        </w:rPr>
-        <w:br/>
-        <w:t xml:space="preserve">    </w:t>
-      </w:r>
-      <w:r>
-        <w:rPr>
-          <w:rFonts w:ascii="Courier New" w:eastAsia="Times New Roman" w:hAnsi="Courier New" w:cs="Courier New"/>
-          <w:color w:val="CF8E6D"/>
-          <w:sz w:val="20"/>
-          <w:szCs w:val="20"/>
-          <w:lang w:eastAsia="en-IN"/>
-        </w:rPr>
-        <w:t xml:space="preserve">public static void </w:t>
-      </w:r>
-      <w:r>
-        <w:rPr>
-          <w:rFonts w:ascii="Courier New" w:eastAsia="Times New Roman" w:hAnsi="Courier New" w:cs="Courier New"/>
-          <w:color w:val="56A8F5"/>
-          <w:sz w:val="20"/>
-          <w:szCs w:val="20"/>
-          <w:lang w:eastAsia="en-IN"/>
-        </w:rPr>
-        <w:t>main</w:t>
-      </w:r>
-      <w:r>
-        <w:rPr>
-          <w:rFonts w:ascii="Courier New" w:eastAsia="Times New Roman" w:hAnsi="Courier New" w:cs="Courier New"/>
-          <w:color w:val="BCBEC4"/>
-          <w:sz w:val="20"/>
-          <w:szCs w:val="20"/>
-          <w:lang w:eastAsia="en-IN"/>
-        </w:rPr>
-        <w:t xml:space="preserve">(String[] </w:t>
-      </w:r>
-      <w:proofErr w:type="spellStart"/>
-      <w:r>
-        <w:rPr>
-          <w:rFonts w:ascii="Courier New" w:eastAsia="Times New Roman" w:hAnsi="Courier New" w:cs="Courier New"/>
-          <w:color w:val="BCBEC4"/>
-          <w:sz w:val="20"/>
-          <w:szCs w:val="20"/>
-          <w:lang w:eastAsia="en-IN"/>
-        </w:rPr>
-        <w:t>args</w:t>
-      </w:r>
-      <w:proofErr w:type="spellEnd"/>
-      <w:r>
-        <w:rPr>
-          <w:rFonts w:ascii="Courier New" w:eastAsia="Times New Roman" w:hAnsi="Courier New" w:cs="Courier New"/>
-          <w:color w:val="BCBEC4"/>
-          <w:sz w:val="20"/>
-          <w:szCs w:val="20"/>
-          <w:lang w:eastAsia="en-IN"/>
-        </w:rPr>
-        <w:t xml:space="preserve">) </w:t>
-      </w:r>
-      <w:r>
-        <w:rPr>
-          <w:rFonts w:ascii="Courier New" w:eastAsia="Times New Roman" w:hAnsi="Courier New" w:cs="Courier New"/>
-          <w:color w:val="CF8E6D"/>
-          <w:sz w:val="20"/>
-          <w:szCs w:val="20"/>
-          <w:lang w:eastAsia="en-IN"/>
-        </w:rPr>
-        <w:t xml:space="preserve">throws </w:t>
-      </w:r>
-      <w:proofErr w:type="spellStart"/>
-      <w:r>
-        <w:rPr>
-          <w:rFonts w:ascii="Courier New" w:eastAsia="Times New Roman" w:hAnsi="Courier New" w:cs="Courier New"/>
-          <w:color w:val="BCBEC4"/>
-          <w:sz w:val="20"/>
-          <w:szCs w:val="20"/>
-          <w:lang w:eastAsia="en-IN"/>
-        </w:rPr>
-        <w:t>InterruptedException</w:t>
-      </w:r>
-      <w:proofErr w:type="spellEnd"/>
-      <w:r>
-        <w:rPr>
-          <w:rFonts w:ascii="Courier New" w:eastAsia="Times New Roman" w:hAnsi="Courier New" w:cs="Courier New"/>
-          <w:color w:val="BCBEC4"/>
-          <w:sz w:val="20"/>
-          <w:szCs w:val="20"/>
-          <w:lang w:eastAsia="en-IN"/>
-        </w:rPr>
-        <w:t xml:space="preserve"> {</w:t>
-      </w:r>
-      <w:r>
-        <w:rPr>
-          <w:rFonts w:ascii="Courier New" w:eastAsia="Times New Roman" w:hAnsi="Courier New" w:cs="Courier New"/>
-          <w:color w:val="BCBEC4"/>
-          <w:sz w:val="20"/>
-          <w:szCs w:val="20"/>
-          <w:lang w:eastAsia="en-IN"/>
-        </w:rPr>
-        <w:br/>
-        <w:t xml:space="preserve">        </w:t>
-      </w:r>
-      <w:proofErr w:type="spellStart"/>
-      <w:r>
-        <w:rPr>
-          <w:rFonts w:ascii="Courier New" w:eastAsia="Times New Roman" w:hAnsi="Courier New" w:cs="Courier New"/>
-          <w:color w:val="BCBEC4"/>
-          <w:sz w:val="20"/>
-          <w:szCs w:val="20"/>
-          <w:lang w:eastAsia="en-IN"/>
-        </w:rPr>
-        <w:t>MyThread</w:t>
-      </w:r>
-      <w:proofErr w:type="spellEnd"/>
-      <w:r>
-        <w:rPr>
-          <w:rFonts w:ascii="Courier New" w:eastAsia="Times New Roman" w:hAnsi="Courier New" w:cs="Courier New"/>
-          <w:color w:val="BCBEC4"/>
-          <w:sz w:val="20"/>
-          <w:szCs w:val="20"/>
-          <w:lang w:eastAsia="en-IN"/>
-        </w:rPr>
-        <w:t xml:space="preserve"> m1 = </w:t>
-      </w:r>
-      <w:r>
-        <w:rPr>
-          <w:rFonts w:ascii="Courier New" w:eastAsia="Times New Roman" w:hAnsi="Courier New" w:cs="Courier New"/>
-          <w:color w:val="CF8E6D"/>
-          <w:sz w:val="20"/>
-          <w:szCs w:val="20"/>
-          <w:lang w:eastAsia="en-IN"/>
-        </w:rPr>
-        <w:t xml:space="preserve">new </w:t>
-      </w:r>
-      <w:proofErr w:type="spellStart"/>
-      <w:r>
-        <w:rPr>
-          <w:rFonts w:ascii="Courier New" w:eastAsia="Times New Roman" w:hAnsi="Courier New" w:cs="Courier New"/>
-          <w:color w:val="BCBEC4"/>
-          <w:sz w:val="20"/>
-          <w:szCs w:val="20"/>
-          <w:lang w:eastAsia="en-IN"/>
-        </w:rPr>
-        <w:t>MyThread</w:t>
-      </w:r>
-      <w:proofErr w:type="spellEnd"/>
-      <w:r>
-        <w:rPr>
-          <w:rFonts w:ascii="Courier New" w:eastAsia="Times New Roman" w:hAnsi="Courier New" w:cs="Courier New"/>
-          <w:color w:val="BCBEC4"/>
-          <w:sz w:val="20"/>
-          <w:szCs w:val="20"/>
-          <w:lang w:eastAsia="en-IN"/>
-        </w:rPr>
-        <w:t>();</w:t>
-      </w:r>
-      <w:r>
-        <w:rPr>
-          <w:rFonts w:ascii="Courier New" w:eastAsia="Times New Roman" w:hAnsi="Courier New" w:cs="Courier New"/>
-          <w:color w:val="BCBEC4"/>
-          <w:sz w:val="20"/>
-          <w:szCs w:val="20"/>
-          <w:lang w:eastAsia="en-IN"/>
-        </w:rPr>
-        <w:br/>
-        <w:t xml:space="preserve">        </w:t>
-      </w:r>
-      <w:proofErr w:type="spellStart"/>
-      <w:r>
-        <w:rPr>
-          <w:rFonts w:ascii="Courier New" w:eastAsia="Times New Roman" w:hAnsi="Courier New" w:cs="Courier New"/>
-          <w:color w:val="BCBEC4"/>
-          <w:sz w:val="20"/>
-          <w:szCs w:val="20"/>
-          <w:lang w:eastAsia="en-IN"/>
-        </w:rPr>
-        <w:t>MyThread</w:t>
-      </w:r>
-      <w:proofErr w:type="spellEnd"/>
-      <w:r>
-        <w:rPr>
-          <w:rFonts w:ascii="Courier New" w:eastAsia="Times New Roman" w:hAnsi="Courier New" w:cs="Courier New"/>
-          <w:color w:val="BCBEC4"/>
-          <w:sz w:val="20"/>
-          <w:szCs w:val="20"/>
-          <w:lang w:eastAsia="en-IN"/>
-        </w:rPr>
-        <w:t xml:space="preserve"> m2 = </w:t>
-      </w:r>
-      <w:r>
-        <w:rPr>
-          <w:rFonts w:ascii="Courier New" w:eastAsia="Times New Roman" w:hAnsi="Courier New" w:cs="Courier New"/>
-          <w:color w:val="CF8E6D"/>
-          <w:sz w:val="20"/>
-          <w:szCs w:val="20"/>
-          <w:lang w:eastAsia="en-IN"/>
-        </w:rPr>
-        <w:t xml:space="preserve">new </w:t>
-      </w:r>
-      <w:proofErr w:type="spellStart"/>
-      <w:r>
-        <w:rPr>
-          <w:rFonts w:ascii="Courier New" w:eastAsia="Times New Roman" w:hAnsi="Courier New" w:cs="Courier New"/>
-          <w:color w:val="BCBEC4"/>
-          <w:sz w:val="20"/>
-          <w:szCs w:val="20"/>
-          <w:lang w:eastAsia="en-IN"/>
-        </w:rPr>
-        <w:t>MyThread</w:t>
-      </w:r>
-      <w:proofErr w:type="spellEnd"/>
-      <w:r>
-        <w:rPr>
-          <w:rFonts w:ascii="Courier New" w:eastAsia="Times New Roman" w:hAnsi="Courier New" w:cs="Courier New"/>
-          <w:color w:val="BCBEC4"/>
-          <w:sz w:val="20"/>
-          <w:szCs w:val="20"/>
-          <w:lang w:eastAsia="en-IN"/>
-        </w:rPr>
-        <w:t>();</w:t>
-      </w:r>
-      <w:r>
-        <w:rPr>
-          <w:rFonts w:ascii="Courier New" w:eastAsia="Times New Roman" w:hAnsi="Courier New" w:cs="Courier New"/>
-          <w:color w:val="BCBEC4"/>
-          <w:sz w:val="20"/>
-          <w:szCs w:val="20"/>
-          <w:lang w:eastAsia="en-IN"/>
-        </w:rPr>
-        <w:br/>
-      </w:r>
-      <w:r>
-        <w:rPr>
-          <w:rFonts w:ascii="Courier New" w:eastAsia="Times New Roman" w:hAnsi="Courier New" w:cs="Courier New"/>
-          <w:color w:val="BCBEC4"/>
-          <w:sz w:val="20"/>
-          <w:szCs w:val="20"/>
-          <w:lang w:eastAsia="en-IN"/>
-        </w:rPr>
-        <w:br/>
-        <w:t xml:space="preserve">        m1.start();</w:t>
-      </w:r>
-      <w:r>
-        <w:rPr>
-          <w:rFonts w:ascii="Courier New" w:eastAsia="Times New Roman" w:hAnsi="Courier New" w:cs="Courier New"/>
-          <w:color w:val="BCBEC4"/>
-          <w:sz w:val="20"/>
-          <w:szCs w:val="20"/>
-          <w:lang w:eastAsia="en-IN"/>
-        </w:rPr>
-        <w:br/>
-        <w:t xml:space="preserve">        m2.start();</w:t>
-      </w:r>
-      <w:r>
-        <w:rPr>
-          <w:rFonts w:ascii="Courier New" w:eastAsia="Times New Roman" w:hAnsi="Courier New" w:cs="Courier New"/>
-          <w:color w:val="BCBEC4"/>
-          <w:sz w:val="20"/>
-          <w:szCs w:val="20"/>
-          <w:lang w:eastAsia="en-IN"/>
-        </w:rPr>
-        <w:br/>
-        <w:t xml:space="preserve">        m1.join();</w:t>
-      </w:r>
-      <w:r>
-        <w:rPr>
-          <w:rFonts w:ascii="Courier New" w:eastAsia="Times New Roman" w:hAnsi="Courier New" w:cs="Courier New"/>
-          <w:color w:val="BCBEC4"/>
-          <w:sz w:val="20"/>
-          <w:szCs w:val="20"/>
-          <w:lang w:eastAsia="en-IN"/>
-        </w:rPr>
-        <w:br/>
-        <w:t xml:space="preserve">        m2.join();</w:t>
-      </w:r>
-      <w:r>
-        <w:rPr>
-          <w:rFonts w:ascii="Courier New" w:eastAsia="Times New Roman" w:hAnsi="Courier New" w:cs="Courier New"/>
-          <w:color w:val="BCBEC4"/>
-          <w:sz w:val="20"/>
-          <w:szCs w:val="20"/>
-          <w:lang w:eastAsia="en-IN"/>
-        </w:rPr>
-        <w:br/>
-      </w:r>
-      <w:r>
-        <w:rPr>
-          <w:rFonts w:ascii="Courier New" w:eastAsia="Times New Roman" w:hAnsi="Courier New" w:cs="Courier New"/>
-          <w:color w:val="BCBEC4"/>
-          <w:sz w:val="20"/>
-          <w:szCs w:val="20"/>
-          <w:lang w:eastAsia="en-IN"/>
-        </w:rPr>
-        <w:br/>
-        <w:t xml:space="preserve">        </w:t>
-      </w:r>
-      <w:proofErr w:type="spellStart"/>
-      <w:r>
-        <w:rPr>
-          <w:rFonts w:ascii="Courier New" w:eastAsia="Times New Roman" w:hAnsi="Courier New" w:cs="Courier New"/>
-          <w:color w:val="BCBEC4"/>
-          <w:sz w:val="20"/>
-          <w:szCs w:val="20"/>
-          <w:lang w:eastAsia="en-IN"/>
-        </w:rPr>
-        <w:t>System.</w:t>
-      </w:r>
-      <w:r>
-        <w:rPr>
-          <w:rFonts w:ascii="Courier New" w:eastAsia="Times New Roman" w:hAnsi="Courier New" w:cs="Courier New"/>
-          <w:i/>
-          <w:iCs/>
-          <w:color w:val="C77DBB"/>
-          <w:sz w:val="20"/>
-          <w:szCs w:val="20"/>
-          <w:lang w:eastAsia="en-IN"/>
-        </w:rPr>
-        <w:t>out</w:t>
-      </w:r>
-      <w:r>
-        <w:rPr>
-          <w:rFonts w:ascii="Courier New" w:eastAsia="Times New Roman" w:hAnsi="Courier New" w:cs="Courier New"/>
-          <w:color w:val="BCBEC4"/>
-          <w:sz w:val="20"/>
-          <w:szCs w:val="20"/>
-          <w:lang w:eastAsia="en-IN"/>
-        </w:rPr>
-        <w:t>.println</w:t>
-      </w:r>
-      <w:proofErr w:type="spellEnd"/>
-      <w:r>
-        <w:rPr>
-          <w:rFonts w:ascii="Courier New" w:eastAsia="Times New Roman" w:hAnsi="Courier New" w:cs="Courier New"/>
-          <w:color w:val="BCBEC4"/>
-          <w:sz w:val="20"/>
-          <w:szCs w:val="20"/>
-          <w:lang w:eastAsia="en-IN"/>
-        </w:rPr>
-        <w:t>(</w:t>
-      </w:r>
-      <w:r>
-        <w:rPr>
-          <w:rFonts w:ascii="Courier New" w:eastAsia="Times New Roman" w:hAnsi="Courier New" w:cs="Courier New"/>
-          <w:color w:val="6AAB73"/>
-          <w:sz w:val="20"/>
-          <w:szCs w:val="20"/>
-          <w:lang w:eastAsia="en-IN"/>
-        </w:rPr>
-        <w:t xml:space="preserve">"Hello from " </w:t>
-      </w:r>
-      <w:r>
-        <w:rPr>
-          <w:rFonts w:ascii="Courier New" w:eastAsia="Times New Roman" w:hAnsi="Courier New" w:cs="Courier New"/>
-          <w:color w:val="BCBEC4"/>
-          <w:sz w:val="20"/>
-          <w:szCs w:val="20"/>
-          <w:lang w:eastAsia="en-IN"/>
-        </w:rPr>
-        <w:t xml:space="preserve">+ </w:t>
-      </w:r>
-      <w:proofErr w:type="spellStart"/>
-      <w:r>
-        <w:rPr>
-          <w:rFonts w:ascii="Courier New" w:eastAsia="Times New Roman" w:hAnsi="Courier New" w:cs="Courier New"/>
-          <w:color w:val="BCBEC4"/>
-          <w:sz w:val="20"/>
-          <w:szCs w:val="20"/>
-          <w:lang w:eastAsia="en-IN"/>
-        </w:rPr>
-        <w:t>Thread.</w:t>
-      </w:r>
-      <w:r>
-        <w:rPr>
-          <w:rFonts w:ascii="Courier New" w:eastAsia="Times New Roman" w:hAnsi="Courier New" w:cs="Courier New"/>
-          <w:i/>
-          <w:iCs/>
-          <w:color w:val="BCBEC4"/>
-          <w:sz w:val="20"/>
-          <w:szCs w:val="20"/>
-          <w:lang w:eastAsia="en-IN"/>
-        </w:rPr>
-        <w:t>currentThread</w:t>
-      </w:r>
-      <w:proofErr w:type="spellEnd"/>
-      <w:r>
-        <w:rPr>
-          <w:rFonts w:ascii="Courier New" w:eastAsia="Times New Roman" w:hAnsi="Courier New" w:cs="Courier New"/>
-          <w:color w:val="BCBEC4"/>
-          <w:sz w:val="20"/>
-          <w:szCs w:val="20"/>
-          <w:lang w:eastAsia="en-IN"/>
-        </w:rPr>
-        <w:t>().</w:t>
-      </w:r>
-      <w:proofErr w:type="spellStart"/>
-      <w:r>
-        <w:rPr>
-          <w:rFonts w:ascii="Courier New" w:eastAsia="Times New Roman" w:hAnsi="Courier New" w:cs="Courier New"/>
-          <w:color w:val="BCBEC4"/>
-          <w:sz w:val="20"/>
-          <w:szCs w:val="20"/>
-          <w:lang w:eastAsia="en-IN"/>
-        </w:rPr>
-        <w:t>getName</w:t>
-      </w:r>
-      <w:proofErr w:type="spellEnd"/>
-      <w:r>
-        <w:rPr>
-          <w:rFonts w:ascii="Courier New" w:eastAsia="Times New Roman" w:hAnsi="Courier New" w:cs="Courier New"/>
-          <w:color w:val="BCBEC4"/>
-          <w:sz w:val="20"/>
-          <w:szCs w:val="20"/>
-          <w:lang w:eastAsia="en-IN"/>
-        </w:rPr>
-        <w:t>());</w:t>
-      </w:r>
-      <w:r>
-        <w:rPr>
-          <w:rFonts w:ascii="Courier New" w:eastAsia="Times New Roman" w:hAnsi="Courier New" w:cs="Courier New"/>
-          <w:color w:val="BCBEC4"/>
-          <w:sz w:val="20"/>
-          <w:szCs w:val="20"/>
-          <w:lang w:eastAsia="en-IN"/>
-        </w:rPr>
-        <w:br/>
-        <w:t xml:space="preserve">    }</w:t>
-      </w:r>
-      <w:r>
-        <w:rPr>
-          <w:rFonts w:ascii="Courier New" w:eastAsia="Times New Roman" w:hAnsi="Courier New" w:cs="Courier New"/>
-          <w:color w:val="BCBEC4"/>
-          <w:sz w:val="20"/>
-          <w:szCs w:val="20"/>
-          <w:lang w:eastAsia="en-IN"/>
-        </w:rPr>
-        <w:br/>
-        <w:t>}</w:t>
-      </w:r>
-    </w:p>
-    <w:p>
-      <w:pPr>
-        <w:spacing w:after="0"/>
-        <w:rPr>
-          <w:sz w:val="24"/>
-          <w:lang w:eastAsia="en-IN"/>
-        </w:rPr>
-      </w:pPr>
-      <w:proofErr w:type="gramStart"/>
-      <w:r>
-        <w:rPr>
-          <w:sz w:val="24"/>
-          <w:lang w:eastAsia="en-IN"/>
-        </w:rPr>
-        <w:t>join</w:t>
-      </w:r>
-      <w:proofErr w:type="gramEnd"/>
-      <w:r>
-        <w:rPr>
-          <w:sz w:val="24"/>
-          <w:lang w:eastAsia="en-IN"/>
-        </w:rPr>
-        <w:t xml:space="preserve"> is written after m1 and m2 started. So output from m1 and m2 combines and at end main thread runs</w:t>
-      </w:r>
-    </w:p>
-    <w:p>
-      <w:pPr>
-        <w:spacing w:after="0"/>
-        <w:rPr>
-          <w:sz w:val="24"/>
-          <w:lang w:eastAsia="en-IN"/>
-        </w:rPr>
-      </w:pPr>
-      <w:r>
-        <w:rPr>
-          <w:sz w:val="24"/>
-          <w:lang w:eastAsia="en-IN"/>
-        </w:rPr>
-        <w:t>Hi from Thread-0</w:t>
-      </w:r>
-    </w:p>
-    <w:p>
-      <w:pPr>
-        <w:spacing w:after="0"/>
-        <w:rPr>
-          <w:sz w:val="24"/>
-          <w:lang w:eastAsia="en-IN"/>
-        </w:rPr>
-      </w:pPr>
-      <w:r>
-        <w:rPr>
-          <w:sz w:val="24"/>
-          <w:lang w:eastAsia="en-IN"/>
-        </w:rPr>
-        <w:t>Hi from Thread-1</w:t>
-      </w:r>
-    </w:p>
-    <w:p>
-      <w:pPr>
-        <w:spacing w:after="0"/>
-        <w:rPr>
-          <w:sz w:val="24"/>
-          <w:lang w:eastAsia="en-IN"/>
-        </w:rPr>
-      </w:pPr>
-      <w:r>
-        <w:rPr>
-          <w:sz w:val="24"/>
-          <w:lang w:eastAsia="en-IN"/>
-        </w:rPr>
-        <w:t>0=&gt;Thread-1</w:t>
-      </w:r>
-    </w:p>
-    <w:p>
-      <w:pPr>
-        <w:spacing w:after="0"/>
-        <w:rPr>
-          <w:sz w:val="24"/>
-          <w:lang w:eastAsia="en-IN"/>
-        </w:rPr>
-      </w:pPr>
-      <w:r>
-        <w:rPr>
-          <w:sz w:val="24"/>
-          <w:lang w:eastAsia="en-IN"/>
-        </w:rPr>
-        <w:t>1=&gt;Thread-1</w:t>
-      </w:r>
-    </w:p>
-    <w:p>
-      <w:pPr>
-        <w:spacing w:after="0"/>
-        <w:rPr>
-          <w:sz w:val="24"/>
-          <w:lang w:eastAsia="en-IN"/>
-        </w:rPr>
-      </w:pPr>
-      <w:r>
-        <w:rPr>
-          <w:sz w:val="24"/>
-          <w:lang w:eastAsia="en-IN"/>
-        </w:rPr>
-        <w:t>2=&gt;Thread-1</w:t>
-      </w:r>
-    </w:p>
-    <w:p>
-      <w:pPr>
-        <w:spacing w:after="0"/>
-        <w:rPr>
-          <w:sz w:val="24"/>
-          <w:lang w:eastAsia="en-IN"/>
-        </w:rPr>
-      </w:pPr>
-      <w:r>
-        <w:rPr>
-          <w:sz w:val="24"/>
-          <w:lang w:eastAsia="en-IN"/>
-        </w:rPr>
-        <w:t>0=&gt;Thread-0</w:t>
-      </w:r>
-    </w:p>
-    <w:p>
-      <w:pPr>
-        <w:spacing w:after="0"/>
-        <w:rPr>
-          <w:sz w:val="24"/>
-          <w:lang w:eastAsia="en-IN"/>
-        </w:rPr>
-      </w:pPr>
-      <w:r>
-        <w:rPr>
-          <w:sz w:val="24"/>
-          <w:lang w:eastAsia="en-IN"/>
-        </w:rPr>
-        <w:t>1=&gt;Thread-0</w:t>
-      </w:r>
-    </w:p>
-    <w:p>
-      <w:pPr>
-        <w:spacing w:after="0"/>
-        <w:rPr>
-          <w:sz w:val="24"/>
-          <w:lang w:eastAsia="en-IN"/>
-        </w:rPr>
-      </w:pPr>
-      <w:r>
-        <w:rPr>
-          <w:sz w:val="24"/>
-          <w:lang w:eastAsia="en-IN"/>
-        </w:rPr>
-        <w:t>2=&gt;Thread-0</w:t>
-      </w:r>
-    </w:p>
-    <w:p>
-      <w:pPr>
-        <w:spacing w:after="0"/>
-        <w:rPr>
-          <w:sz w:val="24"/>
-          <w:lang w:eastAsia="en-IN"/>
-        </w:rPr>
-      </w:pPr>
-      <w:r>
-        <w:rPr>
-          <w:sz w:val="24"/>
-          <w:lang w:eastAsia="en-IN"/>
-        </w:rPr>
-        <w:t>Hello from main</w:t>
-      </w:r>
+          <w:color w:val="0070C0"/>
+          <w:sz w:val="32"/>
+          <w:lang w:eastAsia="en-IN"/>
+        </w:rPr>
+      </w:pPr>
+      <w:hyperlink r:id="rId16" w:history="1">
+        <w:r>
+          <w:rPr>
+            <w:rStyle w:val="Hyperlink"/>
+            <w:sz w:val="32"/>
+            <w:lang w:eastAsia="en-IN"/>
+          </w:rPr>
+          <w:t>https://github.com/PALASH-BAJPAI/Java-beginner-to-advance/tree/main/Interview%20Questions</w:t>
+        </w:r>
+      </w:hyperlink>
     </w:p>
     <w:sectPr>
-      <w:footerReference w:type="default" r:id="rId18"/>
+      <w:footerReference w:type="default" r:id="rId17"/>
       <w:pgSz w:w="11906" w:h="16838"/>
       <w:pgMar w:top="720" w:right="720" w:bottom="720" w:left="720" w:header="708" w:footer="0" w:gutter="0"/>
       <w:cols w:space="708"/>
@@ -47600,7 +38800,7 @@
           <w:rPr>
             <w:noProof/>
           </w:rPr>
-          <w:t>38</w:t>
+          <w:t>21</w:t>
         </w:r>
         <w:r>
           <w:rPr>
@@ -55072,7 +46272,7 @@
 </file>
 
 <file path=customXml/itemProps1.xml><?xml version="1.0" encoding="utf-8"?>
-<ds:datastoreItem xmlns:ds="http://schemas.openxmlformats.org/officeDocument/2006/customXml" ds:itemID="{28C62A97-0B21-4B25-99E7-73EC9D7DDA08}">
+<ds:datastoreItem xmlns:ds="http://schemas.openxmlformats.org/officeDocument/2006/customXml" ds:itemID="{730A1B1D-875B-446D-8968-EB93F5A3EB33}">
   <ds:schemaRefs>
     <ds:schemaRef ds:uri="http://schemas.openxmlformats.org/officeDocument/2006/bibliography"/>
   </ds:schemaRefs>
